--- a/magyar11.docx
+++ b/magyar11.docx
@@ -2697,6 +2697,397 @@
           <w:lang w:val="hu-HU"/>
         </w:rPr>
         <w:t>Rendszeres hangmegfelelés</w:t>
+      </w:r>
+    </w:p>
+    <w:p>
+      <w:pPr>
+        <w:pStyle w:val="Normal"/>
+        <w:bidi w:val="0"/>
+        <w:jc w:val="start"/>
+        <w:rPr>
+          <w:b/>
+          <w:bCs/>
+          <w:sz w:val="24"/>
+          <w:szCs w:val="24"/>
+          <w:lang w:val="hu-HU"/>
+        </w:rPr>
+      </w:pPr>
+      <w:r>
+        <w:rPr>
+          <w:b/>
+          <w:bCs/>
+          <w:sz w:val="24"/>
+          <w:szCs w:val="24"/>
+          <w:lang w:val="hu-HU"/>
+        </w:rPr>
+        <w:t>Szabályos hangmeglefelés</w:t>
+      </w:r>
+    </w:p>
+    <w:p>
+      <w:pPr>
+        <w:pStyle w:val="Normal"/>
+        <w:bidi w:val="0"/>
+        <w:jc w:val="start"/>
+        <w:rPr>
+          <w:b w:val="false"/>
+          <w:bCs w:val="false"/>
+          <w:sz w:val="24"/>
+          <w:szCs w:val="24"/>
+          <w:lang w:val="hu-HU"/>
+        </w:rPr>
+      </w:pPr>
+      <w:r>
+        <w:rPr>
+          <w:b w:val="false"/>
+          <w:bCs w:val="false"/>
+          <w:sz w:val="24"/>
+          <w:szCs w:val="24"/>
+          <w:lang w:val="hu-HU"/>
+        </w:rPr>
+        <w:t>pl. hasonló jelentésű szavakban az angol szókezdő „t” – nek sokszor a németben a „z” felel meg</w:t>
+      </w:r>
+    </w:p>
+    <w:tbl>
+      <w:tblPr>
+        <w:tblW w:w="5000" w:type="pct"/>
+        <w:jc w:val="start"/>
+        <w:tblInd w:w="-5" w:type="dxa"/>
+        <w:tblLayout w:type="fixed"/>
+        <w:tblCellMar>
+          <w:top w:w="55" w:type="dxa"/>
+          <w:start w:w="55" w:type="dxa"/>
+          <w:bottom w:w="55" w:type="dxa"/>
+          <w:end w:w="55" w:type="dxa"/>
+        </w:tblCellMar>
+      </w:tblPr>
+      <w:tblGrid>
+        <w:gridCol w:w="3324"/>
+        <w:gridCol w:w="3324"/>
+        <w:gridCol w:w="3324"/>
+      </w:tblGrid>
+      <w:tr>
+        <w:trPr/>
+        <w:tc>
+          <w:tcPr>
+            <w:tcW w:w="3324" w:type="dxa"/>
+            <w:tcBorders>
+              <w:top w:val="single" w:sz="4" w:space="0" w:color="000000"/>
+              <w:start w:val="single" w:sz="4" w:space="0" w:color="000000"/>
+              <w:bottom w:val="single" w:sz="4" w:space="0" w:color="000000"/>
+            </w:tcBorders>
+          </w:tcPr>
+          <w:p>
+            <w:pPr>
+              <w:pStyle w:val="TableContents"/>
+              <w:rPr>
+                <w:lang w:val="hu-HU" w:eastAsia="zh-CN" w:bidi="hi-IN"/>
+              </w:rPr>
+            </w:pPr>
+            <w:r>
+              <w:rPr>
+                <w:lang w:val="hu-HU" w:eastAsia="zh-CN" w:bidi="hi-IN"/>
+              </w:rPr>
+              <w:t>angol</w:t>
+            </w:r>
+          </w:p>
+        </w:tc>
+        <w:tc>
+          <w:tcPr>
+            <w:tcW w:w="3324" w:type="dxa"/>
+            <w:tcBorders>
+              <w:top w:val="single" w:sz="4" w:space="0" w:color="000000"/>
+              <w:start w:val="single" w:sz="4" w:space="0" w:color="000000"/>
+              <w:bottom w:val="single" w:sz="4" w:space="0" w:color="000000"/>
+            </w:tcBorders>
+          </w:tcPr>
+          <w:p>
+            <w:pPr>
+              <w:pStyle w:val="TableContents"/>
+              <w:rPr>
+                <w:lang w:val="hu-HU" w:eastAsia="zh-CN" w:bidi="hi-IN"/>
+              </w:rPr>
+            </w:pPr>
+            <w:r>
+              <w:rPr>
+                <w:lang w:val="hu-HU" w:eastAsia="zh-CN" w:bidi="hi-IN"/>
+              </w:rPr>
+              <w:t>német</w:t>
+            </w:r>
+          </w:p>
+        </w:tc>
+        <w:tc>
+          <w:tcPr>
+            <w:tcW w:w="3324" w:type="dxa"/>
+            <w:tcBorders>
+              <w:top w:val="single" w:sz="4" w:space="0" w:color="000000"/>
+              <w:start w:val="single" w:sz="4" w:space="0" w:color="000000"/>
+              <w:bottom w:val="single" w:sz="4" w:space="0" w:color="000000"/>
+              <w:end w:val="single" w:sz="4" w:space="0" w:color="000000"/>
+            </w:tcBorders>
+          </w:tcPr>
+          <w:p>
+            <w:pPr>
+              <w:pStyle w:val="TableContents"/>
+              <w:rPr>
+                <w:lang w:val="hu-HU" w:eastAsia="zh-CN" w:bidi="hi-IN"/>
+              </w:rPr>
+            </w:pPr>
+            <w:r>
+              <w:rPr>
+                <w:lang w:val="hu-HU" w:eastAsia="zh-CN" w:bidi="hi-IN"/>
+              </w:rPr>
+              <w:t>Szó jelentése</w:t>
+            </w:r>
+          </w:p>
+        </w:tc>
+      </w:tr>
+      <w:tr>
+        <w:trPr/>
+        <w:tc>
+          <w:tcPr>
+            <w:tcW w:w="3324" w:type="dxa"/>
+            <w:tcBorders>
+              <w:start w:val="single" w:sz="4" w:space="0" w:color="000000"/>
+              <w:bottom w:val="single" w:sz="4" w:space="0" w:color="000000"/>
+            </w:tcBorders>
+          </w:tcPr>
+          <w:p>
+            <w:pPr>
+              <w:pStyle w:val="TableContents"/>
+              <w:rPr>
+                <w:lang w:val="hu-HU" w:eastAsia="zh-CN" w:bidi="hi-IN"/>
+              </w:rPr>
+            </w:pPr>
+            <w:r>
+              <w:rPr>
+                <w:lang w:val="hu-HU" w:eastAsia="zh-CN" w:bidi="hi-IN"/>
+              </w:rPr>
+              <w:t>ten</w:t>
+            </w:r>
+          </w:p>
+        </w:tc>
+        <w:tc>
+          <w:tcPr>
+            <w:tcW w:w="3324" w:type="dxa"/>
+            <w:tcBorders>
+              <w:start w:val="single" w:sz="4" w:space="0" w:color="000000"/>
+              <w:bottom w:val="single" w:sz="4" w:space="0" w:color="000000"/>
+            </w:tcBorders>
+          </w:tcPr>
+          <w:p>
+            <w:pPr>
+              <w:pStyle w:val="TableContents"/>
+              <w:rPr>
+                <w:lang w:val="hu-HU" w:eastAsia="zh-CN" w:bidi="hi-IN"/>
+              </w:rPr>
+            </w:pPr>
+            <w:r>
+              <w:rPr>
+                <w:lang w:val="hu-HU" w:eastAsia="zh-CN" w:bidi="hi-IN"/>
+              </w:rPr>
+              <w:t>zehn</w:t>
+            </w:r>
+          </w:p>
+        </w:tc>
+        <w:tc>
+          <w:tcPr>
+            <w:tcW w:w="3324" w:type="dxa"/>
+            <w:tcBorders>
+              <w:start w:val="single" w:sz="4" w:space="0" w:color="000000"/>
+              <w:bottom w:val="single" w:sz="4" w:space="0" w:color="000000"/>
+              <w:end w:val="single" w:sz="4" w:space="0" w:color="000000"/>
+            </w:tcBorders>
+          </w:tcPr>
+          <w:p>
+            <w:pPr>
+              <w:pStyle w:val="TableContents"/>
+              <w:rPr>
+                <w:lang w:val="hu-HU" w:eastAsia="zh-CN" w:bidi="hi-IN"/>
+              </w:rPr>
+            </w:pPr>
+            <w:r>
+              <w:rPr>
+                <w:lang w:val="hu-HU" w:eastAsia="zh-CN" w:bidi="hi-IN"/>
+              </w:rPr>
+              <w:t>tíz</w:t>
+            </w:r>
+          </w:p>
+        </w:tc>
+      </w:tr>
+      <w:tr>
+        <w:trPr/>
+        <w:tc>
+          <w:tcPr>
+            <w:tcW w:w="3324" w:type="dxa"/>
+            <w:tcBorders>
+              <w:start w:val="single" w:sz="4" w:space="0" w:color="000000"/>
+              <w:bottom w:val="single" w:sz="4" w:space="0" w:color="000000"/>
+            </w:tcBorders>
+          </w:tcPr>
+          <w:p>
+            <w:pPr>
+              <w:pStyle w:val="TableContents"/>
+              <w:rPr>
+                <w:lang w:val="hu-HU" w:eastAsia="zh-CN" w:bidi="hi-IN"/>
+              </w:rPr>
+            </w:pPr>
+            <w:r>
+              <w:rPr>
+                <w:lang w:val="hu-HU" w:eastAsia="zh-CN" w:bidi="hi-IN"/>
+              </w:rPr>
+              <w:t>two</w:t>
+            </w:r>
+          </w:p>
+        </w:tc>
+        <w:tc>
+          <w:tcPr>
+            <w:tcW w:w="3324" w:type="dxa"/>
+            <w:tcBorders>
+              <w:start w:val="single" w:sz="4" w:space="0" w:color="000000"/>
+              <w:bottom w:val="single" w:sz="4" w:space="0" w:color="000000"/>
+            </w:tcBorders>
+          </w:tcPr>
+          <w:p>
+            <w:pPr>
+              <w:pStyle w:val="TableContents"/>
+              <w:rPr>
+                <w:lang w:val="hu-HU" w:eastAsia="zh-CN" w:bidi="hi-IN"/>
+              </w:rPr>
+            </w:pPr>
+            <w:r>
+              <w:rPr>
+                <w:lang w:val="hu-HU" w:eastAsia="zh-CN" w:bidi="hi-IN"/>
+              </w:rPr>
+              <w:t>zwei</w:t>
+            </w:r>
+          </w:p>
+        </w:tc>
+        <w:tc>
+          <w:tcPr>
+            <w:tcW w:w="3324" w:type="dxa"/>
+            <w:tcBorders>
+              <w:start w:val="single" w:sz="4" w:space="0" w:color="000000"/>
+              <w:bottom w:val="single" w:sz="4" w:space="0" w:color="000000"/>
+              <w:end w:val="single" w:sz="4" w:space="0" w:color="000000"/>
+            </w:tcBorders>
+          </w:tcPr>
+          <w:p>
+            <w:pPr>
+              <w:pStyle w:val="TableContents"/>
+              <w:rPr>
+                <w:lang w:val="hu-HU" w:eastAsia="zh-CN" w:bidi="hi-IN"/>
+              </w:rPr>
+            </w:pPr>
+            <w:r>
+              <w:rPr>
+                <w:lang w:val="hu-HU" w:eastAsia="zh-CN" w:bidi="hi-IN"/>
+              </w:rPr>
+              <w:t>kettő</w:t>
+            </w:r>
+          </w:p>
+        </w:tc>
+      </w:tr>
+      <w:tr>
+        <w:trPr/>
+        <w:tc>
+          <w:tcPr>
+            <w:tcW w:w="3324" w:type="dxa"/>
+            <w:tcBorders>
+              <w:start w:val="single" w:sz="4" w:space="0" w:color="000000"/>
+              <w:bottom w:val="single" w:sz="4" w:space="0" w:color="000000"/>
+            </w:tcBorders>
+          </w:tcPr>
+          <w:p>
+            <w:pPr>
+              <w:pStyle w:val="TableContents"/>
+              <w:rPr>
+                <w:lang w:val="hu-HU" w:eastAsia="zh-CN" w:bidi="hi-IN"/>
+              </w:rPr>
+            </w:pPr>
+            <w:r>
+              <w:rPr>
+                <w:lang w:val="hu-HU" w:eastAsia="zh-CN" w:bidi="hi-IN"/>
+              </w:rPr>
+              <w:t>to</w:t>
+            </w:r>
+          </w:p>
+        </w:tc>
+        <w:tc>
+          <w:tcPr>
+            <w:tcW w:w="3324" w:type="dxa"/>
+            <w:tcBorders>
+              <w:start w:val="single" w:sz="4" w:space="0" w:color="000000"/>
+              <w:bottom w:val="single" w:sz="4" w:space="0" w:color="000000"/>
+            </w:tcBorders>
+          </w:tcPr>
+          <w:p>
+            <w:pPr>
+              <w:pStyle w:val="TableContents"/>
+              <w:rPr>
+                <w:lang w:val="hu-HU" w:eastAsia="zh-CN" w:bidi="hi-IN"/>
+              </w:rPr>
+            </w:pPr>
+            <w:r>
+              <w:rPr>
+                <w:lang w:val="hu-HU" w:eastAsia="zh-CN" w:bidi="hi-IN"/>
+              </w:rPr>
+              <w:t>zu</w:t>
+            </w:r>
+          </w:p>
+        </w:tc>
+        <w:tc>
+          <w:tcPr>
+            <w:tcW w:w="3324" w:type="dxa"/>
+            <w:tcBorders>
+              <w:start w:val="single" w:sz="4" w:space="0" w:color="000000"/>
+              <w:bottom w:val="single" w:sz="4" w:space="0" w:color="000000"/>
+              <w:end w:val="single" w:sz="4" w:space="0" w:color="000000"/>
+            </w:tcBorders>
+          </w:tcPr>
+          <w:p>
+            <w:pPr>
+              <w:pStyle w:val="TableContents"/>
+              <w:rPr>
+                <w:lang w:val="hu-HU" w:eastAsia="zh-CN" w:bidi="hi-IN"/>
+              </w:rPr>
+            </w:pPr>
+            <w:r>
+              <w:rPr>
+                <w:lang w:val="hu-HU" w:eastAsia="zh-CN" w:bidi="hi-IN"/>
+              </w:rPr>
+              <w:t>-</w:t>
+            </w:r>
+            <w:r>
+              <w:rPr>
+                <w:lang w:val="hu-HU" w:eastAsia="zh-CN" w:bidi="hi-IN"/>
+              </w:rPr>
+              <w:t>hoz/-hez/-höz</w:t>
+            </w:r>
+          </w:p>
+        </w:tc>
+      </w:tr>
+    </w:tbl>
+    <w:p>
+      <w:pPr>
+        <w:pStyle w:val="Normal"/>
+        <w:bidi w:val="0"/>
+        <w:jc w:val="start"/>
+        <w:rPr>
+          <w:b w:val="false"/>
+          <w:bCs w:val="false"/>
+          <w:sz w:val="24"/>
+          <w:szCs w:val="24"/>
+          <w:lang w:val="hu-HU"/>
+        </w:rPr>
+      </w:pPr>
+      <w:r>
+        <w:rPr>
+          <w:b w:val="false"/>
+          <w:bCs w:val="false"/>
+          <w:sz w:val="24"/>
+          <w:szCs w:val="24"/>
+          <w:lang w:val="hu-HU"/>
+        </w:rPr>
       </w:r>
     </w:p>
     <w:sectPr>
@@ -3996,15 +4387,15 @@
       <w:lang w:val="en-US" w:eastAsia="zh-CN" w:bidi="hi-IN"/>
     </w:rPr>
   </w:style>
-  <w:style w:type="character" w:styleId="Bullets">
-    <w:name w:val="Bullets"/>
+  <w:style w:type="character" w:styleId="Bulletsuser">
+    <w:name w:val="Bullets (user)"/>
     <w:qFormat/>
     <w:rPr>
       <w:rFonts w:ascii="OpenSymbol" w:hAnsi="OpenSymbol" w:eastAsia="OpenSymbol" w:cs="OpenSymbol"/>
     </w:rPr>
   </w:style>
-  <w:style w:type="character" w:styleId="Bulletsuser">
-    <w:name w:val="Bullets (user)"/>
+  <w:style w:type="character" w:styleId="Bullets">
+    <w:name w:val="Bullets"/>
     <w:qFormat/>
     <w:rPr>
       <w:rFonts w:ascii="OpenSymbol" w:hAnsi="OpenSymbol" w:eastAsia="OpenSymbol" w:cs="OpenSymbol"/>

--- a/magyar11.docx
+++ b/magyar11.docx
@@ -54,7 +54,7 @@
         <w:pStyle w:val="Normal"/>
         <w:numPr>
           <w:ilvl w:val="0"/>
-          <w:numId w:val="1"/>
+          <w:numId w:val="2"/>
         </w:numPr>
         <w:bidi w:val="0"/>
         <w:jc w:val="start"/>
@@ -82,7 +82,7 @@
         <w:pStyle w:val="Normal"/>
         <w:numPr>
           <w:ilvl w:val="0"/>
-          <w:numId w:val="1"/>
+          <w:numId w:val="2"/>
         </w:numPr>
         <w:bidi w:val="0"/>
         <w:jc w:val="start"/>
@@ -110,7 +110,7 @@
         <w:pStyle w:val="Normal"/>
         <w:numPr>
           <w:ilvl w:val="0"/>
-          <w:numId w:val="1"/>
+          <w:numId w:val="2"/>
         </w:numPr>
         <w:bidi w:val="0"/>
         <w:jc w:val="start"/>
@@ -138,7 +138,7 @@
         <w:pStyle w:val="Normal"/>
         <w:numPr>
           <w:ilvl w:val="0"/>
-          <w:numId w:val="1"/>
+          <w:numId w:val="2"/>
         </w:numPr>
         <w:bidi w:val="0"/>
         <w:jc w:val="start"/>
@@ -837,7 +837,7 @@
         <w:pStyle w:val="Normal"/>
         <w:numPr>
           <w:ilvl w:val="0"/>
-          <w:numId w:val="2"/>
+          <w:numId w:val="3"/>
         </w:numPr>
         <w:bidi w:val="0"/>
         <w:jc w:val="start"/>
@@ -858,137 +858,6 @@
           <w:lang w:val="hu-HU"/>
         </w:rPr>
         <w:t>diakrónia: múlt idejű nyelvszemlélet / nyelvörténet</w:t>
-      </w:r>
-    </w:p>
-    <w:p>
-      <w:pPr>
-        <w:pStyle w:val="Normal"/>
-        <w:numPr>
-          <w:ilvl w:val="0"/>
-          <w:numId w:val="2"/>
-        </w:numPr>
-        <w:bidi w:val="0"/>
-        <w:jc w:val="start"/>
-        <w:rPr>
-          <w:b w:val="false"/>
-          <w:bCs w:val="false"/>
-          <w:sz w:val="24"/>
-          <w:szCs w:val="24"/>
-          <w:lang w:val="hu-HU"/>
-        </w:rPr>
-      </w:pPr>
-      <w:r>
-        <w:rPr>
-          <w:b w:val="false"/>
-          <w:bCs w:val="false"/>
-          <w:sz w:val="24"/>
-          <w:szCs w:val="24"/>
-          <w:lang w:val="hu-HU"/>
-        </w:rPr>
-        <w:t xml:space="preserve">szinkrónia: jelen idejű nyelvszemlélet </w:t>
-      </w:r>
-    </w:p>
-    <w:p>
-      <w:pPr>
-        <w:pStyle w:val="Normal"/>
-        <w:numPr>
-          <w:ilvl w:val="0"/>
-          <w:numId w:val="2"/>
-        </w:numPr>
-        <w:bidi w:val="0"/>
-        <w:jc w:val="start"/>
-        <w:rPr>
-          <w:b w:val="false"/>
-          <w:bCs w:val="false"/>
-          <w:sz w:val="24"/>
-          <w:szCs w:val="24"/>
-          <w:lang w:val="hu-HU"/>
-        </w:rPr>
-      </w:pPr>
-      <w:r>
-        <w:rPr>
-          <w:b w:val="false"/>
-          <w:bCs w:val="false"/>
-          <w:sz w:val="24"/>
-          <w:szCs w:val="24"/>
-          <w:lang w:val="hu-HU"/>
-        </w:rPr>
-        <w:t>neologizmus: új modern szavak amik frissen lettek a szókészlethez hozzáadva</w:t>
-      </w:r>
-    </w:p>
-    <w:p>
-      <w:pPr>
-        <w:pStyle w:val="Normal"/>
-        <w:numPr>
-          <w:ilvl w:val="0"/>
-          <w:numId w:val="2"/>
-        </w:numPr>
-        <w:bidi w:val="0"/>
-        <w:jc w:val="start"/>
-        <w:rPr>
-          <w:b w:val="false"/>
-          <w:bCs w:val="false"/>
-          <w:sz w:val="24"/>
-          <w:szCs w:val="24"/>
-          <w:lang w:val="hu-HU"/>
-        </w:rPr>
-      </w:pPr>
-      <w:r>
-        <w:rPr>
-          <w:b w:val="false"/>
-          <w:bCs w:val="false"/>
-          <w:sz w:val="24"/>
-          <w:szCs w:val="24"/>
-          <w:lang w:val="hu-HU"/>
-        </w:rPr>
-        <w:t>archaizmus: régi elmúlt, elavult szókészletből kieső szavak</w:t>
-      </w:r>
-    </w:p>
-    <w:p>
-      <w:pPr>
-        <w:pStyle w:val="Normal"/>
-        <w:bidi w:val="0"/>
-        <w:jc w:val="start"/>
-        <w:rPr>
-          <w:b w:val="false"/>
-          <w:bCs w:val="false"/>
-          <w:sz w:val="24"/>
-          <w:szCs w:val="24"/>
-          <w:lang w:val="hu-HU"/>
-        </w:rPr>
-      </w:pPr>
-      <w:r>
-        <w:rPr>
-          <w:b w:val="false"/>
-          <w:bCs w:val="false"/>
-          <w:sz w:val="24"/>
-          <w:szCs w:val="24"/>
-          <w:lang w:val="hu-HU"/>
-        </w:rPr>
-      </w:r>
-    </w:p>
-    <w:p>
-      <w:pPr>
-        <w:pStyle w:val="Normal"/>
-        <w:bidi w:val="0"/>
-        <w:jc w:val="start"/>
-        <w:rPr>
-          <w:b/>
-          <w:bCs/>
-          <w:sz w:val="24"/>
-          <w:szCs w:val="24"/>
-          <w:lang w:val="hu-HU"/>
-        </w:rPr>
-      </w:pPr>
-      <w:r>
-        <w:rPr>
-          <w:b/>
-          <w:bCs/>
-          <w:sz w:val="24"/>
-          <w:szCs w:val="24"/>
-          <w:lang w:val="hu-HU"/>
-        </w:rPr>
-        <w:t>Változhat:</w:t>
       </w:r>
     </w:p>
     <w:p>
@@ -1016,7 +885,7 @@
           <w:szCs w:val="24"/>
           <w:lang w:val="hu-HU"/>
         </w:rPr>
-        <w:t>szókészlet (gyorsan, rugalmasan)</w:t>
+        <w:t xml:space="preserve">szinkrónia: jelen idejű nyelvszemlélet </w:t>
       </w:r>
     </w:p>
     <w:p>
@@ -1025,6 +894,137 @@
         <w:numPr>
           <w:ilvl w:val="0"/>
           <w:numId w:val="3"/>
+        </w:numPr>
+        <w:bidi w:val="0"/>
+        <w:jc w:val="start"/>
+        <w:rPr>
+          <w:b w:val="false"/>
+          <w:bCs w:val="false"/>
+          <w:sz w:val="24"/>
+          <w:szCs w:val="24"/>
+          <w:lang w:val="hu-HU"/>
+        </w:rPr>
+      </w:pPr>
+      <w:r>
+        <w:rPr>
+          <w:b w:val="false"/>
+          <w:bCs w:val="false"/>
+          <w:sz w:val="24"/>
+          <w:szCs w:val="24"/>
+          <w:lang w:val="hu-HU"/>
+        </w:rPr>
+        <w:t>neologizmus: új modern szavak amik frissen lettek a szókészlethez hozzáadva</w:t>
+      </w:r>
+    </w:p>
+    <w:p>
+      <w:pPr>
+        <w:pStyle w:val="Normal"/>
+        <w:numPr>
+          <w:ilvl w:val="0"/>
+          <w:numId w:val="3"/>
+        </w:numPr>
+        <w:bidi w:val="0"/>
+        <w:jc w:val="start"/>
+        <w:rPr>
+          <w:b w:val="false"/>
+          <w:bCs w:val="false"/>
+          <w:sz w:val="24"/>
+          <w:szCs w:val="24"/>
+          <w:lang w:val="hu-HU"/>
+        </w:rPr>
+      </w:pPr>
+      <w:r>
+        <w:rPr>
+          <w:b w:val="false"/>
+          <w:bCs w:val="false"/>
+          <w:sz w:val="24"/>
+          <w:szCs w:val="24"/>
+          <w:lang w:val="hu-HU"/>
+        </w:rPr>
+        <w:t>archaizmus: régi elmúlt, elavult szókészletből kieső szavak</w:t>
+      </w:r>
+    </w:p>
+    <w:p>
+      <w:pPr>
+        <w:pStyle w:val="Normal"/>
+        <w:bidi w:val="0"/>
+        <w:jc w:val="start"/>
+        <w:rPr>
+          <w:b w:val="false"/>
+          <w:bCs w:val="false"/>
+          <w:sz w:val="24"/>
+          <w:szCs w:val="24"/>
+          <w:lang w:val="hu-HU"/>
+        </w:rPr>
+      </w:pPr>
+      <w:r>
+        <w:rPr>
+          <w:b w:val="false"/>
+          <w:bCs w:val="false"/>
+          <w:sz w:val="24"/>
+          <w:szCs w:val="24"/>
+          <w:lang w:val="hu-HU"/>
+        </w:rPr>
+      </w:r>
+    </w:p>
+    <w:p>
+      <w:pPr>
+        <w:pStyle w:val="Normal"/>
+        <w:bidi w:val="0"/>
+        <w:jc w:val="start"/>
+        <w:rPr>
+          <w:b/>
+          <w:bCs/>
+          <w:sz w:val="24"/>
+          <w:szCs w:val="24"/>
+          <w:lang w:val="hu-HU"/>
+        </w:rPr>
+      </w:pPr>
+      <w:r>
+        <w:rPr>
+          <w:b/>
+          <w:bCs/>
+          <w:sz w:val="24"/>
+          <w:szCs w:val="24"/>
+          <w:lang w:val="hu-HU"/>
+        </w:rPr>
+        <w:t>Változhat:</w:t>
+      </w:r>
+    </w:p>
+    <w:p>
+      <w:pPr>
+        <w:pStyle w:val="Normal"/>
+        <w:numPr>
+          <w:ilvl w:val="0"/>
+          <w:numId w:val="4"/>
+        </w:numPr>
+        <w:bidi w:val="0"/>
+        <w:jc w:val="start"/>
+        <w:rPr>
+          <w:b w:val="false"/>
+          <w:bCs w:val="false"/>
+          <w:sz w:val="24"/>
+          <w:szCs w:val="24"/>
+          <w:lang w:val="hu-HU"/>
+        </w:rPr>
+      </w:pPr>
+      <w:r>
+        <w:rPr>
+          <w:b w:val="false"/>
+          <w:bCs w:val="false"/>
+          <w:sz w:val="24"/>
+          <w:szCs w:val="24"/>
+          <w:lang w:val="hu-HU"/>
+        </w:rPr>
+        <w:t>szókészlet (gyorsan, rugalmasan)</w:t>
+      </w:r>
+    </w:p>
+    <w:p>
+      <w:pPr>
+        <w:pStyle w:val="Normal"/>
+        <w:numPr>
+          <w:ilvl w:val="0"/>
+          <w:numId w:val="4"/>
         </w:numPr>
         <w:bidi w:val="0"/>
         <w:jc w:val="start"/>
@@ -1305,7 +1305,7 @@
         <w:pStyle w:val="Normal"/>
         <w:numPr>
           <w:ilvl w:val="0"/>
-          <w:numId w:val="4"/>
+          <w:numId w:val="5"/>
         </w:numPr>
         <w:bidi w:val="0"/>
         <w:jc w:val="start"/>
@@ -1333,7 +1333,7 @@
         <w:pStyle w:val="Normal"/>
         <w:numPr>
           <w:ilvl w:val="1"/>
-          <w:numId w:val="4"/>
+          <w:numId w:val="5"/>
         </w:numPr>
         <w:bidi w:val="0"/>
         <w:jc w:val="start"/>
@@ -1361,7 +1361,7 @@
         <w:pStyle w:val="Normal"/>
         <w:numPr>
           <w:ilvl w:val="1"/>
-          <w:numId w:val="4"/>
+          <w:numId w:val="5"/>
         </w:numPr>
         <w:bidi w:val="0"/>
         <w:jc w:val="start"/>
@@ -1389,7 +1389,7 @@
         <w:pStyle w:val="Normal"/>
         <w:numPr>
           <w:ilvl w:val="0"/>
-          <w:numId w:val="4"/>
+          <w:numId w:val="5"/>
         </w:numPr>
         <w:bidi w:val="0"/>
         <w:jc w:val="start"/>
@@ -1417,7 +1417,7 @@
         <w:pStyle w:val="Normal"/>
         <w:numPr>
           <w:ilvl w:val="1"/>
-          <w:numId w:val="4"/>
+          <w:numId w:val="5"/>
         </w:numPr>
         <w:bidi w:val="0"/>
         <w:jc w:val="start"/>
@@ -1445,7 +1445,7 @@
         <w:pStyle w:val="Normal"/>
         <w:numPr>
           <w:ilvl w:val="1"/>
-          <w:numId w:val="4"/>
+          <w:numId w:val="5"/>
         </w:numPr>
         <w:bidi w:val="0"/>
         <w:jc w:val="start"/>
@@ -1473,7 +1473,7 @@
         <w:pStyle w:val="Normal"/>
         <w:numPr>
           <w:ilvl w:val="1"/>
-          <w:numId w:val="4"/>
+          <w:numId w:val="5"/>
         </w:numPr>
         <w:bidi w:val="0"/>
         <w:jc w:val="start"/>
@@ -1501,7 +1501,7 @@
         <w:pStyle w:val="Normal"/>
         <w:numPr>
           <w:ilvl w:val="0"/>
-          <w:numId w:val="4"/>
+          <w:numId w:val="5"/>
         </w:numPr>
         <w:bidi w:val="0"/>
         <w:jc w:val="start"/>
@@ -1529,7 +1529,7 @@
         <w:pStyle w:val="Normal"/>
         <w:numPr>
           <w:ilvl w:val="1"/>
-          <w:numId w:val="4"/>
+          <w:numId w:val="5"/>
         </w:numPr>
         <w:bidi w:val="0"/>
         <w:jc w:val="start"/>
@@ -1557,7 +1557,7 @@
         <w:pStyle w:val="Normal"/>
         <w:numPr>
           <w:ilvl w:val="1"/>
-          <w:numId w:val="4"/>
+          <w:numId w:val="5"/>
         </w:numPr>
         <w:bidi w:val="0"/>
         <w:jc w:val="start"/>
@@ -1585,7 +1585,7 @@
         <w:pStyle w:val="Normal"/>
         <w:numPr>
           <w:ilvl w:val="1"/>
-          <w:numId w:val="4"/>
+          <w:numId w:val="5"/>
         </w:numPr>
         <w:bidi w:val="0"/>
         <w:jc w:val="start"/>
@@ -2132,7 +2132,7 @@
         <w:pStyle w:val="Normal"/>
         <w:numPr>
           <w:ilvl w:val="0"/>
-          <w:numId w:val="5"/>
+          <w:numId w:val="6"/>
         </w:numPr>
         <w:bidi w:val="0"/>
         <w:jc w:val="start"/>
@@ -2153,256 +2153,6 @@
           <w:lang w:val="hu-HU"/>
         </w:rPr>
         <w:t>Közös ősnyelv útján</w:t>
-      </w:r>
-    </w:p>
-    <w:p>
-      <w:pPr>
-        <w:pStyle w:val="Normal"/>
-        <w:numPr>
-          <w:ilvl w:val="0"/>
-          <w:numId w:val="5"/>
-        </w:numPr>
-        <w:bidi w:val="0"/>
-        <w:jc w:val="start"/>
-        <w:rPr>
-          <w:b w:val="false"/>
-          <w:bCs w:val="false"/>
-          <w:sz w:val="24"/>
-          <w:szCs w:val="24"/>
-          <w:lang w:val="hu-HU"/>
-        </w:rPr>
-      </w:pPr>
-      <w:r>
-        <w:rPr>
-          <w:b w:val="false"/>
-          <w:bCs w:val="false"/>
-          <w:sz w:val="24"/>
-          <w:szCs w:val="24"/>
-          <w:lang w:val="hu-HU"/>
-        </w:rPr>
-        <w:t xml:space="preserve">a szavak közzöt ha nem is ugyan azok a külöbmségek mindig uygan azok (Pl.: Az angol ten ’tíz’ </w:t>
-        <w:tab/>
-        <w:t>és a német zehn</w:t>
-      </w:r>
-    </w:p>
-    <w:p>
-      <w:pPr>
-        <w:pStyle w:val="Normal"/>
-        <w:numPr>
-          <w:ilvl w:val="1"/>
-          <w:numId w:val="5"/>
-        </w:numPr>
-        <w:bidi w:val="0"/>
-        <w:jc w:val="start"/>
-        <w:rPr>
-          <w:b w:val="false"/>
-          <w:bCs w:val="false"/>
-          <w:sz w:val="24"/>
-          <w:szCs w:val="24"/>
-          <w:lang w:val="hu-HU"/>
-        </w:rPr>
-      </w:pPr>
-      <w:r>
-        <w:rPr>
-          <w:b w:val="false"/>
-          <w:bCs w:val="false"/>
-          <w:sz w:val="24"/>
-          <w:szCs w:val="24"/>
-          <w:lang w:val="hu-HU"/>
-        </w:rPr>
-        <w:t>(ejtsd: [cén]) rokonságát azzal tudjuk valószínűsíteni,</w:t>
-      </w:r>
-    </w:p>
-    <w:p>
-      <w:pPr>
-        <w:pStyle w:val="Normal"/>
-        <w:numPr>
-          <w:ilvl w:val="1"/>
-          <w:numId w:val="5"/>
-        </w:numPr>
-        <w:bidi w:val="0"/>
-        <w:jc w:val="start"/>
-        <w:rPr>
-          <w:b w:val="false"/>
-          <w:bCs w:val="false"/>
-          <w:sz w:val="24"/>
-          <w:szCs w:val="24"/>
-          <w:lang w:val="hu-HU"/>
-        </w:rPr>
-      </w:pPr>
-      <w:r>
-        <w:rPr>
-          <w:b w:val="false"/>
-          <w:bCs w:val="false"/>
-          <w:sz w:val="24"/>
-          <w:szCs w:val="24"/>
-          <w:lang w:val="hu-HU"/>
-        </w:rPr>
-        <w:t>hogy mellé állítunk olyan (jelentésükben hasonló vagy</w:t>
-      </w:r>
-    </w:p>
-    <w:p>
-      <w:pPr>
-        <w:pStyle w:val="Normal"/>
-        <w:numPr>
-          <w:ilvl w:val="1"/>
-          <w:numId w:val="5"/>
-        </w:numPr>
-        <w:bidi w:val="0"/>
-        <w:jc w:val="start"/>
-        <w:rPr>
-          <w:b w:val="false"/>
-          <w:bCs w:val="false"/>
-          <w:sz w:val="24"/>
-          <w:szCs w:val="24"/>
-          <w:lang w:val="hu-HU"/>
-        </w:rPr>
-      </w:pPr>
-      <w:r>
-        <w:rPr>
-          <w:b w:val="false"/>
-          <w:bCs w:val="false"/>
-          <w:sz w:val="24"/>
-          <w:szCs w:val="24"/>
-          <w:lang w:val="hu-HU"/>
-        </w:rPr>
-        <w:t>azonos) szavakat, amelyekben az angol szókezdő [t]-</w:t>
-      </w:r>
-    </w:p>
-    <w:p>
-      <w:pPr>
-        <w:pStyle w:val="Normal"/>
-        <w:numPr>
-          <w:ilvl w:val="1"/>
-          <w:numId w:val="5"/>
-        </w:numPr>
-        <w:bidi w:val="0"/>
-        <w:jc w:val="start"/>
-        <w:rPr>
-          <w:b w:val="false"/>
-          <w:bCs w:val="false"/>
-          <w:sz w:val="24"/>
-          <w:szCs w:val="24"/>
-          <w:lang w:val="hu-HU"/>
-        </w:rPr>
-      </w:pPr>
-      <w:r>
-        <w:rPr>
-          <w:b w:val="false"/>
-          <w:bCs w:val="false"/>
-          <w:sz w:val="24"/>
-          <w:szCs w:val="24"/>
-          <w:lang w:val="hu-HU"/>
-        </w:rPr>
-        <w:t>nek német szókezdő [c] felel meg (pl. angol to, ném.</w:t>
-      </w:r>
-    </w:p>
-    <w:p>
-      <w:pPr>
-        <w:pStyle w:val="Normal"/>
-        <w:numPr>
-          <w:ilvl w:val="1"/>
-          <w:numId w:val="5"/>
-        </w:numPr>
-        <w:bidi w:val="0"/>
-        <w:jc w:val="start"/>
-        <w:rPr>
-          <w:b w:val="false"/>
-          <w:bCs w:val="false"/>
-          <w:sz w:val="24"/>
-          <w:szCs w:val="24"/>
-          <w:lang w:val="hu-HU"/>
-        </w:rPr>
-      </w:pPr>
-      <w:r>
-        <w:rPr>
-          <w:b w:val="false"/>
-          <w:bCs w:val="false"/>
-          <w:sz w:val="24"/>
-          <w:szCs w:val="24"/>
-          <w:lang w:val="hu-HU"/>
-        </w:rPr>
-        <w:t>zu ’-hoz, -hez, -höz’, ang. two, ném. zwei ’kettő’, ang.</w:t>
-      </w:r>
-    </w:p>
-    <w:p>
-      <w:pPr>
-        <w:pStyle w:val="Normal"/>
-        <w:numPr>
-          <w:ilvl w:val="1"/>
-          <w:numId w:val="5"/>
-        </w:numPr>
-        <w:bidi w:val="0"/>
-        <w:jc w:val="start"/>
-        <w:rPr>
-          <w:b w:val="false"/>
-          <w:bCs w:val="false"/>
-          <w:sz w:val="24"/>
-          <w:szCs w:val="24"/>
-          <w:lang w:val="hu-HU"/>
-        </w:rPr>
-      </w:pPr>
-      <w:r>
-        <w:rPr>
-          <w:b w:val="false"/>
-          <w:bCs w:val="false"/>
-          <w:sz w:val="24"/>
-          <w:szCs w:val="24"/>
-          <w:lang w:val="hu-HU"/>
-        </w:rPr>
-        <w:t>tongue, ném. Zunge ’nyelv’, ang. twig, ném. Zweig ’ág,</w:t>
-      </w:r>
-    </w:p>
-    <w:p>
-      <w:pPr>
-        <w:pStyle w:val="Normal"/>
-        <w:numPr>
-          <w:ilvl w:val="1"/>
-          <w:numId w:val="5"/>
-        </w:numPr>
-        <w:bidi w:val="0"/>
-        <w:jc w:val="start"/>
-        <w:rPr>
-          <w:b w:val="false"/>
-          <w:bCs w:val="false"/>
-          <w:sz w:val="24"/>
-          <w:szCs w:val="24"/>
-          <w:lang w:val="hu-HU"/>
-        </w:rPr>
-      </w:pPr>
-      <w:r>
-        <w:rPr>
-          <w:b w:val="false"/>
-          <w:bCs w:val="false"/>
-          <w:sz w:val="24"/>
-          <w:szCs w:val="24"/>
-          <w:lang w:val="hu-HU"/>
-        </w:rPr>
-        <w:t xml:space="preserve">gally’).) </w:t>
-      </w:r>
-    </w:p>
-    <w:p>
-      <w:pPr>
-        <w:pStyle w:val="Normal"/>
-        <w:bidi w:val="0"/>
-        <w:jc w:val="start"/>
-        <w:rPr>
-          <w:b w:val="false"/>
-          <w:bCs w:val="false"/>
-          <w:sz w:val="24"/>
-          <w:szCs w:val="24"/>
-          <w:lang w:val="hu-HU"/>
-        </w:rPr>
-      </w:pPr>
-      <w:r>
-        <w:rPr>
-          <w:b w:val="false"/>
-          <w:bCs w:val="false"/>
-          <w:sz w:val="24"/>
-          <w:szCs w:val="24"/>
-          <w:lang w:val="hu-HU"/>
-        </w:rPr>
-        <w:t>2. Milyen  nagyobb témakörök alkotják a magyar nyelv alapszükincsét?</w:t>
       </w:r>
     </w:p>
     <w:p>
@@ -2430,14 +2180,16 @@
           <w:szCs w:val="24"/>
           <w:lang w:val="hu-HU"/>
         </w:rPr>
-        <w:t>A testrésznevek, fej, szem, fül, kéz</w:t>
+        <w:t xml:space="preserve">a szavak közzöt ha nem is ugyan azok a külöbmségek mindig uygan azok (Pl.: Az angol ten ’tíz’ </w:t>
+        <w:tab/>
+        <w:t>és a német zehn</w:t>
       </w:r>
     </w:p>
     <w:p>
       <w:pPr>
         <w:pStyle w:val="Normal"/>
         <w:numPr>
-          <w:ilvl w:val="0"/>
+          <w:ilvl w:val="1"/>
           <w:numId w:val="6"/>
         </w:numPr>
         <w:bidi w:val="0"/>
@@ -2458,14 +2210,14 @@
           <w:szCs w:val="24"/>
           <w:lang w:val="hu-HU"/>
         </w:rPr>
-        <w:t>A rokonságnevek, anya, öcs, vő, apa</w:t>
+        <w:t>(ejtsd: [cén]) rokonságát azzal tudjuk valószínűsíteni,</w:t>
       </w:r>
     </w:p>
     <w:p>
       <w:pPr>
         <w:pStyle w:val="Normal"/>
         <w:numPr>
-          <w:ilvl w:val="0"/>
+          <w:ilvl w:val="1"/>
           <w:numId w:val="6"/>
         </w:numPr>
         <w:bidi w:val="0"/>
@@ -2486,14 +2238,14 @@
           <w:szCs w:val="24"/>
           <w:lang w:val="hu-HU"/>
         </w:rPr>
-        <w:t>A személyes, mutató, kérdő névmások, én, ki, az, mi</w:t>
+        <w:t>hogy mellé állítunk olyan (jelentésükben hasonló vagy</w:t>
       </w:r>
     </w:p>
     <w:p>
       <w:pPr>
         <w:pStyle w:val="Normal"/>
         <w:numPr>
-          <w:ilvl w:val="0"/>
+          <w:ilvl w:val="1"/>
           <w:numId w:val="6"/>
         </w:numPr>
         <w:bidi w:val="0"/>
@@ -2514,14 +2266,14 @@
           <w:szCs w:val="24"/>
           <w:lang w:val="hu-HU"/>
         </w:rPr>
-        <w:t>Természeti jelenségek, jég, hó, tűz, eső</w:t>
+        <w:t>azonos) szavakat, amelyekben az angol szókezdő [t]-</w:t>
       </w:r>
     </w:p>
     <w:p>
       <w:pPr>
         <w:pStyle w:val="Normal"/>
         <w:numPr>
-          <w:ilvl w:val="0"/>
+          <w:ilvl w:val="1"/>
           <w:numId w:val="6"/>
         </w:numPr>
         <w:bidi w:val="0"/>
@@ -2542,14 +2294,14 @@
           <w:szCs w:val="24"/>
           <w:lang w:val="hu-HU"/>
         </w:rPr>
-        <w:t>A számok,három, négy, öt, hét</w:t>
+        <w:t>nek német szókezdő [c] felel meg (pl. angol to, ném.</w:t>
       </w:r>
     </w:p>
     <w:p>
       <w:pPr>
         <w:pStyle w:val="Normal"/>
         <w:numPr>
-          <w:ilvl w:val="0"/>
+          <w:ilvl w:val="1"/>
           <w:numId w:val="6"/>
         </w:numPr>
         <w:bidi w:val="0"/>
@@ -2570,31 +2322,87 @@
           <w:szCs w:val="24"/>
           <w:lang w:val="hu-HU"/>
         </w:rPr>
-        <w:t>A legfontosabb igék, él, hal, van, megy</w:t>
-      </w:r>
-    </w:p>
-    <w:p>
-      <w:pPr>
-        <w:pStyle w:val="Normal"/>
-        <w:bidi w:val="0"/>
-        <w:jc w:val="start"/>
-        <w:rPr>
-          <w:b w:val="false"/>
-          <w:bCs w:val="false"/>
-          <w:sz w:val="24"/>
-          <w:szCs w:val="24"/>
-          <w:lang w:val="hu-HU"/>
-        </w:rPr>
-      </w:pPr>
-      <w:r>
-        <w:rPr>
-          <w:b w:val="false"/>
-          <w:bCs w:val="false"/>
-          <w:sz w:val="24"/>
-          <w:szCs w:val="24"/>
-          <w:lang w:val="hu-HU"/>
-        </w:rPr>
-        <w:t>3. Miért nem bizonyítja két nyelv rokonságát, ha vannak benneük közös szavak?</w:t>
+        <w:t>zu ’-hoz, -hez, -höz’, ang. two, ném. zwei ’kettő’, ang.</w:t>
+      </w:r>
+    </w:p>
+    <w:p>
+      <w:pPr>
+        <w:pStyle w:val="Normal"/>
+        <w:numPr>
+          <w:ilvl w:val="1"/>
+          <w:numId w:val="6"/>
+        </w:numPr>
+        <w:bidi w:val="0"/>
+        <w:jc w:val="start"/>
+        <w:rPr>
+          <w:b w:val="false"/>
+          <w:bCs w:val="false"/>
+          <w:sz w:val="24"/>
+          <w:szCs w:val="24"/>
+          <w:lang w:val="hu-HU"/>
+        </w:rPr>
+      </w:pPr>
+      <w:r>
+        <w:rPr>
+          <w:b w:val="false"/>
+          <w:bCs w:val="false"/>
+          <w:sz w:val="24"/>
+          <w:szCs w:val="24"/>
+          <w:lang w:val="hu-HU"/>
+        </w:rPr>
+        <w:t>tongue, ném. Zunge ’nyelv’, ang. twig, ném. Zweig ’ág,</w:t>
+      </w:r>
+    </w:p>
+    <w:p>
+      <w:pPr>
+        <w:pStyle w:val="Normal"/>
+        <w:numPr>
+          <w:ilvl w:val="1"/>
+          <w:numId w:val="6"/>
+        </w:numPr>
+        <w:bidi w:val="0"/>
+        <w:jc w:val="start"/>
+        <w:rPr>
+          <w:b w:val="false"/>
+          <w:bCs w:val="false"/>
+          <w:sz w:val="24"/>
+          <w:szCs w:val="24"/>
+          <w:lang w:val="hu-HU"/>
+        </w:rPr>
+      </w:pPr>
+      <w:r>
+        <w:rPr>
+          <w:b w:val="false"/>
+          <w:bCs w:val="false"/>
+          <w:sz w:val="24"/>
+          <w:szCs w:val="24"/>
+          <w:lang w:val="hu-HU"/>
+        </w:rPr>
+        <w:t xml:space="preserve">gally’).) </w:t>
+      </w:r>
+    </w:p>
+    <w:p>
+      <w:pPr>
+        <w:pStyle w:val="Normal"/>
+        <w:bidi w:val="0"/>
+        <w:jc w:val="start"/>
+        <w:rPr>
+          <w:b w:val="false"/>
+          <w:bCs w:val="false"/>
+          <w:sz w:val="24"/>
+          <w:szCs w:val="24"/>
+          <w:lang w:val="hu-HU"/>
+        </w:rPr>
+      </w:pPr>
+      <w:r>
+        <w:rPr>
+          <w:b w:val="false"/>
+          <w:bCs w:val="false"/>
+          <w:sz w:val="24"/>
+          <w:szCs w:val="24"/>
+          <w:lang w:val="hu-HU"/>
+        </w:rPr>
+        <w:t>2. Milyen  nagyobb témakörök alkotják a magyar nyelv alapszükincsét?</w:t>
       </w:r>
     </w:p>
     <w:p>
@@ -2606,41 +2414,187 @@
         </w:numPr>
         <w:bidi w:val="0"/>
         <w:jc w:val="start"/>
-        <w:rPr/>
-      </w:pPr>
-      <w:r>
-        <w:rPr>
-          <w:b w:val="false"/>
-          <w:bCs w:val="false"/>
-          <w:sz w:val="24"/>
-          <w:szCs w:val="24"/>
-          <w:lang w:val="hu-HU"/>
-        </w:rPr>
-        <w:t>Történelmi okokból két nép és nyelv élhet egymás mellet. Ekkor vesznek át szavakat egymástól (jövevényszavak), De a két nyelv nem lesz rokon, he nincsen közös ősük</w:t>
-      </w:r>
-    </w:p>
-    <w:p>
-      <w:pPr>
-        <w:pStyle w:val="Normal"/>
-        <w:bidi w:val="0"/>
-        <w:jc w:val="start"/>
-        <w:rPr>
-          <w:b w:val="false"/>
-          <w:bCs w:val="false"/>
-          <w:sz w:val="24"/>
-          <w:szCs w:val="24"/>
-          <w:lang w:val="hu-HU"/>
-        </w:rPr>
-      </w:pPr>
-      <w:r>
-        <w:rPr>
-          <w:b w:val="false"/>
-          <w:bCs w:val="false"/>
-          <w:sz w:val="24"/>
-          <w:szCs w:val="24"/>
-          <w:lang w:val="hu-HU"/>
-        </w:rPr>
-        <w:t>4. Mik a nyelvrokonság bizonyítékai?</w:t>
+        <w:rPr>
+          <w:b w:val="false"/>
+          <w:bCs w:val="false"/>
+          <w:sz w:val="24"/>
+          <w:szCs w:val="24"/>
+          <w:lang w:val="hu-HU"/>
+        </w:rPr>
+      </w:pPr>
+      <w:r>
+        <w:rPr>
+          <w:b w:val="false"/>
+          <w:bCs w:val="false"/>
+          <w:sz w:val="24"/>
+          <w:szCs w:val="24"/>
+          <w:lang w:val="hu-HU"/>
+        </w:rPr>
+        <w:t>A testrésznevek, fej, szem, fül, kéz</w:t>
+      </w:r>
+    </w:p>
+    <w:p>
+      <w:pPr>
+        <w:pStyle w:val="Normal"/>
+        <w:numPr>
+          <w:ilvl w:val="0"/>
+          <w:numId w:val="7"/>
+        </w:numPr>
+        <w:bidi w:val="0"/>
+        <w:jc w:val="start"/>
+        <w:rPr>
+          <w:b w:val="false"/>
+          <w:bCs w:val="false"/>
+          <w:sz w:val="24"/>
+          <w:szCs w:val="24"/>
+          <w:lang w:val="hu-HU"/>
+        </w:rPr>
+      </w:pPr>
+      <w:r>
+        <w:rPr>
+          <w:b w:val="false"/>
+          <w:bCs w:val="false"/>
+          <w:sz w:val="24"/>
+          <w:szCs w:val="24"/>
+          <w:lang w:val="hu-HU"/>
+        </w:rPr>
+        <w:t>A rokonságnevek, anya, öcs, vő, apa</w:t>
+      </w:r>
+    </w:p>
+    <w:p>
+      <w:pPr>
+        <w:pStyle w:val="Normal"/>
+        <w:numPr>
+          <w:ilvl w:val="0"/>
+          <w:numId w:val="7"/>
+        </w:numPr>
+        <w:bidi w:val="0"/>
+        <w:jc w:val="start"/>
+        <w:rPr>
+          <w:b w:val="false"/>
+          <w:bCs w:val="false"/>
+          <w:sz w:val="24"/>
+          <w:szCs w:val="24"/>
+          <w:lang w:val="hu-HU"/>
+        </w:rPr>
+      </w:pPr>
+      <w:r>
+        <w:rPr>
+          <w:b w:val="false"/>
+          <w:bCs w:val="false"/>
+          <w:sz w:val="24"/>
+          <w:szCs w:val="24"/>
+          <w:lang w:val="hu-HU"/>
+        </w:rPr>
+        <w:t>A személyes, mutató, kérdő névmások, én, ki, az, mi</w:t>
+      </w:r>
+    </w:p>
+    <w:p>
+      <w:pPr>
+        <w:pStyle w:val="Normal"/>
+        <w:numPr>
+          <w:ilvl w:val="0"/>
+          <w:numId w:val="7"/>
+        </w:numPr>
+        <w:bidi w:val="0"/>
+        <w:jc w:val="start"/>
+        <w:rPr>
+          <w:b w:val="false"/>
+          <w:bCs w:val="false"/>
+          <w:sz w:val="24"/>
+          <w:szCs w:val="24"/>
+          <w:lang w:val="hu-HU"/>
+        </w:rPr>
+      </w:pPr>
+      <w:r>
+        <w:rPr>
+          <w:b w:val="false"/>
+          <w:bCs w:val="false"/>
+          <w:sz w:val="24"/>
+          <w:szCs w:val="24"/>
+          <w:lang w:val="hu-HU"/>
+        </w:rPr>
+        <w:t>Természeti jelenségek, jég, hó, tűz, eső</w:t>
+      </w:r>
+    </w:p>
+    <w:p>
+      <w:pPr>
+        <w:pStyle w:val="Normal"/>
+        <w:numPr>
+          <w:ilvl w:val="0"/>
+          <w:numId w:val="7"/>
+        </w:numPr>
+        <w:bidi w:val="0"/>
+        <w:jc w:val="start"/>
+        <w:rPr>
+          <w:b w:val="false"/>
+          <w:bCs w:val="false"/>
+          <w:sz w:val="24"/>
+          <w:szCs w:val="24"/>
+          <w:lang w:val="hu-HU"/>
+        </w:rPr>
+      </w:pPr>
+      <w:r>
+        <w:rPr>
+          <w:b w:val="false"/>
+          <w:bCs w:val="false"/>
+          <w:sz w:val="24"/>
+          <w:szCs w:val="24"/>
+          <w:lang w:val="hu-HU"/>
+        </w:rPr>
+        <w:t>A számok,három, négy, öt, hét</w:t>
+      </w:r>
+    </w:p>
+    <w:p>
+      <w:pPr>
+        <w:pStyle w:val="Normal"/>
+        <w:numPr>
+          <w:ilvl w:val="0"/>
+          <w:numId w:val="7"/>
+        </w:numPr>
+        <w:bidi w:val="0"/>
+        <w:jc w:val="start"/>
+        <w:rPr>
+          <w:b w:val="false"/>
+          <w:bCs w:val="false"/>
+          <w:sz w:val="24"/>
+          <w:szCs w:val="24"/>
+          <w:lang w:val="hu-HU"/>
+        </w:rPr>
+      </w:pPr>
+      <w:r>
+        <w:rPr>
+          <w:b w:val="false"/>
+          <w:bCs w:val="false"/>
+          <w:sz w:val="24"/>
+          <w:szCs w:val="24"/>
+          <w:lang w:val="hu-HU"/>
+        </w:rPr>
+        <w:t>A legfontosabb igék, él, hal, van, megy</w:t>
+      </w:r>
+    </w:p>
+    <w:p>
+      <w:pPr>
+        <w:pStyle w:val="Normal"/>
+        <w:bidi w:val="0"/>
+        <w:jc w:val="start"/>
+        <w:rPr>
+          <w:b w:val="false"/>
+          <w:bCs w:val="false"/>
+          <w:sz w:val="24"/>
+          <w:szCs w:val="24"/>
+          <w:lang w:val="hu-HU"/>
+        </w:rPr>
+      </w:pPr>
+      <w:r>
+        <w:rPr>
+          <w:b w:val="false"/>
+          <w:bCs w:val="false"/>
+          <w:sz w:val="24"/>
+          <w:szCs w:val="24"/>
+          <w:lang w:val="hu-HU"/>
+        </w:rPr>
+        <w:t>3. Miért nem bizonyítja két nyelv rokonságát, ha vannak benneük közös szavak?</w:t>
       </w:r>
     </w:p>
     <w:p>
@@ -2652,23 +2606,41 @@
         </w:numPr>
         <w:bidi w:val="0"/>
         <w:jc w:val="start"/>
-        <w:rPr>
-          <w:b w:val="false"/>
-          <w:bCs w:val="false"/>
-          <w:sz w:val="24"/>
-          <w:szCs w:val="24"/>
-          <w:lang w:val="hu-HU"/>
-        </w:rPr>
-      </w:pPr>
-      <w:r>
-        <w:rPr>
-          <w:b w:val="false"/>
-          <w:bCs w:val="false"/>
-          <w:sz w:val="24"/>
-          <w:szCs w:val="24"/>
-          <w:lang w:val="hu-HU"/>
-        </w:rPr>
-        <w:t>Közös alapszókincs</w:t>
+        <w:rPr/>
+      </w:pPr>
+      <w:r>
+        <w:rPr>
+          <w:b w:val="false"/>
+          <w:bCs w:val="false"/>
+          <w:sz w:val="24"/>
+          <w:szCs w:val="24"/>
+          <w:lang w:val="hu-HU"/>
+        </w:rPr>
+        <w:t>Történelmi okokból két nép és nyelv élhet egymás mellet. Ekkor vesznek át szavakat egymástól (jövevényszavak), De a két nyelv nem lesz rokon, he nincsen közös ősük</w:t>
+      </w:r>
+    </w:p>
+    <w:p>
+      <w:pPr>
+        <w:pStyle w:val="Normal"/>
+        <w:bidi w:val="0"/>
+        <w:jc w:val="start"/>
+        <w:rPr>
+          <w:b w:val="false"/>
+          <w:bCs w:val="false"/>
+          <w:sz w:val="24"/>
+          <w:szCs w:val="24"/>
+          <w:lang w:val="hu-HU"/>
+        </w:rPr>
+      </w:pPr>
+      <w:r>
+        <w:rPr>
+          <w:b w:val="false"/>
+          <w:bCs w:val="false"/>
+          <w:sz w:val="24"/>
+          <w:szCs w:val="24"/>
+          <w:lang w:val="hu-HU"/>
+        </w:rPr>
+        <w:t>4. Mik a nyelvrokonság bizonyítékai?</w:t>
       </w:r>
     </w:p>
     <w:p>
@@ -2676,7 +2648,35 @@
         <w:pStyle w:val="Normal"/>
         <w:numPr>
           <w:ilvl w:val="0"/>
-          <w:numId w:val="8"/>
+          <w:numId w:val="9"/>
+        </w:numPr>
+        <w:bidi w:val="0"/>
+        <w:jc w:val="start"/>
+        <w:rPr>
+          <w:b w:val="false"/>
+          <w:bCs w:val="false"/>
+          <w:sz w:val="24"/>
+          <w:szCs w:val="24"/>
+          <w:lang w:val="hu-HU"/>
+        </w:rPr>
+      </w:pPr>
+      <w:r>
+        <w:rPr>
+          <w:b w:val="false"/>
+          <w:bCs w:val="false"/>
+          <w:sz w:val="24"/>
+          <w:szCs w:val="24"/>
+          <w:lang w:val="hu-HU"/>
+        </w:rPr>
+        <w:t>Közös alapszókincs</w:t>
+      </w:r>
+    </w:p>
+    <w:p>
+      <w:pPr>
+        <w:pStyle w:val="Normal"/>
+        <w:numPr>
+          <w:ilvl w:val="0"/>
+          <w:numId w:val="9"/>
         </w:numPr>
         <w:bidi w:val="0"/>
         <w:jc w:val="start"/>
@@ -3055,13 +3055,7 @@
               <w:rPr>
                 <w:lang w:val="hu-HU" w:eastAsia="zh-CN" w:bidi="hi-IN"/>
               </w:rPr>
-              <w:t>-</w:t>
-            </w:r>
-            <w:r>
-              <w:rPr>
-                <w:lang w:val="hu-HU" w:eastAsia="zh-CN" w:bidi="hi-IN"/>
-              </w:rPr>
-              <w:t>hoz/-hez/-höz</w:t>
+              <w:t>-hoz/-hez/-höz</w:t>
             </w:r>
           </w:p>
         </w:tc>
@@ -3088,6 +3082,30 @@
           <w:szCs w:val="24"/>
           <w:lang w:val="hu-HU"/>
         </w:rPr>
+      </w:r>
+    </w:p>
+    <w:p>
+      <w:pPr>
+        <w:pStyle w:val="Normal"/>
+        <w:bidi w:val="0"/>
+        <w:jc w:val="start"/>
+        <w:rPr>
+          <w:b w:val="false"/>
+          <w:bCs w:val="false"/>
+          <w:sz w:val="24"/>
+          <w:szCs w:val="24"/>
+          <w:lang w:val="hu-HU"/>
+        </w:rPr>
+      </w:pPr>
+      <w:r>
+        <w:rPr>
+          <w:b w:val="false"/>
+          <w:bCs w:val="false"/>
+          <w:sz w:val="24"/>
+          <w:szCs w:val="24"/>
+          <w:lang w:val="hu-HU"/>
+        </w:rPr>
+        <w:t>Kb. hány nyelvet beszélnek ma a világon: ~6000</w:t>
       </w:r>
     </w:p>
     <w:sectPr>
@@ -3108,138 +3126,121 @@
   <w:abstractNum w:abstractNumId="1">
     <w:lvl w:ilvl="0">
       <w:start w:val="1"/>
-      <w:numFmt w:val="bullet"/>
-      <w:lvlText w:val=""/>
-      <w:lvlJc w:val="start"/>
-      <w:pPr>
-        <w:tabs>
-          <w:tab w:val="num" w:pos="720"/>
-        </w:tabs>
-        <w:ind w:start="720" w:hanging="360"/>
-      </w:pPr>
-      <w:rPr>
-        <w:rFonts w:ascii="Symbol" w:hAnsi="Symbol" w:cs="Symbol" w:hint="default"/>
-      </w:rPr>
+      <w:pStyle w:val="Heading1"/>
+      <w:numFmt w:val="none"/>
+      <w:suff w:val="nothing"/>
+      <w:lvlText w:val=""/>
+      <w:lvlJc w:val="start"/>
+      <w:pPr>
+        <w:tabs>
+          <w:tab w:val="num" w:pos="0"/>
+        </w:tabs>
+        <w:ind w:start="0" w:hanging="0"/>
+      </w:pPr>
     </w:lvl>
     <w:lvl w:ilvl="1">
       <w:start w:val="1"/>
-      <w:numFmt w:val="bullet"/>
-      <w:lvlText w:val=""/>
-      <w:lvlJc w:val="start"/>
-      <w:pPr>
-        <w:tabs>
-          <w:tab w:val="num" w:pos="1080"/>
-        </w:tabs>
-        <w:ind w:start="1080" w:hanging="360"/>
-      </w:pPr>
-      <w:rPr>
-        <w:rFonts w:ascii="Symbol" w:hAnsi="Symbol" w:cs="Symbol" w:hint="default"/>
-      </w:rPr>
+      <w:numFmt w:val="none"/>
+      <w:suff w:val="nothing"/>
+      <w:lvlText w:val=""/>
+      <w:lvlJc w:val="start"/>
+      <w:pPr>
+        <w:tabs>
+          <w:tab w:val="num" w:pos="0"/>
+        </w:tabs>
+        <w:ind w:start="0" w:hanging="0"/>
+      </w:pPr>
     </w:lvl>
     <w:lvl w:ilvl="2">
       <w:start w:val="1"/>
-      <w:numFmt w:val="bullet"/>
-      <w:lvlText w:val=""/>
-      <w:lvlJc w:val="start"/>
-      <w:pPr>
-        <w:tabs>
-          <w:tab w:val="num" w:pos="1440"/>
-        </w:tabs>
-        <w:ind w:start="1440" w:hanging="360"/>
-      </w:pPr>
-      <w:rPr>
-        <w:rFonts w:ascii="Symbol" w:hAnsi="Symbol" w:cs="Symbol" w:hint="default"/>
-      </w:rPr>
+      <w:numFmt w:val="none"/>
+      <w:suff w:val="nothing"/>
+      <w:lvlText w:val=""/>
+      <w:lvlJc w:val="start"/>
+      <w:pPr>
+        <w:tabs>
+          <w:tab w:val="num" w:pos="0"/>
+        </w:tabs>
+        <w:ind w:start="0" w:hanging="0"/>
+      </w:pPr>
     </w:lvl>
     <w:lvl w:ilvl="3">
       <w:start w:val="1"/>
-      <w:numFmt w:val="bullet"/>
-      <w:lvlText w:val=""/>
-      <w:lvlJc w:val="start"/>
-      <w:pPr>
-        <w:tabs>
-          <w:tab w:val="num" w:pos="1800"/>
-        </w:tabs>
-        <w:ind w:start="1800" w:hanging="360"/>
-      </w:pPr>
-      <w:rPr>
-        <w:rFonts w:ascii="Symbol" w:hAnsi="Symbol" w:cs="Symbol" w:hint="default"/>
-      </w:rPr>
+      <w:numFmt w:val="none"/>
+      <w:suff w:val="nothing"/>
+      <w:lvlText w:val=""/>
+      <w:lvlJc w:val="start"/>
+      <w:pPr>
+        <w:tabs>
+          <w:tab w:val="num" w:pos="0"/>
+        </w:tabs>
+        <w:ind w:start="0" w:hanging="0"/>
+      </w:pPr>
     </w:lvl>
     <w:lvl w:ilvl="4">
       <w:start w:val="1"/>
-      <w:numFmt w:val="bullet"/>
-      <w:lvlText w:val=""/>
-      <w:lvlJc w:val="start"/>
-      <w:pPr>
-        <w:tabs>
-          <w:tab w:val="num" w:pos="2160"/>
-        </w:tabs>
-        <w:ind w:start="2160" w:hanging="360"/>
-      </w:pPr>
-      <w:rPr>
-        <w:rFonts w:ascii="Symbol" w:hAnsi="Symbol" w:cs="Symbol" w:hint="default"/>
-      </w:rPr>
+      <w:numFmt w:val="none"/>
+      <w:suff w:val="nothing"/>
+      <w:lvlText w:val=""/>
+      <w:lvlJc w:val="start"/>
+      <w:pPr>
+        <w:tabs>
+          <w:tab w:val="num" w:pos="0"/>
+        </w:tabs>
+        <w:ind w:start="0" w:hanging="0"/>
+      </w:pPr>
     </w:lvl>
     <w:lvl w:ilvl="5">
       <w:start w:val="1"/>
-      <w:numFmt w:val="bullet"/>
-      <w:lvlText w:val=""/>
-      <w:lvlJc w:val="start"/>
-      <w:pPr>
-        <w:tabs>
-          <w:tab w:val="num" w:pos="2520"/>
-        </w:tabs>
-        <w:ind w:start="2520" w:hanging="360"/>
-      </w:pPr>
-      <w:rPr>
-        <w:rFonts w:ascii="Symbol" w:hAnsi="Symbol" w:cs="Symbol" w:hint="default"/>
-      </w:rPr>
+      <w:numFmt w:val="none"/>
+      <w:suff w:val="nothing"/>
+      <w:lvlText w:val=""/>
+      <w:lvlJc w:val="start"/>
+      <w:pPr>
+        <w:tabs>
+          <w:tab w:val="num" w:pos="0"/>
+        </w:tabs>
+        <w:ind w:start="0" w:hanging="0"/>
+      </w:pPr>
     </w:lvl>
     <w:lvl w:ilvl="6">
       <w:start w:val="1"/>
-      <w:numFmt w:val="bullet"/>
-      <w:lvlText w:val=""/>
-      <w:lvlJc w:val="start"/>
-      <w:pPr>
-        <w:tabs>
-          <w:tab w:val="num" w:pos="2880"/>
-        </w:tabs>
-        <w:ind w:start="2880" w:hanging="360"/>
-      </w:pPr>
-      <w:rPr>
-        <w:rFonts w:ascii="Symbol" w:hAnsi="Symbol" w:cs="Symbol" w:hint="default"/>
-      </w:rPr>
+      <w:numFmt w:val="none"/>
+      <w:suff w:val="nothing"/>
+      <w:lvlText w:val=""/>
+      <w:lvlJc w:val="start"/>
+      <w:pPr>
+        <w:tabs>
+          <w:tab w:val="num" w:pos="0"/>
+        </w:tabs>
+        <w:ind w:start="0" w:hanging="0"/>
+      </w:pPr>
     </w:lvl>
     <w:lvl w:ilvl="7">
       <w:start w:val="1"/>
-      <w:numFmt w:val="bullet"/>
-      <w:lvlText w:val=""/>
-      <w:lvlJc w:val="start"/>
-      <w:pPr>
-        <w:tabs>
-          <w:tab w:val="num" w:pos="3240"/>
-        </w:tabs>
-        <w:ind w:start="3240" w:hanging="360"/>
-      </w:pPr>
-      <w:rPr>
-        <w:rFonts w:ascii="Symbol" w:hAnsi="Symbol" w:cs="Symbol" w:hint="default"/>
-      </w:rPr>
+      <w:numFmt w:val="none"/>
+      <w:suff w:val="nothing"/>
+      <w:lvlText w:val=""/>
+      <w:lvlJc w:val="start"/>
+      <w:pPr>
+        <w:tabs>
+          <w:tab w:val="num" w:pos="0"/>
+        </w:tabs>
+        <w:ind w:start="0" w:hanging="0"/>
+      </w:pPr>
     </w:lvl>
     <w:lvl w:ilvl="8">
       <w:start w:val="1"/>
-      <w:numFmt w:val="bullet"/>
-      <w:lvlText w:val=""/>
-      <w:lvlJc w:val="start"/>
-      <w:pPr>
-        <w:tabs>
-          <w:tab w:val="num" w:pos="3600"/>
-        </w:tabs>
-        <w:ind w:start="3600" w:hanging="360"/>
-      </w:pPr>
-      <w:rPr>
-        <w:rFonts w:ascii="Symbol" w:hAnsi="Symbol" w:cs="Symbol" w:hint="default"/>
-      </w:rPr>
+      <w:numFmt w:val="none"/>
+      <w:suff w:val="nothing"/>
+      <w:lvlText w:val=""/>
+      <w:lvlJc w:val="start"/>
+      <w:pPr>
+        <w:tabs>
+          <w:tab w:val="num" w:pos="0"/>
+        </w:tabs>
+        <w:ind w:start="0" w:hanging="0"/>
+      </w:pPr>
     </w:lvl>
   </w:abstractNum>
   <w:abstractNum w:abstractNumId="2">
@@ -4204,120 +4205,138 @@
   <w:abstractNum w:abstractNumId="9">
     <w:lvl w:ilvl="0">
       <w:start w:val="1"/>
-      <w:numFmt w:val="none"/>
-      <w:suff w:val="nothing"/>
-      <w:lvlText w:val=""/>
-      <w:lvlJc w:val="start"/>
-      <w:pPr>
-        <w:tabs>
-          <w:tab w:val="num" w:pos="0"/>
-        </w:tabs>
-        <w:ind w:start="0" w:hanging="0"/>
-      </w:pPr>
+      <w:numFmt w:val="bullet"/>
+      <w:lvlText w:val=""/>
+      <w:lvlJc w:val="start"/>
+      <w:pPr>
+        <w:tabs>
+          <w:tab w:val="num" w:pos="720"/>
+        </w:tabs>
+        <w:ind w:start="720" w:hanging="360"/>
+      </w:pPr>
+      <w:rPr>
+        <w:rFonts w:ascii="Symbol" w:hAnsi="Symbol" w:cs="Symbol" w:hint="default"/>
+      </w:rPr>
     </w:lvl>
     <w:lvl w:ilvl="1">
       <w:start w:val="1"/>
-      <w:numFmt w:val="none"/>
-      <w:suff w:val="nothing"/>
-      <w:lvlText w:val=""/>
-      <w:lvlJc w:val="start"/>
-      <w:pPr>
-        <w:tabs>
-          <w:tab w:val="num" w:pos="0"/>
-        </w:tabs>
-        <w:ind w:start="0" w:hanging="0"/>
-      </w:pPr>
+      <w:numFmt w:val="bullet"/>
+      <w:lvlText w:val=""/>
+      <w:lvlJc w:val="start"/>
+      <w:pPr>
+        <w:tabs>
+          <w:tab w:val="num" w:pos="1080"/>
+        </w:tabs>
+        <w:ind w:start="1080" w:hanging="360"/>
+      </w:pPr>
+      <w:rPr>
+        <w:rFonts w:ascii="Symbol" w:hAnsi="Symbol" w:cs="Symbol" w:hint="default"/>
+      </w:rPr>
     </w:lvl>
     <w:lvl w:ilvl="2">
       <w:start w:val="1"/>
-      <w:numFmt w:val="none"/>
-      <w:suff w:val="nothing"/>
-      <w:lvlText w:val=""/>
-      <w:lvlJc w:val="start"/>
-      <w:pPr>
-        <w:tabs>
-          <w:tab w:val="num" w:pos="0"/>
-        </w:tabs>
-        <w:ind w:start="0" w:hanging="0"/>
-      </w:pPr>
+      <w:numFmt w:val="bullet"/>
+      <w:lvlText w:val=""/>
+      <w:lvlJc w:val="start"/>
+      <w:pPr>
+        <w:tabs>
+          <w:tab w:val="num" w:pos="1440"/>
+        </w:tabs>
+        <w:ind w:start="1440" w:hanging="360"/>
+      </w:pPr>
+      <w:rPr>
+        <w:rFonts w:ascii="Symbol" w:hAnsi="Symbol" w:cs="Symbol" w:hint="default"/>
+      </w:rPr>
     </w:lvl>
     <w:lvl w:ilvl="3">
       <w:start w:val="1"/>
-      <w:numFmt w:val="none"/>
-      <w:suff w:val="nothing"/>
-      <w:lvlText w:val=""/>
-      <w:lvlJc w:val="start"/>
-      <w:pPr>
-        <w:tabs>
-          <w:tab w:val="num" w:pos="0"/>
-        </w:tabs>
-        <w:ind w:start="0" w:hanging="0"/>
-      </w:pPr>
+      <w:numFmt w:val="bullet"/>
+      <w:lvlText w:val=""/>
+      <w:lvlJc w:val="start"/>
+      <w:pPr>
+        <w:tabs>
+          <w:tab w:val="num" w:pos="1800"/>
+        </w:tabs>
+        <w:ind w:start="1800" w:hanging="360"/>
+      </w:pPr>
+      <w:rPr>
+        <w:rFonts w:ascii="Symbol" w:hAnsi="Symbol" w:cs="Symbol" w:hint="default"/>
+      </w:rPr>
     </w:lvl>
     <w:lvl w:ilvl="4">
       <w:start w:val="1"/>
-      <w:numFmt w:val="none"/>
-      <w:suff w:val="nothing"/>
-      <w:lvlText w:val=""/>
-      <w:lvlJc w:val="start"/>
-      <w:pPr>
-        <w:tabs>
-          <w:tab w:val="num" w:pos="0"/>
-        </w:tabs>
-        <w:ind w:start="0" w:hanging="0"/>
-      </w:pPr>
+      <w:numFmt w:val="bullet"/>
+      <w:lvlText w:val=""/>
+      <w:lvlJc w:val="start"/>
+      <w:pPr>
+        <w:tabs>
+          <w:tab w:val="num" w:pos="2160"/>
+        </w:tabs>
+        <w:ind w:start="2160" w:hanging="360"/>
+      </w:pPr>
+      <w:rPr>
+        <w:rFonts w:ascii="Symbol" w:hAnsi="Symbol" w:cs="Symbol" w:hint="default"/>
+      </w:rPr>
     </w:lvl>
     <w:lvl w:ilvl="5">
       <w:start w:val="1"/>
-      <w:numFmt w:val="none"/>
-      <w:suff w:val="nothing"/>
-      <w:lvlText w:val=""/>
-      <w:lvlJc w:val="start"/>
-      <w:pPr>
-        <w:tabs>
-          <w:tab w:val="num" w:pos="0"/>
-        </w:tabs>
-        <w:ind w:start="0" w:hanging="0"/>
-      </w:pPr>
+      <w:numFmt w:val="bullet"/>
+      <w:lvlText w:val=""/>
+      <w:lvlJc w:val="start"/>
+      <w:pPr>
+        <w:tabs>
+          <w:tab w:val="num" w:pos="2520"/>
+        </w:tabs>
+        <w:ind w:start="2520" w:hanging="360"/>
+      </w:pPr>
+      <w:rPr>
+        <w:rFonts w:ascii="Symbol" w:hAnsi="Symbol" w:cs="Symbol" w:hint="default"/>
+      </w:rPr>
     </w:lvl>
     <w:lvl w:ilvl="6">
       <w:start w:val="1"/>
-      <w:numFmt w:val="none"/>
-      <w:suff w:val="nothing"/>
-      <w:lvlText w:val=""/>
-      <w:lvlJc w:val="start"/>
-      <w:pPr>
-        <w:tabs>
-          <w:tab w:val="num" w:pos="0"/>
-        </w:tabs>
-        <w:ind w:start="0" w:hanging="0"/>
-      </w:pPr>
+      <w:numFmt w:val="bullet"/>
+      <w:lvlText w:val=""/>
+      <w:lvlJc w:val="start"/>
+      <w:pPr>
+        <w:tabs>
+          <w:tab w:val="num" w:pos="2880"/>
+        </w:tabs>
+        <w:ind w:start="2880" w:hanging="360"/>
+      </w:pPr>
+      <w:rPr>
+        <w:rFonts w:ascii="Symbol" w:hAnsi="Symbol" w:cs="Symbol" w:hint="default"/>
+      </w:rPr>
     </w:lvl>
     <w:lvl w:ilvl="7">
       <w:start w:val="1"/>
-      <w:numFmt w:val="none"/>
-      <w:suff w:val="nothing"/>
-      <w:lvlText w:val=""/>
-      <w:lvlJc w:val="start"/>
-      <w:pPr>
-        <w:tabs>
-          <w:tab w:val="num" w:pos="0"/>
-        </w:tabs>
-        <w:ind w:start="0" w:hanging="0"/>
-      </w:pPr>
+      <w:numFmt w:val="bullet"/>
+      <w:lvlText w:val=""/>
+      <w:lvlJc w:val="start"/>
+      <w:pPr>
+        <w:tabs>
+          <w:tab w:val="num" w:pos="3240"/>
+        </w:tabs>
+        <w:ind w:start="3240" w:hanging="360"/>
+      </w:pPr>
+      <w:rPr>
+        <w:rFonts w:ascii="Symbol" w:hAnsi="Symbol" w:cs="Symbol" w:hint="default"/>
+      </w:rPr>
     </w:lvl>
     <w:lvl w:ilvl="8">
       <w:start w:val="1"/>
-      <w:numFmt w:val="none"/>
-      <w:suff w:val="nothing"/>
-      <w:lvlText w:val=""/>
-      <w:lvlJc w:val="start"/>
-      <w:pPr>
-        <w:tabs>
-          <w:tab w:val="num" w:pos="0"/>
-        </w:tabs>
-        <w:ind w:start="0" w:hanging="0"/>
-      </w:pPr>
+      <w:numFmt w:val="bullet"/>
+      <w:lvlText w:val=""/>
+      <w:lvlJc w:val="start"/>
+      <w:pPr>
+        <w:tabs>
+          <w:tab w:val="num" w:pos="3600"/>
+        </w:tabs>
+        <w:ind w:start="3600" w:hanging="360"/>
+      </w:pPr>
+      <w:rPr>
+        <w:rFonts w:ascii="Symbol" w:hAnsi="Symbol" w:cs="Symbol" w:hint="default"/>
+      </w:rPr>
     </w:lvl>
   </w:abstractNum>
   <w:num w:numId="1">
@@ -4387,15 +4406,35 @@
       <w:lang w:val="en-US" w:eastAsia="zh-CN" w:bidi="hi-IN"/>
     </w:rPr>
   </w:style>
-  <w:style w:type="character" w:styleId="Bulletsuser">
-    <w:name w:val="Bullets (user)"/>
+  <w:style w:type="paragraph" w:styleId="Heading1">
+    <w:name w:val="heading 1"/>
+    <w:basedOn w:val="Heading"/>
+    <w:next w:val="BodyText"/>
+    <w:qFormat/>
+    <w:pPr>
+      <w:numPr>
+        <w:ilvl w:val="0"/>
+        <w:numId w:val="1"/>
+      </w:numPr>
+      <w:spacing w:before="240" w:after="120"/>
+      <w:outlineLvl w:val="0"/>
+    </w:pPr>
+    <w:rPr>
+      <w:b/>
+      <w:bCs/>
+      <w:sz w:val="36"/>
+      <w:szCs w:val="36"/>
+    </w:rPr>
+  </w:style>
+  <w:style w:type="character" w:styleId="Bullets">
+    <w:name w:val="Bullets"/>
     <w:qFormat/>
     <w:rPr>
       <w:rFonts w:ascii="OpenSymbol" w:hAnsi="OpenSymbol" w:eastAsia="OpenSymbol" w:cs="OpenSymbol"/>
     </w:rPr>
   </w:style>
-  <w:style w:type="character" w:styleId="Bullets">
-    <w:name w:val="Bullets"/>
+  <w:style w:type="character" w:styleId="Bulletsuser">
+    <w:name w:val="Bullets (user)"/>
     <w:qFormat/>
     <w:rPr>
       <w:rFonts w:ascii="OpenSymbol" w:hAnsi="OpenSymbol" w:eastAsia="OpenSymbol" w:cs="OpenSymbol"/>

--- a/magyar11.docx
+++ b/magyar11.docx
@@ -3108,6 +3108,386 @@
         <w:t>Kb. hány nyelvet beszélnek ma a világon: ~6000</w:t>
       </w:r>
     </w:p>
+    <w:p>
+      <w:pPr>
+        <w:pStyle w:val="Normal"/>
+        <w:bidi w:val="0"/>
+        <w:jc w:val="start"/>
+        <w:rPr>
+          <w:b w:val="false"/>
+          <w:bCs w:val="false"/>
+          <w:sz w:val="24"/>
+          <w:szCs w:val="24"/>
+          <w:lang w:val="hu-HU"/>
+        </w:rPr>
+      </w:pPr>
+      <w:r>
+        <w:rPr>
+          <w:b w:val="false"/>
+          <w:bCs w:val="false"/>
+          <w:sz w:val="24"/>
+          <w:szCs w:val="24"/>
+          <w:lang w:val="hu-HU"/>
+        </w:rPr>
+      </w:r>
+    </w:p>
+    <w:p>
+      <w:pPr>
+        <w:pStyle w:val="Normal"/>
+        <w:bidi w:val="0"/>
+        <w:jc w:val="start"/>
+        <w:rPr>
+          <w:b/>
+          <w:bCs/>
+          <w:sz w:val="24"/>
+          <w:szCs w:val="24"/>
+          <w:lang w:val="hu-HU"/>
+        </w:rPr>
+      </w:pPr>
+      <w:r>
+        <w:rPr>
+          <w:b/>
+          <w:bCs/>
+          <w:sz w:val="24"/>
+          <w:szCs w:val="24"/>
+          <w:lang w:val="hu-HU"/>
+        </w:rPr>
+        <w:t>A magyar nyelv eredete és rokonsága:</w:t>
+      </w:r>
+    </w:p>
+    <w:p>
+      <w:pPr>
+        <w:pStyle w:val="Normal"/>
+        <w:bidi w:val="0"/>
+        <w:jc w:val="start"/>
+        <w:rPr>
+          <w:b w:val="false"/>
+          <w:bCs w:val="false"/>
+          <w:sz w:val="24"/>
+          <w:szCs w:val="24"/>
+          <w:lang w:val="hu-HU"/>
+        </w:rPr>
+      </w:pPr>
+      <w:r>
+        <w:rPr>
+          <w:b w:val="false"/>
+          <w:bCs w:val="false"/>
+          <w:sz w:val="24"/>
+          <w:szCs w:val="24"/>
+          <w:lang w:val="hu-HU"/>
+        </w:rPr>
+      </w:r>
+    </w:p>
+    <w:p>
+      <w:pPr>
+        <w:pStyle w:val="Normal"/>
+        <w:bidi w:val="0"/>
+        <w:jc w:val="start"/>
+        <w:rPr>
+          <w:b w:val="false"/>
+          <w:bCs w:val="false"/>
+          <w:sz w:val="24"/>
+          <w:szCs w:val="24"/>
+          <w:lang w:val="hu-HU"/>
+        </w:rPr>
+      </w:pPr>
+      <w:r>
+        <w:rPr>
+          <w:b w:val="false"/>
+          <w:bCs w:val="false"/>
+          <w:sz w:val="24"/>
+          <w:szCs w:val="24"/>
+          <w:lang w:val="hu-HU"/>
+        </w:rPr>
+        <w:t>A magyar nyelv önállósodása</w:t>
+      </w:r>
+    </w:p>
+    <w:p>
+      <w:pPr>
+        <w:pStyle w:val="Normal"/>
+        <w:bidi w:val="0"/>
+        <w:jc w:val="start"/>
+        <w:rPr>
+          <w:b w:val="false"/>
+          <w:bCs w:val="false"/>
+          <w:sz w:val="24"/>
+          <w:szCs w:val="24"/>
+          <w:lang w:val="hu-HU"/>
+        </w:rPr>
+      </w:pPr>
+      <w:r>
+        <w:rPr>
+          <w:b w:val="false"/>
+          <w:bCs w:val="false"/>
+          <w:sz w:val="24"/>
+          <w:szCs w:val="24"/>
+          <w:lang w:val="hu-HU"/>
+        </w:rPr>
+        <w:t>uráli alapnyelv -&gt; finnugor alapnyelv -&gt; ugor alapnyelv -&gt; ősmagyar -&gt; magyar (kb. 2500-3000 éve)</w:t>
+      </w:r>
+    </w:p>
+    <w:p>
+      <w:pPr>
+        <w:pStyle w:val="Normal"/>
+        <w:bidi w:val="0"/>
+        <w:jc w:val="start"/>
+        <w:rPr>
+          <w:b w:val="false"/>
+          <w:bCs w:val="false"/>
+          <w:sz w:val="24"/>
+          <w:szCs w:val="24"/>
+          <w:lang w:val="hu-HU"/>
+        </w:rPr>
+      </w:pPr>
+      <w:r>
+        <w:rPr>
+          <w:b w:val="false"/>
+          <w:bCs w:val="false"/>
+          <w:sz w:val="24"/>
+          <w:szCs w:val="24"/>
+          <w:lang w:val="hu-HU"/>
+        </w:rPr>
+      </w:r>
+    </w:p>
+    <w:p>
+      <w:pPr>
+        <w:pStyle w:val="Normal"/>
+        <w:bidi w:val="0"/>
+        <w:jc w:val="start"/>
+        <w:rPr>
+          <w:b/>
+          <w:bCs/>
+          <w:sz w:val="24"/>
+          <w:szCs w:val="24"/>
+          <w:lang w:val="hu-HU"/>
+        </w:rPr>
+      </w:pPr>
+      <w:r>
+        <w:rPr>
+          <w:b/>
+          <w:bCs/>
+          <w:sz w:val="24"/>
+          <w:szCs w:val="24"/>
+          <w:lang w:val="hu-HU"/>
+        </w:rPr>
+        <w:t>Mf. 20/3</w:t>
+      </w:r>
+    </w:p>
+    <w:p>
+      <w:pPr>
+        <w:pStyle w:val="Normal"/>
+        <w:bidi w:val="0"/>
+        <w:jc w:val="start"/>
+        <w:rPr>
+          <w:b w:val="false"/>
+          <w:bCs w:val="false"/>
+          <w:sz w:val="24"/>
+          <w:szCs w:val="24"/>
+          <w:lang w:val="hu-HU"/>
+        </w:rPr>
+      </w:pPr>
+      <w:r>
+        <w:rPr>
+          <w:b w:val="false"/>
+          <w:bCs w:val="false"/>
+          <w:sz w:val="24"/>
+          <w:szCs w:val="24"/>
+          <w:lang w:val="hu-HU"/>
+        </w:rPr>
+        <w:t xml:space="preserve">Hangtani változás: a finnugor p hang magyarban f-re változott (pl. finn pää – magyar fej). A magyar szövegvége -z az a finnugorban -t pl.: kéz -  </w:t>
+      </w:r>
+      <w:r>
+        <w:rPr>
+          <w:b w:val="false"/>
+          <w:bCs w:val="false"/>
+          <w:sz w:val="24"/>
+          <w:szCs w:val="24"/>
+          <w:lang w:val="hu-HU"/>
+        </w:rPr>
+        <w:t>ket</w:t>
+      </w:r>
+    </w:p>
+    <w:p>
+      <w:pPr>
+        <w:pStyle w:val="Normal"/>
+        <w:bidi w:val="0"/>
+        <w:jc w:val="start"/>
+        <w:rPr>
+          <w:b w:val="false"/>
+          <w:bCs w:val="false"/>
+          <w:sz w:val="24"/>
+          <w:szCs w:val="24"/>
+          <w:lang w:val="hu-HU"/>
+        </w:rPr>
+      </w:pPr>
+      <w:r>
+        <w:rPr>
+          <w:b w:val="false"/>
+          <w:bCs w:val="false"/>
+          <w:sz w:val="24"/>
+          <w:szCs w:val="24"/>
+          <w:lang w:val="hu-HU"/>
+        </w:rPr>
+      </w:r>
+    </w:p>
+    <w:p>
+      <w:pPr>
+        <w:pStyle w:val="Normal"/>
+        <w:bidi w:val="0"/>
+        <w:jc w:val="start"/>
+        <w:rPr>
+          <w:b w:val="false"/>
+          <w:bCs w:val="false"/>
+          <w:sz w:val="24"/>
+          <w:szCs w:val="24"/>
+          <w:lang w:val="hu-HU"/>
+        </w:rPr>
+      </w:pPr>
+      <w:r>
+        <w:rPr>
+          <w:b w:val="false"/>
+          <w:bCs w:val="false"/>
+          <w:sz w:val="24"/>
+          <w:szCs w:val="24"/>
+          <w:lang w:val="hu-HU"/>
+        </w:rPr>
+        <w:t xml:space="preserve">Szókincs: </w:t>
+      </w:r>
+      <w:r>
+        <w:rPr>
+          <w:b w:val="false"/>
+          <w:bCs w:val="false"/>
+          <w:sz w:val="24"/>
+          <w:szCs w:val="24"/>
+          <w:lang w:val="hu-HU"/>
+        </w:rPr>
+        <w:t xml:space="preserve">a finnugor nyelvek alapszókincse egyezik a magyarral pl.: </w:t>
+      </w:r>
+      <w:r>
+        <w:rPr>
+          <w:b w:val="false"/>
+          <w:bCs w:val="false"/>
+          <w:sz w:val="24"/>
+          <w:szCs w:val="24"/>
+          <w:lang w:val="hu-HU"/>
+        </w:rPr>
+        <w:t>magyar víz – finn vesi.</w:t>
+      </w:r>
+    </w:p>
+    <w:p>
+      <w:pPr>
+        <w:pStyle w:val="Normal"/>
+        <w:bidi w:val="0"/>
+        <w:jc w:val="start"/>
+        <w:rPr>
+          <w:b w:val="false"/>
+          <w:bCs w:val="false"/>
+          <w:sz w:val="24"/>
+          <w:szCs w:val="24"/>
+          <w:lang w:val="hu-HU"/>
+        </w:rPr>
+      </w:pPr>
+      <w:r>
+        <w:rPr>
+          <w:b w:val="false"/>
+          <w:bCs w:val="false"/>
+          <w:sz w:val="24"/>
+          <w:szCs w:val="24"/>
+          <w:lang w:val="hu-HU"/>
+        </w:rPr>
+      </w:r>
+    </w:p>
+    <w:p>
+      <w:pPr>
+        <w:pStyle w:val="Normal"/>
+        <w:bidi w:val="0"/>
+        <w:jc w:val="start"/>
+        <w:rPr>
+          <w:b w:val="false"/>
+          <w:bCs w:val="false"/>
+          <w:sz w:val="24"/>
+          <w:szCs w:val="24"/>
+          <w:lang w:val="hu-HU"/>
+        </w:rPr>
+      </w:pPr>
+      <w:r>
+        <w:rPr>
+          <w:b w:val="false"/>
+          <w:bCs w:val="false"/>
+          <w:sz w:val="24"/>
+          <w:szCs w:val="24"/>
+          <w:lang w:val="hu-HU"/>
+        </w:rPr>
+        <w:t xml:space="preserve">Nyelvtani szerkezet: </w:t>
+      </w:r>
+      <w:r>
+        <w:rPr>
+          <w:b w:val="false"/>
+          <w:bCs w:val="false"/>
+          <w:sz w:val="24"/>
+          <w:szCs w:val="24"/>
+          <w:lang w:val="hu-HU"/>
+        </w:rPr>
+        <w:t xml:space="preserve">többes szám jele a -k; felszó mód jele a -j; </w:t>
+      </w:r>
+      <w:r>
+        <w:rPr>
+          <w:b w:val="false"/>
+          <w:bCs w:val="false"/>
+          <w:sz w:val="24"/>
+          <w:szCs w:val="24"/>
+          <w:lang w:val="hu-HU"/>
+        </w:rPr>
+        <w:t>birtokos személyrag: magyar ház-am, finn taloni.</w:t>
+      </w:r>
+    </w:p>
+    <w:p>
+      <w:pPr>
+        <w:pStyle w:val="Normal"/>
+        <w:bidi w:val="0"/>
+        <w:jc w:val="start"/>
+        <w:rPr>
+          <w:b w:val="false"/>
+          <w:bCs w:val="false"/>
+          <w:sz w:val="24"/>
+          <w:szCs w:val="24"/>
+          <w:lang w:val="hu-HU"/>
+        </w:rPr>
+      </w:pPr>
+      <w:r>
+        <w:rPr>
+          <w:b w:val="false"/>
+          <w:bCs w:val="false"/>
+          <w:sz w:val="24"/>
+          <w:szCs w:val="24"/>
+          <w:lang w:val="hu-HU"/>
+        </w:rPr>
+      </w:r>
+    </w:p>
+    <w:p>
+      <w:pPr>
+        <w:pStyle w:val="Normal"/>
+        <w:bidi w:val="0"/>
+        <w:jc w:val="start"/>
+        <w:rPr>
+          <w:b w:val="false"/>
+          <w:bCs w:val="false"/>
+          <w:sz w:val="24"/>
+          <w:szCs w:val="24"/>
+          <w:lang w:val="hu-HU"/>
+        </w:rPr>
+      </w:pPr>
+      <w:r>
+        <w:rPr>
+          <w:b w:val="false"/>
+          <w:bCs w:val="false"/>
+          <w:sz w:val="24"/>
+          <w:szCs w:val="24"/>
+          <w:lang w:val="hu-HU"/>
+        </w:rPr>
+        <w:t>Ősmagyar kor kre.1000; ómagyar kor 896; középmagyar kor 1526; újmagyar kor 1772; újabb magar kor 1920</w:t>
+      </w:r>
+    </w:p>
     <w:sectPr>
       <w:type w:val="nextPage"/>
       <w:pgSz w:w="12240" w:h="15840"/>
@@ -3126,7 +3506,6 @@
   <w:abstractNum w:abstractNumId="1">
     <w:lvl w:ilvl="0">
       <w:start w:val="1"/>
-      <w:pStyle w:val="Heading1"/>
       <w:numFmt w:val="none"/>
       <w:suff w:val="nothing"/>
       <w:lvlText w:val=""/>
@@ -3137,6 +3516,7 @@
         </w:tabs>
         <w:ind w:start="0" w:hanging="0"/>
       </w:pPr>
+      <w:rPr/>
     </w:lvl>
     <w:lvl w:ilvl="1">
       <w:start w:val="1"/>
@@ -3150,6 +3530,7 @@
         </w:tabs>
         <w:ind w:start="0" w:hanging="0"/>
       </w:pPr>
+      <w:rPr/>
     </w:lvl>
     <w:lvl w:ilvl="2">
       <w:start w:val="1"/>
@@ -3163,6 +3544,7 @@
         </w:tabs>
         <w:ind w:start="0" w:hanging="0"/>
       </w:pPr>
+      <w:rPr/>
     </w:lvl>
     <w:lvl w:ilvl="3">
       <w:start w:val="1"/>
@@ -3176,6 +3558,7 @@
         </w:tabs>
         <w:ind w:start="0" w:hanging="0"/>
       </w:pPr>
+      <w:rPr/>
     </w:lvl>
     <w:lvl w:ilvl="4">
       <w:start w:val="1"/>
@@ -3189,6 +3572,7 @@
         </w:tabs>
         <w:ind w:start="0" w:hanging="0"/>
       </w:pPr>
+      <w:rPr/>
     </w:lvl>
     <w:lvl w:ilvl="5">
       <w:start w:val="1"/>
@@ -3202,6 +3586,7 @@
         </w:tabs>
         <w:ind w:start="0" w:hanging="0"/>
       </w:pPr>
+      <w:rPr/>
     </w:lvl>
     <w:lvl w:ilvl="6">
       <w:start w:val="1"/>
@@ -3215,6 +3600,7 @@
         </w:tabs>
         <w:ind w:start="0" w:hanging="0"/>
       </w:pPr>
+      <w:rPr/>
     </w:lvl>
     <w:lvl w:ilvl="7">
       <w:start w:val="1"/>
@@ -3228,6 +3614,7 @@
         </w:tabs>
         <w:ind w:start="0" w:hanging="0"/>
       </w:pPr>
+      <w:rPr/>
     </w:lvl>
     <w:lvl w:ilvl="8">
       <w:start w:val="1"/>
@@ -3241,6 +3628,7 @@
         </w:tabs>
         <w:ind w:start="0" w:hanging="0"/>
       </w:pPr>
+      <w:rPr/>
     </w:lvl>
   </w:abstractNum>
   <w:abstractNum w:abstractNumId="2">
@@ -4337,6 +4725,125 @@
       <w:rPr>
         <w:rFonts w:ascii="Symbol" w:hAnsi="Symbol" w:cs="Symbol" w:hint="default"/>
       </w:rPr>
+    </w:lvl>
+  </w:abstractNum>
+  <w:abstractNum w:abstractNumId="10">
+    <w:lvl w:ilvl="0">
+      <w:start w:val="1"/>
+      <w:numFmt w:val="none"/>
+      <w:suff w:val="nothing"/>
+      <w:lvlText w:val=""/>
+      <w:lvlJc w:val="start"/>
+      <w:pPr>
+        <w:tabs>
+          <w:tab w:val="num" w:pos="0"/>
+        </w:tabs>
+        <w:ind w:start="0" w:hanging="0"/>
+      </w:pPr>
+    </w:lvl>
+    <w:lvl w:ilvl="1">
+      <w:start w:val="1"/>
+      <w:numFmt w:val="none"/>
+      <w:suff w:val="nothing"/>
+      <w:lvlText w:val=""/>
+      <w:lvlJc w:val="start"/>
+      <w:pPr>
+        <w:tabs>
+          <w:tab w:val="num" w:pos="0"/>
+        </w:tabs>
+        <w:ind w:start="0" w:hanging="0"/>
+      </w:pPr>
+    </w:lvl>
+    <w:lvl w:ilvl="2">
+      <w:start w:val="1"/>
+      <w:numFmt w:val="none"/>
+      <w:suff w:val="nothing"/>
+      <w:lvlText w:val=""/>
+      <w:lvlJc w:val="start"/>
+      <w:pPr>
+        <w:tabs>
+          <w:tab w:val="num" w:pos="0"/>
+        </w:tabs>
+        <w:ind w:start="0" w:hanging="0"/>
+      </w:pPr>
+    </w:lvl>
+    <w:lvl w:ilvl="3">
+      <w:start w:val="1"/>
+      <w:numFmt w:val="none"/>
+      <w:suff w:val="nothing"/>
+      <w:lvlText w:val=""/>
+      <w:lvlJc w:val="start"/>
+      <w:pPr>
+        <w:tabs>
+          <w:tab w:val="num" w:pos="0"/>
+        </w:tabs>
+        <w:ind w:start="0" w:hanging="0"/>
+      </w:pPr>
+    </w:lvl>
+    <w:lvl w:ilvl="4">
+      <w:start w:val="1"/>
+      <w:numFmt w:val="none"/>
+      <w:suff w:val="nothing"/>
+      <w:lvlText w:val=""/>
+      <w:lvlJc w:val="start"/>
+      <w:pPr>
+        <w:tabs>
+          <w:tab w:val="num" w:pos="0"/>
+        </w:tabs>
+        <w:ind w:start="0" w:hanging="0"/>
+      </w:pPr>
+    </w:lvl>
+    <w:lvl w:ilvl="5">
+      <w:start w:val="1"/>
+      <w:numFmt w:val="none"/>
+      <w:suff w:val="nothing"/>
+      <w:lvlText w:val=""/>
+      <w:lvlJc w:val="start"/>
+      <w:pPr>
+        <w:tabs>
+          <w:tab w:val="num" w:pos="0"/>
+        </w:tabs>
+        <w:ind w:start="0" w:hanging="0"/>
+      </w:pPr>
+    </w:lvl>
+    <w:lvl w:ilvl="6">
+      <w:start w:val="1"/>
+      <w:numFmt w:val="none"/>
+      <w:suff w:val="nothing"/>
+      <w:lvlText w:val=""/>
+      <w:lvlJc w:val="start"/>
+      <w:pPr>
+        <w:tabs>
+          <w:tab w:val="num" w:pos="0"/>
+        </w:tabs>
+        <w:ind w:start="0" w:hanging="0"/>
+      </w:pPr>
+    </w:lvl>
+    <w:lvl w:ilvl="7">
+      <w:start w:val="1"/>
+      <w:numFmt w:val="none"/>
+      <w:suff w:val="nothing"/>
+      <w:lvlText w:val=""/>
+      <w:lvlJc w:val="start"/>
+      <w:pPr>
+        <w:tabs>
+          <w:tab w:val="num" w:pos="0"/>
+        </w:tabs>
+        <w:ind w:start="0" w:hanging="0"/>
+      </w:pPr>
+    </w:lvl>
+    <w:lvl w:ilvl="8">
+      <w:start w:val="1"/>
+      <w:numFmt w:val="none"/>
+      <w:suff w:val="nothing"/>
+      <w:lvlText w:val=""/>
+      <w:lvlJc w:val="start"/>
+      <w:pPr>
+        <w:tabs>
+          <w:tab w:val="num" w:pos="0"/>
+        </w:tabs>
+        <w:ind w:start="0" w:hanging="0"/>
+      </w:pPr>
     </w:lvl>
   </w:abstractNum>
   <w:num w:numId="1">
@@ -4365,6 +4872,9 @@
   </w:num>
   <w:num w:numId="9">
     <w:abstractNumId w:val="9"/>
+  </w:num>
+  <w:num w:numId="10">
+    <w:abstractNumId w:val="10"/>
   </w:num>
 </w:numbering>
 </file>
@@ -4426,15 +4936,15 @@
       <w:szCs w:val="36"/>
     </w:rPr>
   </w:style>
-  <w:style w:type="character" w:styleId="Bullets">
-    <w:name w:val="Bullets"/>
+  <w:style w:type="character" w:styleId="Bulletsuser">
+    <w:name w:val="Bullets (user)"/>
     <w:qFormat/>
     <w:rPr>
       <w:rFonts w:ascii="OpenSymbol" w:hAnsi="OpenSymbol" w:eastAsia="OpenSymbol" w:cs="OpenSymbol"/>
     </w:rPr>
   </w:style>
-  <w:style w:type="character" w:styleId="Bulletsuser">
-    <w:name w:val="Bullets (user)"/>
+  <w:style w:type="character" w:styleId="Bullets">
+    <w:name w:val="Bullets"/>
     <w:qFormat/>
     <w:rPr>
       <w:rFonts w:ascii="OpenSymbol" w:hAnsi="OpenSymbol" w:eastAsia="OpenSymbol" w:cs="OpenSymbol"/>

--- a/magyar11.docx
+++ b/magyar11.docx
@@ -3294,151 +3294,101 @@
           <w:szCs w:val="24"/>
           <w:lang w:val="hu-HU"/>
         </w:rPr>
-        <w:t xml:space="preserve">Hangtani változás: a finnugor p hang magyarban f-re változott (pl. finn pää – magyar fej). A magyar szövegvége -z az a finnugorban -t pl.: kéz -  </w:t>
-      </w:r>
-      <w:r>
-        <w:rPr>
-          <w:b w:val="false"/>
-          <w:bCs w:val="false"/>
-          <w:sz w:val="24"/>
-          <w:szCs w:val="24"/>
-          <w:lang w:val="hu-HU"/>
-        </w:rPr>
-        <w:t>ket</w:t>
-      </w:r>
-    </w:p>
-    <w:p>
-      <w:pPr>
-        <w:pStyle w:val="Normal"/>
-        <w:bidi w:val="0"/>
-        <w:jc w:val="start"/>
-        <w:rPr>
-          <w:b w:val="false"/>
-          <w:bCs w:val="false"/>
-          <w:sz w:val="24"/>
-          <w:szCs w:val="24"/>
-          <w:lang w:val="hu-HU"/>
-        </w:rPr>
-      </w:pPr>
-      <w:r>
-        <w:rPr>
-          <w:b w:val="false"/>
-          <w:bCs w:val="false"/>
-          <w:sz w:val="24"/>
-          <w:szCs w:val="24"/>
-          <w:lang w:val="hu-HU"/>
-        </w:rPr>
-      </w:r>
-    </w:p>
-    <w:p>
-      <w:pPr>
-        <w:pStyle w:val="Normal"/>
-        <w:bidi w:val="0"/>
-        <w:jc w:val="start"/>
-        <w:rPr>
-          <w:b w:val="false"/>
-          <w:bCs w:val="false"/>
-          <w:sz w:val="24"/>
-          <w:szCs w:val="24"/>
-          <w:lang w:val="hu-HU"/>
-        </w:rPr>
-      </w:pPr>
-      <w:r>
-        <w:rPr>
-          <w:b w:val="false"/>
-          <w:bCs w:val="false"/>
-          <w:sz w:val="24"/>
-          <w:szCs w:val="24"/>
-          <w:lang w:val="hu-HU"/>
-        </w:rPr>
-        <w:t xml:space="preserve">Szókincs: </w:t>
-      </w:r>
-      <w:r>
-        <w:rPr>
-          <w:b w:val="false"/>
-          <w:bCs w:val="false"/>
-          <w:sz w:val="24"/>
-          <w:szCs w:val="24"/>
-          <w:lang w:val="hu-HU"/>
-        </w:rPr>
-        <w:t xml:space="preserve">a finnugor nyelvek alapszókincse egyezik a magyarral pl.: </w:t>
-      </w:r>
-      <w:r>
-        <w:rPr>
-          <w:b w:val="false"/>
-          <w:bCs w:val="false"/>
-          <w:sz w:val="24"/>
-          <w:szCs w:val="24"/>
-          <w:lang w:val="hu-HU"/>
-        </w:rPr>
-        <w:t>magyar víz – finn vesi.</w:t>
-      </w:r>
-    </w:p>
-    <w:p>
-      <w:pPr>
-        <w:pStyle w:val="Normal"/>
-        <w:bidi w:val="0"/>
-        <w:jc w:val="start"/>
-        <w:rPr>
-          <w:b w:val="false"/>
-          <w:bCs w:val="false"/>
-          <w:sz w:val="24"/>
-          <w:szCs w:val="24"/>
-          <w:lang w:val="hu-HU"/>
-        </w:rPr>
-      </w:pPr>
-      <w:r>
-        <w:rPr>
-          <w:b w:val="false"/>
-          <w:bCs w:val="false"/>
-          <w:sz w:val="24"/>
-          <w:szCs w:val="24"/>
-          <w:lang w:val="hu-HU"/>
-        </w:rPr>
-      </w:r>
-    </w:p>
-    <w:p>
-      <w:pPr>
-        <w:pStyle w:val="Normal"/>
-        <w:bidi w:val="0"/>
-        <w:jc w:val="start"/>
-        <w:rPr>
-          <w:b w:val="false"/>
-          <w:bCs w:val="false"/>
-          <w:sz w:val="24"/>
-          <w:szCs w:val="24"/>
-          <w:lang w:val="hu-HU"/>
-        </w:rPr>
-      </w:pPr>
-      <w:r>
-        <w:rPr>
-          <w:b w:val="false"/>
-          <w:bCs w:val="false"/>
-          <w:sz w:val="24"/>
-          <w:szCs w:val="24"/>
-          <w:lang w:val="hu-HU"/>
-        </w:rPr>
-        <w:t xml:space="preserve">Nyelvtani szerkezet: </w:t>
-      </w:r>
-      <w:r>
-        <w:rPr>
-          <w:b w:val="false"/>
-          <w:bCs w:val="false"/>
-          <w:sz w:val="24"/>
-          <w:szCs w:val="24"/>
-          <w:lang w:val="hu-HU"/>
-        </w:rPr>
-        <w:t xml:space="preserve">többes szám jele a -k; felszó mód jele a -j; </w:t>
-      </w:r>
-      <w:r>
-        <w:rPr>
-          <w:b w:val="false"/>
-          <w:bCs w:val="false"/>
-          <w:sz w:val="24"/>
-          <w:szCs w:val="24"/>
-          <w:lang w:val="hu-HU"/>
-        </w:rPr>
-        <w:t>birtokos személyrag: magyar ház-am, finn taloni.</w:t>
+        <w:t>Hangtani változás: a finnugor p hang magyarban f-re változott (pl. finn pää – magyar fej). A magyar szövegvége -z az a finnugorban -t pl.: kéz -  ket</w:t>
+      </w:r>
+    </w:p>
+    <w:p>
+      <w:pPr>
+        <w:pStyle w:val="Normal"/>
+        <w:bidi w:val="0"/>
+        <w:jc w:val="start"/>
+        <w:rPr>
+          <w:b w:val="false"/>
+          <w:bCs w:val="false"/>
+          <w:sz w:val="24"/>
+          <w:szCs w:val="24"/>
+          <w:lang w:val="hu-HU"/>
+        </w:rPr>
+      </w:pPr>
+      <w:r>
+        <w:rPr>
+          <w:b w:val="false"/>
+          <w:bCs w:val="false"/>
+          <w:sz w:val="24"/>
+          <w:szCs w:val="24"/>
+          <w:lang w:val="hu-HU"/>
+        </w:rPr>
+      </w:r>
+    </w:p>
+    <w:p>
+      <w:pPr>
+        <w:pStyle w:val="Normal"/>
+        <w:bidi w:val="0"/>
+        <w:jc w:val="start"/>
+        <w:rPr>
+          <w:b w:val="false"/>
+          <w:bCs w:val="false"/>
+          <w:sz w:val="24"/>
+          <w:szCs w:val="24"/>
+          <w:lang w:val="hu-HU"/>
+        </w:rPr>
+      </w:pPr>
+      <w:r>
+        <w:rPr>
+          <w:b w:val="false"/>
+          <w:bCs w:val="false"/>
+          <w:sz w:val="24"/>
+          <w:szCs w:val="24"/>
+          <w:lang w:val="hu-HU"/>
+        </w:rPr>
+        <w:t>Szókincs: a finnugor nyelvek alapszókincse egyezik a magyarral pl.: magyar víz – finn vesi.</w:t>
+      </w:r>
+    </w:p>
+    <w:p>
+      <w:pPr>
+        <w:pStyle w:val="Normal"/>
+        <w:bidi w:val="0"/>
+        <w:jc w:val="start"/>
+        <w:rPr>
+          <w:b w:val="false"/>
+          <w:bCs w:val="false"/>
+          <w:sz w:val="24"/>
+          <w:szCs w:val="24"/>
+          <w:lang w:val="hu-HU"/>
+        </w:rPr>
+      </w:pPr>
+      <w:r>
+        <w:rPr>
+          <w:b w:val="false"/>
+          <w:bCs w:val="false"/>
+          <w:sz w:val="24"/>
+          <w:szCs w:val="24"/>
+          <w:lang w:val="hu-HU"/>
+        </w:rPr>
+      </w:r>
+    </w:p>
+    <w:p>
+      <w:pPr>
+        <w:pStyle w:val="Normal"/>
+        <w:bidi w:val="0"/>
+        <w:jc w:val="start"/>
+        <w:rPr>
+          <w:b w:val="false"/>
+          <w:bCs w:val="false"/>
+          <w:sz w:val="24"/>
+          <w:szCs w:val="24"/>
+          <w:lang w:val="hu-HU"/>
+        </w:rPr>
+      </w:pPr>
+      <w:r>
+        <w:rPr>
+          <w:b w:val="false"/>
+          <w:bCs w:val="false"/>
+          <w:sz w:val="24"/>
+          <w:szCs w:val="24"/>
+          <w:lang w:val="hu-HU"/>
+        </w:rPr>
+        <w:t>Nyelvtani szerkezet: többes szám jele a -k; felszó mód jele a -j; birtokos személyrag: magyar ház-am, finn taloni.</w:t>
       </w:r>
     </w:p>
     <w:p>
@@ -3486,6 +3436,29 @@
           <w:lang w:val="hu-HU"/>
         </w:rPr>
         <w:t>Ősmagyar kor kre.1000; ómagyar kor 896; középmagyar kor 1526; újmagyar kor 1772; újabb magar kor 1920</w:t>
+      </w:r>
+    </w:p>
+    <w:p>
+      <w:pPr>
+        <w:pStyle w:val="Normal"/>
+        <w:bidi w:val="0"/>
+        <w:jc w:val="start"/>
+        <w:rPr>
+          <w:b w:val="false"/>
+          <w:bCs w:val="false"/>
+          <w:sz w:val="24"/>
+          <w:szCs w:val="24"/>
+          <w:lang w:val="hu-HU"/>
+        </w:rPr>
+      </w:pPr>
+      <w:r>
+        <w:rPr>
+          <w:b w:val="false"/>
+          <w:bCs w:val="false"/>
+          <w:sz w:val="24"/>
+          <w:szCs w:val="24"/>
+          <w:lang w:val="hu-HU"/>
+        </w:rPr>
       </w:r>
     </w:p>
     <w:sectPr>
@@ -4936,15 +4909,15 @@
       <w:szCs w:val="36"/>
     </w:rPr>
   </w:style>
-  <w:style w:type="character" w:styleId="Bulletsuser">
-    <w:name w:val="Bullets (user)"/>
+  <w:style w:type="character" w:styleId="Bullets">
+    <w:name w:val="Bullets"/>
     <w:qFormat/>
     <w:rPr>
       <w:rFonts w:ascii="OpenSymbol" w:hAnsi="OpenSymbol" w:eastAsia="OpenSymbol" w:cs="OpenSymbol"/>
     </w:rPr>
   </w:style>
-  <w:style w:type="character" w:styleId="Bullets">
-    <w:name w:val="Bullets"/>
+  <w:style w:type="character" w:styleId="Bulletsuser">
+    <w:name w:val="Bullets (user)"/>
     <w:qFormat/>
     <w:rPr>
       <w:rFonts w:ascii="OpenSymbol" w:hAnsi="OpenSymbol" w:eastAsia="OpenSymbol" w:cs="OpenSymbol"/>

--- a/magyar11.docx
+++ b/magyar11.docx
@@ -3438,27 +3438,769 @@
         <w:t>Ősmagyar kor kre.1000; ómagyar kor 896; középmagyar kor 1526; újmagyar kor 1772; újabb magar kor 1920</w:t>
       </w:r>
     </w:p>
-    <w:p>
-      <w:pPr>
-        <w:pStyle w:val="Normal"/>
-        <w:bidi w:val="0"/>
-        <w:jc w:val="start"/>
-        <w:rPr>
-          <w:b w:val="false"/>
-          <w:bCs w:val="false"/>
-          <w:sz w:val="24"/>
-          <w:szCs w:val="24"/>
-          <w:lang w:val="hu-HU"/>
-        </w:rPr>
-      </w:pPr>
-      <w:r>
-        <w:rPr>
-          <w:b w:val="false"/>
-          <w:bCs w:val="false"/>
-          <w:sz w:val="24"/>
-          <w:szCs w:val="24"/>
-          <w:lang w:val="hu-HU"/>
-        </w:rPr>
+    <w:tbl>
+      <w:tblPr>
+        <w:tblW w:w="5000" w:type="pct"/>
+        <w:jc w:val="start"/>
+        <w:tblInd w:w="-5" w:type="dxa"/>
+        <w:tblLayout w:type="fixed"/>
+        <w:tblCellMar>
+          <w:top w:w="55" w:type="dxa"/>
+          <w:start w:w="55" w:type="dxa"/>
+          <w:bottom w:w="55" w:type="dxa"/>
+          <w:end w:w="55" w:type="dxa"/>
+        </w:tblCellMar>
+      </w:tblPr>
+      <w:tblGrid>
+        <w:gridCol w:w="4986"/>
+        <w:gridCol w:w="4986"/>
+      </w:tblGrid>
+      <w:tr>
+        <w:trPr/>
+        <w:tc>
+          <w:tcPr>
+            <w:tcW w:w="4986" w:type="dxa"/>
+            <w:tcBorders>
+              <w:top w:val="single" w:sz="4" w:space="0" w:color="000000"/>
+              <w:start w:val="single" w:sz="4" w:space="0" w:color="000000"/>
+              <w:bottom w:val="single" w:sz="4" w:space="0" w:color="000000"/>
+            </w:tcBorders>
+          </w:tcPr>
+          <w:p>
+            <w:pPr>
+              <w:pStyle w:val="TableContents"/>
+              <w:rPr>
+                <w:lang w:val="hu-HU" w:eastAsia="zh-CN" w:bidi="hi-IN"/>
+              </w:rPr>
+            </w:pPr>
+            <w:r>
+              <w:rPr>
+                <w:lang w:val="hu-HU" w:eastAsia="zh-CN" w:bidi="hi-IN"/>
+              </w:rPr>
+              <w:t>Ynelvtörténeti kor</w:t>
+            </w:r>
+          </w:p>
+        </w:tc>
+        <w:tc>
+          <w:tcPr>
+            <w:tcW w:w="4986" w:type="dxa"/>
+            <w:tcBorders>
+              <w:top w:val="single" w:sz="4" w:space="0" w:color="000000"/>
+              <w:start w:val="single" w:sz="4" w:space="0" w:color="000000"/>
+              <w:bottom w:val="single" w:sz="4" w:space="0" w:color="000000"/>
+              <w:end w:val="single" w:sz="4" w:space="0" w:color="000000"/>
+            </w:tcBorders>
+          </w:tcPr>
+          <w:p>
+            <w:pPr>
+              <w:pStyle w:val="TableContents"/>
+              <w:rPr>
+                <w:lang w:val="hu-HU" w:eastAsia="zh-CN" w:bidi="hi-IN"/>
+              </w:rPr>
+            </w:pPr>
+            <w:r>
+              <w:rPr>
+                <w:lang w:val="hu-HU" w:eastAsia="zh-CN" w:bidi="hi-IN"/>
+              </w:rPr>
+              <w:t>Milyen nyelvi változás történt ebben az időben?</w:t>
+            </w:r>
+          </w:p>
+        </w:tc>
+      </w:tr>
+      <w:tr>
+        <w:trPr/>
+        <w:tc>
+          <w:tcPr>
+            <w:tcW w:w="4986" w:type="dxa"/>
+            <w:tcBorders>
+              <w:start w:val="single" w:sz="4" w:space="0" w:color="000000"/>
+              <w:bottom w:val="single" w:sz="4" w:space="0" w:color="000000"/>
+            </w:tcBorders>
+          </w:tcPr>
+          <w:p>
+            <w:pPr>
+              <w:pStyle w:val="TableContents"/>
+              <w:rPr>
+                <w:lang w:val="hu-HU" w:eastAsia="zh-CN" w:bidi="hi-IN"/>
+              </w:rPr>
+            </w:pPr>
+            <w:r>
+              <w:rPr>
+                <w:lang w:val="hu-HU" w:eastAsia="zh-CN" w:bidi="hi-IN"/>
+              </w:rPr>
+              <w:t>Ősmagyar kor</w:t>
+            </w:r>
+          </w:p>
+        </w:tc>
+        <w:tc>
+          <w:tcPr>
+            <w:tcW w:w="4986" w:type="dxa"/>
+            <w:tcBorders>
+              <w:start w:val="single" w:sz="4" w:space="0" w:color="000000"/>
+              <w:bottom w:val="single" w:sz="4" w:space="0" w:color="000000"/>
+              <w:end w:val="single" w:sz="4" w:space="0" w:color="000000"/>
+            </w:tcBorders>
+          </w:tcPr>
+          <w:p>
+            <w:pPr>
+              <w:pStyle w:val="TableContents"/>
+              <w:rPr>
+                <w:lang w:val="hu-HU" w:eastAsia="zh-CN" w:bidi="hi-IN"/>
+              </w:rPr>
+            </w:pPr>
+            <w:r>
+              <w:rPr>
+                <w:lang w:val="hu-HU" w:eastAsia="zh-CN" w:bidi="hi-IN"/>
+              </w:rPr>
+              <w:t>Új beszédhangok pl.: b, d hosszú mgh: á, é</w:t>
+            </w:r>
+          </w:p>
+          <w:p>
+            <w:pPr>
+              <w:pStyle w:val="TableContents"/>
+              <w:rPr>
+                <w:lang w:val="hu-HU" w:eastAsia="zh-CN" w:bidi="hi-IN"/>
+              </w:rPr>
+            </w:pPr>
+            <w:r>
+              <w:rPr>
+                <w:lang w:val="hu-HU" w:eastAsia="zh-CN" w:bidi="hi-IN"/>
+              </w:rPr>
+              <w:t>főnévi igenév képzője: -ni (pl. Olvas &gt; olvasni), múlt idő jele: -t (pl.: lát &gt; látott)</w:t>
+            </w:r>
+          </w:p>
+        </w:tc>
+      </w:tr>
+      <w:tr>
+        <w:trPr/>
+        <w:tc>
+          <w:tcPr>
+            <w:tcW w:w="4986" w:type="dxa"/>
+            <w:tcBorders>
+              <w:start w:val="single" w:sz="4" w:space="0" w:color="000000"/>
+              <w:bottom w:val="single" w:sz="4" w:space="0" w:color="000000"/>
+            </w:tcBorders>
+          </w:tcPr>
+          <w:p>
+            <w:pPr>
+              <w:pStyle w:val="TableContents"/>
+              <w:rPr>
+                <w:lang w:val="hu-HU" w:eastAsia="zh-CN" w:bidi="hi-IN"/>
+              </w:rPr>
+            </w:pPr>
+            <w:r>
+              <w:rPr>
+                <w:lang w:val="hu-HU" w:eastAsia="zh-CN" w:bidi="hi-IN"/>
+              </w:rPr>
+              <w:t>Ómagyar kor</w:t>
+            </w:r>
+          </w:p>
+        </w:tc>
+        <w:tc>
+          <w:tcPr>
+            <w:tcW w:w="4986" w:type="dxa"/>
+            <w:tcBorders>
+              <w:start w:val="single" w:sz="4" w:space="0" w:color="000000"/>
+              <w:bottom w:val="single" w:sz="4" w:space="0" w:color="000000"/>
+              <w:end w:val="single" w:sz="4" w:space="0" w:color="000000"/>
+            </w:tcBorders>
+          </w:tcPr>
+          <w:p>
+            <w:pPr>
+              <w:pStyle w:val="TableContents"/>
+              <w:rPr>
+                <w:lang w:val="hu-HU" w:eastAsia="zh-CN" w:bidi="hi-IN"/>
+              </w:rPr>
+            </w:pPr>
+            <w:r>
+              <w:rPr>
+                <w:lang w:val="hu-HU" w:eastAsia="zh-CN" w:bidi="hi-IN"/>
+              </w:rPr>
+              <w:t>Nyelvemlékek (Tihanyi alapítólevél, Ómagyar mária siralom, Halotti beszéd), kettős msh.: gy, ty, névelők</w:t>
+            </w:r>
+          </w:p>
+        </w:tc>
+      </w:tr>
+      <w:tr>
+        <w:trPr/>
+        <w:tc>
+          <w:tcPr>
+            <w:tcW w:w="4986" w:type="dxa"/>
+            <w:tcBorders>
+              <w:start w:val="single" w:sz="4" w:space="0" w:color="000000"/>
+              <w:bottom w:val="single" w:sz="4" w:space="0" w:color="000000"/>
+            </w:tcBorders>
+          </w:tcPr>
+          <w:p>
+            <w:pPr>
+              <w:pStyle w:val="TableContents"/>
+              <w:rPr>
+                <w:lang w:val="hu-HU" w:eastAsia="zh-CN" w:bidi="hi-IN"/>
+              </w:rPr>
+            </w:pPr>
+            <w:r>
+              <w:rPr>
+                <w:lang w:val="hu-HU" w:eastAsia="zh-CN" w:bidi="hi-IN"/>
+              </w:rPr>
+              <w:t>Középmagyar kor</w:t>
+            </w:r>
+          </w:p>
+        </w:tc>
+        <w:tc>
+          <w:tcPr>
+            <w:tcW w:w="4986" w:type="dxa"/>
+            <w:tcBorders>
+              <w:start w:val="single" w:sz="4" w:space="0" w:color="000000"/>
+              <w:bottom w:val="single" w:sz="4" w:space="0" w:color="000000"/>
+              <w:end w:val="single" w:sz="4" w:space="0" w:color="000000"/>
+            </w:tcBorders>
+          </w:tcPr>
+          <w:p>
+            <w:pPr>
+              <w:pStyle w:val="TableContents"/>
+              <w:rPr>
+                <w:lang w:val="hu-HU" w:eastAsia="zh-CN" w:bidi="hi-IN"/>
+              </w:rPr>
+            </w:pPr>
+            <w:r>
+              <w:rPr>
+                <w:lang w:val="hu-HU" w:eastAsia="zh-CN" w:bidi="hi-IN"/>
+              </w:rPr>
+              <w:t>Az „ly” már nem „li” hangot jelöl, hanem ugyanazt mint a „j”</w:t>
+            </w:r>
+          </w:p>
+        </w:tc>
+      </w:tr>
+      <w:tr>
+        <w:trPr/>
+        <w:tc>
+          <w:tcPr>
+            <w:tcW w:w="4986" w:type="dxa"/>
+            <w:tcBorders>
+              <w:start w:val="single" w:sz="4" w:space="0" w:color="000000"/>
+              <w:bottom w:val="single" w:sz="4" w:space="0" w:color="000000"/>
+            </w:tcBorders>
+          </w:tcPr>
+          <w:p>
+            <w:pPr>
+              <w:pStyle w:val="TableContents"/>
+              <w:rPr>
+                <w:lang w:val="hu-HU" w:eastAsia="zh-CN" w:bidi="hi-IN"/>
+              </w:rPr>
+            </w:pPr>
+            <w:r>
+              <w:rPr>
+                <w:lang w:val="hu-HU" w:eastAsia="zh-CN" w:bidi="hi-IN"/>
+              </w:rPr>
+              <w:t>Újmagyar kor</w:t>
+            </w:r>
+          </w:p>
+        </w:tc>
+        <w:tc>
+          <w:tcPr>
+            <w:tcW w:w="4986" w:type="dxa"/>
+            <w:tcBorders>
+              <w:start w:val="single" w:sz="4" w:space="0" w:color="000000"/>
+              <w:bottom w:val="single" w:sz="4" w:space="0" w:color="000000"/>
+              <w:end w:val="single" w:sz="4" w:space="0" w:color="000000"/>
+            </w:tcBorders>
+          </w:tcPr>
+          <w:p>
+            <w:pPr>
+              <w:pStyle w:val="TableContents"/>
+              <w:rPr>
+                <w:lang w:val="hu-HU" w:eastAsia="zh-CN" w:bidi="hi-IN"/>
+              </w:rPr>
+            </w:pPr>
+            <w:r>
+              <w:rPr>
+                <w:lang w:val="hu-HU" w:eastAsia="zh-CN" w:bidi="hi-IN"/>
+              </w:rPr>
+              <w:t>Nyelújítás: új szóalkotások, egységes köz- és irodalmi nyelv</w:t>
+            </w:r>
+          </w:p>
+        </w:tc>
+      </w:tr>
+      <w:tr>
+        <w:trPr/>
+        <w:tc>
+          <w:tcPr>
+            <w:tcW w:w="4986" w:type="dxa"/>
+            <w:tcBorders>
+              <w:start w:val="single" w:sz="4" w:space="0" w:color="000000"/>
+              <w:bottom w:val="single" w:sz="4" w:space="0" w:color="000000"/>
+            </w:tcBorders>
+          </w:tcPr>
+          <w:p>
+            <w:pPr>
+              <w:pStyle w:val="TableContents"/>
+              <w:rPr>
+                <w:lang w:val="hu-HU" w:eastAsia="zh-CN" w:bidi="hi-IN"/>
+              </w:rPr>
+            </w:pPr>
+            <w:r>
+              <w:rPr>
+                <w:lang w:val="hu-HU" w:eastAsia="zh-CN" w:bidi="hi-IN"/>
+              </w:rPr>
+              <w:t>Újabb magyar kor</w:t>
+            </w:r>
+          </w:p>
+        </w:tc>
+        <w:tc>
+          <w:tcPr>
+            <w:tcW w:w="4986" w:type="dxa"/>
+            <w:tcBorders>
+              <w:start w:val="single" w:sz="4" w:space="0" w:color="000000"/>
+              <w:bottom w:val="single" w:sz="4" w:space="0" w:color="000000"/>
+              <w:end w:val="single" w:sz="4" w:space="0" w:color="000000"/>
+            </w:tcBorders>
+          </w:tcPr>
+          <w:p>
+            <w:pPr>
+              <w:pStyle w:val="TableContents"/>
+              <w:rPr>
+                <w:lang w:val="hu-HU" w:eastAsia="zh-CN" w:bidi="hi-IN"/>
+              </w:rPr>
+            </w:pPr>
+            <w:r>
+              <w:rPr>
+                <w:lang w:val="hu-HU" w:eastAsia="zh-CN" w:bidi="hi-IN"/>
+              </w:rPr>
+              <w:t>Sok myagyr anyanyelvű az országhatáron kívülre került (korlátozott anyanyelv-használat), a digitalizáció és a globalizáció nagyon átformálja a nyelvet</w:t>
+            </w:r>
+          </w:p>
+        </w:tc>
+      </w:tr>
+    </w:tbl>
+    <w:p>
+      <w:pPr>
+        <w:pStyle w:val="Normal"/>
+        <w:bidi w:val="0"/>
+        <w:jc w:val="start"/>
+        <w:rPr>
+          <w:b w:val="false"/>
+          <w:bCs w:val="false"/>
+          <w:sz w:val="24"/>
+          <w:szCs w:val="24"/>
+          <w:lang w:val="hu-HU"/>
+        </w:rPr>
+      </w:pPr>
+      <w:r>
+        <w:rPr>
+          <w:b w:val="false"/>
+          <w:bCs w:val="false"/>
+          <w:sz w:val="24"/>
+          <w:szCs w:val="24"/>
+          <w:lang w:val="hu-HU"/>
+        </w:rPr>
+      </w:r>
+    </w:p>
+    <w:p>
+      <w:pPr>
+        <w:pStyle w:val="Normal"/>
+        <w:bidi w:val="0"/>
+        <w:jc w:val="start"/>
+        <w:rPr>
+          <w:b w:val="false"/>
+          <w:bCs w:val="false"/>
+          <w:sz w:val="24"/>
+          <w:szCs w:val="24"/>
+          <w:lang w:val="hu-HU"/>
+        </w:rPr>
+      </w:pPr>
+      <w:r>
+        <w:rPr>
+          <w:b w:val="false"/>
+          <w:bCs w:val="false"/>
+          <w:sz w:val="24"/>
+          <w:szCs w:val="24"/>
+          <w:lang w:val="hu-HU"/>
+        </w:rPr>
+      </w:r>
+    </w:p>
+    <w:p>
+      <w:pPr>
+        <w:pStyle w:val="Normal"/>
+        <w:bidi w:val="0"/>
+        <w:jc w:val="start"/>
+        <w:rPr>
+          <w:b w:val="false"/>
+          <w:bCs w:val="false"/>
+          <w:sz w:val="24"/>
+          <w:szCs w:val="24"/>
+          <w:lang w:val="hu-HU"/>
+        </w:rPr>
+      </w:pPr>
+      <w:r>
+        <w:rPr>
+          <w:b w:val="false"/>
+          <w:bCs w:val="false"/>
+          <w:sz w:val="24"/>
+          <w:szCs w:val="24"/>
+          <w:lang w:val="hu-HU"/>
+        </w:rPr>
+      </w:r>
+    </w:p>
+    <w:p>
+      <w:pPr>
+        <w:pStyle w:val="Normal"/>
+        <w:bidi w:val="0"/>
+        <w:jc w:val="start"/>
+        <w:rPr>
+          <w:b w:val="false"/>
+          <w:bCs w:val="false"/>
+          <w:sz w:val="24"/>
+          <w:szCs w:val="24"/>
+          <w:lang w:val="hu-HU"/>
+        </w:rPr>
+      </w:pPr>
+      <w:r>
+        <w:rPr>
+          <w:b w:val="false"/>
+          <w:bCs w:val="false"/>
+          <w:sz w:val="24"/>
+          <w:szCs w:val="24"/>
+          <w:lang w:val="hu-HU"/>
+        </w:rPr>
+      </w:r>
+    </w:p>
+    <w:p>
+      <w:pPr>
+        <w:pStyle w:val="Normal"/>
+        <w:bidi w:val="0"/>
+        <w:jc w:val="center"/>
+        <w:rPr>
+          <w:b/>
+          <w:bCs/>
+          <w:sz w:val="36"/>
+          <w:szCs w:val="36"/>
+          <w:lang w:val="hu-HU"/>
+        </w:rPr>
+      </w:pPr>
+      <w:r>
+        <w:rPr>
+          <w:b/>
+          <w:bCs/>
+          <w:sz w:val="36"/>
+          <w:szCs w:val="36"/>
+          <w:lang w:val="hu-HU"/>
+        </w:rPr>
+        <w:t>Összefoglalás</w:t>
+      </w:r>
+    </w:p>
+    <w:p>
+      <w:pPr>
+        <w:pStyle w:val="Normal"/>
+        <w:bidi w:val="0"/>
+        <w:jc w:val="start"/>
+        <w:rPr>
+          <w:b w:val="false"/>
+          <w:bCs w:val="false"/>
+          <w:sz w:val="24"/>
+          <w:szCs w:val="24"/>
+          <w:lang w:val="hu-HU"/>
+        </w:rPr>
+      </w:pPr>
+      <w:r>
+        <w:rPr>
+          <w:b w:val="false"/>
+          <w:bCs w:val="false"/>
+          <w:sz w:val="24"/>
+          <w:szCs w:val="24"/>
+          <w:lang w:val="hu-HU"/>
+        </w:rPr>
+        <w:t>dolgozat (nem tz): okt. 10. péntek</w:t>
+      </w:r>
+    </w:p>
+    <w:p>
+      <w:pPr>
+        <w:pStyle w:val="Normal"/>
+        <w:bidi w:val="0"/>
+        <w:jc w:val="start"/>
+        <w:rPr>
+          <w:b w:val="false"/>
+          <w:bCs w:val="false"/>
+          <w:sz w:val="24"/>
+          <w:szCs w:val="24"/>
+          <w:lang w:val="hu-HU"/>
+        </w:rPr>
+      </w:pPr>
+      <w:r>
+        <w:rPr>
+          <w:b w:val="false"/>
+          <w:bCs w:val="false"/>
+          <w:sz w:val="24"/>
+          <w:szCs w:val="24"/>
+          <w:lang w:val="hu-HU"/>
+        </w:rPr>
+      </w:r>
+    </w:p>
+    <w:p>
+      <w:pPr>
+        <w:pStyle w:val="Normal"/>
+        <w:numPr>
+          <w:ilvl w:val="0"/>
+          <w:numId w:val="10"/>
+        </w:numPr>
+        <w:bidi w:val="0"/>
+        <w:jc w:val="start"/>
+        <w:rPr>
+          <w:b w:val="false"/>
+          <w:bCs w:val="false"/>
+          <w:sz w:val="24"/>
+          <w:szCs w:val="24"/>
+          <w:lang w:val="hu-HU"/>
+        </w:rPr>
+      </w:pPr>
+      <w:r>
+        <w:rPr>
+          <w:b w:val="false"/>
+          <w:bCs w:val="false"/>
+          <w:sz w:val="24"/>
+          <w:szCs w:val="24"/>
+          <w:lang w:val="hu-HU"/>
+        </w:rPr>
+        <w:t>A nyelvek csoportosítása (ábra a füzetben)</w:t>
+      </w:r>
+    </w:p>
+    <w:p>
+      <w:pPr>
+        <w:pStyle w:val="Normal"/>
+        <w:numPr>
+          <w:ilvl w:val="0"/>
+          <w:numId w:val="10"/>
+        </w:numPr>
+        <w:bidi w:val="0"/>
+        <w:jc w:val="start"/>
+        <w:rPr>
+          <w:b w:val="false"/>
+          <w:bCs w:val="false"/>
+          <w:sz w:val="24"/>
+          <w:szCs w:val="24"/>
+          <w:lang w:val="hu-HU"/>
+        </w:rPr>
+      </w:pPr>
+      <w:r>
+        <w:rPr>
+          <w:b w:val="false"/>
+          <w:bCs w:val="false"/>
+          <w:sz w:val="24"/>
+          <w:szCs w:val="24"/>
+          <w:lang w:val="hu-HU"/>
+        </w:rPr>
+        <w:t>A nyelvek típusai</w:t>
+      </w:r>
+    </w:p>
+    <w:p>
+      <w:pPr>
+        <w:pStyle w:val="Normal"/>
+        <w:numPr>
+          <w:ilvl w:val="1"/>
+          <w:numId w:val="11"/>
+        </w:numPr>
+        <w:bidi w:val="0"/>
+        <w:jc w:val="start"/>
+        <w:rPr/>
+      </w:pPr>
+      <w:r>
+        <w:rPr>
+          <w:b w:val="false"/>
+          <w:bCs w:val="false"/>
+          <w:sz w:val="24"/>
+          <w:szCs w:val="24"/>
+          <w:lang w:val="hu-HU"/>
+        </w:rPr>
+        <w:t>3 típus felsorolása, típús leéynege, 1-1 példa (melyik nyelv)</w:t>
+      </w:r>
+    </w:p>
+    <w:p>
+      <w:pPr>
+        <w:pStyle w:val="Normal"/>
+        <w:numPr>
+          <w:ilvl w:val="1"/>
+          <w:numId w:val="11"/>
+        </w:numPr>
+        <w:bidi w:val="0"/>
+        <w:jc w:val="start"/>
+        <w:rPr/>
+      </w:pPr>
+      <w:r>
+        <w:rPr>
+          <w:b w:val="false"/>
+          <w:bCs w:val="false"/>
+          <w:sz w:val="24"/>
+          <w:szCs w:val="24"/>
+          <w:lang w:val="hu-HU"/>
+        </w:rPr>
+        <w:t>Szavak besorolása nyelvtípusokhoz (füzetben táblázat)</w:t>
+      </w:r>
+    </w:p>
+    <w:p>
+      <w:pPr>
+        <w:pStyle w:val="Normal"/>
+        <w:numPr>
+          <w:ilvl w:val="0"/>
+          <w:numId w:val="10"/>
+        </w:numPr>
+        <w:bidi w:val="0"/>
+        <w:jc w:val="start"/>
+        <w:rPr>
+          <w:b w:val="false"/>
+          <w:bCs w:val="false"/>
+          <w:sz w:val="24"/>
+          <w:szCs w:val="24"/>
+          <w:lang w:val="hu-HU"/>
+        </w:rPr>
+      </w:pPr>
+      <w:r>
+        <w:rPr>
+          <w:b w:val="false"/>
+          <w:bCs w:val="false"/>
+          <w:sz w:val="24"/>
+          <w:szCs w:val="24"/>
+          <w:lang w:val="hu-HU"/>
+        </w:rPr>
+        <w:t>Nyelvrokonság nyelvcsaládok</w:t>
+      </w:r>
+    </w:p>
+    <w:p>
+      <w:pPr>
+        <w:pStyle w:val="Normal"/>
+        <w:numPr>
+          <w:ilvl w:val="1"/>
+          <w:numId w:val="12"/>
+        </w:numPr>
+        <w:bidi w:val="0"/>
+        <w:jc w:val="start"/>
+        <w:rPr>
+          <w:b w:val="false"/>
+          <w:bCs w:val="false"/>
+          <w:sz w:val="24"/>
+          <w:szCs w:val="24"/>
+          <w:lang w:val="hu-HU"/>
+        </w:rPr>
+      </w:pPr>
+      <w:r>
+        <w:rPr>
+          <w:b w:val="false"/>
+          <w:bCs w:val="false"/>
+          <w:sz w:val="24"/>
+          <w:szCs w:val="24"/>
+          <w:lang w:val="hu-HU"/>
+        </w:rPr>
+        <w:t>A magyar önállosúdása („idővonal” a füzetben)</w:t>
+      </w:r>
+    </w:p>
+    <w:p>
+      <w:pPr>
+        <w:pStyle w:val="Normal"/>
+        <w:numPr>
+          <w:ilvl w:val="1"/>
+          <w:numId w:val="12"/>
+        </w:numPr>
+        <w:bidi w:val="0"/>
+        <w:jc w:val="start"/>
+        <w:rPr>
+          <w:b w:val="false"/>
+          <w:bCs w:val="false"/>
+          <w:sz w:val="24"/>
+          <w:szCs w:val="24"/>
+          <w:lang w:val="hu-HU"/>
+        </w:rPr>
+      </w:pPr>
+      <w:r>
+        <w:rPr>
+          <w:b w:val="false"/>
+          <w:bCs w:val="false"/>
+          <w:sz w:val="24"/>
+          <w:szCs w:val="24"/>
+          <w:lang w:val="hu-HU"/>
+        </w:rPr>
+        <w:t>A nyelvrokonság bizonyítékai</w:t>
+      </w:r>
+    </w:p>
+    <w:p>
+      <w:pPr>
+        <w:pStyle w:val="Normal"/>
+        <w:numPr>
+          <w:ilvl w:val="0"/>
+          <w:numId w:val="10"/>
+        </w:numPr>
+        <w:bidi w:val="0"/>
+        <w:jc w:val="start"/>
+        <w:rPr>
+          <w:b w:val="false"/>
+          <w:bCs w:val="false"/>
+          <w:sz w:val="24"/>
+          <w:szCs w:val="24"/>
+          <w:lang w:val="hu-HU"/>
+        </w:rPr>
+      </w:pPr>
+      <w:r>
+        <w:rPr>
+          <w:b w:val="false"/>
+          <w:bCs w:val="false"/>
+          <w:sz w:val="24"/>
+          <w:szCs w:val="24"/>
+          <w:lang w:val="hu-HU"/>
+        </w:rPr>
+        <w:t>A magyar nyelvtörténet korszakai</w:t>
+      </w:r>
+    </w:p>
+    <w:p>
+      <w:pPr>
+        <w:pStyle w:val="Normal"/>
+        <w:numPr>
+          <w:ilvl w:val="1"/>
+          <w:numId w:val="13"/>
+        </w:numPr>
+        <w:bidi w:val="0"/>
+        <w:jc w:val="start"/>
+        <w:rPr>
+          <w:b w:val="false"/>
+          <w:bCs w:val="false"/>
+          <w:sz w:val="24"/>
+          <w:szCs w:val="24"/>
+          <w:lang w:val="hu-HU"/>
+        </w:rPr>
+      </w:pPr>
+      <w:r>
+        <w:rPr>
+          <w:b w:val="false"/>
+          <w:bCs w:val="false"/>
+          <w:sz w:val="24"/>
+          <w:szCs w:val="24"/>
+          <w:lang w:val="hu-HU"/>
+        </w:rPr>
+        <w:t>a nyelvtörténet kozskhatérai („idővonal”)</w:t>
+      </w:r>
+    </w:p>
+    <w:p>
+      <w:pPr>
+        <w:pStyle w:val="Normal"/>
+        <w:numPr>
+          <w:ilvl w:val="1"/>
+          <w:numId w:val="13"/>
+        </w:numPr>
+        <w:bidi w:val="0"/>
+        <w:jc w:val="start"/>
+        <w:rPr>
+          <w:b w:val="false"/>
+          <w:bCs w:val="false"/>
+          <w:sz w:val="24"/>
+          <w:szCs w:val="24"/>
+          <w:lang w:val="hu-HU"/>
+        </w:rPr>
+      </w:pPr>
+      <w:r>
+        <w:rPr>
+          <w:b w:val="false"/>
+          <w:bCs w:val="false"/>
+          <w:sz w:val="24"/>
+          <w:szCs w:val="24"/>
+          <w:lang w:val="hu-HU"/>
+        </w:rPr>
+        <w:t>A nyelvtörténeti korszakok nyelvi változásai (táblázat a füzetben)</w:t>
       </w:r>
     </w:p>
     <w:sectPr>
@@ -4701,6 +5443,536 @@
     </w:lvl>
   </w:abstractNum>
   <w:abstractNum w:abstractNumId="10">
+    <w:lvl w:ilvl="0">
+      <w:start w:val="1"/>
+      <w:numFmt w:val="decimal"/>
+      <w:lvlText w:val="%1."/>
+      <w:lvlJc w:val="start"/>
+      <w:pPr>
+        <w:tabs>
+          <w:tab w:val="num" w:pos="720"/>
+        </w:tabs>
+        <w:ind w:start="720" w:hanging="360"/>
+      </w:pPr>
+      <w:rPr/>
+    </w:lvl>
+    <w:lvl w:ilvl="1">
+      <w:start w:val="1"/>
+      <w:numFmt w:val="decimal"/>
+      <w:lvlText w:val="%2."/>
+      <w:lvlJc w:val="start"/>
+      <w:pPr>
+        <w:tabs>
+          <w:tab w:val="num" w:pos="1080"/>
+        </w:tabs>
+        <w:ind w:start="1080" w:hanging="360"/>
+      </w:pPr>
+      <w:rPr/>
+    </w:lvl>
+    <w:lvl w:ilvl="2">
+      <w:start w:val="1"/>
+      <w:numFmt w:val="decimal"/>
+      <w:lvlText w:val="%3."/>
+      <w:lvlJc w:val="start"/>
+      <w:pPr>
+        <w:tabs>
+          <w:tab w:val="num" w:pos="1440"/>
+        </w:tabs>
+        <w:ind w:start="1440" w:hanging="360"/>
+      </w:pPr>
+      <w:rPr/>
+    </w:lvl>
+    <w:lvl w:ilvl="3">
+      <w:start w:val="1"/>
+      <w:numFmt w:val="decimal"/>
+      <w:lvlText w:val="%4."/>
+      <w:lvlJc w:val="start"/>
+      <w:pPr>
+        <w:tabs>
+          <w:tab w:val="num" w:pos="1800"/>
+        </w:tabs>
+        <w:ind w:start="1800" w:hanging="360"/>
+      </w:pPr>
+      <w:rPr/>
+    </w:lvl>
+    <w:lvl w:ilvl="4">
+      <w:start w:val="1"/>
+      <w:numFmt w:val="decimal"/>
+      <w:lvlText w:val="%5."/>
+      <w:lvlJc w:val="start"/>
+      <w:pPr>
+        <w:tabs>
+          <w:tab w:val="num" w:pos="2160"/>
+        </w:tabs>
+        <w:ind w:start="2160" w:hanging="360"/>
+      </w:pPr>
+      <w:rPr/>
+    </w:lvl>
+    <w:lvl w:ilvl="5">
+      <w:start w:val="1"/>
+      <w:numFmt w:val="decimal"/>
+      <w:lvlText w:val="%6."/>
+      <w:lvlJc w:val="start"/>
+      <w:pPr>
+        <w:tabs>
+          <w:tab w:val="num" w:pos="2520"/>
+        </w:tabs>
+        <w:ind w:start="2520" w:hanging="360"/>
+      </w:pPr>
+      <w:rPr/>
+    </w:lvl>
+    <w:lvl w:ilvl="6">
+      <w:start w:val="1"/>
+      <w:numFmt w:val="decimal"/>
+      <w:lvlText w:val="%7."/>
+      <w:lvlJc w:val="start"/>
+      <w:pPr>
+        <w:tabs>
+          <w:tab w:val="num" w:pos="2880"/>
+        </w:tabs>
+        <w:ind w:start="2880" w:hanging="360"/>
+      </w:pPr>
+      <w:rPr/>
+    </w:lvl>
+    <w:lvl w:ilvl="7">
+      <w:start w:val="1"/>
+      <w:numFmt w:val="decimal"/>
+      <w:lvlText w:val="%8."/>
+      <w:lvlJc w:val="start"/>
+      <w:pPr>
+        <w:tabs>
+          <w:tab w:val="num" w:pos="3240"/>
+        </w:tabs>
+        <w:ind w:start="3240" w:hanging="360"/>
+      </w:pPr>
+      <w:rPr/>
+    </w:lvl>
+    <w:lvl w:ilvl="8">
+      <w:start w:val="1"/>
+      <w:numFmt w:val="decimal"/>
+      <w:lvlText w:val="%9."/>
+      <w:lvlJc w:val="start"/>
+      <w:pPr>
+        <w:tabs>
+          <w:tab w:val="num" w:pos="3600"/>
+        </w:tabs>
+        <w:ind w:start="3600" w:hanging="360"/>
+      </w:pPr>
+      <w:rPr/>
+    </w:lvl>
+  </w:abstractNum>
+  <w:abstractNum w:abstractNumId="11">
+    <w:lvl w:ilvl="0">
+      <w:start w:val="1"/>
+      <w:numFmt w:val="bullet"/>
+      <w:lvlText w:val=""/>
+      <w:lvlJc w:val="start"/>
+      <w:pPr>
+        <w:tabs>
+          <w:tab w:val="num" w:pos="720"/>
+        </w:tabs>
+        <w:ind w:start="720" w:hanging="360"/>
+      </w:pPr>
+      <w:rPr>
+        <w:rFonts w:ascii="Symbol" w:hAnsi="Symbol" w:cs="Symbol" w:hint="default"/>
+      </w:rPr>
+    </w:lvl>
+    <w:lvl w:ilvl="1">
+      <w:start w:val="1"/>
+      <w:numFmt w:val="bullet"/>
+      <w:lvlText w:val=""/>
+      <w:lvlJc w:val="start"/>
+      <w:pPr>
+        <w:tabs>
+          <w:tab w:val="num" w:pos="1080"/>
+        </w:tabs>
+        <w:ind w:start="1080" w:hanging="360"/>
+      </w:pPr>
+      <w:rPr>
+        <w:rFonts w:ascii="Symbol" w:hAnsi="Symbol" w:cs="Symbol" w:hint="default"/>
+      </w:rPr>
+    </w:lvl>
+    <w:lvl w:ilvl="2">
+      <w:start w:val="1"/>
+      <w:numFmt w:val="bullet"/>
+      <w:lvlText w:val=""/>
+      <w:lvlJc w:val="start"/>
+      <w:pPr>
+        <w:tabs>
+          <w:tab w:val="num" w:pos="1440"/>
+        </w:tabs>
+        <w:ind w:start="1440" w:hanging="360"/>
+      </w:pPr>
+      <w:rPr>
+        <w:rFonts w:ascii="Symbol" w:hAnsi="Symbol" w:cs="Symbol" w:hint="default"/>
+      </w:rPr>
+    </w:lvl>
+    <w:lvl w:ilvl="3">
+      <w:start w:val="1"/>
+      <w:numFmt w:val="bullet"/>
+      <w:lvlText w:val=""/>
+      <w:lvlJc w:val="start"/>
+      <w:pPr>
+        <w:tabs>
+          <w:tab w:val="num" w:pos="1800"/>
+        </w:tabs>
+        <w:ind w:start="1800" w:hanging="360"/>
+      </w:pPr>
+      <w:rPr>
+        <w:rFonts w:ascii="Symbol" w:hAnsi="Symbol" w:cs="Symbol" w:hint="default"/>
+      </w:rPr>
+    </w:lvl>
+    <w:lvl w:ilvl="4">
+      <w:start w:val="1"/>
+      <w:numFmt w:val="bullet"/>
+      <w:lvlText w:val=""/>
+      <w:lvlJc w:val="start"/>
+      <w:pPr>
+        <w:tabs>
+          <w:tab w:val="num" w:pos="2160"/>
+        </w:tabs>
+        <w:ind w:start="2160" w:hanging="360"/>
+      </w:pPr>
+      <w:rPr>
+        <w:rFonts w:ascii="Symbol" w:hAnsi="Symbol" w:cs="Symbol" w:hint="default"/>
+      </w:rPr>
+    </w:lvl>
+    <w:lvl w:ilvl="5">
+      <w:start w:val="1"/>
+      <w:numFmt w:val="bullet"/>
+      <w:lvlText w:val=""/>
+      <w:lvlJc w:val="start"/>
+      <w:pPr>
+        <w:tabs>
+          <w:tab w:val="num" w:pos="2520"/>
+        </w:tabs>
+        <w:ind w:start="2520" w:hanging="360"/>
+      </w:pPr>
+      <w:rPr>
+        <w:rFonts w:ascii="Symbol" w:hAnsi="Symbol" w:cs="Symbol" w:hint="default"/>
+      </w:rPr>
+    </w:lvl>
+    <w:lvl w:ilvl="6">
+      <w:start w:val="1"/>
+      <w:numFmt w:val="bullet"/>
+      <w:lvlText w:val=""/>
+      <w:lvlJc w:val="start"/>
+      <w:pPr>
+        <w:tabs>
+          <w:tab w:val="num" w:pos="2880"/>
+        </w:tabs>
+        <w:ind w:start="2880" w:hanging="360"/>
+      </w:pPr>
+      <w:rPr>
+        <w:rFonts w:ascii="Symbol" w:hAnsi="Symbol" w:cs="Symbol" w:hint="default"/>
+      </w:rPr>
+    </w:lvl>
+    <w:lvl w:ilvl="7">
+      <w:start w:val="1"/>
+      <w:numFmt w:val="bullet"/>
+      <w:lvlText w:val=""/>
+      <w:lvlJc w:val="start"/>
+      <w:pPr>
+        <w:tabs>
+          <w:tab w:val="num" w:pos="3240"/>
+        </w:tabs>
+        <w:ind w:start="3240" w:hanging="360"/>
+      </w:pPr>
+      <w:rPr>
+        <w:rFonts w:ascii="Symbol" w:hAnsi="Symbol" w:cs="Symbol" w:hint="default"/>
+      </w:rPr>
+    </w:lvl>
+    <w:lvl w:ilvl="8">
+      <w:start w:val="1"/>
+      <w:numFmt w:val="bullet"/>
+      <w:lvlText w:val=""/>
+      <w:lvlJc w:val="start"/>
+      <w:pPr>
+        <w:tabs>
+          <w:tab w:val="num" w:pos="3600"/>
+        </w:tabs>
+        <w:ind w:start="3600" w:hanging="360"/>
+      </w:pPr>
+      <w:rPr>
+        <w:rFonts w:ascii="Symbol" w:hAnsi="Symbol" w:cs="Symbol" w:hint="default"/>
+      </w:rPr>
+    </w:lvl>
+  </w:abstractNum>
+  <w:abstractNum w:abstractNumId="12">
+    <w:lvl w:ilvl="0">
+      <w:start w:val="1"/>
+      <w:numFmt w:val="bullet"/>
+      <w:lvlText w:val=""/>
+      <w:lvlJc w:val="start"/>
+      <w:pPr>
+        <w:tabs>
+          <w:tab w:val="num" w:pos="720"/>
+        </w:tabs>
+        <w:ind w:start="720" w:hanging="360"/>
+      </w:pPr>
+      <w:rPr>
+        <w:rFonts w:ascii="Symbol" w:hAnsi="Symbol" w:cs="Symbol" w:hint="default"/>
+      </w:rPr>
+    </w:lvl>
+    <w:lvl w:ilvl="1">
+      <w:start w:val="1"/>
+      <w:numFmt w:val="bullet"/>
+      <w:lvlText w:val=""/>
+      <w:lvlJc w:val="start"/>
+      <w:pPr>
+        <w:tabs>
+          <w:tab w:val="num" w:pos="1080"/>
+        </w:tabs>
+        <w:ind w:start="1080" w:hanging="360"/>
+      </w:pPr>
+      <w:rPr>
+        <w:rFonts w:ascii="Symbol" w:hAnsi="Symbol" w:cs="Symbol" w:hint="default"/>
+      </w:rPr>
+    </w:lvl>
+    <w:lvl w:ilvl="2">
+      <w:start w:val="1"/>
+      <w:numFmt w:val="bullet"/>
+      <w:lvlText w:val=""/>
+      <w:lvlJc w:val="start"/>
+      <w:pPr>
+        <w:tabs>
+          <w:tab w:val="num" w:pos="1440"/>
+        </w:tabs>
+        <w:ind w:start="1440" w:hanging="360"/>
+      </w:pPr>
+      <w:rPr>
+        <w:rFonts w:ascii="Symbol" w:hAnsi="Symbol" w:cs="Symbol" w:hint="default"/>
+      </w:rPr>
+    </w:lvl>
+    <w:lvl w:ilvl="3">
+      <w:start w:val="1"/>
+      <w:numFmt w:val="bullet"/>
+      <w:lvlText w:val=""/>
+      <w:lvlJc w:val="start"/>
+      <w:pPr>
+        <w:tabs>
+          <w:tab w:val="num" w:pos="1800"/>
+        </w:tabs>
+        <w:ind w:start="1800" w:hanging="360"/>
+      </w:pPr>
+      <w:rPr>
+        <w:rFonts w:ascii="Symbol" w:hAnsi="Symbol" w:cs="Symbol" w:hint="default"/>
+      </w:rPr>
+    </w:lvl>
+    <w:lvl w:ilvl="4">
+      <w:start w:val="1"/>
+      <w:numFmt w:val="bullet"/>
+      <w:lvlText w:val=""/>
+      <w:lvlJc w:val="start"/>
+      <w:pPr>
+        <w:tabs>
+          <w:tab w:val="num" w:pos="2160"/>
+        </w:tabs>
+        <w:ind w:start="2160" w:hanging="360"/>
+      </w:pPr>
+      <w:rPr>
+        <w:rFonts w:ascii="Symbol" w:hAnsi="Symbol" w:cs="Symbol" w:hint="default"/>
+      </w:rPr>
+    </w:lvl>
+    <w:lvl w:ilvl="5">
+      <w:start w:val="1"/>
+      <w:numFmt w:val="bullet"/>
+      <w:lvlText w:val=""/>
+      <w:lvlJc w:val="start"/>
+      <w:pPr>
+        <w:tabs>
+          <w:tab w:val="num" w:pos="2520"/>
+        </w:tabs>
+        <w:ind w:start="2520" w:hanging="360"/>
+      </w:pPr>
+      <w:rPr>
+        <w:rFonts w:ascii="Symbol" w:hAnsi="Symbol" w:cs="Symbol" w:hint="default"/>
+      </w:rPr>
+    </w:lvl>
+    <w:lvl w:ilvl="6">
+      <w:start w:val="1"/>
+      <w:numFmt w:val="bullet"/>
+      <w:lvlText w:val=""/>
+      <w:lvlJc w:val="start"/>
+      <w:pPr>
+        <w:tabs>
+          <w:tab w:val="num" w:pos="2880"/>
+        </w:tabs>
+        <w:ind w:start="2880" w:hanging="360"/>
+      </w:pPr>
+      <w:rPr>
+        <w:rFonts w:ascii="Symbol" w:hAnsi="Symbol" w:cs="Symbol" w:hint="default"/>
+      </w:rPr>
+    </w:lvl>
+    <w:lvl w:ilvl="7">
+      <w:start w:val="1"/>
+      <w:numFmt w:val="bullet"/>
+      <w:lvlText w:val=""/>
+      <w:lvlJc w:val="start"/>
+      <w:pPr>
+        <w:tabs>
+          <w:tab w:val="num" w:pos="3240"/>
+        </w:tabs>
+        <w:ind w:start="3240" w:hanging="360"/>
+      </w:pPr>
+      <w:rPr>
+        <w:rFonts w:ascii="Symbol" w:hAnsi="Symbol" w:cs="Symbol" w:hint="default"/>
+      </w:rPr>
+    </w:lvl>
+    <w:lvl w:ilvl="8">
+      <w:start w:val="1"/>
+      <w:numFmt w:val="bullet"/>
+      <w:lvlText w:val=""/>
+      <w:lvlJc w:val="start"/>
+      <w:pPr>
+        <w:tabs>
+          <w:tab w:val="num" w:pos="3600"/>
+        </w:tabs>
+        <w:ind w:start="3600" w:hanging="360"/>
+      </w:pPr>
+      <w:rPr>
+        <w:rFonts w:ascii="Symbol" w:hAnsi="Symbol" w:cs="Symbol" w:hint="default"/>
+      </w:rPr>
+    </w:lvl>
+  </w:abstractNum>
+  <w:abstractNum w:abstractNumId="13">
+    <w:lvl w:ilvl="0">
+      <w:start w:val="1"/>
+      <w:numFmt w:val="bullet"/>
+      <w:lvlText w:val=""/>
+      <w:lvlJc w:val="start"/>
+      <w:pPr>
+        <w:tabs>
+          <w:tab w:val="num" w:pos="720"/>
+        </w:tabs>
+        <w:ind w:start="720" w:hanging="360"/>
+      </w:pPr>
+      <w:rPr>
+        <w:rFonts w:ascii="Symbol" w:hAnsi="Symbol" w:cs="Symbol" w:hint="default"/>
+      </w:rPr>
+    </w:lvl>
+    <w:lvl w:ilvl="1">
+      <w:start w:val="1"/>
+      <w:numFmt w:val="bullet"/>
+      <w:lvlText w:val=""/>
+      <w:lvlJc w:val="start"/>
+      <w:pPr>
+        <w:tabs>
+          <w:tab w:val="num" w:pos="1080"/>
+        </w:tabs>
+        <w:ind w:start="1080" w:hanging="360"/>
+      </w:pPr>
+      <w:rPr>
+        <w:rFonts w:ascii="Symbol" w:hAnsi="Symbol" w:cs="Symbol" w:hint="default"/>
+      </w:rPr>
+    </w:lvl>
+    <w:lvl w:ilvl="2">
+      <w:start w:val="1"/>
+      <w:numFmt w:val="bullet"/>
+      <w:lvlText w:val=""/>
+      <w:lvlJc w:val="start"/>
+      <w:pPr>
+        <w:tabs>
+          <w:tab w:val="num" w:pos="1440"/>
+        </w:tabs>
+        <w:ind w:start="1440" w:hanging="360"/>
+      </w:pPr>
+      <w:rPr>
+        <w:rFonts w:ascii="Symbol" w:hAnsi="Symbol" w:cs="Symbol" w:hint="default"/>
+      </w:rPr>
+    </w:lvl>
+    <w:lvl w:ilvl="3">
+      <w:start w:val="1"/>
+      <w:numFmt w:val="bullet"/>
+      <w:lvlText w:val=""/>
+      <w:lvlJc w:val="start"/>
+      <w:pPr>
+        <w:tabs>
+          <w:tab w:val="num" w:pos="1800"/>
+        </w:tabs>
+        <w:ind w:start="1800" w:hanging="360"/>
+      </w:pPr>
+      <w:rPr>
+        <w:rFonts w:ascii="Symbol" w:hAnsi="Symbol" w:cs="Symbol" w:hint="default"/>
+      </w:rPr>
+    </w:lvl>
+    <w:lvl w:ilvl="4">
+      <w:start w:val="1"/>
+      <w:numFmt w:val="bullet"/>
+      <w:lvlText w:val=""/>
+      <w:lvlJc w:val="start"/>
+      <w:pPr>
+        <w:tabs>
+          <w:tab w:val="num" w:pos="2160"/>
+        </w:tabs>
+        <w:ind w:start="2160" w:hanging="360"/>
+      </w:pPr>
+      <w:rPr>
+        <w:rFonts w:ascii="Symbol" w:hAnsi="Symbol" w:cs="Symbol" w:hint="default"/>
+      </w:rPr>
+    </w:lvl>
+    <w:lvl w:ilvl="5">
+      <w:start w:val="1"/>
+      <w:numFmt w:val="bullet"/>
+      <w:lvlText w:val=""/>
+      <w:lvlJc w:val="start"/>
+      <w:pPr>
+        <w:tabs>
+          <w:tab w:val="num" w:pos="2520"/>
+        </w:tabs>
+        <w:ind w:start="2520" w:hanging="360"/>
+      </w:pPr>
+      <w:rPr>
+        <w:rFonts w:ascii="Symbol" w:hAnsi="Symbol" w:cs="Symbol" w:hint="default"/>
+      </w:rPr>
+    </w:lvl>
+    <w:lvl w:ilvl="6">
+      <w:start w:val="1"/>
+      <w:numFmt w:val="bullet"/>
+      <w:lvlText w:val=""/>
+      <w:lvlJc w:val="start"/>
+      <w:pPr>
+        <w:tabs>
+          <w:tab w:val="num" w:pos="2880"/>
+        </w:tabs>
+        <w:ind w:start="2880" w:hanging="360"/>
+      </w:pPr>
+      <w:rPr>
+        <w:rFonts w:ascii="Symbol" w:hAnsi="Symbol" w:cs="Symbol" w:hint="default"/>
+      </w:rPr>
+    </w:lvl>
+    <w:lvl w:ilvl="7">
+      <w:start w:val="1"/>
+      <w:numFmt w:val="bullet"/>
+      <w:lvlText w:val=""/>
+      <w:lvlJc w:val="start"/>
+      <w:pPr>
+        <w:tabs>
+          <w:tab w:val="num" w:pos="3240"/>
+        </w:tabs>
+        <w:ind w:start="3240" w:hanging="360"/>
+      </w:pPr>
+      <w:rPr>
+        <w:rFonts w:ascii="Symbol" w:hAnsi="Symbol" w:cs="Symbol" w:hint="default"/>
+      </w:rPr>
+    </w:lvl>
+    <w:lvl w:ilvl="8">
+      <w:start w:val="1"/>
+      <w:numFmt w:val="bullet"/>
+      <w:lvlText w:val=""/>
+      <w:lvlJc w:val="start"/>
+      <w:pPr>
+        <w:tabs>
+          <w:tab w:val="num" w:pos="3600"/>
+        </w:tabs>
+        <w:ind w:start="3600" w:hanging="360"/>
+      </w:pPr>
+      <w:rPr>
+        <w:rFonts w:ascii="Symbol" w:hAnsi="Symbol" w:cs="Symbol" w:hint="default"/>
+      </w:rPr>
+    </w:lvl>
+  </w:abstractNum>
+  <w:abstractNum w:abstractNumId="14">
     <w:lvl w:ilvl="0">
       <w:start w:val="1"/>
       <w:numFmt w:val="none"/>
@@ -4848,6 +6120,18 @@
   </w:num>
   <w:num w:numId="10">
     <w:abstractNumId w:val="10"/>
+  </w:num>
+  <w:num w:numId="11">
+    <w:abstractNumId w:val="11"/>
+  </w:num>
+  <w:num w:numId="12">
+    <w:abstractNumId w:val="12"/>
+  </w:num>
+  <w:num w:numId="13">
+    <w:abstractNumId w:val="13"/>
+  </w:num>
+  <w:num w:numId="14">
+    <w:abstractNumId w:val="14"/>
   </w:num>
 </w:numbering>
 </file>
@@ -4922,6 +6206,11 @@
     <w:rPr>
       <w:rFonts w:ascii="OpenSymbol" w:hAnsi="OpenSymbol" w:eastAsia="OpenSymbol" w:cs="OpenSymbol"/>
     </w:rPr>
+  </w:style>
+  <w:style w:type="character" w:styleId="NumberingSymbols">
+    <w:name w:val="Numbering Symbols"/>
+    <w:qFormat/>
+    <w:rPr/>
   </w:style>
   <w:style w:type="paragraph" w:styleId="Heading">
     <w:name w:val="Heading"/>

--- a/magyar11.docx
+++ b/magyar11.docx
@@ -3452,14 +3452,14 @@
         </w:tblCellMar>
       </w:tblPr>
       <w:tblGrid>
-        <w:gridCol w:w="4986"/>
+        <w:gridCol w:w="4985"/>
         <w:gridCol w:w="4986"/>
       </w:tblGrid>
       <w:tr>
         <w:trPr/>
         <w:tc>
           <w:tcPr>
-            <w:tcW w:w="4986" w:type="dxa"/>
+            <w:tcW w:w="4985" w:type="dxa"/>
             <w:tcBorders>
               <w:top w:val="single" w:sz="4" w:space="0" w:color="000000"/>
               <w:start w:val="single" w:sz="4" w:space="0" w:color="000000"/>
@@ -3511,7 +3511,7 @@
         <w:trPr/>
         <w:tc>
           <w:tcPr>
-            <w:tcW w:w="4986" w:type="dxa"/>
+            <w:tcW w:w="4985" w:type="dxa"/>
             <w:tcBorders>
               <w:start w:val="single" w:sz="4" w:space="0" w:color="000000"/>
               <w:bottom w:val="single" w:sz="4" w:space="0" w:color="000000"/>
@@ -3575,7 +3575,7 @@
         <w:trPr/>
         <w:tc>
           <w:tcPr>
-            <w:tcW w:w="4986" w:type="dxa"/>
+            <w:tcW w:w="4985" w:type="dxa"/>
             <w:tcBorders>
               <w:start w:val="single" w:sz="4" w:space="0" w:color="000000"/>
               <w:bottom w:val="single" w:sz="4" w:space="0" w:color="000000"/>
@@ -3625,7 +3625,7 @@
         <w:trPr/>
         <w:tc>
           <w:tcPr>
-            <w:tcW w:w="4986" w:type="dxa"/>
+            <w:tcW w:w="4985" w:type="dxa"/>
             <w:tcBorders>
               <w:start w:val="single" w:sz="4" w:space="0" w:color="000000"/>
               <w:bottom w:val="single" w:sz="4" w:space="0" w:color="000000"/>
@@ -3675,7 +3675,7 @@
         <w:trPr/>
         <w:tc>
           <w:tcPr>
-            <w:tcW w:w="4986" w:type="dxa"/>
+            <w:tcW w:w="4985" w:type="dxa"/>
             <w:tcBorders>
               <w:start w:val="single" w:sz="4" w:space="0" w:color="000000"/>
               <w:bottom w:val="single" w:sz="4" w:space="0" w:color="000000"/>
@@ -3725,7 +3725,7 @@
         <w:trPr/>
         <w:tc>
           <w:tcPr>
-            <w:tcW w:w="4986" w:type="dxa"/>
+            <w:tcW w:w="4985" w:type="dxa"/>
             <w:tcBorders>
               <w:start w:val="single" w:sz="4" w:space="0" w:color="000000"/>
               <w:bottom w:val="single" w:sz="4" w:space="0" w:color="000000"/>
@@ -4201,6 +4201,52 @@
           <w:lang w:val="hu-HU"/>
         </w:rPr>
         <w:t>A nyelvtörténeti korszakok nyelvi változásai (táblázat a füzetben)</w:t>
+      </w:r>
+    </w:p>
+    <w:p>
+      <w:pPr>
+        <w:pStyle w:val="Normal"/>
+        <w:bidi w:val="0"/>
+        <w:jc w:val="start"/>
+        <w:rPr>
+          <w:b w:val="false"/>
+          <w:bCs w:val="false"/>
+          <w:sz w:val="24"/>
+          <w:szCs w:val="24"/>
+          <w:lang w:val="hu-HU"/>
+        </w:rPr>
+      </w:pPr>
+      <w:r>
+        <w:rPr>
+          <w:b w:val="false"/>
+          <w:bCs w:val="false"/>
+          <w:sz w:val="24"/>
+          <w:szCs w:val="24"/>
+          <w:lang w:val="hu-HU"/>
+        </w:rPr>
+      </w:r>
+    </w:p>
+    <w:p>
+      <w:pPr>
+        <w:pStyle w:val="Normal"/>
+        <w:bidi w:val="0"/>
+        <w:jc w:val="start"/>
+        <w:rPr>
+          <w:b w:val="false"/>
+          <w:bCs w:val="false"/>
+          <w:sz w:val="24"/>
+          <w:szCs w:val="24"/>
+          <w:lang w:val="hu-HU"/>
+        </w:rPr>
+      </w:pPr>
+      <w:r>
+        <w:rPr>
+          <w:b w:val="false"/>
+          <w:bCs w:val="false"/>
+          <w:sz w:val="24"/>
+          <w:szCs w:val="24"/>
+          <w:lang w:val="hu-HU"/>
+        </w:rPr>
       </w:r>
     </w:p>
     <w:sectPr>
@@ -6193,15 +6239,15 @@
       <w:szCs w:val="36"/>
     </w:rPr>
   </w:style>
-  <w:style w:type="character" w:styleId="Bullets">
-    <w:name w:val="Bullets"/>
+  <w:style w:type="character" w:styleId="Bulletsuser">
+    <w:name w:val="Bullets (user)"/>
     <w:qFormat/>
     <w:rPr>
       <w:rFonts w:ascii="OpenSymbol" w:hAnsi="OpenSymbol" w:eastAsia="OpenSymbol" w:cs="OpenSymbol"/>
     </w:rPr>
   </w:style>
-  <w:style w:type="character" w:styleId="Bulletsuser">
-    <w:name w:val="Bullets (user)"/>
+  <w:style w:type="character" w:styleId="Bullets">
+    <w:name w:val="Bullets"/>
     <w:qFormat/>
     <w:rPr>
       <w:rFonts w:ascii="OpenSymbol" w:hAnsi="OpenSymbol" w:eastAsia="OpenSymbol" w:cs="OpenSymbol"/>

--- a/magyar11.docx
+++ b/magyar11.docx
@@ -1381,7 +1381,7 @@
           <w:szCs w:val="24"/>
           <w:lang w:val="hu-HU"/>
         </w:rPr>
-        <w:t>A nyelvtani viszonyokat zsótőre ilesszett toldalékokkal fejezi ki. Könyveimet (könyv: szótő + 3 toldalék)</w:t>
+        <w:t>A nyelvtani viszonyokat szótőre ilesszett toldalékokkal fejezi ki. Könyveimet (könyv: szótő + 3 toldalék)</w:t>
       </w:r>
     </w:p>
     <w:p>
@@ -3435,7 +3435,7 @@
           <w:szCs w:val="24"/>
           <w:lang w:val="hu-HU"/>
         </w:rPr>
-        <w:t>Ősmagyar kor kre.1000; ómagyar kor 896; középmagyar kor 1526; újmagyar kor 1772; újabb magar kor 1920</w:t>
+        <w:t>Ősmagyar kor kre.1000; ómagyar kor 896; középmagyar kor 1526; újmagyar kor 1772; újabb magyar kor 1920</w:t>
       </w:r>
     </w:p>
     <w:tbl>
@@ -3477,7 +3477,7 @@
               <w:rPr>
                 <w:lang w:val="hu-HU" w:eastAsia="zh-CN" w:bidi="hi-IN"/>
               </w:rPr>
-              <w:t>Ynelvtörténeti kor</w:t>
+              <w:t>Nyelvtörténeti kor</w:t>
             </w:r>
           </w:p>
         </w:tc>
@@ -3766,7 +3766,7 @@
               <w:rPr>
                 <w:lang w:val="hu-HU" w:eastAsia="zh-CN" w:bidi="hi-IN"/>
               </w:rPr>
-              <w:t>Sok myagyr anyanyelvű az országhatáron kívülre került (korlátozott anyanyelv-használat), a digitalizáció és a globalizáció nagyon átformálja a nyelvet</w:t>
+              <w:t>Sok magyar anyanyelvű az országhatáron kívülre került (korlátozott anyanyelv-használat), a digitalizáció és a globalizáció nagyon átformálja a nyelvet</w:t>
             </w:r>
           </w:p>
         </w:tc>
@@ -4226,6 +4226,764 @@
         </w:rPr>
       </w:r>
     </w:p>
+    <w:tbl>
+      <w:tblPr>
+        <w:tblW w:w="5000" w:type="pct"/>
+        <w:jc w:val="start"/>
+        <w:tblInd w:w="-5" w:type="dxa"/>
+        <w:tblLayout w:type="fixed"/>
+        <w:tblCellMar>
+          <w:top w:w="55" w:type="dxa"/>
+          <w:start w:w="55" w:type="dxa"/>
+          <w:bottom w:w="55" w:type="dxa"/>
+          <w:end w:w="55" w:type="dxa"/>
+        </w:tblCellMar>
+      </w:tblPr>
+      <w:tblGrid>
+        <w:gridCol w:w="3324"/>
+        <w:gridCol w:w="3324"/>
+        <w:gridCol w:w="3324"/>
+      </w:tblGrid>
+      <w:tr>
+        <w:trPr/>
+        <w:tc>
+          <w:tcPr>
+            <w:tcW w:w="3324" w:type="dxa"/>
+            <w:tcBorders>
+              <w:top w:val="single" w:sz="4" w:space="0" w:color="000000"/>
+              <w:start w:val="single" w:sz="4" w:space="0" w:color="000000"/>
+              <w:bottom w:val="single" w:sz="4" w:space="0" w:color="000000"/>
+            </w:tcBorders>
+          </w:tcPr>
+          <w:p>
+            <w:pPr>
+              <w:pStyle w:val="Normal"/>
+              <w:bidi w:val="0"/>
+              <w:jc w:val="start"/>
+              <w:rPr>
+                <w:lang w:val="hu-HU" w:eastAsia="zh-CN" w:bidi="hi-IN"/>
+              </w:rPr>
+            </w:pPr>
+            <w:r>
+              <w:rPr>
+                <w:b w:val="false"/>
+                <w:bCs w:val="false"/>
+                <w:sz w:val="24"/>
+                <w:szCs w:val="24"/>
+                <w:lang w:val="hu-HU" w:eastAsia="zh-CN" w:bidi="hi-IN"/>
+              </w:rPr>
+              <w:t>Agglutináló</w:t>
+            </w:r>
+          </w:p>
+        </w:tc>
+        <w:tc>
+          <w:tcPr>
+            <w:tcW w:w="3324" w:type="dxa"/>
+            <w:tcBorders>
+              <w:top w:val="single" w:sz="4" w:space="0" w:color="000000"/>
+              <w:start w:val="single" w:sz="4" w:space="0" w:color="000000"/>
+              <w:bottom w:val="single" w:sz="4" w:space="0" w:color="000000"/>
+            </w:tcBorders>
+          </w:tcPr>
+          <w:p>
+            <w:pPr>
+              <w:pStyle w:val="Normal"/>
+              <w:bidi w:val="0"/>
+              <w:jc w:val="start"/>
+              <w:rPr>
+                <w:lang w:val="hu-HU" w:eastAsia="zh-CN" w:bidi="hi-IN"/>
+              </w:rPr>
+            </w:pPr>
+            <w:r>
+              <w:rPr>
+                <w:b w:val="false"/>
+                <w:bCs w:val="false"/>
+                <w:sz w:val="24"/>
+                <w:szCs w:val="24"/>
+                <w:lang w:val="hu-HU" w:eastAsia="zh-CN" w:bidi="hi-IN"/>
+              </w:rPr>
+              <w:t>Izoláló</w:t>
+            </w:r>
+          </w:p>
+        </w:tc>
+        <w:tc>
+          <w:tcPr>
+            <w:tcW w:w="3324" w:type="dxa"/>
+            <w:tcBorders>
+              <w:top w:val="single" w:sz="4" w:space="0" w:color="000000"/>
+              <w:start w:val="single" w:sz="4" w:space="0" w:color="000000"/>
+              <w:bottom w:val="single" w:sz="4" w:space="0" w:color="000000"/>
+              <w:end w:val="single" w:sz="4" w:space="0" w:color="000000"/>
+            </w:tcBorders>
+          </w:tcPr>
+          <w:p>
+            <w:pPr>
+              <w:pStyle w:val="Normal"/>
+              <w:bidi w:val="0"/>
+              <w:jc w:val="start"/>
+              <w:rPr>
+                <w:lang w:val="hu-HU" w:eastAsia="zh-CN" w:bidi="hi-IN"/>
+              </w:rPr>
+            </w:pPr>
+            <w:r>
+              <w:rPr>
+                <w:b w:val="false"/>
+                <w:bCs w:val="false"/>
+                <w:sz w:val="24"/>
+                <w:szCs w:val="24"/>
+                <w:lang w:val="hu-HU" w:eastAsia="zh-CN" w:bidi="hi-IN"/>
+              </w:rPr>
+              <w:t>Flektáló</w:t>
+            </w:r>
+          </w:p>
+        </w:tc>
+      </w:tr>
+      <w:tr>
+        <w:trPr/>
+        <w:tc>
+          <w:tcPr>
+            <w:tcW w:w="3324" w:type="dxa"/>
+            <w:tcBorders>
+              <w:start w:val="single" w:sz="4" w:space="0" w:color="000000"/>
+              <w:bottom w:val="single" w:sz="4" w:space="0" w:color="000000"/>
+            </w:tcBorders>
+          </w:tcPr>
+          <w:p>
+            <w:pPr>
+              <w:pStyle w:val="TableContents"/>
+              <w:rPr>
+                <w:lang w:val="hu-HU" w:eastAsia="zh-CN" w:bidi="hi-IN"/>
+              </w:rPr>
+            </w:pPr>
+            <w:r>
+              <w:rPr>
+                <w:lang w:val="hu-HU" w:eastAsia="zh-CN" w:bidi="hi-IN"/>
+              </w:rPr>
+              <w:t>El fogom olvasni</w:t>
+            </w:r>
+          </w:p>
+        </w:tc>
+        <w:tc>
+          <w:tcPr>
+            <w:tcW w:w="3324" w:type="dxa"/>
+            <w:tcBorders>
+              <w:start w:val="single" w:sz="4" w:space="0" w:color="000000"/>
+              <w:bottom w:val="single" w:sz="4" w:space="0" w:color="000000"/>
+            </w:tcBorders>
+          </w:tcPr>
+          <w:p>
+            <w:pPr>
+              <w:pStyle w:val="TableContents"/>
+              <w:rPr>
+                <w:lang w:val="hu-HU" w:eastAsia="zh-CN" w:bidi="hi-IN"/>
+              </w:rPr>
+            </w:pPr>
+            <w:r>
+              <w:rPr>
+                <w:lang w:val="hu-HU" w:eastAsia="zh-CN" w:bidi="hi-IN"/>
+              </w:rPr>
+              <w:t>Ház mögött</w:t>
+            </w:r>
+          </w:p>
+        </w:tc>
+        <w:tc>
+          <w:tcPr>
+            <w:tcW w:w="3324" w:type="dxa"/>
+            <w:tcBorders>
+              <w:start w:val="single" w:sz="4" w:space="0" w:color="000000"/>
+              <w:bottom w:val="single" w:sz="4" w:space="0" w:color="000000"/>
+              <w:end w:val="single" w:sz="4" w:space="0" w:color="000000"/>
+            </w:tcBorders>
+          </w:tcPr>
+          <w:p>
+            <w:pPr>
+              <w:pStyle w:val="TableContents"/>
+              <w:rPr>
+                <w:lang w:val="hu-HU" w:eastAsia="zh-CN" w:bidi="hi-IN"/>
+              </w:rPr>
+            </w:pPr>
+            <w:r>
+              <w:rPr>
+                <w:lang w:val="hu-HU" w:eastAsia="zh-CN" w:bidi="hi-IN"/>
+              </w:rPr>
+              <w:t>szebb</w:t>
+            </w:r>
+          </w:p>
+        </w:tc>
+      </w:tr>
+      <w:tr>
+        <w:trPr/>
+        <w:tc>
+          <w:tcPr>
+            <w:tcW w:w="3324" w:type="dxa"/>
+            <w:tcBorders>
+              <w:start w:val="single" w:sz="4" w:space="0" w:color="000000"/>
+              <w:bottom w:val="single" w:sz="4" w:space="0" w:color="000000"/>
+            </w:tcBorders>
+          </w:tcPr>
+          <w:p>
+            <w:pPr>
+              <w:pStyle w:val="TableContents"/>
+              <w:rPr>
+                <w:lang w:val="hu-HU" w:eastAsia="zh-CN" w:bidi="hi-IN"/>
+              </w:rPr>
+            </w:pPr>
+            <w:r>
+              <w:rPr>
+                <w:lang w:val="hu-HU" w:eastAsia="zh-CN" w:bidi="hi-IN"/>
+              </w:rPr>
+              <w:t>Meg fogom érteni</w:t>
+            </w:r>
+          </w:p>
+        </w:tc>
+        <w:tc>
+          <w:tcPr>
+            <w:tcW w:w="3324" w:type="dxa"/>
+            <w:tcBorders>
+              <w:start w:val="single" w:sz="4" w:space="0" w:color="000000"/>
+              <w:bottom w:val="single" w:sz="4" w:space="0" w:color="000000"/>
+            </w:tcBorders>
+          </w:tcPr>
+          <w:p>
+            <w:pPr>
+              <w:pStyle w:val="TableContents"/>
+              <w:rPr>
+                <w:lang w:val="hu-HU" w:eastAsia="zh-CN" w:bidi="hi-IN"/>
+              </w:rPr>
+            </w:pPr>
+            <w:r>
+              <w:rPr>
+                <w:lang w:val="hu-HU" w:eastAsia="zh-CN" w:bidi="hi-IN"/>
+              </w:rPr>
+              <w:t>El fogom olvasni</w:t>
+            </w:r>
+          </w:p>
+        </w:tc>
+        <w:tc>
+          <w:tcPr>
+            <w:tcW w:w="3324" w:type="dxa"/>
+            <w:tcBorders>
+              <w:start w:val="single" w:sz="4" w:space="0" w:color="000000"/>
+              <w:bottom w:val="single" w:sz="4" w:space="0" w:color="000000"/>
+              <w:end w:val="single" w:sz="4" w:space="0" w:color="000000"/>
+            </w:tcBorders>
+          </w:tcPr>
+          <w:p>
+            <w:pPr>
+              <w:pStyle w:val="TableContents"/>
+              <w:rPr>
+                <w:lang w:val="hu-HU" w:eastAsia="zh-CN" w:bidi="hi-IN"/>
+              </w:rPr>
+            </w:pPr>
+            <w:r>
+              <w:rPr>
+                <w:lang w:val="hu-HU" w:eastAsia="zh-CN" w:bidi="hi-IN"/>
+              </w:rPr>
+              <w:t>tavak</w:t>
+            </w:r>
+          </w:p>
+        </w:tc>
+      </w:tr>
+      <w:tr>
+        <w:trPr/>
+        <w:tc>
+          <w:tcPr>
+            <w:tcW w:w="3324" w:type="dxa"/>
+            <w:tcBorders>
+              <w:start w:val="single" w:sz="4" w:space="0" w:color="000000"/>
+              <w:bottom w:val="single" w:sz="4" w:space="0" w:color="000000"/>
+            </w:tcBorders>
+          </w:tcPr>
+          <w:p>
+            <w:pPr>
+              <w:pStyle w:val="TableContents"/>
+              <w:rPr>
+                <w:lang w:val="hu-HU" w:eastAsia="zh-CN" w:bidi="hi-IN"/>
+              </w:rPr>
+            </w:pPr>
+            <w:r>
+              <w:rPr>
+                <w:lang w:val="hu-HU" w:eastAsia="zh-CN" w:bidi="hi-IN"/>
+              </w:rPr>
+            </w:r>
+          </w:p>
+        </w:tc>
+        <w:tc>
+          <w:tcPr>
+            <w:tcW w:w="3324" w:type="dxa"/>
+            <w:tcBorders>
+              <w:start w:val="single" w:sz="4" w:space="0" w:color="000000"/>
+              <w:bottom w:val="single" w:sz="4" w:space="0" w:color="000000"/>
+            </w:tcBorders>
+          </w:tcPr>
+          <w:p>
+            <w:pPr>
+              <w:pStyle w:val="TableContents"/>
+              <w:rPr>
+                <w:lang w:val="hu-HU" w:eastAsia="zh-CN" w:bidi="hi-IN"/>
+              </w:rPr>
+            </w:pPr>
+            <w:r>
+              <w:rPr>
+                <w:lang w:val="hu-HU" w:eastAsia="zh-CN" w:bidi="hi-IN"/>
+              </w:rPr>
+              <w:t>Meg fogom érteni</w:t>
+            </w:r>
+          </w:p>
+        </w:tc>
+        <w:tc>
+          <w:tcPr>
+            <w:tcW w:w="3324" w:type="dxa"/>
+            <w:tcBorders>
+              <w:start w:val="single" w:sz="4" w:space="0" w:color="000000"/>
+              <w:bottom w:val="single" w:sz="4" w:space="0" w:color="000000"/>
+              <w:end w:val="single" w:sz="4" w:space="0" w:color="000000"/>
+            </w:tcBorders>
+          </w:tcPr>
+          <w:p>
+            <w:pPr>
+              <w:pStyle w:val="TableContents"/>
+              <w:rPr>
+                <w:lang w:val="hu-HU" w:eastAsia="zh-CN" w:bidi="hi-IN"/>
+              </w:rPr>
+            </w:pPr>
+            <w:r>
+              <w:rPr>
+                <w:lang w:val="hu-HU" w:eastAsia="zh-CN" w:bidi="hi-IN"/>
+              </w:rPr>
+              <w:t>havas</w:t>
+            </w:r>
+          </w:p>
+        </w:tc>
+      </w:tr>
+      <w:tr>
+        <w:trPr/>
+        <w:tc>
+          <w:tcPr>
+            <w:tcW w:w="3324" w:type="dxa"/>
+            <w:tcBorders>
+              <w:start w:val="single" w:sz="4" w:space="0" w:color="000000"/>
+              <w:bottom w:val="single" w:sz="4" w:space="0" w:color="000000"/>
+            </w:tcBorders>
+          </w:tcPr>
+          <w:p>
+            <w:pPr>
+              <w:pStyle w:val="TableContents"/>
+              <w:rPr>
+                <w:lang w:val="hu-HU" w:eastAsia="zh-CN" w:bidi="hi-IN"/>
+              </w:rPr>
+            </w:pPr>
+            <w:r>
+              <w:rPr>
+                <w:lang w:val="hu-HU" w:eastAsia="zh-CN" w:bidi="hi-IN"/>
+              </w:rPr>
+            </w:r>
+          </w:p>
+        </w:tc>
+        <w:tc>
+          <w:tcPr>
+            <w:tcW w:w="3324" w:type="dxa"/>
+            <w:tcBorders>
+              <w:start w:val="single" w:sz="4" w:space="0" w:color="000000"/>
+              <w:bottom w:val="single" w:sz="4" w:space="0" w:color="000000"/>
+            </w:tcBorders>
+          </w:tcPr>
+          <w:p>
+            <w:pPr>
+              <w:pStyle w:val="TableContents"/>
+              <w:rPr>
+                <w:lang w:val="hu-HU" w:eastAsia="zh-CN" w:bidi="hi-IN"/>
+              </w:rPr>
+            </w:pPr>
+            <w:r>
+              <w:rPr>
+                <w:lang w:val="hu-HU" w:eastAsia="zh-CN" w:bidi="hi-IN"/>
+              </w:rPr>
+              <w:t>Asztal alatt</w:t>
+            </w:r>
+          </w:p>
+        </w:tc>
+        <w:tc>
+          <w:tcPr>
+            <w:tcW w:w="3324" w:type="dxa"/>
+            <w:tcBorders>
+              <w:start w:val="single" w:sz="4" w:space="0" w:color="000000"/>
+              <w:bottom w:val="single" w:sz="4" w:space="0" w:color="000000"/>
+              <w:end w:val="single" w:sz="4" w:space="0" w:color="000000"/>
+            </w:tcBorders>
+          </w:tcPr>
+          <w:p>
+            <w:pPr>
+              <w:pStyle w:val="TableContents"/>
+              <w:rPr>
+                <w:lang w:val="hu-HU" w:eastAsia="zh-CN" w:bidi="hi-IN"/>
+              </w:rPr>
+            </w:pPr>
+            <w:r>
+              <w:rPr>
+                <w:lang w:val="hu-HU" w:eastAsia="zh-CN" w:bidi="hi-IN"/>
+              </w:rPr>
+              <w:t>lesz</w:t>
+            </w:r>
+          </w:p>
+        </w:tc>
+      </w:tr>
+      <w:tr>
+        <w:trPr/>
+        <w:tc>
+          <w:tcPr>
+            <w:tcW w:w="3324" w:type="dxa"/>
+            <w:tcBorders>
+              <w:start w:val="single" w:sz="4" w:space="0" w:color="000000"/>
+              <w:bottom w:val="single" w:sz="4" w:space="0" w:color="000000"/>
+            </w:tcBorders>
+          </w:tcPr>
+          <w:p>
+            <w:pPr>
+              <w:pStyle w:val="TableContents"/>
+              <w:rPr>
+                <w:lang w:val="hu-HU" w:eastAsia="zh-CN" w:bidi="hi-IN"/>
+              </w:rPr>
+            </w:pPr>
+            <w:r>
+              <w:rPr>
+                <w:lang w:val="hu-HU" w:eastAsia="zh-CN" w:bidi="hi-IN"/>
+              </w:rPr>
+            </w:r>
+          </w:p>
+        </w:tc>
+        <w:tc>
+          <w:tcPr>
+            <w:tcW w:w="3324" w:type="dxa"/>
+            <w:tcBorders>
+              <w:start w:val="single" w:sz="4" w:space="0" w:color="000000"/>
+              <w:bottom w:val="single" w:sz="4" w:space="0" w:color="000000"/>
+            </w:tcBorders>
+          </w:tcPr>
+          <w:p>
+            <w:pPr>
+              <w:pStyle w:val="TableContents"/>
+              <w:rPr>
+                <w:lang w:val="hu-HU" w:eastAsia="zh-CN" w:bidi="hi-IN"/>
+              </w:rPr>
+            </w:pPr>
+            <w:r>
+              <w:rPr>
+                <w:lang w:val="hu-HU" w:eastAsia="zh-CN" w:bidi="hi-IN"/>
+              </w:rPr>
+            </w:r>
+          </w:p>
+        </w:tc>
+        <w:tc>
+          <w:tcPr>
+            <w:tcW w:w="3324" w:type="dxa"/>
+            <w:tcBorders>
+              <w:start w:val="single" w:sz="4" w:space="0" w:color="000000"/>
+              <w:bottom w:val="single" w:sz="4" w:space="0" w:color="000000"/>
+              <w:end w:val="single" w:sz="4" w:space="0" w:color="000000"/>
+            </w:tcBorders>
+          </w:tcPr>
+          <w:p>
+            <w:pPr>
+              <w:pStyle w:val="TableContents"/>
+              <w:rPr>
+                <w:lang w:val="hu-HU" w:eastAsia="zh-CN" w:bidi="hi-IN"/>
+              </w:rPr>
+            </w:pPr>
+            <w:r>
+              <w:rPr>
+                <w:lang w:val="hu-HU" w:eastAsia="zh-CN" w:bidi="hi-IN"/>
+              </w:rPr>
+              <w:t>volt</w:t>
+            </w:r>
+          </w:p>
+        </w:tc>
+      </w:tr>
+      <w:tr>
+        <w:trPr/>
+        <w:tc>
+          <w:tcPr>
+            <w:tcW w:w="3324" w:type="dxa"/>
+            <w:tcBorders>
+              <w:start w:val="single" w:sz="4" w:space="0" w:color="000000"/>
+              <w:bottom w:val="single" w:sz="4" w:space="0" w:color="000000"/>
+            </w:tcBorders>
+          </w:tcPr>
+          <w:p>
+            <w:pPr>
+              <w:pStyle w:val="TableContents"/>
+              <w:rPr>
+                <w:lang w:val="hu-HU" w:eastAsia="zh-CN" w:bidi="hi-IN"/>
+              </w:rPr>
+            </w:pPr>
+            <w:r>
+              <w:rPr>
+                <w:lang w:val="hu-HU" w:eastAsia="zh-CN" w:bidi="hi-IN"/>
+              </w:rPr>
+            </w:r>
+          </w:p>
+        </w:tc>
+        <w:tc>
+          <w:tcPr>
+            <w:tcW w:w="3324" w:type="dxa"/>
+            <w:tcBorders>
+              <w:start w:val="single" w:sz="4" w:space="0" w:color="000000"/>
+              <w:bottom w:val="single" w:sz="4" w:space="0" w:color="000000"/>
+            </w:tcBorders>
+          </w:tcPr>
+          <w:p>
+            <w:pPr>
+              <w:pStyle w:val="TableContents"/>
+              <w:rPr>
+                <w:lang w:val="hu-HU" w:eastAsia="zh-CN" w:bidi="hi-IN"/>
+              </w:rPr>
+            </w:pPr>
+            <w:r>
+              <w:rPr>
+                <w:lang w:val="hu-HU" w:eastAsia="zh-CN" w:bidi="hi-IN"/>
+              </w:rPr>
+            </w:r>
+          </w:p>
+        </w:tc>
+        <w:tc>
+          <w:tcPr>
+            <w:tcW w:w="3324" w:type="dxa"/>
+            <w:tcBorders>
+              <w:start w:val="single" w:sz="4" w:space="0" w:color="000000"/>
+              <w:bottom w:val="single" w:sz="4" w:space="0" w:color="000000"/>
+              <w:end w:val="single" w:sz="4" w:space="0" w:color="000000"/>
+            </w:tcBorders>
+          </w:tcPr>
+          <w:p>
+            <w:pPr>
+              <w:pStyle w:val="TableContents"/>
+              <w:rPr>
+                <w:lang w:val="hu-HU" w:eastAsia="zh-CN" w:bidi="hi-IN"/>
+              </w:rPr>
+            </w:pPr>
+            <w:r>
+              <w:rPr>
+                <w:lang w:val="hu-HU" w:eastAsia="zh-CN" w:bidi="hi-IN"/>
+              </w:rPr>
+              <w:t>lovak</w:t>
+            </w:r>
+          </w:p>
+        </w:tc>
+      </w:tr>
+      <w:tr>
+        <w:trPr/>
+        <w:tc>
+          <w:tcPr>
+            <w:tcW w:w="3324" w:type="dxa"/>
+            <w:tcBorders>
+              <w:start w:val="single" w:sz="4" w:space="0" w:color="000000"/>
+              <w:bottom w:val="single" w:sz="4" w:space="0" w:color="000000"/>
+            </w:tcBorders>
+          </w:tcPr>
+          <w:p>
+            <w:pPr>
+              <w:pStyle w:val="TableContents"/>
+              <w:rPr>
+                <w:lang w:val="hu-HU" w:eastAsia="zh-CN" w:bidi="hi-IN"/>
+              </w:rPr>
+            </w:pPr>
+            <w:r>
+              <w:rPr>
+                <w:lang w:val="hu-HU" w:eastAsia="zh-CN" w:bidi="hi-IN"/>
+              </w:rPr>
+            </w:r>
+          </w:p>
+        </w:tc>
+        <w:tc>
+          <w:tcPr>
+            <w:tcW w:w="3324" w:type="dxa"/>
+            <w:tcBorders>
+              <w:start w:val="single" w:sz="4" w:space="0" w:color="000000"/>
+              <w:bottom w:val="single" w:sz="4" w:space="0" w:color="000000"/>
+            </w:tcBorders>
+          </w:tcPr>
+          <w:p>
+            <w:pPr>
+              <w:pStyle w:val="TableContents"/>
+              <w:rPr>
+                <w:lang w:val="hu-HU" w:eastAsia="zh-CN" w:bidi="hi-IN"/>
+              </w:rPr>
+            </w:pPr>
+            <w:r>
+              <w:rPr>
+                <w:lang w:val="hu-HU" w:eastAsia="zh-CN" w:bidi="hi-IN"/>
+              </w:rPr>
+            </w:r>
+          </w:p>
+        </w:tc>
+        <w:tc>
+          <w:tcPr>
+            <w:tcW w:w="3324" w:type="dxa"/>
+            <w:tcBorders>
+              <w:start w:val="single" w:sz="4" w:space="0" w:color="000000"/>
+              <w:bottom w:val="single" w:sz="4" w:space="0" w:color="000000"/>
+              <w:end w:val="single" w:sz="4" w:space="0" w:color="000000"/>
+            </w:tcBorders>
+          </w:tcPr>
+          <w:p>
+            <w:pPr>
+              <w:pStyle w:val="TableContents"/>
+              <w:rPr>
+                <w:lang w:val="hu-HU" w:eastAsia="zh-CN" w:bidi="hi-IN"/>
+              </w:rPr>
+            </w:pPr>
+            <w:r>
+              <w:rPr>
+                <w:lang w:val="hu-HU" w:eastAsia="zh-CN" w:bidi="hi-IN"/>
+              </w:rPr>
+              <w:t>legjobb</w:t>
+            </w:r>
+          </w:p>
+        </w:tc>
+      </w:tr>
+      <w:tr>
+        <w:trPr/>
+        <w:tc>
+          <w:tcPr>
+            <w:tcW w:w="3324" w:type="dxa"/>
+            <w:tcBorders>
+              <w:start w:val="single" w:sz="4" w:space="0" w:color="000000"/>
+              <w:bottom w:val="single" w:sz="4" w:space="0" w:color="000000"/>
+            </w:tcBorders>
+          </w:tcPr>
+          <w:p>
+            <w:pPr>
+              <w:pStyle w:val="TableContents"/>
+              <w:rPr>
+                <w:lang w:val="hu-HU" w:eastAsia="zh-CN" w:bidi="hi-IN"/>
+              </w:rPr>
+            </w:pPr>
+            <w:r>
+              <w:rPr>
+                <w:lang w:val="hu-HU" w:eastAsia="zh-CN" w:bidi="hi-IN"/>
+              </w:rPr>
+            </w:r>
+          </w:p>
+        </w:tc>
+        <w:tc>
+          <w:tcPr>
+            <w:tcW w:w="3324" w:type="dxa"/>
+            <w:tcBorders>
+              <w:start w:val="single" w:sz="4" w:space="0" w:color="000000"/>
+              <w:bottom w:val="single" w:sz="4" w:space="0" w:color="000000"/>
+            </w:tcBorders>
+          </w:tcPr>
+          <w:p>
+            <w:pPr>
+              <w:pStyle w:val="TableContents"/>
+              <w:rPr>
+                <w:lang w:val="hu-HU" w:eastAsia="zh-CN" w:bidi="hi-IN"/>
+              </w:rPr>
+            </w:pPr>
+            <w:r>
+              <w:rPr>
+                <w:lang w:val="hu-HU" w:eastAsia="zh-CN" w:bidi="hi-IN"/>
+              </w:rPr>
+            </w:r>
+          </w:p>
+        </w:tc>
+        <w:tc>
+          <w:tcPr>
+            <w:tcW w:w="3324" w:type="dxa"/>
+            <w:tcBorders>
+              <w:start w:val="single" w:sz="4" w:space="0" w:color="000000"/>
+              <w:bottom w:val="single" w:sz="4" w:space="0" w:color="000000"/>
+              <w:end w:val="single" w:sz="4" w:space="0" w:color="000000"/>
+            </w:tcBorders>
+          </w:tcPr>
+          <w:p>
+            <w:pPr>
+              <w:pStyle w:val="TableContents"/>
+              <w:rPr>
+                <w:lang w:val="hu-HU" w:eastAsia="zh-CN" w:bidi="hi-IN"/>
+              </w:rPr>
+            </w:pPr>
+            <w:r>
+              <w:rPr>
+                <w:lang w:val="hu-HU" w:eastAsia="zh-CN" w:bidi="hi-IN"/>
+              </w:rPr>
+              <w:t>Viccbül, szüleimhez</w:t>
+            </w:r>
+          </w:p>
+        </w:tc>
+      </w:tr>
+      <w:tr>
+        <w:trPr/>
+        <w:tc>
+          <w:tcPr>
+            <w:tcW w:w="3324" w:type="dxa"/>
+            <w:tcBorders>
+              <w:start w:val="single" w:sz="4" w:space="0" w:color="000000"/>
+              <w:bottom w:val="single" w:sz="4" w:space="0" w:color="000000"/>
+            </w:tcBorders>
+          </w:tcPr>
+          <w:p>
+            <w:pPr>
+              <w:pStyle w:val="TableContents"/>
+              <w:rPr>
+                <w:lang w:val="hu-HU" w:eastAsia="zh-CN" w:bidi="hi-IN"/>
+              </w:rPr>
+            </w:pPr>
+            <w:r>
+              <w:rPr>
+                <w:lang w:val="hu-HU" w:eastAsia="zh-CN" w:bidi="hi-IN"/>
+              </w:rPr>
+            </w:r>
+          </w:p>
+        </w:tc>
+        <w:tc>
+          <w:tcPr>
+            <w:tcW w:w="3324" w:type="dxa"/>
+            <w:tcBorders>
+              <w:start w:val="single" w:sz="4" w:space="0" w:color="000000"/>
+              <w:bottom w:val="single" w:sz="4" w:space="0" w:color="000000"/>
+            </w:tcBorders>
+          </w:tcPr>
+          <w:p>
+            <w:pPr>
+              <w:pStyle w:val="TableContents"/>
+              <w:rPr>
+                <w:lang w:val="hu-HU" w:eastAsia="zh-CN" w:bidi="hi-IN"/>
+              </w:rPr>
+            </w:pPr>
+            <w:r>
+              <w:rPr>
+                <w:lang w:val="hu-HU" w:eastAsia="zh-CN" w:bidi="hi-IN"/>
+              </w:rPr>
+            </w:r>
+          </w:p>
+        </w:tc>
+        <w:tc>
+          <w:tcPr>
+            <w:tcW w:w="3324" w:type="dxa"/>
+            <w:tcBorders>
+              <w:start w:val="single" w:sz="4" w:space="0" w:color="000000"/>
+              <w:bottom w:val="single" w:sz="4" w:space="0" w:color="000000"/>
+              <w:end w:val="single" w:sz="4" w:space="0" w:color="000000"/>
+            </w:tcBorders>
+          </w:tcPr>
+          <w:p>
+            <w:pPr>
+              <w:pStyle w:val="TableContents"/>
+              <w:rPr>
+                <w:lang w:val="hu-HU" w:eastAsia="zh-CN" w:bidi="hi-IN"/>
+              </w:rPr>
+            </w:pPr>
+            <w:r>
+              <w:rPr>
+                <w:lang w:val="hu-HU" w:eastAsia="zh-CN" w:bidi="hi-IN"/>
+              </w:rPr>
+              <w:t>Csokiból, iskolához</w:t>
+            </w:r>
+          </w:p>
+        </w:tc>
+      </w:tr>
+    </w:tbl>
     <w:p>
       <w:pPr>
         <w:pStyle w:val="Normal"/>
@@ -6326,6 +7084,19 @@
     </w:pPr>
     <w:rPr/>
   </w:style>
+  <w:style w:type="paragraph" w:styleId="TableHeading">
+    <w:name w:val="Table Heading"/>
+    <w:basedOn w:val="TableContents"/>
+    <w:qFormat/>
+    <w:pPr>
+      <w:suppressLineNumbers/>
+      <w:jc w:val="center"/>
+    </w:pPr>
+    <w:rPr>
+      <w:b/>
+      <w:bCs/>
+    </w:rPr>
+  </w:style>
 </w:styles>
 </file>
 

--- a/magyar11.docx
+++ b/magyar11.docx
@@ -5007,6 +5007,811 @@
         </w:rPr>
       </w:r>
     </w:p>
+    <w:p>
+      <w:pPr>
+        <w:pStyle w:val="Normal"/>
+        <w:bidi w:val="0"/>
+        <w:jc w:val="start"/>
+        <w:rPr>
+          <w:b w:val="false"/>
+          <w:bCs w:val="false"/>
+          <w:sz w:val="24"/>
+          <w:szCs w:val="24"/>
+          <w:lang w:val="hu-HU"/>
+        </w:rPr>
+      </w:pPr>
+      <w:r>
+        <w:rPr>
+          <w:b w:val="false"/>
+          <w:bCs w:val="false"/>
+          <w:sz w:val="24"/>
+          <w:szCs w:val="24"/>
+          <w:lang w:val="hu-HU"/>
+        </w:rPr>
+      </w:r>
+    </w:p>
+    <w:p>
+      <w:pPr>
+        <w:pStyle w:val="Normal"/>
+        <w:bidi w:val="0"/>
+        <w:jc w:val="start"/>
+        <w:rPr>
+          <w:b w:val="false"/>
+          <w:bCs w:val="false"/>
+          <w:sz w:val="24"/>
+          <w:szCs w:val="24"/>
+          <w:lang w:val="hu-HU"/>
+        </w:rPr>
+      </w:pPr>
+      <w:r>
+        <w:rPr>
+          <w:b w:val="false"/>
+          <w:bCs w:val="false"/>
+          <w:sz w:val="24"/>
+          <w:szCs w:val="24"/>
+          <w:lang w:val="hu-HU"/>
+        </w:rPr>
+        <w:t>Mf 23/1</w:t>
+      </w:r>
+    </w:p>
+    <w:p>
+      <w:pPr>
+        <w:pStyle w:val="Normal"/>
+        <w:bidi w:val="0"/>
+        <w:jc w:val="start"/>
+        <w:rPr>
+          <w:b w:val="false"/>
+          <w:bCs w:val="false"/>
+          <w:sz w:val="24"/>
+          <w:szCs w:val="24"/>
+          <w:lang w:val="hu-HU"/>
+        </w:rPr>
+      </w:pPr>
+      <w:r>
+        <w:rPr>
+          <w:b w:val="false"/>
+          <w:bCs w:val="false"/>
+          <w:sz w:val="24"/>
+          <w:szCs w:val="24"/>
+          <w:lang w:val="hu-HU"/>
+        </w:rPr>
+      </w:r>
+    </w:p>
+    <w:p>
+      <w:pPr>
+        <w:pStyle w:val="Normal"/>
+        <w:bidi w:val="0"/>
+        <w:jc w:val="start"/>
+        <w:rPr>
+          <w:b w:val="false"/>
+          <w:bCs w:val="false"/>
+          <w:sz w:val="24"/>
+          <w:szCs w:val="24"/>
+          <w:lang w:val="hu-HU"/>
+        </w:rPr>
+      </w:pPr>
+      <w:r>
+        <w:rPr>
+          <w:b w:val="false"/>
+          <w:bCs w:val="false"/>
+          <w:sz w:val="24"/>
+          <w:szCs w:val="24"/>
+          <w:lang w:val="hu-HU"/>
+        </w:rPr>
+        <w:t>nyelvemlék</w:t>
+      </w:r>
+    </w:p>
+    <w:p>
+      <w:pPr>
+        <w:pStyle w:val="Normal"/>
+        <w:numPr>
+          <w:ilvl w:val="0"/>
+          <w:numId w:val="14"/>
+        </w:numPr>
+        <w:bidi w:val="0"/>
+        <w:jc w:val="start"/>
+        <w:rPr>
+          <w:b w:val="false"/>
+          <w:bCs w:val="false"/>
+          <w:sz w:val="24"/>
+          <w:szCs w:val="24"/>
+          <w:lang w:val="hu-HU"/>
+        </w:rPr>
+      </w:pPr>
+      <w:r>
+        <w:rPr>
+          <w:b w:val="false"/>
+          <w:bCs w:val="false"/>
+          <w:sz w:val="24"/>
+          <w:szCs w:val="24"/>
+          <w:lang w:val="hu-HU"/>
+        </w:rPr>
+        <w:t>mindaz, ami egy nyelvnek a mát megelőző bármely korszakából fennmaradt adat</w:t>
+      </w:r>
+    </w:p>
+    <w:p>
+      <w:pPr>
+        <w:pStyle w:val="Normal"/>
+        <w:bidi w:val="0"/>
+        <w:jc w:val="start"/>
+        <w:rPr>
+          <w:b w:val="false"/>
+          <w:bCs w:val="false"/>
+          <w:sz w:val="24"/>
+          <w:szCs w:val="24"/>
+          <w:lang w:val="hu-HU"/>
+        </w:rPr>
+      </w:pPr>
+      <w:r>
+        <w:rPr>
+          <w:b w:val="false"/>
+          <w:bCs w:val="false"/>
+          <w:sz w:val="24"/>
+          <w:szCs w:val="24"/>
+          <w:lang w:val="hu-HU"/>
+        </w:rPr>
+        <w:t>szórványemlék</w:t>
+      </w:r>
+    </w:p>
+    <w:p>
+      <w:pPr>
+        <w:pStyle w:val="Normal"/>
+        <w:numPr>
+          <w:ilvl w:val="0"/>
+          <w:numId w:val="15"/>
+        </w:numPr>
+        <w:bidi w:val="0"/>
+        <w:jc w:val="start"/>
+        <w:rPr>
+          <w:b w:val="false"/>
+          <w:bCs w:val="false"/>
+          <w:sz w:val="24"/>
+          <w:szCs w:val="24"/>
+          <w:lang w:val="hu-HU"/>
+        </w:rPr>
+      </w:pPr>
+      <w:r>
+        <w:rPr>
+          <w:b w:val="false"/>
+          <w:bCs w:val="false"/>
+          <w:sz w:val="24"/>
+          <w:szCs w:val="24"/>
+          <w:lang w:val="hu-HU"/>
+        </w:rPr>
+        <w:t>a nyelv nyelvtani szbályainek megjelenése egy másik nyelvben</w:t>
+      </w:r>
+    </w:p>
+    <w:p>
+      <w:pPr>
+        <w:pStyle w:val="Normal"/>
+        <w:bidi w:val="0"/>
+        <w:jc w:val="start"/>
+        <w:rPr>
+          <w:b w:val="false"/>
+          <w:bCs w:val="false"/>
+          <w:sz w:val="24"/>
+          <w:szCs w:val="24"/>
+          <w:lang w:val="hu-HU"/>
+        </w:rPr>
+      </w:pPr>
+      <w:r>
+        <w:rPr>
+          <w:b w:val="false"/>
+          <w:bCs w:val="false"/>
+          <w:sz w:val="24"/>
+          <w:szCs w:val="24"/>
+          <w:lang w:val="hu-HU"/>
+        </w:rPr>
+        <w:t>szójegyzék</w:t>
+      </w:r>
+    </w:p>
+    <w:p>
+      <w:pPr>
+        <w:pStyle w:val="Normal"/>
+        <w:numPr>
+          <w:ilvl w:val="0"/>
+          <w:numId w:val="16"/>
+        </w:numPr>
+        <w:bidi w:val="0"/>
+        <w:jc w:val="start"/>
+        <w:rPr>
+          <w:b w:val="false"/>
+          <w:bCs w:val="false"/>
+          <w:sz w:val="24"/>
+          <w:szCs w:val="24"/>
+          <w:lang w:val="hu-HU"/>
+        </w:rPr>
+      </w:pPr>
+      <w:r>
+        <w:rPr>
+          <w:b w:val="false"/>
+          <w:bCs w:val="false"/>
+          <w:sz w:val="24"/>
+          <w:szCs w:val="24"/>
+          <w:lang w:val="hu-HU"/>
+        </w:rPr>
+        <w:t>szótárak elődjei a szavakat fogalomkörönként a latin szöveg fölé írták</w:t>
+      </w:r>
+    </w:p>
+    <w:p>
+      <w:pPr>
+        <w:pStyle w:val="Normal"/>
+        <w:bidi w:val="0"/>
+        <w:jc w:val="start"/>
+        <w:rPr>
+          <w:b w:val="false"/>
+          <w:bCs w:val="false"/>
+          <w:sz w:val="24"/>
+          <w:szCs w:val="24"/>
+          <w:lang w:val="hu-HU"/>
+        </w:rPr>
+      </w:pPr>
+      <w:r>
+        <w:rPr>
+          <w:b w:val="false"/>
+          <w:bCs w:val="false"/>
+          <w:sz w:val="24"/>
+          <w:szCs w:val="24"/>
+          <w:lang w:val="hu-HU"/>
+        </w:rPr>
+        <w:t>glossza</w:t>
+      </w:r>
+    </w:p>
+    <w:p>
+      <w:pPr>
+        <w:pStyle w:val="Normal"/>
+        <w:numPr>
+          <w:ilvl w:val="0"/>
+          <w:numId w:val="17"/>
+        </w:numPr>
+        <w:bidi w:val="0"/>
+        <w:jc w:val="start"/>
+        <w:rPr>
+          <w:b w:val="false"/>
+          <w:bCs w:val="false"/>
+          <w:sz w:val="24"/>
+          <w:szCs w:val="24"/>
+          <w:lang w:val="hu-HU"/>
+        </w:rPr>
+      </w:pPr>
+      <w:r>
+        <w:rPr>
+          <w:b w:val="false"/>
+          <w:bCs w:val="false"/>
+          <w:sz w:val="24"/>
+          <w:szCs w:val="24"/>
+          <w:lang w:val="hu-HU"/>
+        </w:rPr>
+        <w:t>latin nyelvű kódexekben a lap szélére utólag beírt jegyzetekl</w:t>
+      </w:r>
+    </w:p>
+    <w:p>
+      <w:pPr>
+        <w:pStyle w:val="Normal"/>
+        <w:bidi w:val="0"/>
+        <w:jc w:val="start"/>
+        <w:rPr>
+          <w:b w:val="false"/>
+          <w:bCs w:val="false"/>
+          <w:sz w:val="24"/>
+          <w:szCs w:val="24"/>
+          <w:lang w:val="hu-HU"/>
+        </w:rPr>
+      </w:pPr>
+      <w:r>
+        <w:rPr>
+          <w:b w:val="false"/>
+          <w:bCs w:val="false"/>
+          <w:sz w:val="24"/>
+          <w:szCs w:val="24"/>
+          <w:lang w:val="hu-HU"/>
+        </w:rPr>
+        <w:t>szövegemlék</w:t>
+      </w:r>
+    </w:p>
+    <w:p>
+      <w:pPr>
+        <w:pStyle w:val="Normal"/>
+        <w:numPr>
+          <w:ilvl w:val="0"/>
+          <w:numId w:val="18"/>
+        </w:numPr>
+        <w:bidi w:val="0"/>
+        <w:jc w:val="start"/>
+        <w:rPr>
+          <w:b w:val="false"/>
+          <w:bCs w:val="false"/>
+          <w:sz w:val="24"/>
+          <w:szCs w:val="24"/>
+          <w:lang w:val="hu-HU"/>
+        </w:rPr>
+      </w:pPr>
+      <w:r>
+        <w:rPr>
+          <w:b w:val="false"/>
+          <w:bCs w:val="false"/>
+          <w:sz w:val="24"/>
+          <w:szCs w:val="24"/>
+          <w:lang w:val="hu-HU"/>
+        </w:rPr>
+        <w:t>összefüggő szöveget alkotó nyelvemlékek</w:t>
+      </w:r>
+    </w:p>
+    <w:p>
+      <w:pPr>
+        <w:pStyle w:val="Normal"/>
+        <w:numPr>
+          <w:ilvl w:val="0"/>
+          <w:numId w:val="18"/>
+        </w:numPr>
+        <w:bidi w:val="0"/>
+        <w:jc w:val="start"/>
+        <w:rPr>
+          <w:b w:val="false"/>
+          <w:bCs w:val="false"/>
+          <w:sz w:val="24"/>
+          <w:szCs w:val="24"/>
+          <w:lang w:val="hu-HU"/>
+        </w:rPr>
+      </w:pPr>
+      <w:r>
+        <w:rPr>
+          <w:b w:val="false"/>
+          <w:bCs w:val="false"/>
+          <w:sz w:val="24"/>
+          <w:szCs w:val="24"/>
+          <w:lang w:val="hu-HU"/>
+        </w:rPr>
+        <w:t>pl. kéziratos: Halotti beszéd, Ómagyar Mária-siralom,</w:t>
+      </w:r>
+    </w:p>
+    <w:p>
+      <w:pPr>
+        <w:pStyle w:val="Normal"/>
+        <w:bidi w:val="0"/>
+        <w:jc w:val="start"/>
+        <w:rPr>
+          <w:b w:val="false"/>
+          <w:bCs w:val="false"/>
+          <w:sz w:val="24"/>
+          <w:szCs w:val="24"/>
+          <w:lang w:val="hu-HU"/>
+        </w:rPr>
+      </w:pPr>
+      <w:r>
+        <w:rPr>
+          <w:b w:val="false"/>
+          <w:bCs w:val="false"/>
+          <w:sz w:val="24"/>
+          <w:szCs w:val="24"/>
+          <w:lang w:val="hu-HU"/>
+        </w:rPr>
+      </w:r>
+    </w:p>
+    <w:p>
+      <w:pPr>
+        <w:pStyle w:val="Normal"/>
+        <w:bidi w:val="0"/>
+        <w:jc w:val="start"/>
+        <w:rPr>
+          <w:b w:val="false"/>
+          <w:bCs w:val="false"/>
+          <w:sz w:val="24"/>
+          <w:szCs w:val="24"/>
+          <w:lang w:val="hu-HU"/>
+        </w:rPr>
+      </w:pPr>
+      <w:r>
+        <w:rPr>
+          <w:b w:val="false"/>
+          <w:bCs w:val="false"/>
+          <w:sz w:val="24"/>
+          <w:szCs w:val="24"/>
+          <w:lang w:val="hu-HU"/>
+        </w:rPr>
+      </w:r>
+    </w:p>
+    <w:p>
+      <w:pPr>
+        <w:pStyle w:val="Normal"/>
+        <w:bidi w:val="0"/>
+        <w:jc w:val="start"/>
+        <w:rPr>
+          <w:b w:val="false"/>
+          <w:bCs w:val="false"/>
+          <w:sz w:val="24"/>
+          <w:szCs w:val="24"/>
+          <w:lang w:val="hu-HU"/>
+        </w:rPr>
+      </w:pPr>
+      <w:r>
+        <w:rPr>
+          <w:b w:val="false"/>
+          <w:bCs w:val="false"/>
+          <w:sz w:val="24"/>
+          <w:szCs w:val="24"/>
+          <w:lang w:val="hu-HU"/>
+        </w:rPr>
+      </w:r>
+    </w:p>
+    <w:p>
+      <w:pPr>
+        <w:pStyle w:val="Normal"/>
+        <w:bidi w:val="0"/>
+        <w:jc w:val="start"/>
+        <w:rPr>
+          <w:b w:val="false"/>
+          <w:bCs w:val="false"/>
+          <w:sz w:val="24"/>
+          <w:szCs w:val="24"/>
+          <w:lang w:val="hu-HU"/>
+        </w:rPr>
+      </w:pPr>
+      <w:r>
+        <w:rPr>
+          <w:b w:val="false"/>
+          <w:bCs w:val="false"/>
+          <w:sz w:val="24"/>
+          <w:szCs w:val="24"/>
+          <w:lang w:val="hu-HU"/>
+        </w:rPr>
+      </w:r>
+    </w:p>
+    <w:p>
+      <w:pPr>
+        <w:pStyle w:val="Normal"/>
+        <w:bidi w:val="0"/>
+        <w:jc w:val="start"/>
+        <w:rPr>
+          <w:b w:val="false"/>
+          <w:bCs w:val="false"/>
+          <w:sz w:val="24"/>
+          <w:szCs w:val="24"/>
+          <w:lang w:val="hu-HU"/>
+        </w:rPr>
+      </w:pPr>
+      <w:r>
+        <w:rPr>
+          <w:b w:val="false"/>
+          <w:bCs w:val="false"/>
+          <w:sz w:val="24"/>
+          <w:szCs w:val="24"/>
+          <w:lang w:val="hu-HU"/>
+        </w:rPr>
+      </w:r>
+    </w:p>
+    <w:p>
+      <w:pPr>
+        <w:pStyle w:val="Normal"/>
+        <w:bidi w:val="0"/>
+        <w:jc w:val="start"/>
+        <w:rPr>
+          <w:b w:val="false"/>
+          <w:bCs w:val="false"/>
+          <w:sz w:val="24"/>
+          <w:szCs w:val="24"/>
+          <w:lang w:val="hu-HU"/>
+        </w:rPr>
+      </w:pPr>
+      <w:r>
+        <w:rPr>
+          <w:b w:val="false"/>
+          <w:bCs w:val="false"/>
+          <w:sz w:val="24"/>
+          <w:szCs w:val="24"/>
+          <w:lang w:val="hu-HU"/>
+        </w:rPr>
+        <w:t>nyelvemlék:</w:t>
+      </w:r>
+    </w:p>
+    <w:p>
+      <w:pPr>
+        <w:pStyle w:val="Normal"/>
+        <w:numPr>
+          <w:ilvl w:val="0"/>
+          <w:numId w:val="19"/>
+        </w:numPr>
+        <w:bidi w:val="0"/>
+        <w:jc w:val="start"/>
+        <w:rPr>
+          <w:b w:val="false"/>
+          <w:bCs w:val="false"/>
+          <w:sz w:val="24"/>
+          <w:szCs w:val="24"/>
+          <w:lang w:val="hu-HU"/>
+        </w:rPr>
+      </w:pPr>
+      <w:r>
+        <w:rPr>
+          <w:b w:val="false"/>
+          <w:bCs w:val="false"/>
+          <w:sz w:val="24"/>
+          <w:szCs w:val="24"/>
+          <w:lang w:val="hu-HU"/>
+        </w:rPr>
+        <w:t>szórványemlék</w:t>
+      </w:r>
+    </w:p>
+    <w:p>
+      <w:pPr>
+        <w:pStyle w:val="Normal"/>
+        <w:numPr>
+          <w:ilvl w:val="1"/>
+          <w:numId w:val="19"/>
+        </w:numPr>
+        <w:bidi w:val="0"/>
+        <w:jc w:val="start"/>
+        <w:rPr>
+          <w:b w:val="false"/>
+          <w:bCs w:val="false"/>
+          <w:sz w:val="24"/>
+          <w:szCs w:val="24"/>
+          <w:lang w:val="hu-HU"/>
+        </w:rPr>
+      </w:pPr>
+      <w:r>
+        <w:rPr>
+          <w:b w:val="false"/>
+          <w:bCs w:val="false"/>
+          <w:sz w:val="24"/>
+          <w:szCs w:val="24"/>
+          <w:lang w:val="hu-HU"/>
+        </w:rPr>
+        <w:t>a tihanyi apátság alapítólevél</w:t>
+      </w:r>
+    </w:p>
+    <w:p>
+      <w:pPr>
+        <w:pStyle w:val="Normal"/>
+        <w:numPr>
+          <w:ilvl w:val="0"/>
+          <w:numId w:val="19"/>
+        </w:numPr>
+        <w:bidi w:val="0"/>
+        <w:jc w:val="start"/>
+        <w:rPr>
+          <w:b w:val="false"/>
+          <w:bCs w:val="false"/>
+          <w:sz w:val="24"/>
+          <w:szCs w:val="24"/>
+          <w:lang w:val="hu-HU"/>
+        </w:rPr>
+      </w:pPr>
+      <w:r>
+        <w:rPr>
+          <w:b w:val="false"/>
+          <w:bCs w:val="false"/>
+          <w:sz w:val="24"/>
+          <w:szCs w:val="24"/>
+          <w:lang w:val="hu-HU"/>
+        </w:rPr>
+        <w:t>szövegemlékek</w:t>
+      </w:r>
+    </w:p>
+    <w:p>
+      <w:pPr>
+        <w:pStyle w:val="Normal"/>
+        <w:numPr>
+          <w:ilvl w:val="1"/>
+          <w:numId w:val="19"/>
+        </w:numPr>
+        <w:bidi w:val="0"/>
+        <w:jc w:val="start"/>
+        <w:rPr>
+          <w:b w:val="false"/>
+          <w:bCs w:val="false"/>
+          <w:sz w:val="24"/>
+          <w:szCs w:val="24"/>
+          <w:lang w:val="hu-HU"/>
+        </w:rPr>
+      </w:pPr>
+      <w:r>
+        <w:rPr>
+          <w:b w:val="false"/>
+          <w:bCs w:val="false"/>
+          <w:sz w:val="24"/>
+          <w:szCs w:val="24"/>
+          <w:lang w:val="hu-HU"/>
+        </w:rPr>
+        <w:t>nyomtatott</w:t>
+      </w:r>
+    </w:p>
+    <w:p>
+      <w:pPr>
+        <w:pStyle w:val="Normal"/>
+        <w:numPr>
+          <w:ilvl w:val="2"/>
+          <w:numId w:val="19"/>
+        </w:numPr>
+        <w:bidi w:val="0"/>
+        <w:jc w:val="start"/>
+        <w:rPr>
+          <w:b w:val="false"/>
+          <w:bCs w:val="false"/>
+          <w:sz w:val="24"/>
+          <w:szCs w:val="24"/>
+          <w:lang w:val="hu-HU"/>
+        </w:rPr>
+      </w:pPr>
+      <w:r>
+        <w:rPr>
+          <w:b w:val="false"/>
+          <w:bCs w:val="false"/>
+          <w:sz w:val="24"/>
+          <w:szCs w:val="24"/>
+          <w:lang w:val="hu-HU"/>
+        </w:rPr>
+        <w:t>szójegyzék</w:t>
+      </w:r>
+    </w:p>
+    <w:p>
+      <w:pPr>
+        <w:pStyle w:val="Normal"/>
+        <w:numPr>
+          <w:ilvl w:val="3"/>
+          <w:numId w:val="19"/>
+        </w:numPr>
+        <w:bidi w:val="0"/>
+        <w:jc w:val="start"/>
+        <w:rPr>
+          <w:b w:val="false"/>
+          <w:bCs w:val="false"/>
+          <w:sz w:val="24"/>
+          <w:szCs w:val="24"/>
+          <w:lang w:val="hu-HU"/>
+        </w:rPr>
+      </w:pPr>
+      <w:r>
+        <w:rPr>
+          <w:b w:val="false"/>
+          <w:bCs w:val="false"/>
+          <w:sz w:val="24"/>
+          <w:szCs w:val="24"/>
+          <w:lang w:val="hu-HU"/>
+        </w:rPr>
+        <w:t>schlageli</w:t>
+      </w:r>
+    </w:p>
+    <w:p>
+      <w:pPr>
+        <w:pStyle w:val="Normal"/>
+        <w:numPr>
+          <w:ilvl w:val="1"/>
+          <w:numId w:val="19"/>
+        </w:numPr>
+        <w:bidi w:val="0"/>
+        <w:jc w:val="start"/>
+        <w:rPr>
+          <w:b w:val="false"/>
+          <w:bCs w:val="false"/>
+          <w:sz w:val="24"/>
+          <w:szCs w:val="24"/>
+          <w:lang w:val="hu-HU"/>
+        </w:rPr>
+      </w:pPr>
+      <w:r>
+        <w:rPr>
+          <w:b w:val="false"/>
+          <w:bCs w:val="false"/>
+          <w:sz w:val="24"/>
+          <w:szCs w:val="24"/>
+          <w:lang w:val="hu-HU"/>
+        </w:rPr>
+        <w:t>kéziratos</w:t>
+      </w:r>
+    </w:p>
+    <w:p>
+      <w:pPr>
+        <w:pStyle w:val="Normal"/>
+        <w:numPr>
+          <w:ilvl w:val="2"/>
+          <w:numId w:val="19"/>
+        </w:numPr>
+        <w:bidi w:val="0"/>
+        <w:jc w:val="start"/>
+        <w:rPr>
+          <w:b w:val="false"/>
+          <w:bCs w:val="false"/>
+          <w:sz w:val="24"/>
+          <w:szCs w:val="24"/>
+          <w:lang w:val="hu-HU"/>
+        </w:rPr>
+      </w:pPr>
+      <w:r>
+        <w:rPr>
+          <w:b w:val="false"/>
+          <w:bCs w:val="false"/>
+          <w:sz w:val="24"/>
+          <w:szCs w:val="24"/>
+          <w:lang w:val="hu-HU"/>
+        </w:rPr>
+        <w:t>ómagyar mária siralom</w:t>
+      </w:r>
+    </w:p>
+    <w:p>
+      <w:pPr>
+        <w:pStyle w:val="Normal"/>
+        <w:numPr>
+          <w:ilvl w:val="2"/>
+          <w:numId w:val="19"/>
+        </w:numPr>
+        <w:bidi w:val="0"/>
+        <w:jc w:val="start"/>
+        <w:rPr>
+          <w:b w:val="false"/>
+          <w:bCs w:val="false"/>
+          <w:sz w:val="24"/>
+          <w:szCs w:val="24"/>
+          <w:lang w:val="hu-HU"/>
+        </w:rPr>
+      </w:pPr>
+      <w:r>
+        <w:rPr>
+          <w:b w:val="false"/>
+          <w:bCs w:val="false"/>
+          <w:sz w:val="24"/>
+          <w:szCs w:val="24"/>
+          <w:lang w:val="hu-HU"/>
+        </w:rPr>
+        <w:t>halotti beszéd</w:t>
+      </w:r>
+    </w:p>
+    <w:p>
+      <w:pPr>
+        <w:pStyle w:val="Normal"/>
+        <w:numPr>
+          <w:ilvl w:val="2"/>
+          <w:numId w:val="19"/>
+        </w:numPr>
+        <w:bidi w:val="0"/>
+        <w:jc w:val="start"/>
+        <w:rPr>
+          <w:b w:val="false"/>
+          <w:bCs w:val="false"/>
+          <w:sz w:val="24"/>
+          <w:szCs w:val="24"/>
+          <w:lang w:val="hu-HU"/>
+        </w:rPr>
+      </w:pPr>
+      <w:r>
+        <w:rPr>
+          <w:b w:val="false"/>
+          <w:bCs w:val="false"/>
+          <w:sz w:val="24"/>
+          <w:szCs w:val="24"/>
+          <w:lang w:val="hu-HU"/>
+        </w:rPr>
+        <w:t>glossza</w:t>
+      </w:r>
+    </w:p>
+    <w:p>
+      <w:pPr>
+        <w:pStyle w:val="Normal"/>
+        <w:numPr>
+          <w:ilvl w:val="3"/>
+          <w:numId w:val="19"/>
+        </w:numPr>
+        <w:bidi w:val="0"/>
+        <w:jc w:val="start"/>
+        <w:rPr>
+          <w:b w:val="false"/>
+          <w:bCs w:val="false"/>
+          <w:sz w:val="24"/>
+          <w:szCs w:val="24"/>
+          <w:lang w:val="hu-HU"/>
+        </w:rPr>
+      </w:pPr>
+      <w:r>
+        <w:rPr>
+          <w:b w:val="false"/>
+          <w:bCs w:val="false"/>
+          <w:sz w:val="24"/>
+          <w:szCs w:val="24"/>
+          <w:lang w:val="hu-HU"/>
+        </w:rPr>
+        <w:t>sermones dominicolus</w:t>
+      </w:r>
+    </w:p>
     <w:sectPr>
       <w:type w:val="nextPage"/>
       <w:pgSz w:w="12240" w:h="15840"/>
@@ -6777,6 +7582,828 @@
     </w:lvl>
   </w:abstractNum>
   <w:abstractNum w:abstractNumId="14">
+    <w:lvl w:ilvl="0">
+      <w:start w:val="1"/>
+      <w:numFmt w:val="bullet"/>
+      <w:lvlText w:val=""/>
+      <w:lvlJc w:val="start"/>
+      <w:pPr>
+        <w:tabs>
+          <w:tab w:val="num" w:pos="720"/>
+        </w:tabs>
+        <w:ind w:start="720" w:hanging="360"/>
+      </w:pPr>
+      <w:rPr>
+        <w:rFonts w:ascii="Symbol" w:hAnsi="Symbol" w:cs="Symbol" w:hint="default"/>
+      </w:rPr>
+    </w:lvl>
+    <w:lvl w:ilvl="1">
+      <w:start w:val="1"/>
+      <w:numFmt w:val="bullet"/>
+      <w:lvlText w:val=""/>
+      <w:lvlJc w:val="start"/>
+      <w:pPr>
+        <w:tabs>
+          <w:tab w:val="num" w:pos="1080"/>
+        </w:tabs>
+        <w:ind w:start="1080" w:hanging="360"/>
+      </w:pPr>
+      <w:rPr>
+        <w:rFonts w:ascii="Symbol" w:hAnsi="Symbol" w:cs="Symbol" w:hint="default"/>
+      </w:rPr>
+    </w:lvl>
+    <w:lvl w:ilvl="2">
+      <w:start w:val="1"/>
+      <w:numFmt w:val="bullet"/>
+      <w:lvlText w:val=""/>
+      <w:lvlJc w:val="start"/>
+      <w:pPr>
+        <w:tabs>
+          <w:tab w:val="num" w:pos="1440"/>
+        </w:tabs>
+        <w:ind w:start="1440" w:hanging="360"/>
+      </w:pPr>
+      <w:rPr>
+        <w:rFonts w:ascii="Symbol" w:hAnsi="Symbol" w:cs="Symbol" w:hint="default"/>
+      </w:rPr>
+    </w:lvl>
+    <w:lvl w:ilvl="3">
+      <w:start w:val="1"/>
+      <w:numFmt w:val="bullet"/>
+      <w:lvlText w:val=""/>
+      <w:lvlJc w:val="start"/>
+      <w:pPr>
+        <w:tabs>
+          <w:tab w:val="num" w:pos="1800"/>
+        </w:tabs>
+        <w:ind w:start="1800" w:hanging="360"/>
+      </w:pPr>
+      <w:rPr>
+        <w:rFonts w:ascii="Symbol" w:hAnsi="Symbol" w:cs="Symbol" w:hint="default"/>
+      </w:rPr>
+    </w:lvl>
+    <w:lvl w:ilvl="4">
+      <w:start w:val="1"/>
+      <w:numFmt w:val="bullet"/>
+      <w:lvlText w:val=""/>
+      <w:lvlJc w:val="start"/>
+      <w:pPr>
+        <w:tabs>
+          <w:tab w:val="num" w:pos="2160"/>
+        </w:tabs>
+        <w:ind w:start="2160" w:hanging="360"/>
+      </w:pPr>
+      <w:rPr>
+        <w:rFonts w:ascii="Symbol" w:hAnsi="Symbol" w:cs="Symbol" w:hint="default"/>
+      </w:rPr>
+    </w:lvl>
+    <w:lvl w:ilvl="5">
+      <w:start w:val="1"/>
+      <w:numFmt w:val="bullet"/>
+      <w:lvlText w:val=""/>
+      <w:lvlJc w:val="start"/>
+      <w:pPr>
+        <w:tabs>
+          <w:tab w:val="num" w:pos="2520"/>
+        </w:tabs>
+        <w:ind w:start="2520" w:hanging="360"/>
+      </w:pPr>
+      <w:rPr>
+        <w:rFonts w:ascii="Symbol" w:hAnsi="Symbol" w:cs="Symbol" w:hint="default"/>
+      </w:rPr>
+    </w:lvl>
+    <w:lvl w:ilvl="6">
+      <w:start w:val="1"/>
+      <w:numFmt w:val="bullet"/>
+      <w:lvlText w:val=""/>
+      <w:lvlJc w:val="start"/>
+      <w:pPr>
+        <w:tabs>
+          <w:tab w:val="num" w:pos="2880"/>
+        </w:tabs>
+        <w:ind w:start="2880" w:hanging="360"/>
+      </w:pPr>
+      <w:rPr>
+        <w:rFonts w:ascii="Symbol" w:hAnsi="Symbol" w:cs="Symbol" w:hint="default"/>
+      </w:rPr>
+    </w:lvl>
+    <w:lvl w:ilvl="7">
+      <w:start w:val="1"/>
+      <w:numFmt w:val="bullet"/>
+      <w:lvlText w:val=""/>
+      <w:lvlJc w:val="start"/>
+      <w:pPr>
+        <w:tabs>
+          <w:tab w:val="num" w:pos="3240"/>
+        </w:tabs>
+        <w:ind w:start="3240" w:hanging="360"/>
+      </w:pPr>
+      <w:rPr>
+        <w:rFonts w:ascii="Symbol" w:hAnsi="Symbol" w:cs="Symbol" w:hint="default"/>
+      </w:rPr>
+    </w:lvl>
+    <w:lvl w:ilvl="8">
+      <w:start w:val="1"/>
+      <w:numFmt w:val="bullet"/>
+      <w:lvlText w:val=""/>
+      <w:lvlJc w:val="start"/>
+      <w:pPr>
+        <w:tabs>
+          <w:tab w:val="num" w:pos="3600"/>
+        </w:tabs>
+        <w:ind w:start="3600" w:hanging="360"/>
+      </w:pPr>
+      <w:rPr>
+        <w:rFonts w:ascii="Symbol" w:hAnsi="Symbol" w:cs="Symbol" w:hint="default"/>
+      </w:rPr>
+    </w:lvl>
+  </w:abstractNum>
+  <w:abstractNum w:abstractNumId="15">
+    <w:lvl w:ilvl="0">
+      <w:start w:val="1"/>
+      <w:numFmt w:val="bullet"/>
+      <w:lvlText w:val=""/>
+      <w:lvlJc w:val="start"/>
+      <w:pPr>
+        <w:tabs>
+          <w:tab w:val="num" w:pos="720"/>
+        </w:tabs>
+        <w:ind w:start="720" w:hanging="360"/>
+      </w:pPr>
+      <w:rPr>
+        <w:rFonts w:ascii="Symbol" w:hAnsi="Symbol" w:cs="Symbol" w:hint="default"/>
+      </w:rPr>
+    </w:lvl>
+    <w:lvl w:ilvl="1">
+      <w:start w:val="1"/>
+      <w:numFmt w:val="bullet"/>
+      <w:lvlText w:val=""/>
+      <w:lvlJc w:val="start"/>
+      <w:pPr>
+        <w:tabs>
+          <w:tab w:val="num" w:pos="1080"/>
+        </w:tabs>
+        <w:ind w:start="1080" w:hanging="360"/>
+      </w:pPr>
+      <w:rPr>
+        <w:rFonts w:ascii="Symbol" w:hAnsi="Symbol" w:cs="Symbol" w:hint="default"/>
+      </w:rPr>
+    </w:lvl>
+    <w:lvl w:ilvl="2">
+      <w:start w:val="1"/>
+      <w:numFmt w:val="bullet"/>
+      <w:lvlText w:val=""/>
+      <w:lvlJc w:val="start"/>
+      <w:pPr>
+        <w:tabs>
+          <w:tab w:val="num" w:pos="1440"/>
+        </w:tabs>
+        <w:ind w:start="1440" w:hanging="360"/>
+      </w:pPr>
+      <w:rPr>
+        <w:rFonts w:ascii="Symbol" w:hAnsi="Symbol" w:cs="Symbol" w:hint="default"/>
+      </w:rPr>
+    </w:lvl>
+    <w:lvl w:ilvl="3">
+      <w:start w:val="1"/>
+      <w:numFmt w:val="bullet"/>
+      <w:lvlText w:val=""/>
+      <w:lvlJc w:val="start"/>
+      <w:pPr>
+        <w:tabs>
+          <w:tab w:val="num" w:pos="1800"/>
+        </w:tabs>
+        <w:ind w:start="1800" w:hanging="360"/>
+      </w:pPr>
+      <w:rPr>
+        <w:rFonts w:ascii="Symbol" w:hAnsi="Symbol" w:cs="Symbol" w:hint="default"/>
+      </w:rPr>
+    </w:lvl>
+    <w:lvl w:ilvl="4">
+      <w:start w:val="1"/>
+      <w:numFmt w:val="bullet"/>
+      <w:lvlText w:val=""/>
+      <w:lvlJc w:val="start"/>
+      <w:pPr>
+        <w:tabs>
+          <w:tab w:val="num" w:pos="2160"/>
+        </w:tabs>
+        <w:ind w:start="2160" w:hanging="360"/>
+      </w:pPr>
+      <w:rPr>
+        <w:rFonts w:ascii="Symbol" w:hAnsi="Symbol" w:cs="Symbol" w:hint="default"/>
+      </w:rPr>
+    </w:lvl>
+    <w:lvl w:ilvl="5">
+      <w:start w:val="1"/>
+      <w:numFmt w:val="bullet"/>
+      <w:lvlText w:val=""/>
+      <w:lvlJc w:val="start"/>
+      <w:pPr>
+        <w:tabs>
+          <w:tab w:val="num" w:pos="2520"/>
+        </w:tabs>
+        <w:ind w:start="2520" w:hanging="360"/>
+      </w:pPr>
+      <w:rPr>
+        <w:rFonts w:ascii="Symbol" w:hAnsi="Symbol" w:cs="Symbol" w:hint="default"/>
+      </w:rPr>
+    </w:lvl>
+    <w:lvl w:ilvl="6">
+      <w:start w:val="1"/>
+      <w:numFmt w:val="bullet"/>
+      <w:lvlText w:val=""/>
+      <w:lvlJc w:val="start"/>
+      <w:pPr>
+        <w:tabs>
+          <w:tab w:val="num" w:pos="2880"/>
+        </w:tabs>
+        <w:ind w:start="2880" w:hanging="360"/>
+      </w:pPr>
+      <w:rPr>
+        <w:rFonts w:ascii="Symbol" w:hAnsi="Symbol" w:cs="Symbol" w:hint="default"/>
+      </w:rPr>
+    </w:lvl>
+    <w:lvl w:ilvl="7">
+      <w:start w:val="1"/>
+      <w:numFmt w:val="bullet"/>
+      <w:lvlText w:val=""/>
+      <w:lvlJc w:val="start"/>
+      <w:pPr>
+        <w:tabs>
+          <w:tab w:val="num" w:pos="3240"/>
+        </w:tabs>
+        <w:ind w:start="3240" w:hanging="360"/>
+      </w:pPr>
+      <w:rPr>
+        <w:rFonts w:ascii="Symbol" w:hAnsi="Symbol" w:cs="Symbol" w:hint="default"/>
+      </w:rPr>
+    </w:lvl>
+    <w:lvl w:ilvl="8">
+      <w:start w:val="1"/>
+      <w:numFmt w:val="bullet"/>
+      <w:lvlText w:val=""/>
+      <w:lvlJc w:val="start"/>
+      <w:pPr>
+        <w:tabs>
+          <w:tab w:val="num" w:pos="3600"/>
+        </w:tabs>
+        <w:ind w:start="3600" w:hanging="360"/>
+      </w:pPr>
+      <w:rPr>
+        <w:rFonts w:ascii="Symbol" w:hAnsi="Symbol" w:cs="Symbol" w:hint="default"/>
+      </w:rPr>
+    </w:lvl>
+  </w:abstractNum>
+  <w:abstractNum w:abstractNumId="16">
+    <w:lvl w:ilvl="0">
+      <w:start w:val="1"/>
+      <w:numFmt w:val="bullet"/>
+      <w:lvlText w:val=""/>
+      <w:lvlJc w:val="start"/>
+      <w:pPr>
+        <w:tabs>
+          <w:tab w:val="num" w:pos="720"/>
+        </w:tabs>
+        <w:ind w:start="720" w:hanging="360"/>
+      </w:pPr>
+      <w:rPr>
+        <w:rFonts w:ascii="Symbol" w:hAnsi="Symbol" w:cs="Symbol" w:hint="default"/>
+      </w:rPr>
+    </w:lvl>
+    <w:lvl w:ilvl="1">
+      <w:start w:val="1"/>
+      <w:numFmt w:val="bullet"/>
+      <w:lvlText w:val=""/>
+      <w:lvlJc w:val="start"/>
+      <w:pPr>
+        <w:tabs>
+          <w:tab w:val="num" w:pos="1080"/>
+        </w:tabs>
+        <w:ind w:start="1080" w:hanging="360"/>
+      </w:pPr>
+      <w:rPr>
+        <w:rFonts w:ascii="Symbol" w:hAnsi="Symbol" w:cs="Symbol" w:hint="default"/>
+      </w:rPr>
+    </w:lvl>
+    <w:lvl w:ilvl="2">
+      <w:start w:val="1"/>
+      <w:numFmt w:val="bullet"/>
+      <w:lvlText w:val=""/>
+      <w:lvlJc w:val="start"/>
+      <w:pPr>
+        <w:tabs>
+          <w:tab w:val="num" w:pos="1440"/>
+        </w:tabs>
+        <w:ind w:start="1440" w:hanging="360"/>
+      </w:pPr>
+      <w:rPr>
+        <w:rFonts w:ascii="Symbol" w:hAnsi="Symbol" w:cs="Symbol" w:hint="default"/>
+      </w:rPr>
+    </w:lvl>
+    <w:lvl w:ilvl="3">
+      <w:start w:val="1"/>
+      <w:numFmt w:val="bullet"/>
+      <w:lvlText w:val=""/>
+      <w:lvlJc w:val="start"/>
+      <w:pPr>
+        <w:tabs>
+          <w:tab w:val="num" w:pos="1800"/>
+        </w:tabs>
+        <w:ind w:start="1800" w:hanging="360"/>
+      </w:pPr>
+      <w:rPr>
+        <w:rFonts w:ascii="Symbol" w:hAnsi="Symbol" w:cs="Symbol" w:hint="default"/>
+      </w:rPr>
+    </w:lvl>
+    <w:lvl w:ilvl="4">
+      <w:start w:val="1"/>
+      <w:numFmt w:val="bullet"/>
+      <w:lvlText w:val=""/>
+      <w:lvlJc w:val="start"/>
+      <w:pPr>
+        <w:tabs>
+          <w:tab w:val="num" w:pos="2160"/>
+        </w:tabs>
+        <w:ind w:start="2160" w:hanging="360"/>
+      </w:pPr>
+      <w:rPr>
+        <w:rFonts w:ascii="Symbol" w:hAnsi="Symbol" w:cs="Symbol" w:hint="default"/>
+      </w:rPr>
+    </w:lvl>
+    <w:lvl w:ilvl="5">
+      <w:start w:val="1"/>
+      <w:numFmt w:val="bullet"/>
+      <w:lvlText w:val=""/>
+      <w:lvlJc w:val="start"/>
+      <w:pPr>
+        <w:tabs>
+          <w:tab w:val="num" w:pos="2520"/>
+        </w:tabs>
+        <w:ind w:start="2520" w:hanging="360"/>
+      </w:pPr>
+      <w:rPr>
+        <w:rFonts w:ascii="Symbol" w:hAnsi="Symbol" w:cs="Symbol" w:hint="default"/>
+      </w:rPr>
+    </w:lvl>
+    <w:lvl w:ilvl="6">
+      <w:start w:val="1"/>
+      <w:numFmt w:val="bullet"/>
+      <w:lvlText w:val=""/>
+      <w:lvlJc w:val="start"/>
+      <w:pPr>
+        <w:tabs>
+          <w:tab w:val="num" w:pos="2880"/>
+        </w:tabs>
+        <w:ind w:start="2880" w:hanging="360"/>
+      </w:pPr>
+      <w:rPr>
+        <w:rFonts w:ascii="Symbol" w:hAnsi="Symbol" w:cs="Symbol" w:hint="default"/>
+      </w:rPr>
+    </w:lvl>
+    <w:lvl w:ilvl="7">
+      <w:start w:val="1"/>
+      <w:numFmt w:val="bullet"/>
+      <w:lvlText w:val=""/>
+      <w:lvlJc w:val="start"/>
+      <w:pPr>
+        <w:tabs>
+          <w:tab w:val="num" w:pos="3240"/>
+        </w:tabs>
+        <w:ind w:start="3240" w:hanging="360"/>
+      </w:pPr>
+      <w:rPr>
+        <w:rFonts w:ascii="Symbol" w:hAnsi="Symbol" w:cs="Symbol" w:hint="default"/>
+      </w:rPr>
+    </w:lvl>
+    <w:lvl w:ilvl="8">
+      <w:start w:val="1"/>
+      <w:numFmt w:val="bullet"/>
+      <w:lvlText w:val=""/>
+      <w:lvlJc w:val="start"/>
+      <w:pPr>
+        <w:tabs>
+          <w:tab w:val="num" w:pos="3600"/>
+        </w:tabs>
+        <w:ind w:start="3600" w:hanging="360"/>
+      </w:pPr>
+      <w:rPr>
+        <w:rFonts w:ascii="Symbol" w:hAnsi="Symbol" w:cs="Symbol" w:hint="default"/>
+      </w:rPr>
+    </w:lvl>
+  </w:abstractNum>
+  <w:abstractNum w:abstractNumId="17">
+    <w:lvl w:ilvl="0">
+      <w:start w:val="1"/>
+      <w:numFmt w:val="bullet"/>
+      <w:lvlText w:val=""/>
+      <w:lvlJc w:val="start"/>
+      <w:pPr>
+        <w:tabs>
+          <w:tab w:val="num" w:pos="720"/>
+        </w:tabs>
+        <w:ind w:start="720" w:hanging="360"/>
+      </w:pPr>
+      <w:rPr>
+        <w:rFonts w:ascii="Symbol" w:hAnsi="Symbol" w:cs="Symbol" w:hint="default"/>
+      </w:rPr>
+    </w:lvl>
+    <w:lvl w:ilvl="1">
+      <w:start w:val="1"/>
+      <w:numFmt w:val="bullet"/>
+      <w:lvlText w:val=""/>
+      <w:lvlJc w:val="start"/>
+      <w:pPr>
+        <w:tabs>
+          <w:tab w:val="num" w:pos="1080"/>
+        </w:tabs>
+        <w:ind w:start="1080" w:hanging="360"/>
+      </w:pPr>
+      <w:rPr>
+        <w:rFonts w:ascii="Symbol" w:hAnsi="Symbol" w:cs="Symbol" w:hint="default"/>
+      </w:rPr>
+    </w:lvl>
+    <w:lvl w:ilvl="2">
+      <w:start w:val="1"/>
+      <w:numFmt w:val="bullet"/>
+      <w:lvlText w:val=""/>
+      <w:lvlJc w:val="start"/>
+      <w:pPr>
+        <w:tabs>
+          <w:tab w:val="num" w:pos="1440"/>
+        </w:tabs>
+        <w:ind w:start="1440" w:hanging="360"/>
+      </w:pPr>
+      <w:rPr>
+        <w:rFonts w:ascii="Symbol" w:hAnsi="Symbol" w:cs="Symbol" w:hint="default"/>
+      </w:rPr>
+    </w:lvl>
+    <w:lvl w:ilvl="3">
+      <w:start w:val="1"/>
+      <w:numFmt w:val="bullet"/>
+      <w:lvlText w:val=""/>
+      <w:lvlJc w:val="start"/>
+      <w:pPr>
+        <w:tabs>
+          <w:tab w:val="num" w:pos="1800"/>
+        </w:tabs>
+        <w:ind w:start="1800" w:hanging="360"/>
+      </w:pPr>
+      <w:rPr>
+        <w:rFonts w:ascii="Symbol" w:hAnsi="Symbol" w:cs="Symbol" w:hint="default"/>
+      </w:rPr>
+    </w:lvl>
+    <w:lvl w:ilvl="4">
+      <w:start w:val="1"/>
+      <w:numFmt w:val="bullet"/>
+      <w:lvlText w:val=""/>
+      <w:lvlJc w:val="start"/>
+      <w:pPr>
+        <w:tabs>
+          <w:tab w:val="num" w:pos="2160"/>
+        </w:tabs>
+        <w:ind w:start="2160" w:hanging="360"/>
+      </w:pPr>
+      <w:rPr>
+        <w:rFonts w:ascii="Symbol" w:hAnsi="Symbol" w:cs="Symbol" w:hint="default"/>
+      </w:rPr>
+    </w:lvl>
+    <w:lvl w:ilvl="5">
+      <w:start w:val="1"/>
+      <w:numFmt w:val="bullet"/>
+      <w:lvlText w:val=""/>
+      <w:lvlJc w:val="start"/>
+      <w:pPr>
+        <w:tabs>
+          <w:tab w:val="num" w:pos="2520"/>
+        </w:tabs>
+        <w:ind w:start="2520" w:hanging="360"/>
+      </w:pPr>
+      <w:rPr>
+        <w:rFonts w:ascii="Symbol" w:hAnsi="Symbol" w:cs="Symbol" w:hint="default"/>
+      </w:rPr>
+    </w:lvl>
+    <w:lvl w:ilvl="6">
+      <w:start w:val="1"/>
+      <w:numFmt w:val="bullet"/>
+      <w:lvlText w:val=""/>
+      <w:lvlJc w:val="start"/>
+      <w:pPr>
+        <w:tabs>
+          <w:tab w:val="num" w:pos="2880"/>
+        </w:tabs>
+        <w:ind w:start="2880" w:hanging="360"/>
+      </w:pPr>
+      <w:rPr>
+        <w:rFonts w:ascii="Symbol" w:hAnsi="Symbol" w:cs="Symbol" w:hint="default"/>
+      </w:rPr>
+    </w:lvl>
+    <w:lvl w:ilvl="7">
+      <w:start w:val="1"/>
+      <w:numFmt w:val="bullet"/>
+      <w:lvlText w:val=""/>
+      <w:lvlJc w:val="start"/>
+      <w:pPr>
+        <w:tabs>
+          <w:tab w:val="num" w:pos="3240"/>
+        </w:tabs>
+        <w:ind w:start="3240" w:hanging="360"/>
+      </w:pPr>
+      <w:rPr>
+        <w:rFonts w:ascii="Symbol" w:hAnsi="Symbol" w:cs="Symbol" w:hint="default"/>
+      </w:rPr>
+    </w:lvl>
+    <w:lvl w:ilvl="8">
+      <w:start w:val="1"/>
+      <w:numFmt w:val="bullet"/>
+      <w:lvlText w:val=""/>
+      <w:lvlJc w:val="start"/>
+      <w:pPr>
+        <w:tabs>
+          <w:tab w:val="num" w:pos="3600"/>
+        </w:tabs>
+        <w:ind w:start="3600" w:hanging="360"/>
+      </w:pPr>
+      <w:rPr>
+        <w:rFonts w:ascii="Symbol" w:hAnsi="Symbol" w:cs="Symbol" w:hint="default"/>
+      </w:rPr>
+    </w:lvl>
+  </w:abstractNum>
+  <w:abstractNum w:abstractNumId="18">
+    <w:lvl w:ilvl="0">
+      <w:start w:val="1"/>
+      <w:numFmt w:val="bullet"/>
+      <w:lvlText w:val=""/>
+      <w:lvlJc w:val="start"/>
+      <w:pPr>
+        <w:tabs>
+          <w:tab w:val="num" w:pos="720"/>
+        </w:tabs>
+        <w:ind w:start="720" w:hanging="360"/>
+      </w:pPr>
+      <w:rPr>
+        <w:rFonts w:ascii="Symbol" w:hAnsi="Symbol" w:cs="Symbol" w:hint="default"/>
+      </w:rPr>
+    </w:lvl>
+    <w:lvl w:ilvl="1">
+      <w:start w:val="1"/>
+      <w:numFmt w:val="bullet"/>
+      <w:lvlText w:val=""/>
+      <w:lvlJc w:val="start"/>
+      <w:pPr>
+        <w:tabs>
+          <w:tab w:val="num" w:pos="1080"/>
+        </w:tabs>
+        <w:ind w:start="1080" w:hanging="360"/>
+      </w:pPr>
+      <w:rPr>
+        <w:rFonts w:ascii="Symbol" w:hAnsi="Symbol" w:cs="Symbol" w:hint="default"/>
+      </w:rPr>
+    </w:lvl>
+    <w:lvl w:ilvl="2">
+      <w:start w:val="1"/>
+      <w:numFmt w:val="bullet"/>
+      <w:lvlText w:val=""/>
+      <w:lvlJc w:val="start"/>
+      <w:pPr>
+        <w:tabs>
+          <w:tab w:val="num" w:pos="1440"/>
+        </w:tabs>
+        <w:ind w:start="1440" w:hanging="360"/>
+      </w:pPr>
+      <w:rPr>
+        <w:rFonts w:ascii="Symbol" w:hAnsi="Symbol" w:cs="Symbol" w:hint="default"/>
+      </w:rPr>
+    </w:lvl>
+    <w:lvl w:ilvl="3">
+      <w:start w:val="1"/>
+      <w:numFmt w:val="bullet"/>
+      <w:lvlText w:val=""/>
+      <w:lvlJc w:val="start"/>
+      <w:pPr>
+        <w:tabs>
+          <w:tab w:val="num" w:pos="1800"/>
+        </w:tabs>
+        <w:ind w:start="1800" w:hanging="360"/>
+      </w:pPr>
+      <w:rPr>
+        <w:rFonts w:ascii="Symbol" w:hAnsi="Symbol" w:cs="Symbol" w:hint="default"/>
+      </w:rPr>
+    </w:lvl>
+    <w:lvl w:ilvl="4">
+      <w:start w:val="1"/>
+      <w:numFmt w:val="bullet"/>
+      <w:lvlText w:val=""/>
+      <w:lvlJc w:val="start"/>
+      <w:pPr>
+        <w:tabs>
+          <w:tab w:val="num" w:pos="2160"/>
+        </w:tabs>
+        <w:ind w:start="2160" w:hanging="360"/>
+      </w:pPr>
+      <w:rPr>
+        <w:rFonts w:ascii="Symbol" w:hAnsi="Symbol" w:cs="Symbol" w:hint="default"/>
+      </w:rPr>
+    </w:lvl>
+    <w:lvl w:ilvl="5">
+      <w:start w:val="1"/>
+      <w:numFmt w:val="bullet"/>
+      <w:lvlText w:val=""/>
+      <w:lvlJc w:val="start"/>
+      <w:pPr>
+        <w:tabs>
+          <w:tab w:val="num" w:pos="2520"/>
+        </w:tabs>
+        <w:ind w:start="2520" w:hanging="360"/>
+      </w:pPr>
+      <w:rPr>
+        <w:rFonts w:ascii="Symbol" w:hAnsi="Symbol" w:cs="Symbol" w:hint="default"/>
+      </w:rPr>
+    </w:lvl>
+    <w:lvl w:ilvl="6">
+      <w:start w:val="1"/>
+      <w:numFmt w:val="bullet"/>
+      <w:lvlText w:val=""/>
+      <w:lvlJc w:val="start"/>
+      <w:pPr>
+        <w:tabs>
+          <w:tab w:val="num" w:pos="2880"/>
+        </w:tabs>
+        <w:ind w:start="2880" w:hanging="360"/>
+      </w:pPr>
+      <w:rPr>
+        <w:rFonts w:ascii="Symbol" w:hAnsi="Symbol" w:cs="Symbol" w:hint="default"/>
+      </w:rPr>
+    </w:lvl>
+    <w:lvl w:ilvl="7">
+      <w:start w:val="1"/>
+      <w:numFmt w:val="bullet"/>
+      <w:lvlText w:val=""/>
+      <w:lvlJc w:val="start"/>
+      <w:pPr>
+        <w:tabs>
+          <w:tab w:val="num" w:pos="3240"/>
+        </w:tabs>
+        <w:ind w:start="3240" w:hanging="360"/>
+      </w:pPr>
+      <w:rPr>
+        <w:rFonts w:ascii="Symbol" w:hAnsi="Symbol" w:cs="Symbol" w:hint="default"/>
+      </w:rPr>
+    </w:lvl>
+    <w:lvl w:ilvl="8">
+      <w:start w:val="1"/>
+      <w:numFmt w:val="bullet"/>
+      <w:lvlText w:val=""/>
+      <w:lvlJc w:val="start"/>
+      <w:pPr>
+        <w:tabs>
+          <w:tab w:val="num" w:pos="3600"/>
+        </w:tabs>
+        <w:ind w:start="3600" w:hanging="360"/>
+      </w:pPr>
+      <w:rPr>
+        <w:rFonts w:ascii="Symbol" w:hAnsi="Symbol" w:cs="Symbol" w:hint="default"/>
+      </w:rPr>
+    </w:lvl>
+  </w:abstractNum>
+  <w:abstractNum w:abstractNumId="19">
+    <w:lvl w:ilvl="0">
+      <w:start w:val="1"/>
+      <w:numFmt w:val="bullet"/>
+      <w:lvlText w:val=""/>
+      <w:lvlJc w:val="start"/>
+      <w:pPr>
+        <w:tabs>
+          <w:tab w:val="num" w:pos="720"/>
+        </w:tabs>
+        <w:ind w:start="720" w:hanging="360"/>
+      </w:pPr>
+      <w:rPr>
+        <w:rFonts w:ascii="Symbol" w:hAnsi="Symbol" w:cs="Symbol" w:hint="default"/>
+      </w:rPr>
+    </w:lvl>
+    <w:lvl w:ilvl="1">
+      <w:start w:val="1"/>
+      <w:numFmt w:val="bullet"/>
+      <w:lvlText w:val=""/>
+      <w:lvlJc w:val="start"/>
+      <w:pPr>
+        <w:tabs>
+          <w:tab w:val="num" w:pos="1080"/>
+        </w:tabs>
+        <w:ind w:start="1080" w:hanging="360"/>
+      </w:pPr>
+      <w:rPr>
+        <w:rFonts w:ascii="Symbol" w:hAnsi="Symbol" w:cs="Symbol" w:hint="default"/>
+      </w:rPr>
+    </w:lvl>
+    <w:lvl w:ilvl="2">
+      <w:start w:val="1"/>
+      <w:numFmt w:val="bullet"/>
+      <w:lvlText w:val=""/>
+      <w:lvlJc w:val="start"/>
+      <w:pPr>
+        <w:tabs>
+          <w:tab w:val="num" w:pos="1440"/>
+        </w:tabs>
+        <w:ind w:start="1440" w:hanging="360"/>
+      </w:pPr>
+      <w:rPr>
+        <w:rFonts w:ascii="Symbol" w:hAnsi="Symbol" w:cs="Symbol" w:hint="default"/>
+      </w:rPr>
+    </w:lvl>
+    <w:lvl w:ilvl="3">
+      <w:start w:val="1"/>
+      <w:numFmt w:val="bullet"/>
+      <w:lvlText w:val=""/>
+      <w:lvlJc w:val="start"/>
+      <w:pPr>
+        <w:tabs>
+          <w:tab w:val="num" w:pos="1800"/>
+        </w:tabs>
+        <w:ind w:start="1800" w:hanging="360"/>
+      </w:pPr>
+      <w:rPr>
+        <w:rFonts w:ascii="Symbol" w:hAnsi="Symbol" w:cs="Symbol" w:hint="default"/>
+      </w:rPr>
+    </w:lvl>
+    <w:lvl w:ilvl="4">
+      <w:start w:val="1"/>
+      <w:numFmt w:val="bullet"/>
+      <w:lvlText w:val=""/>
+      <w:lvlJc w:val="start"/>
+      <w:pPr>
+        <w:tabs>
+          <w:tab w:val="num" w:pos="2160"/>
+        </w:tabs>
+        <w:ind w:start="2160" w:hanging="360"/>
+      </w:pPr>
+      <w:rPr>
+        <w:rFonts w:ascii="Symbol" w:hAnsi="Symbol" w:cs="Symbol" w:hint="default"/>
+      </w:rPr>
+    </w:lvl>
+    <w:lvl w:ilvl="5">
+      <w:start w:val="1"/>
+      <w:numFmt w:val="bullet"/>
+      <w:lvlText w:val=""/>
+      <w:lvlJc w:val="start"/>
+      <w:pPr>
+        <w:tabs>
+          <w:tab w:val="num" w:pos="2520"/>
+        </w:tabs>
+        <w:ind w:start="2520" w:hanging="360"/>
+      </w:pPr>
+      <w:rPr>
+        <w:rFonts w:ascii="Symbol" w:hAnsi="Symbol" w:cs="Symbol" w:hint="default"/>
+      </w:rPr>
+    </w:lvl>
+    <w:lvl w:ilvl="6">
+      <w:start w:val="1"/>
+      <w:numFmt w:val="bullet"/>
+      <w:lvlText w:val=""/>
+      <w:lvlJc w:val="start"/>
+      <w:pPr>
+        <w:tabs>
+          <w:tab w:val="num" w:pos="2880"/>
+        </w:tabs>
+        <w:ind w:start="2880" w:hanging="360"/>
+      </w:pPr>
+      <w:rPr>
+        <w:rFonts w:ascii="Symbol" w:hAnsi="Symbol" w:cs="Symbol" w:hint="default"/>
+      </w:rPr>
+    </w:lvl>
+    <w:lvl w:ilvl="7">
+      <w:start w:val="1"/>
+      <w:numFmt w:val="bullet"/>
+      <w:lvlText w:val=""/>
+      <w:lvlJc w:val="start"/>
+      <w:pPr>
+        <w:tabs>
+          <w:tab w:val="num" w:pos="3240"/>
+        </w:tabs>
+        <w:ind w:start="3240" w:hanging="360"/>
+      </w:pPr>
+      <w:rPr>
+        <w:rFonts w:ascii="Symbol" w:hAnsi="Symbol" w:cs="Symbol" w:hint="default"/>
+      </w:rPr>
+    </w:lvl>
+    <w:lvl w:ilvl="8">
+      <w:start w:val="1"/>
+      <w:numFmt w:val="bullet"/>
+      <w:lvlText w:val=""/>
+      <w:lvlJc w:val="start"/>
+      <w:pPr>
+        <w:tabs>
+          <w:tab w:val="num" w:pos="3600"/>
+        </w:tabs>
+        <w:ind w:start="3600" w:hanging="360"/>
+      </w:pPr>
+      <w:rPr>
+        <w:rFonts w:ascii="Symbol" w:hAnsi="Symbol" w:cs="Symbol" w:hint="default"/>
+      </w:rPr>
+    </w:lvl>
+  </w:abstractNum>
+  <w:abstractNum w:abstractNumId="20">
     <w:lvl w:ilvl="0">
       <w:start w:val="1"/>
       <w:numFmt w:val="none"/>
@@ -6936,6 +8563,24 @@
   </w:num>
   <w:num w:numId="14">
     <w:abstractNumId w:val="14"/>
+  </w:num>
+  <w:num w:numId="15">
+    <w:abstractNumId w:val="15"/>
+  </w:num>
+  <w:num w:numId="16">
+    <w:abstractNumId w:val="16"/>
+  </w:num>
+  <w:num w:numId="17">
+    <w:abstractNumId w:val="17"/>
+  </w:num>
+  <w:num w:numId="18">
+    <w:abstractNumId w:val="18"/>
+  </w:num>
+  <w:num w:numId="19">
+    <w:abstractNumId w:val="19"/>
+  </w:num>
+  <w:num w:numId="20">
+    <w:abstractNumId w:val="20"/>
   </w:num>
 </w:numbering>
 </file>

--- a/magyar11.docx
+++ b/magyar11.docx
@@ -176,7 +176,7 @@
       </w:tblPr>
       <w:tblGrid>
         <w:gridCol w:w="4985"/>
-        <w:gridCol w:w="4986"/>
+        <w:gridCol w:w="4987"/>
       </w:tblGrid>
       <w:tr>
         <w:trPr/>
@@ -212,7 +212,7 @@
         </w:tc>
         <w:tc>
           <w:tcPr>
-            <w:tcW w:w="4986" w:type="dxa"/>
+            <w:tcW w:w="4987" w:type="dxa"/>
             <w:tcBorders>
               <w:top w:val="single" w:sz="4" w:space="0" w:color="000000"/>
               <w:start w:val="single" w:sz="4" w:space="0" w:color="000000"/>
@@ -275,7 +275,7 @@
         </w:tc>
         <w:tc>
           <w:tcPr>
-            <w:tcW w:w="4986" w:type="dxa"/>
+            <w:tcW w:w="4987" w:type="dxa"/>
             <w:tcBorders>
               <w:start w:val="single" w:sz="4" w:space="0" w:color="000000"/>
               <w:bottom w:val="single" w:sz="4" w:space="0" w:color="000000"/>
@@ -337,7 +337,7 @@
         </w:tc>
         <w:tc>
           <w:tcPr>
-            <w:tcW w:w="4986" w:type="dxa"/>
+            <w:tcW w:w="4987" w:type="dxa"/>
             <w:tcBorders>
               <w:start w:val="single" w:sz="4" w:space="0" w:color="000000"/>
               <w:bottom w:val="single" w:sz="4" w:space="0" w:color="000000"/>
@@ -399,7 +399,7 @@
         </w:tc>
         <w:tc>
           <w:tcPr>
-            <w:tcW w:w="4986" w:type="dxa"/>
+            <w:tcW w:w="4987" w:type="dxa"/>
             <w:tcBorders>
               <w:start w:val="single" w:sz="4" w:space="0" w:color="000000"/>
               <w:bottom w:val="single" w:sz="4" w:space="0" w:color="000000"/>
@@ -461,7 +461,7 @@
         </w:tc>
         <w:tc>
           <w:tcPr>
-            <w:tcW w:w="4986" w:type="dxa"/>
+            <w:tcW w:w="4987" w:type="dxa"/>
             <w:tcBorders>
               <w:start w:val="single" w:sz="4" w:space="0" w:color="000000"/>
               <w:bottom w:val="single" w:sz="4" w:space="0" w:color="000000"/>
@@ -523,7 +523,7 @@
         </w:tc>
         <w:tc>
           <w:tcPr>
-            <w:tcW w:w="4986" w:type="dxa"/>
+            <w:tcW w:w="4987" w:type="dxa"/>
             <w:tcBorders>
               <w:start w:val="single" w:sz="4" w:space="0" w:color="000000"/>
               <w:bottom w:val="single" w:sz="4" w:space="0" w:color="000000"/>
@@ -585,7 +585,7 @@
         </w:tc>
         <w:tc>
           <w:tcPr>
-            <w:tcW w:w="4986" w:type="dxa"/>
+            <w:tcW w:w="4987" w:type="dxa"/>
             <w:tcBorders>
               <w:start w:val="single" w:sz="4" w:space="0" w:color="000000"/>
               <w:bottom w:val="single" w:sz="4" w:space="0" w:color="000000"/>
@@ -647,7 +647,7 @@
         </w:tc>
         <w:tc>
           <w:tcPr>
-            <w:tcW w:w="4986" w:type="dxa"/>
+            <w:tcW w:w="4987" w:type="dxa"/>
             <w:tcBorders>
               <w:start w:val="single" w:sz="4" w:space="0" w:color="000000"/>
               <w:bottom w:val="single" w:sz="4" w:space="0" w:color="000000"/>
@@ -709,7 +709,7 @@
         </w:tc>
         <w:tc>
           <w:tcPr>
-            <w:tcW w:w="4986" w:type="dxa"/>
+            <w:tcW w:w="4987" w:type="dxa"/>
             <w:tcBorders>
               <w:start w:val="single" w:sz="4" w:space="0" w:color="000000"/>
               <w:bottom w:val="single" w:sz="4" w:space="0" w:color="000000"/>
@@ -3453,7 +3453,7 @@
       </w:tblPr>
       <w:tblGrid>
         <w:gridCol w:w="4985"/>
-        <w:gridCol w:w="4986"/>
+        <w:gridCol w:w="4987"/>
       </w:tblGrid>
       <w:tr>
         <w:trPr/>
@@ -3483,7 +3483,7 @@
         </w:tc>
         <w:tc>
           <w:tcPr>
-            <w:tcW w:w="4986" w:type="dxa"/>
+            <w:tcW w:w="4987" w:type="dxa"/>
             <w:tcBorders>
               <w:top w:val="single" w:sz="4" w:space="0" w:color="000000"/>
               <w:start w:val="single" w:sz="4" w:space="0" w:color="000000"/>
@@ -3534,7 +3534,7 @@
         </w:tc>
         <w:tc>
           <w:tcPr>
-            <w:tcW w:w="4986" w:type="dxa"/>
+            <w:tcW w:w="4987" w:type="dxa"/>
             <w:tcBorders>
               <w:start w:val="single" w:sz="4" w:space="0" w:color="000000"/>
               <w:bottom w:val="single" w:sz="4" w:space="0" w:color="000000"/>
@@ -3598,7 +3598,7 @@
         </w:tc>
         <w:tc>
           <w:tcPr>
-            <w:tcW w:w="4986" w:type="dxa"/>
+            <w:tcW w:w="4987" w:type="dxa"/>
             <w:tcBorders>
               <w:start w:val="single" w:sz="4" w:space="0" w:color="000000"/>
               <w:bottom w:val="single" w:sz="4" w:space="0" w:color="000000"/>
@@ -3648,7 +3648,7 @@
         </w:tc>
         <w:tc>
           <w:tcPr>
-            <w:tcW w:w="4986" w:type="dxa"/>
+            <w:tcW w:w="4987" w:type="dxa"/>
             <w:tcBorders>
               <w:start w:val="single" w:sz="4" w:space="0" w:color="000000"/>
               <w:bottom w:val="single" w:sz="4" w:space="0" w:color="000000"/>
@@ -3698,7 +3698,7 @@
         </w:tc>
         <w:tc>
           <w:tcPr>
-            <w:tcW w:w="4986" w:type="dxa"/>
+            <w:tcW w:w="4987" w:type="dxa"/>
             <w:tcBorders>
               <w:start w:val="single" w:sz="4" w:space="0" w:color="000000"/>
               <w:bottom w:val="single" w:sz="4" w:space="0" w:color="000000"/>
@@ -3748,7 +3748,7 @@
         </w:tc>
         <w:tc>
           <w:tcPr>
-            <w:tcW w:w="4986" w:type="dxa"/>
+            <w:tcW w:w="4987" w:type="dxa"/>
             <w:tcBorders>
               <w:start w:val="single" w:sz="4" w:space="0" w:color="000000"/>
               <w:bottom w:val="single" w:sz="4" w:space="0" w:color="000000"/>
@@ -8642,15 +8642,15 @@
       <w:szCs w:val="36"/>
     </w:rPr>
   </w:style>
-  <w:style w:type="character" w:styleId="Bulletsuser">
-    <w:name w:val="Bullets (user)"/>
+  <w:style w:type="character" w:styleId="Bullets">
+    <w:name w:val="Bullets"/>
     <w:qFormat/>
     <w:rPr>
       <w:rFonts w:ascii="OpenSymbol" w:hAnsi="OpenSymbol" w:eastAsia="OpenSymbol" w:cs="OpenSymbol"/>
     </w:rPr>
   </w:style>
-  <w:style w:type="character" w:styleId="Bullets">
-    <w:name w:val="Bullets"/>
+  <w:style w:type="character" w:styleId="Bulletsuser">
+    <w:name w:val="Bullets (user)"/>
     <w:qFormat/>
     <w:rPr>
       <w:rFonts w:ascii="OpenSymbol" w:hAnsi="OpenSymbol" w:eastAsia="OpenSymbol" w:cs="OpenSymbol"/>

--- a/magyar11.docx
+++ b/magyar11.docx
@@ -5810,6 +5810,1402 @@
           <w:lang w:val="hu-HU"/>
         </w:rPr>
         <w:t>sermones dominicolus</w:t>
+      </w:r>
+    </w:p>
+    <w:p>
+      <w:pPr>
+        <w:pStyle w:val="Normal"/>
+        <w:bidi w:val="0"/>
+        <w:jc w:val="start"/>
+        <w:rPr>
+          <w:b w:val="false"/>
+          <w:bCs w:val="false"/>
+          <w:sz w:val="24"/>
+          <w:szCs w:val="24"/>
+          <w:lang w:val="hu-HU"/>
+        </w:rPr>
+      </w:pPr>
+      <w:r>
+        <w:rPr>
+          <w:b w:val="false"/>
+          <w:bCs w:val="false"/>
+          <w:sz w:val="24"/>
+          <w:szCs w:val="24"/>
+          <w:lang w:val="hu-HU"/>
+        </w:rPr>
+      </w:r>
+    </w:p>
+    <w:tbl>
+      <w:tblPr>
+        <w:tblW w:w="5000" w:type="pct"/>
+        <w:jc w:val="start"/>
+        <w:tblInd w:w="-5" w:type="dxa"/>
+        <w:tblLayout w:type="fixed"/>
+        <w:tblCellMar>
+          <w:top w:w="55" w:type="dxa"/>
+          <w:start w:w="55" w:type="dxa"/>
+          <w:bottom w:w="55" w:type="dxa"/>
+          <w:end w:w="55" w:type="dxa"/>
+        </w:tblCellMar>
+      </w:tblPr>
+      <w:tblGrid>
+        <w:gridCol w:w="2492"/>
+        <w:gridCol w:w="2493"/>
+        <w:gridCol w:w="2493"/>
+        <w:gridCol w:w="2494"/>
+      </w:tblGrid>
+      <w:tr>
+        <w:trPr/>
+        <w:tc>
+          <w:tcPr>
+            <w:tcW w:w="2492" w:type="dxa"/>
+            <w:tcBorders>
+              <w:top w:val="single" w:sz="4" w:space="0" w:color="000000"/>
+              <w:start w:val="single" w:sz="4" w:space="0" w:color="000000"/>
+              <w:bottom w:val="single" w:sz="4" w:space="0" w:color="000000"/>
+            </w:tcBorders>
+          </w:tcPr>
+          <w:p>
+            <w:pPr>
+              <w:pStyle w:val="TableContents"/>
+              <w:rPr/>
+            </w:pPr>
+            <w:r>
+              <w:rPr/>
+              <w:t>nyelvemlékek</w:t>
+            </w:r>
+          </w:p>
+        </w:tc>
+        <w:tc>
+          <w:tcPr>
+            <w:tcW w:w="2493" w:type="dxa"/>
+            <w:tcBorders>
+              <w:top w:val="single" w:sz="4" w:space="0" w:color="000000"/>
+              <w:start w:val="single" w:sz="4" w:space="0" w:color="000000"/>
+              <w:bottom w:val="single" w:sz="4" w:space="0" w:color="000000"/>
+            </w:tcBorders>
+          </w:tcPr>
+          <w:p>
+            <w:pPr>
+              <w:pStyle w:val="TableContents"/>
+              <w:rPr/>
+            </w:pPr>
+            <w:r>
+              <w:rPr/>
+              <w:t>Tihanyi alapítólevél (TA)</w:t>
+            </w:r>
+          </w:p>
+        </w:tc>
+        <w:tc>
+          <w:tcPr>
+            <w:tcW w:w="2493" w:type="dxa"/>
+            <w:tcBorders>
+              <w:top w:val="single" w:sz="4" w:space="0" w:color="000000"/>
+              <w:start w:val="single" w:sz="4" w:space="0" w:color="000000"/>
+              <w:bottom w:val="single" w:sz="4" w:space="0" w:color="000000"/>
+            </w:tcBorders>
+          </w:tcPr>
+          <w:p>
+            <w:pPr>
+              <w:pStyle w:val="TableContents"/>
+              <w:rPr/>
+            </w:pPr>
+            <w:r>
+              <w:rPr/>
+              <w:t>Halotti Beszéd (HB)</w:t>
+            </w:r>
+          </w:p>
+        </w:tc>
+        <w:tc>
+          <w:tcPr>
+            <w:tcW w:w="2494" w:type="dxa"/>
+            <w:tcBorders>
+              <w:top w:val="single" w:sz="4" w:space="0" w:color="000000"/>
+              <w:start w:val="single" w:sz="4" w:space="0" w:color="000000"/>
+              <w:bottom w:val="single" w:sz="4" w:space="0" w:color="000000"/>
+              <w:end w:val="single" w:sz="4" w:space="0" w:color="000000"/>
+            </w:tcBorders>
+          </w:tcPr>
+          <w:p>
+            <w:pPr>
+              <w:pStyle w:val="TableContents"/>
+              <w:rPr/>
+            </w:pPr>
+            <w:r>
+              <w:rPr/>
+              <w:t>Ómagyar Mária Siralom</w:t>
+            </w:r>
+          </w:p>
+        </w:tc>
+      </w:tr>
+      <w:tr>
+        <w:trPr/>
+        <w:tc>
+          <w:tcPr>
+            <w:tcW w:w="2492" w:type="dxa"/>
+            <w:tcBorders>
+              <w:start w:val="single" w:sz="4" w:space="0" w:color="000000"/>
+              <w:bottom w:val="single" w:sz="4" w:space="0" w:color="000000"/>
+            </w:tcBorders>
+          </w:tcPr>
+          <w:p>
+            <w:pPr>
+              <w:pStyle w:val="TableContents"/>
+              <w:rPr/>
+            </w:pPr>
+            <w:r>
+              <w:rPr/>
+              <w:t>Mikor keletkezett?</w:t>
+            </w:r>
+          </w:p>
+        </w:tc>
+        <w:tc>
+          <w:tcPr>
+            <w:tcW w:w="2493" w:type="dxa"/>
+            <w:tcBorders>
+              <w:start w:val="single" w:sz="4" w:space="0" w:color="000000"/>
+              <w:bottom w:val="single" w:sz="4" w:space="0" w:color="000000"/>
+            </w:tcBorders>
+          </w:tcPr>
+          <w:p>
+            <w:pPr>
+              <w:pStyle w:val="TableContents"/>
+              <w:rPr/>
+            </w:pPr>
+            <w:r>
+              <w:rPr/>
+              <w:t>1055</w:t>
+            </w:r>
+          </w:p>
+        </w:tc>
+        <w:tc>
+          <w:tcPr>
+            <w:tcW w:w="2493" w:type="dxa"/>
+            <w:tcBorders>
+              <w:start w:val="single" w:sz="4" w:space="0" w:color="000000"/>
+              <w:bottom w:val="single" w:sz="4" w:space="0" w:color="000000"/>
+            </w:tcBorders>
+          </w:tcPr>
+          <w:p>
+            <w:pPr>
+              <w:pStyle w:val="TableContents"/>
+              <w:rPr/>
+            </w:pPr>
+            <w:r>
+              <w:rPr/>
+              <w:t>1195</w:t>
+            </w:r>
+          </w:p>
+        </w:tc>
+        <w:tc>
+          <w:tcPr>
+            <w:tcW w:w="2494" w:type="dxa"/>
+            <w:tcBorders>
+              <w:start w:val="single" w:sz="4" w:space="0" w:color="000000"/>
+              <w:bottom w:val="single" w:sz="4" w:space="0" w:color="000000"/>
+              <w:end w:val="single" w:sz="4" w:space="0" w:color="000000"/>
+            </w:tcBorders>
+          </w:tcPr>
+          <w:p>
+            <w:pPr>
+              <w:pStyle w:val="TableContents"/>
+              <w:rPr/>
+            </w:pPr>
+            <w:r>
+              <w:rPr/>
+              <w:t>13. század közepe</w:t>
+            </w:r>
+          </w:p>
+        </w:tc>
+      </w:tr>
+      <w:tr>
+        <w:trPr/>
+        <w:tc>
+          <w:tcPr>
+            <w:tcW w:w="2492" w:type="dxa"/>
+            <w:tcBorders>
+              <w:start w:val="single" w:sz="4" w:space="0" w:color="000000"/>
+              <w:bottom w:val="single" w:sz="4" w:space="0" w:color="000000"/>
+            </w:tcBorders>
+          </w:tcPr>
+          <w:p>
+            <w:pPr>
+              <w:pStyle w:val="TableContents"/>
+              <w:rPr/>
+            </w:pPr>
+            <w:r>
+              <w:rPr/>
+              <w:t>Szórvány vagy szövegemlék?</w:t>
+            </w:r>
+          </w:p>
+        </w:tc>
+        <w:tc>
+          <w:tcPr>
+            <w:tcW w:w="2493" w:type="dxa"/>
+            <w:tcBorders>
+              <w:start w:val="single" w:sz="4" w:space="0" w:color="000000"/>
+              <w:bottom w:val="single" w:sz="4" w:space="0" w:color="000000"/>
+            </w:tcBorders>
+          </w:tcPr>
+          <w:p>
+            <w:pPr>
+              <w:pStyle w:val="TableContents"/>
+              <w:rPr/>
+            </w:pPr>
+            <w:r>
+              <w:rPr/>
+              <w:t>Szórvány</w:t>
+            </w:r>
+          </w:p>
+        </w:tc>
+        <w:tc>
+          <w:tcPr>
+            <w:tcW w:w="2493" w:type="dxa"/>
+            <w:tcBorders>
+              <w:start w:val="single" w:sz="4" w:space="0" w:color="000000"/>
+              <w:bottom w:val="single" w:sz="4" w:space="0" w:color="000000"/>
+            </w:tcBorders>
+          </w:tcPr>
+          <w:p>
+            <w:pPr>
+              <w:pStyle w:val="TableContents"/>
+              <w:rPr/>
+            </w:pPr>
+            <w:r>
+              <w:rPr/>
+              <w:t>Szövegemlék</w:t>
+            </w:r>
+          </w:p>
+        </w:tc>
+        <w:tc>
+          <w:tcPr>
+            <w:tcW w:w="2494" w:type="dxa"/>
+            <w:tcBorders>
+              <w:start w:val="single" w:sz="4" w:space="0" w:color="000000"/>
+              <w:bottom w:val="single" w:sz="4" w:space="0" w:color="000000"/>
+              <w:end w:val="single" w:sz="4" w:space="0" w:color="000000"/>
+            </w:tcBorders>
+          </w:tcPr>
+          <w:p>
+            <w:pPr>
+              <w:pStyle w:val="TableContents"/>
+              <w:rPr/>
+            </w:pPr>
+            <w:r>
+              <w:rPr/>
+              <w:t>Szövegemlék</w:t>
+            </w:r>
+          </w:p>
+        </w:tc>
+      </w:tr>
+      <w:tr>
+        <w:trPr/>
+        <w:tc>
+          <w:tcPr>
+            <w:tcW w:w="2492" w:type="dxa"/>
+            <w:tcBorders>
+              <w:start w:val="single" w:sz="4" w:space="0" w:color="000000"/>
+              <w:bottom w:val="single" w:sz="4" w:space="0" w:color="000000"/>
+            </w:tcBorders>
+          </w:tcPr>
+          <w:p>
+            <w:pPr>
+              <w:pStyle w:val="TableContents"/>
+              <w:rPr/>
+            </w:pPr>
+            <w:r>
+              <w:rPr/>
+              <w:t>Témája, tartalma</w:t>
+            </w:r>
+          </w:p>
+        </w:tc>
+        <w:tc>
+          <w:tcPr>
+            <w:tcW w:w="2493" w:type="dxa"/>
+            <w:tcBorders>
+              <w:start w:val="single" w:sz="4" w:space="0" w:color="000000"/>
+              <w:bottom w:val="single" w:sz="4" w:space="0" w:color="000000"/>
+            </w:tcBorders>
+          </w:tcPr>
+          <w:p>
+            <w:pPr>
+              <w:pStyle w:val="TableContents"/>
+              <w:rPr/>
+            </w:pPr>
+            <w:r>
+              <w:rPr/>
+              <w:t>I. András 1055-ben</w:t>
+            </w:r>
+          </w:p>
+          <w:p>
+            <w:pPr>
+              <w:pStyle w:val="TableContents"/>
+              <w:rPr/>
+            </w:pPr>
+            <w:r>
+              <w:rPr/>
+              <w:t>az alapítólevélben</w:t>
+            </w:r>
+          </w:p>
+          <w:p>
+            <w:pPr>
+              <w:pStyle w:val="TableContents"/>
+              <w:rPr/>
+            </w:pPr>
+            <w:r>
+              <w:rPr/>
+              <w:t>íratta össze</w:t>
+            </w:r>
+          </w:p>
+          <w:p>
+            <w:pPr>
+              <w:pStyle w:val="TableContents"/>
+              <w:rPr/>
+            </w:pPr>
+            <w:r>
+              <w:rPr/>
+              <w:t>a monostor birtokát.</w:t>
+            </w:r>
+          </w:p>
+        </w:tc>
+        <w:tc>
+          <w:tcPr>
+            <w:tcW w:w="2493" w:type="dxa"/>
+            <w:tcBorders>
+              <w:start w:val="single" w:sz="4" w:space="0" w:color="000000"/>
+              <w:bottom w:val="single" w:sz="4" w:space="0" w:color="000000"/>
+            </w:tcBorders>
+          </w:tcPr>
+          <w:p>
+            <w:pPr>
+              <w:pStyle w:val="TableContents"/>
+              <w:rPr/>
+            </w:pPr>
+            <w:r>
+              <w:rPr/>
+              <w:t>A sír felett</w:t>
+            </w:r>
+          </w:p>
+          <w:p>
+            <w:pPr>
+              <w:pStyle w:val="TableContents"/>
+              <w:rPr/>
+            </w:pPr>
+            <w:r>
+              <w:rPr/>
+              <w:t>elmondandó beszéd a temetési szertartás része lehetett</w:t>
+            </w:r>
+          </w:p>
+        </w:tc>
+        <w:tc>
+          <w:tcPr>
+            <w:tcW w:w="2494" w:type="dxa"/>
+            <w:tcBorders>
+              <w:start w:val="single" w:sz="4" w:space="0" w:color="000000"/>
+              <w:bottom w:val="single" w:sz="4" w:space="0" w:color="000000"/>
+              <w:end w:val="single" w:sz="4" w:space="0" w:color="000000"/>
+            </w:tcBorders>
+          </w:tcPr>
+          <w:p>
+            <w:pPr>
+              <w:pStyle w:val="TableContents"/>
+              <w:rPr/>
+            </w:pPr>
+            <w:r>
+              <w:rPr/>
+              <w:t>Szűz Mária siralma Krisztus oldalán</w:t>
+            </w:r>
+          </w:p>
+        </w:tc>
+      </w:tr>
+      <w:tr>
+        <w:trPr/>
+        <w:tc>
+          <w:tcPr>
+            <w:tcW w:w="2492" w:type="dxa"/>
+            <w:tcBorders>
+              <w:start w:val="single" w:sz="4" w:space="0" w:color="000000"/>
+              <w:bottom w:val="single" w:sz="4" w:space="0" w:color="000000"/>
+            </w:tcBorders>
+          </w:tcPr>
+          <w:p>
+            <w:pPr>
+              <w:pStyle w:val="TableContents"/>
+              <w:rPr/>
+            </w:pPr>
+            <w:r>
+              <w:rPr/>
+              <w:t>Kezdő sorai</w:t>
+            </w:r>
+          </w:p>
+        </w:tc>
+        <w:tc>
+          <w:tcPr>
+            <w:tcW w:w="2493" w:type="dxa"/>
+            <w:tcBorders>
+              <w:start w:val="single" w:sz="4" w:space="0" w:color="000000"/>
+              <w:bottom w:val="single" w:sz="4" w:space="0" w:color="000000"/>
+            </w:tcBorders>
+          </w:tcPr>
+          <w:p>
+            <w:pPr>
+              <w:pStyle w:val="TableContents"/>
+              <w:rPr/>
+            </w:pPr>
+            <w:r>
+              <w:rPr/>
+              <w:t>feheruuaru rea meneh hodu utu rea</w:t>
+            </w:r>
+          </w:p>
+          <w:p>
+            <w:pPr>
+              <w:pStyle w:val="TableContents"/>
+              <w:rPr/>
+            </w:pPr>
+            <w:r>
+              <w:rPr/>
+              <w:t>’</w:t>
+            </w:r>
+            <w:r>
+              <w:rPr/>
+              <w:t>fehérvárra menő hadútra’</w:t>
+            </w:r>
+          </w:p>
+        </w:tc>
+        <w:tc>
+          <w:tcPr>
+            <w:tcW w:w="2493" w:type="dxa"/>
+            <w:tcBorders>
+              <w:start w:val="single" w:sz="4" w:space="0" w:color="000000"/>
+              <w:bottom w:val="single" w:sz="4" w:space="0" w:color="000000"/>
+            </w:tcBorders>
+          </w:tcPr>
+          <w:p>
+            <w:pPr>
+              <w:pStyle w:val="TableContents"/>
+              <w:rPr/>
+            </w:pPr>
+            <w:r>
+              <w:rPr/>
+              <w:t>„</w:t>
+            </w:r>
+            <w:r>
+              <w:rPr/>
+              <w:t>Latiatuc feleym zumtuchel mic vogmuc. ysa pur</w:t>
+            </w:r>
+          </w:p>
+          <w:p>
+            <w:pPr>
+              <w:pStyle w:val="TableContents"/>
+              <w:rPr/>
+            </w:pPr>
+            <w:r>
+              <w:rPr/>
+              <w:t>es chomuv uogmuc. Menyi milostben terumteve</w:t>
+            </w:r>
+          </w:p>
+          <w:p>
+            <w:pPr>
+              <w:pStyle w:val="TableContents"/>
+              <w:rPr/>
+            </w:pPr>
+            <w:r>
+              <w:rPr/>
+              <w:t>eleve mív isemucut adamut. es odutta vola neki</w:t>
+            </w:r>
+          </w:p>
+          <w:p>
+            <w:pPr>
+              <w:pStyle w:val="TableContents"/>
+              <w:rPr/>
+            </w:pPr>
+            <w:r>
+              <w:rPr/>
+              <w:t>paradisumut hazóá. Es mend paradisumben</w:t>
+            </w:r>
+          </w:p>
+          <w:p>
+            <w:pPr>
+              <w:pStyle w:val="TableContents"/>
+              <w:rPr/>
+            </w:pPr>
+            <w:r>
+              <w:rPr/>
+              <w:t>uolov gimilcíctul munda nekí elnie. Heon tilutoa</w:t>
+            </w:r>
+          </w:p>
+          <w:p>
+            <w:pPr>
+              <w:pStyle w:val="TableContents"/>
+              <w:rPr/>
+            </w:pPr>
+            <w:r>
+              <w:rPr/>
+              <w:t>wt ig fa gimilce tvl. Ge mundoa nekí meret num</w:t>
+            </w:r>
+          </w:p>
+          <w:p>
+            <w:pPr>
+              <w:pStyle w:val="TableContents"/>
+              <w:rPr/>
+            </w:pPr>
+            <w:r>
+              <w:rPr/>
+              <w:t>eneyc. ysa kí nopun emdul oz gimilc twl. halalnec</w:t>
+            </w:r>
+          </w:p>
+          <w:p>
+            <w:pPr>
+              <w:pStyle w:val="TableContents"/>
+              <w:rPr/>
+            </w:pPr>
+            <w:r>
+              <w:rPr/>
+              <w:t>halaláál holz”</w:t>
+            </w:r>
+          </w:p>
+        </w:tc>
+        <w:tc>
+          <w:tcPr>
+            <w:tcW w:w="2494" w:type="dxa"/>
+            <w:tcBorders>
+              <w:start w:val="single" w:sz="4" w:space="0" w:color="000000"/>
+              <w:bottom w:val="single" w:sz="4" w:space="0" w:color="000000"/>
+              <w:end w:val="single" w:sz="4" w:space="0" w:color="000000"/>
+            </w:tcBorders>
+          </w:tcPr>
+          <w:p>
+            <w:pPr>
+              <w:pStyle w:val="TableContents"/>
+              <w:rPr/>
+            </w:pPr>
+            <w:r>
+              <w:rPr/>
+              <w:t>Ó én ézes urodom / eggyen egy fiadom / síróu</w:t>
+            </w:r>
+          </w:p>
+          <w:p>
+            <w:pPr>
+              <w:pStyle w:val="TableContents"/>
+              <w:rPr/>
+            </w:pPr>
+            <w:r>
+              <w:rPr/>
+              <w:t>anyát teköncsed / búabeleül kinyuhhad”</w:t>
+            </w:r>
+          </w:p>
+        </w:tc>
+      </w:tr>
+    </w:tbl>
+    <w:p>
+      <w:pPr>
+        <w:pStyle w:val="Normal"/>
+        <w:bidi w:val="0"/>
+        <w:jc w:val="start"/>
+        <w:rPr>
+          <w:b w:val="false"/>
+          <w:bCs w:val="false"/>
+          <w:sz w:val="24"/>
+          <w:szCs w:val="24"/>
+          <w:lang w:val="hu-HU"/>
+        </w:rPr>
+      </w:pPr>
+      <w:r>
+        <w:rPr>
+          <w:b w:val="false"/>
+          <w:bCs w:val="false"/>
+          <w:sz w:val="24"/>
+          <w:szCs w:val="24"/>
+          <w:lang w:val="hu-HU"/>
+        </w:rPr>
+      </w:r>
+    </w:p>
+    <w:p>
+      <w:pPr>
+        <w:pStyle w:val="Normal"/>
+        <w:bidi w:val="0"/>
+        <w:jc w:val="start"/>
+        <w:rPr>
+          <w:b w:val="false"/>
+          <w:bCs w:val="false"/>
+          <w:sz w:val="24"/>
+          <w:szCs w:val="24"/>
+          <w:lang w:val="hu-HU"/>
+        </w:rPr>
+      </w:pPr>
+      <w:r>
+        <w:rPr>
+          <w:b w:val="false"/>
+          <w:bCs w:val="false"/>
+          <w:sz w:val="24"/>
+          <w:szCs w:val="24"/>
+          <w:lang w:val="hu-HU"/>
+        </w:rPr>
+      </w:r>
+    </w:p>
+    <w:p>
+      <w:pPr>
+        <w:pStyle w:val="Normal"/>
+        <w:bidi w:val="0"/>
+        <w:jc w:val="start"/>
+        <w:rPr>
+          <w:b w:val="false"/>
+          <w:bCs w:val="false"/>
+          <w:sz w:val="24"/>
+          <w:szCs w:val="24"/>
+          <w:lang w:val="hu-HU"/>
+        </w:rPr>
+      </w:pPr>
+      <w:r>
+        <w:rPr>
+          <w:b w:val="false"/>
+          <w:bCs w:val="false"/>
+          <w:sz w:val="24"/>
+          <w:szCs w:val="24"/>
+          <w:lang w:val="hu-HU"/>
+        </w:rPr>
+      </w:r>
+    </w:p>
+    <w:p>
+      <w:pPr>
+        <w:pStyle w:val="Normal"/>
+        <w:bidi w:val="0"/>
+        <w:jc w:val="start"/>
+        <w:rPr>
+          <w:b w:val="false"/>
+          <w:bCs w:val="false"/>
+          <w:sz w:val="24"/>
+          <w:szCs w:val="24"/>
+          <w:lang w:val="hu-HU"/>
+        </w:rPr>
+      </w:pPr>
+      <w:r>
+        <w:rPr>
+          <w:b w:val="false"/>
+          <w:bCs w:val="false"/>
+          <w:sz w:val="24"/>
+          <w:szCs w:val="24"/>
+          <w:lang w:val="hu-HU"/>
+        </w:rPr>
+      </w:r>
+    </w:p>
+    <w:p>
+      <w:pPr>
+        <w:pStyle w:val="Normal"/>
+        <w:bidi w:val="0"/>
+        <w:jc w:val="start"/>
+        <w:rPr>
+          <w:b w:val="false"/>
+          <w:bCs w:val="false"/>
+          <w:sz w:val="24"/>
+          <w:szCs w:val="24"/>
+          <w:lang w:val="hu-HU"/>
+        </w:rPr>
+      </w:pPr>
+      <w:r>
+        <w:rPr>
+          <w:b w:val="false"/>
+          <w:bCs w:val="false"/>
+          <w:sz w:val="24"/>
+          <w:szCs w:val="24"/>
+          <w:lang w:val="hu-HU"/>
+        </w:rPr>
+      </w:r>
+    </w:p>
+    <w:p>
+      <w:pPr>
+        <w:pStyle w:val="Normal"/>
+        <w:bidi w:val="0"/>
+        <w:jc w:val="start"/>
+        <w:rPr>
+          <w:b w:val="false"/>
+          <w:bCs w:val="false"/>
+          <w:sz w:val="24"/>
+          <w:szCs w:val="24"/>
+          <w:lang w:val="hu-HU"/>
+        </w:rPr>
+      </w:pPr>
+      <w:r>
+        <w:rPr>
+          <w:b w:val="false"/>
+          <w:bCs w:val="false"/>
+          <w:sz w:val="24"/>
+          <w:szCs w:val="24"/>
+          <w:lang w:val="hu-HU"/>
+        </w:rPr>
+        <w:t>Magyar nyelv szókészlete:</w:t>
+      </w:r>
+    </w:p>
+    <w:p>
+      <w:pPr>
+        <w:pStyle w:val="Normal"/>
+        <w:numPr>
+          <w:ilvl w:val="0"/>
+          <w:numId w:val="20"/>
+        </w:numPr>
+        <w:bidi w:val="0"/>
+        <w:jc w:val="start"/>
+        <w:rPr>
+          <w:b w:val="false"/>
+          <w:bCs w:val="false"/>
+          <w:sz w:val="24"/>
+          <w:szCs w:val="24"/>
+          <w:lang w:val="hu-HU"/>
+        </w:rPr>
+      </w:pPr>
+      <w:r>
+        <w:rPr>
+          <w:b w:val="false"/>
+          <w:bCs w:val="false"/>
+          <w:sz w:val="24"/>
+          <w:szCs w:val="24"/>
+          <w:lang w:val="hu-HU"/>
+        </w:rPr>
+        <w:t>alapnyelvi eredetű</w:t>
+      </w:r>
+    </w:p>
+    <w:p>
+      <w:pPr>
+        <w:pStyle w:val="Normal"/>
+        <w:numPr>
+          <w:ilvl w:val="1"/>
+          <w:numId w:val="20"/>
+        </w:numPr>
+        <w:bidi w:val="0"/>
+        <w:jc w:val="start"/>
+        <w:rPr>
+          <w:b w:val="false"/>
+          <w:bCs w:val="false"/>
+          <w:sz w:val="24"/>
+          <w:szCs w:val="24"/>
+          <w:lang w:val="hu-HU"/>
+        </w:rPr>
+      </w:pPr>
+      <w:r>
+        <w:rPr>
+          <w:b w:val="false"/>
+          <w:bCs w:val="false"/>
+          <w:sz w:val="24"/>
+          <w:szCs w:val="24"/>
+          <w:lang w:val="hu-HU"/>
+        </w:rPr>
+        <w:t>700 szótő</w:t>
+      </w:r>
+    </w:p>
+    <w:p>
+      <w:pPr>
+        <w:pStyle w:val="Normal"/>
+        <w:numPr>
+          <w:ilvl w:val="1"/>
+          <w:numId w:val="20"/>
+        </w:numPr>
+        <w:bidi w:val="0"/>
+        <w:jc w:val="start"/>
+        <w:rPr>
+          <w:b w:val="false"/>
+          <w:bCs w:val="false"/>
+          <w:sz w:val="24"/>
+          <w:szCs w:val="24"/>
+          <w:lang w:val="hu-HU"/>
+        </w:rPr>
+      </w:pPr>
+      <w:r>
+        <w:rPr>
+          <w:b w:val="false"/>
+          <w:bCs w:val="false"/>
+          <w:sz w:val="24"/>
+          <w:szCs w:val="24"/>
+          <w:lang w:val="hu-HU"/>
+        </w:rPr>
+        <w:t>pl. mos, nyel, vér</w:t>
+      </w:r>
+    </w:p>
+    <w:p>
+      <w:pPr>
+        <w:pStyle w:val="Normal"/>
+        <w:numPr>
+          <w:ilvl w:val="0"/>
+          <w:numId w:val="20"/>
+        </w:numPr>
+        <w:bidi w:val="0"/>
+        <w:jc w:val="start"/>
+        <w:rPr>
+          <w:b w:val="false"/>
+          <w:bCs w:val="false"/>
+          <w:sz w:val="24"/>
+          <w:szCs w:val="24"/>
+          <w:lang w:val="hu-HU"/>
+        </w:rPr>
+      </w:pPr>
+      <w:r>
+        <w:rPr>
+          <w:b w:val="false"/>
+          <w:bCs w:val="false"/>
+          <w:sz w:val="24"/>
+          <w:szCs w:val="24"/>
+          <w:lang w:val="hu-HU"/>
+        </w:rPr>
+        <w:t>belső keletkezésű szavak</w:t>
+      </w:r>
+    </w:p>
+    <w:p>
+      <w:pPr>
+        <w:pStyle w:val="Normal"/>
+        <w:numPr>
+          <w:ilvl w:val="1"/>
+          <w:numId w:val="20"/>
+        </w:numPr>
+        <w:bidi w:val="0"/>
+        <w:jc w:val="start"/>
+        <w:rPr>
+          <w:b w:val="false"/>
+          <w:bCs w:val="false"/>
+          <w:sz w:val="24"/>
+          <w:szCs w:val="24"/>
+          <w:lang w:val="hu-HU"/>
+        </w:rPr>
+      </w:pPr>
+      <w:r>
+        <w:rPr>
+          <w:b w:val="false"/>
+          <w:bCs w:val="false"/>
+          <w:sz w:val="24"/>
+          <w:szCs w:val="24"/>
+          <w:lang w:val="hu-HU"/>
+        </w:rPr>
+        <w:t>hangulatfestő</w:t>
+      </w:r>
+    </w:p>
+    <w:p>
+      <w:pPr>
+        <w:pStyle w:val="Normal"/>
+        <w:numPr>
+          <w:ilvl w:val="2"/>
+          <w:numId w:val="20"/>
+        </w:numPr>
+        <w:bidi w:val="0"/>
+        <w:jc w:val="start"/>
+        <w:rPr>
+          <w:b w:val="false"/>
+          <w:bCs w:val="false"/>
+          <w:sz w:val="24"/>
+          <w:szCs w:val="24"/>
+          <w:lang w:val="hu-HU"/>
+        </w:rPr>
+      </w:pPr>
+      <w:r>
+        <w:rPr>
+          <w:b w:val="false"/>
+          <w:bCs w:val="false"/>
+          <w:sz w:val="24"/>
+          <w:szCs w:val="24"/>
+          <w:lang w:val="hu-HU"/>
+        </w:rPr>
+        <w:t>hangulatozó csoportban</w:t>
+      </w:r>
+    </w:p>
+    <w:p>
+      <w:pPr>
+        <w:pStyle w:val="Normal"/>
+        <w:numPr>
+          <w:ilvl w:val="2"/>
+          <w:numId w:val="20"/>
+        </w:numPr>
+        <w:bidi w:val="0"/>
+        <w:jc w:val="start"/>
+        <w:rPr>
+          <w:b w:val="false"/>
+          <w:bCs w:val="false"/>
+          <w:sz w:val="24"/>
+          <w:szCs w:val="24"/>
+          <w:lang w:val="hu-HU"/>
+        </w:rPr>
+      </w:pPr>
+      <w:r>
+        <w:rPr>
+          <w:b w:val="false"/>
+          <w:bCs w:val="false"/>
+          <w:sz w:val="24"/>
+          <w:szCs w:val="24"/>
+          <w:lang w:val="hu-HU"/>
+        </w:rPr>
+        <w:t>szórvénycsapatok didereg</w:t>
+      </w:r>
+    </w:p>
+    <w:p>
+      <w:pPr>
+        <w:pStyle w:val="Normal"/>
+        <w:numPr>
+          <w:ilvl w:val="1"/>
+          <w:numId w:val="20"/>
+        </w:numPr>
+        <w:bidi w:val="0"/>
+        <w:jc w:val="start"/>
+        <w:rPr>
+          <w:b w:val="false"/>
+          <w:bCs w:val="false"/>
+          <w:sz w:val="24"/>
+          <w:szCs w:val="24"/>
+          <w:lang w:val="hu-HU"/>
+        </w:rPr>
+      </w:pPr>
+      <w:r>
+        <w:rPr>
+          <w:b w:val="false"/>
+          <w:bCs w:val="false"/>
+          <w:sz w:val="24"/>
+          <w:szCs w:val="24"/>
+          <w:lang w:val="hu-HU"/>
+        </w:rPr>
+        <w:t>jel- és ragszilárdulás</w:t>
+      </w:r>
+    </w:p>
+    <w:p>
+      <w:pPr>
+        <w:pStyle w:val="Normal"/>
+        <w:numPr>
+          <w:ilvl w:val="2"/>
+          <w:numId w:val="20"/>
+        </w:numPr>
+        <w:bidi w:val="0"/>
+        <w:jc w:val="start"/>
+        <w:rPr>
+          <w:b w:val="false"/>
+          <w:bCs w:val="false"/>
+          <w:sz w:val="24"/>
+          <w:szCs w:val="24"/>
+          <w:lang w:val="hu-HU"/>
+        </w:rPr>
+      </w:pPr>
+      <w:r>
+        <w:rPr>
+          <w:b w:val="false"/>
+          <w:bCs w:val="false"/>
+          <w:sz w:val="24"/>
+          <w:szCs w:val="24"/>
+          <w:lang w:val="hu-HU"/>
+        </w:rPr>
+        <w:t>pl. este</w:t>
+      </w:r>
+    </w:p>
+    <w:p>
+      <w:pPr>
+        <w:pStyle w:val="Normal"/>
+        <w:numPr>
+          <w:ilvl w:val="1"/>
+          <w:numId w:val="20"/>
+        </w:numPr>
+        <w:bidi w:val="0"/>
+        <w:jc w:val="start"/>
+        <w:rPr>
+          <w:b w:val="false"/>
+          <w:bCs w:val="false"/>
+          <w:sz w:val="24"/>
+          <w:szCs w:val="24"/>
+          <w:lang w:val="hu-HU"/>
+        </w:rPr>
+      </w:pPr>
+      <w:r>
+        <w:rPr>
+          <w:b w:val="false"/>
+          <w:bCs w:val="false"/>
+          <w:sz w:val="24"/>
+          <w:szCs w:val="24"/>
+          <w:lang w:val="hu-HU"/>
+        </w:rPr>
+        <w:t>képzés</w:t>
+      </w:r>
+    </w:p>
+    <w:p>
+      <w:pPr>
+        <w:pStyle w:val="Normal"/>
+        <w:numPr>
+          <w:ilvl w:val="2"/>
+          <w:numId w:val="20"/>
+        </w:numPr>
+        <w:bidi w:val="0"/>
+        <w:jc w:val="start"/>
+        <w:rPr>
+          <w:b w:val="false"/>
+          <w:bCs w:val="false"/>
+          <w:sz w:val="24"/>
+          <w:szCs w:val="24"/>
+          <w:lang w:val="hu-HU"/>
+        </w:rPr>
+      </w:pPr>
+      <w:r>
+        <w:rPr>
+          <w:b w:val="false"/>
+          <w:bCs w:val="false"/>
+          <w:sz w:val="24"/>
+          <w:szCs w:val="24"/>
+          <w:lang w:val="hu-HU"/>
+        </w:rPr>
+        <w:t>pl.katalin=kat+i</w:t>
+      </w:r>
+    </w:p>
+    <w:p>
+      <w:pPr>
+        <w:pStyle w:val="Normal"/>
+        <w:numPr>
+          <w:ilvl w:val="1"/>
+          <w:numId w:val="20"/>
+        </w:numPr>
+        <w:bidi w:val="0"/>
+        <w:jc w:val="start"/>
+        <w:rPr>
+          <w:b w:val="false"/>
+          <w:bCs w:val="false"/>
+          <w:sz w:val="24"/>
+          <w:szCs w:val="24"/>
+          <w:lang w:val="hu-HU"/>
+        </w:rPr>
+      </w:pPr>
+      <w:r>
+        <w:rPr>
+          <w:b w:val="false"/>
+          <w:bCs w:val="false"/>
+          <w:sz w:val="24"/>
+          <w:szCs w:val="24"/>
+          <w:lang w:val="hu-HU"/>
+        </w:rPr>
+        <w:t>szóősszetétel</w:t>
+      </w:r>
+    </w:p>
+    <w:p>
+      <w:pPr>
+        <w:pStyle w:val="Normal"/>
+        <w:numPr>
+          <w:ilvl w:val="2"/>
+          <w:numId w:val="20"/>
+        </w:numPr>
+        <w:bidi w:val="0"/>
+        <w:jc w:val="start"/>
+        <w:rPr>
+          <w:b w:val="false"/>
+          <w:bCs w:val="false"/>
+          <w:sz w:val="24"/>
+          <w:szCs w:val="24"/>
+          <w:lang w:val="hu-HU"/>
+        </w:rPr>
+      </w:pPr>
+      <w:r>
+        <w:rPr>
+          <w:b w:val="false"/>
+          <w:bCs w:val="false"/>
+          <w:sz w:val="24"/>
+          <w:szCs w:val="24"/>
+          <w:lang w:val="hu-HU"/>
+        </w:rPr>
+        <w:t>pl.föl+ött = fölött</w:t>
+      </w:r>
+    </w:p>
+    <w:p>
+      <w:pPr>
+        <w:pStyle w:val="Normal"/>
+        <w:numPr>
+          <w:ilvl w:val="0"/>
+          <w:numId w:val="20"/>
+        </w:numPr>
+        <w:bidi w:val="0"/>
+        <w:jc w:val="start"/>
+        <w:rPr>
+          <w:b w:val="false"/>
+          <w:bCs w:val="false"/>
+          <w:sz w:val="24"/>
+          <w:szCs w:val="24"/>
+          <w:lang w:val="hu-HU"/>
+        </w:rPr>
+      </w:pPr>
+      <w:r>
+        <w:rPr>
+          <w:b w:val="false"/>
+          <w:bCs w:val="false"/>
+          <w:sz w:val="24"/>
+          <w:szCs w:val="24"/>
+          <w:lang w:val="hu-HU"/>
+        </w:rPr>
+        <w:t>idegen eredetű</w:t>
+      </w:r>
+    </w:p>
+    <w:p>
+      <w:pPr>
+        <w:pStyle w:val="Normal"/>
+        <w:numPr>
+          <w:ilvl w:val="1"/>
+          <w:numId w:val="20"/>
+        </w:numPr>
+        <w:bidi w:val="0"/>
+        <w:jc w:val="start"/>
+        <w:rPr>
+          <w:b w:val="false"/>
+          <w:bCs w:val="false"/>
+          <w:sz w:val="24"/>
+          <w:szCs w:val="24"/>
+          <w:lang w:val="hu-HU"/>
+        </w:rPr>
+      </w:pPr>
+      <w:r>
+        <w:rPr>
+          <w:b w:val="false"/>
+          <w:bCs w:val="false"/>
+          <w:sz w:val="24"/>
+          <w:szCs w:val="24"/>
+          <w:lang w:val="hu-HU"/>
+        </w:rPr>
+        <w:t>nemzetközi műveltségszavak</w:t>
+      </w:r>
+    </w:p>
+    <w:p>
+      <w:pPr>
+        <w:pStyle w:val="Normal"/>
+        <w:numPr>
+          <w:ilvl w:val="2"/>
+          <w:numId w:val="20"/>
+        </w:numPr>
+        <w:bidi w:val="0"/>
+        <w:jc w:val="start"/>
+        <w:rPr>
+          <w:b w:val="false"/>
+          <w:bCs w:val="false"/>
+          <w:sz w:val="24"/>
+          <w:szCs w:val="24"/>
+          <w:lang w:val="hu-HU"/>
+        </w:rPr>
+      </w:pPr>
+      <w:r>
+        <w:rPr>
+          <w:b w:val="false"/>
+          <w:bCs w:val="false"/>
+          <w:sz w:val="24"/>
+          <w:szCs w:val="24"/>
+          <w:lang w:val="hu-HU"/>
+        </w:rPr>
+        <w:t>pl. telefonok</w:t>
+      </w:r>
+    </w:p>
+    <w:p>
+      <w:pPr>
+        <w:pStyle w:val="Normal"/>
+        <w:numPr>
+          <w:ilvl w:val="1"/>
+          <w:numId w:val="20"/>
+        </w:numPr>
+        <w:bidi w:val="0"/>
+        <w:jc w:val="start"/>
+        <w:rPr>
+          <w:b w:val="false"/>
+          <w:bCs w:val="false"/>
+          <w:sz w:val="24"/>
+          <w:szCs w:val="24"/>
+          <w:lang w:val="hu-HU"/>
+        </w:rPr>
+      </w:pPr>
+      <w:r>
+        <w:rPr>
+          <w:b w:val="false"/>
+          <w:bCs w:val="false"/>
+          <w:sz w:val="24"/>
+          <w:szCs w:val="24"/>
+          <w:lang w:val="hu-HU"/>
+        </w:rPr>
+        <w:t>latin</w:t>
+      </w:r>
+    </w:p>
+    <w:p>
+      <w:pPr>
+        <w:pStyle w:val="Normal"/>
+        <w:numPr>
+          <w:ilvl w:val="2"/>
+          <w:numId w:val="20"/>
+        </w:numPr>
+        <w:bidi w:val="0"/>
+        <w:jc w:val="start"/>
+        <w:rPr>
+          <w:b w:val="false"/>
+          <w:bCs w:val="false"/>
+          <w:sz w:val="24"/>
+          <w:szCs w:val="24"/>
+          <w:lang w:val="hu-HU"/>
+        </w:rPr>
+      </w:pPr>
+      <w:r>
+        <w:rPr>
+          <w:b w:val="false"/>
+          <w:bCs w:val="false"/>
+          <w:sz w:val="24"/>
+          <w:szCs w:val="24"/>
+          <w:lang w:val="hu-HU"/>
+        </w:rPr>
+        <w:t>pl. sors, muzsika, rózsa</w:t>
+      </w:r>
+    </w:p>
+    <w:p>
+      <w:pPr>
+        <w:pStyle w:val="Normal"/>
+        <w:numPr>
+          <w:ilvl w:val="1"/>
+          <w:numId w:val="20"/>
+        </w:numPr>
+        <w:bidi w:val="0"/>
+        <w:jc w:val="start"/>
+        <w:rPr>
+          <w:b w:val="false"/>
+          <w:bCs w:val="false"/>
+          <w:sz w:val="24"/>
+          <w:szCs w:val="24"/>
+          <w:lang w:val="hu-HU"/>
+        </w:rPr>
+      </w:pPr>
+      <w:r>
+        <w:rPr>
+          <w:b w:val="false"/>
+          <w:bCs w:val="false"/>
+          <w:sz w:val="24"/>
+          <w:szCs w:val="24"/>
+          <w:lang w:val="hu-HU"/>
+        </w:rPr>
+        <w:t>török</w:t>
+      </w:r>
+    </w:p>
+    <w:p>
+      <w:pPr>
+        <w:pStyle w:val="Normal"/>
+        <w:numPr>
+          <w:ilvl w:val="2"/>
+          <w:numId w:val="20"/>
+        </w:numPr>
+        <w:bidi w:val="0"/>
+        <w:jc w:val="start"/>
+        <w:rPr>
+          <w:b w:val="false"/>
+          <w:bCs w:val="false"/>
+          <w:sz w:val="24"/>
+          <w:szCs w:val="24"/>
+          <w:lang w:val="hu-HU"/>
+        </w:rPr>
+      </w:pPr>
+      <w:r>
+        <w:rPr>
+          <w:b w:val="false"/>
+          <w:bCs w:val="false"/>
+          <w:sz w:val="24"/>
+          <w:szCs w:val="24"/>
+          <w:lang w:val="hu-HU"/>
+        </w:rPr>
+        <w:t xml:space="preserve">pl. ökör, disznó </w:t>
+      </w:r>
+    </w:p>
+    <w:p>
+      <w:pPr>
+        <w:pStyle w:val="Normal"/>
+        <w:numPr>
+          <w:ilvl w:val="1"/>
+          <w:numId w:val="20"/>
+        </w:numPr>
+        <w:bidi w:val="0"/>
+        <w:jc w:val="start"/>
+        <w:rPr>
+          <w:b w:val="false"/>
+          <w:bCs w:val="false"/>
+          <w:sz w:val="24"/>
+          <w:szCs w:val="24"/>
+          <w:lang w:val="hu-HU"/>
+        </w:rPr>
+      </w:pPr>
+      <w:r>
+        <w:rPr>
+          <w:b w:val="false"/>
+          <w:bCs w:val="false"/>
+          <w:sz w:val="24"/>
+          <w:szCs w:val="24"/>
+          <w:lang w:val="hu-HU"/>
+        </w:rPr>
+        <w:t>szláv</w:t>
+      </w:r>
+    </w:p>
+    <w:p>
+      <w:pPr>
+        <w:pStyle w:val="Normal"/>
+        <w:numPr>
+          <w:ilvl w:val="2"/>
+          <w:numId w:val="20"/>
+        </w:numPr>
+        <w:bidi w:val="0"/>
+        <w:jc w:val="start"/>
+        <w:rPr>
+          <w:b w:val="false"/>
+          <w:bCs w:val="false"/>
+          <w:sz w:val="24"/>
+          <w:szCs w:val="24"/>
+          <w:lang w:val="hu-HU"/>
+        </w:rPr>
+      </w:pPr>
+      <w:r>
+        <w:rPr>
+          <w:b w:val="false"/>
+          <w:bCs w:val="false"/>
+          <w:sz w:val="24"/>
+          <w:szCs w:val="24"/>
+          <w:lang w:val="hu-HU"/>
+        </w:rPr>
+        <w:t>pl. csütörtök</w:t>
+      </w:r>
+    </w:p>
+    <w:p>
+      <w:pPr>
+        <w:pStyle w:val="Normal"/>
+        <w:numPr>
+          <w:ilvl w:val="1"/>
+          <w:numId w:val="20"/>
+        </w:numPr>
+        <w:bidi w:val="0"/>
+        <w:jc w:val="start"/>
+        <w:rPr>
+          <w:b w:val="false"/>
+          <w:bCs w:val="false"/>
+          <w:sz w:val="24"/>
+          <w:szCs w:val="24"/>
+          <w:lang w:val="hu-HU"/>
+        </w:rPr>
+      </w:pPr>
+      <w:r>
+        <w:rPr>
+          <w:b w:val="false"/>
+          <w:bCs w:val="false"/>
+          <w:sz w:val="24"/>
+          <w:szCs w:val="24"/>
+          <w:lang w:val="hu-HU"/>
+        </w:rPr>
+        <w:t>német</w:t>
+      </w:r>
+    </w:p>
+    <w:p>
+      <w:pPr>
+        <w:pStyle w:val="Normal"/>
+        <w:numPr>
+          <w:ilvl w:val="2"/>
+          <w:numId w:val="20"/>
+        </w:numPr>
+        <w:bidi w:val="0"/>
+        <w:jc w:val="start"/>
+        <w:rPr>
+          <w:b w:val="false"/>
+          <w:bCs w:val="false"/>
+          <w:sz w:val="24"/>
+          <w:szCs w:val="24"/>
+          <w:lang w:val="hu-HU"/>
+        </w:rPr>
+      </w:pPr>
+      <w:r>
+        <w:rPr>
+          <w:b w:val="false"/>
+          <w:bCs w:val="false"/>
+          <w:sz w:val="24"/>
+          <w:szCs w:val="24"/>
+          <w:lang w:val="hu-HU"/>
+        </w:rPr>
+        <w:t>pl.cél, torony, vicc</w:t>
       </w:r>
     </w:p>
     <w:sectPr>
@@ -8404,6 +9800,143 @@
     </w:lvl>
   </w:abstractNum>
   <w:abstractNum w:abstractNumId="20">
+    <w:lvl w:ilvl="0">
+      <w:start w:val="1"/>
+      <w:numFmt w:val="bullet"/>
+      <w:lvlText w:val=""/>
+      <w:lvlJc w:val="start"/>
+      <w:pPr>
+        <w:tabs>
+          <w:tab w:val="num" w:pos="720"/>
+        </w:tabs>
+        <w:ind w:start="720" w:hanging="360"/>
+      </w:pPr>
+      <w:rPr>
+        <w:rFonts w:ascii="Symbol" w:hAnsi="Symbol" w:cs="Symbol" w:hint="default"/>
+      </w:rPr>
+    </w:lvl>
+    <w:lvl w:ilvl="1">
+      <w:start w:val="1"/>
+      <w:numFmt w:val="bullet"/>
+      <w:lvlText w:val=""/>
+      <w:lvlJc w:val="start"/>
+      <w:pPr>
+        <w:tabs>
+          <w:tab w:val="num" w:pos="1080"/>
+        </w:tabs>
+        <w:ind w:start="1080" w:hanging="360"/>
+      </w:pPr>
+      <w:rPr>
+        <w:rFonts w:ascii="Symbol" w:hAnsi="Symbol" w:cs="Symbol" w:hint="default"/>
+      </w:rPr>
+    </w:lvl>
+    <w:lvl w:ilvl="2">
+      <w:start w:val="1"/>
+      <w:numFmt w:val="bullet"/>
+      <w:lvlText w:val=""/>
+      <w:lvlJc w:val="start"/>
+      <w:pPr>
+        <w:tabs>
+          <w:tab w:val="num" w:pos="1440"/>
+        </w:tabs>
+        <w:ind w:start="1440" w:hanging="360"/>
+      </w:pPr>
+      <w:rPr>
+        <w:rFonts w:ascii="Wingdings 2" w:hAnsi="Wingdings 2" w:cs="Wingdings 2" w:hint="default"/>
+      </w:rPr>
+    </w:lvl>
+    <w:lvl w:ilvl="3">
+      <w:start w:val="1"/>
+      <w:numFmt w:val="bullet"/>
+      <w:lvlText w:val=""/>
+      <w:lvlJc w:val="start"/>
+      <w:pPr>
+        <w:tabs>
+          <w:tab w:val="num" w:pos="1800"/>
+        </w:tabs>
+        <w:ind w:start="1800" w:hanging="360"/>
+      </w:pPr>
+      <w:rPr>
+        <w:rFonts w:ascii="MT Extra" w:hAnsi="MT Extra" w:cs="MT Extra" w:hint="default"/>
+      </w:rPr>
+    </w:lvl>
+    <w:lvl w:ilvl="4">
+      <w:start w:val="1"/>
+      <w:numFmt w:val="bullet"/>
+      <w:lvlText w:val="►"/>
+      <w:lvlJc w:val="start"/>
+      <w:pPr>
+        <w:tabs>
+          <w:tab w:val="num" w:pos="2160"/>
+        </w:tabs>
+        <w:ind w:start="2160" w:hanging="360"/>
+      </w:pPr>
+      <w:rPr>
+        <w:rFonts w:ascii="OpenSymbol" w:hAnsi="OpenSymbol" w:cs="OpenSymbol" w:hint="default"/>
+      </w:rPr>
+    </w:lvl>
+    <w:lvl w:ilvl="5">
+      <w:start w:val="1"/>
+      <w:numFmt w:val="bullet"/>
+      <w:lvlText w:val=""/>
+      <w:lvlJc w:val="start"/>
+      <w:pPr>
+        <w:tabs>
+          <w:tab w:val="num" w:pos="2520"/>
+        </w:tabs>
+        <w:ind w:start="2520" w:hanging="360"/>
+      </w:pPr>
+      <w:rPr>
+        <w:rFonts w:ascii="Symbol" w:hAnsi="Symbol" w:cs="Symbol" w:hint="default"/>
+      </w:rPr>
+    </w:lvl>
+    <w:lvl w:ilvl="6">
+      <w:start w:val="1"/>
+      <w:numFmt w:val="bullet"/>
+      <w:lvlText w:val="-"/>
+      <w:lvlJc w:val="start"/>
+      <w:pPr>
+        <w:tabs>
+          <w:tab w:val="num" w:pos="2880"/>
+        </w:tabs>
+        <w:ind w:start="2880" w:hanging="360"/>
+      </w:pPr>
+      <w:rPr>
+        <w:rFonts w:ascii="OpenSymbol" w:hAnsi="OpenSymbol" w:cs="OpenSymbol" w:hint="default"/>
+      </w:rPr>
+    </w:lvl>
+    <w:lvl w:ilvl="7">
+      <w:start w:val="1"/>
+      <w:numFmt w:val="bullet"/>
+      <w:lvlText w:val=""/>
+      <w:lvlJc w:val="start"/>
+      <w:pPr>
+        <w:tabs>
+          <w:tab w:val="num" w:pos="3240"/>
+        </w:tabs>
+        <w:ind w:start="3240" w:hanging="360"/>
+      </w:pPr>
+      <w:rPr>
+        <w:rFonts w:ascii="Symbol" w:hAnsi="Symbol" w:cs="Symbol" w:hint="default"/>
+      </w:rPr>
+    </w:lvl>
+    <w:lvl w:ilvl="8">
+      <w:start w:val="1"/>
+      <w:numFmt w:val="bullet"/>
+      <w:lvlText w:val=""/>
+      <w:lvlJc w:val="start"/>
+      <w:pPr>
+        <w:tabs>
+          <w:tab w:val="num" w:pos="3600"/>
+        </w:tabs>
+        <w:ind w:start="3600" w:hanging="360"/>
+      </w:pPr>
+      <w:rPr>
+        <w:rFonts w:ascii="Symbol" w:hAnsi="Symbol" w:cs="Symbol" w:hint="default"/>
+      </w:rPr>
+    </w:lvl>
+  </w:abstractNum>
+  <w:abstractNum w:abstractNumId="21">
     <w:lvl w:ilvl="0">
       <w:start w:val="1"/>
       <w:numFmt w:val="none"/>
@@ -8582,6 +10115,9 @@
   <w:num w:numId="20">
     <w:abstractNumId w:val="20"/>
   </w:num>
+  <w:num w:numId="21">
+    <w:abstractNumId w:val="21"/>
+  </w:num>
 </w:numbering>
 </file>
 
@@ -8642,15 +10178,15 @@
       <w:szCs w:val="36"/>
     </w:rPr>
   </w:style>
-  <w:style w:type="character" w:styleId="Bullets">
-    <w:name w:val="Bullets"/>
+  <w:style w:type="character" w:styleId="Bulletsuser">
+    <w:name w:val="Bullets (user)"/>
     <w:qFormat/>
     <w:rPr>
       <w:rFonts w:ascii="OpenSymbol" w:hAnsi="OpenSymbol" w:eastAsia="OpenSymbol" w:cs="OpenSymbol"/>
     </w:rPr>
   </w:style>
-  <w:style w:type="character" w:styleId="Bulletsuser">
-    <w:name w:val="Bullets (user)"/>
+  <w:style w:type="character" w:styleId="Bullets">
+    <w:name w:val="Bullets"/>
     <w:qFormat/>
     <w:rPr>
       <w:rFonts w:ascii="OpenSymbol" w:hAnsi="OpenSymbol" w:eastAsia="OpenSymbol" w:cs="OpenSymbol"/>

--- a/magyar11.docx
+++ b/magyar11.docx
@@ -10178,15 +10178,15 @@
       <w:szCs w:val="36"/>
     </w:rPr>
   </w:style>
-  <w:style w:type="character" w:styleId="Bulletsuser">
-    <w:name w:val="Bullets (user)"/>
+  <w:style w:type="character" w:styleId="Bullets">
+    <w:name w:val="Bullets"/>
     <w:qFormat/>
     <w:rPr>
       <w:rFonts w:ascii="OpenSymbol" w:hAnsi="OpenSymbol" w:eastAsia="OpenSymbol" w:cs="OpenSymbol"/>
     </w:rPr>
   </w:style>
-  <w:style w:type="character" w:styleId="Bullets">
-    <w:name w:val="Bullets"/>
+  <w:style w:type="character" w:styleId="Bulletsuser">
+    <w:name w:val="Bullets (user)"/>
     <w:qFormat/>
     <w:rPr>
       <w:rFonts w:ascii="OpenSymbol" w:hAnsi="OpenSymbol" w:eastAsia="OpenSymbol" w:cs="OpenSymbol"/>

--- a/magyar11.docx
+++ b/magyar11.docx
@@ -7208,6 +7208,849 @@
         <w:t>pl.cél, torony, vicc</w:t>
       </w:r>
     </w:p>
+    <w:p>
+      <w:pPr>
+        <w:pStyle w:val="Normal"/>
+        <w:bidi w:val="0"/>
+        <w:jc w:val="start"/>
+        <w:rPr>
+          <w:b w:val="false"/>
+          <w:bCs w:val="false"/>
+          <w:sz w:val="24"/>
+          <w:szCs w:val="24"/>
+          <w:lang w:val="hu-HU"/>
+        </w:rPr>
+      </w:pPr>
+      <w:r>
+        <w:rPr>
+          <w:b w:val="false"/>
+          <w:bCs w:val="false"/>
+          <w:sz w:val="24"/>
+          <w:szCs w:val="24"/>
+          <w:lang w:val="hu-HU"/>
+        </w:rPr>
+      </w:r>
+    </w:p>
+    <w:p>
+      <w:pPr>
+        <w:pStyle w:val="Normal"/>
+        <w:bidi w:val="0"/>
+        <w:jc w:val="start"/>
+        <w:rPr>
+          <w:b w:val="false"/>
+          <w:bCs w:val="false"/>
+          <w:sz w:val="24"/>
+          <w:szCs w:val="24"/>
+          <w:lang w:val="hu-HU"/>
+        </w:rPr>
+      </w:pPr>
+      <w:r>
+        <w:rPr>
+          <w:b w:val="false"/>
+          <w:bCs w:val="false"/>
+          <w:sz w:val="24"/>
+          <w:szCs w:val="24"/>
+          <w:lang w:val="hu-HU"/>
+        </w:rPr>
+        <w:t>A nyelvújítás(TK. 77-78)</w:t>
+      </w:r>
+    </w:p>
+    <w:p>
+      <w:pPr>
+        <w:pStyle w:val="Normal"/>
+        <w:bidi w:val="0"/>
+        <w:jc w:val="start"/>
+        <w:rPr>
+          <w:b w:val="false"/>
+          <w:bCs w:val="false"/>
+          <w:sz w:val="24"/>
+          <w:szCs w:val="24"/>
+          <w:lang w:val="hu-HU"/>
+        </w:rPr>
+      </w:pPr>
+      <w:r>
+        <w:rPr>
+          <w:b w:val="false"/>
+          <w:bCs w:val="false"/>
+          <w:sz w:val="24"/>
+          <w:szCs w:val="24"/>
+          <w:lang w:val="hu-HU"/>
+        </w:rPr>
+        <w:t>1. Mettől meddig tartott a nyelvújjítás foylamata?</w:t>
+      </w:r>
+    </w:p>
+    <w:p>
+      <w:pPr>
+        <w:pStyle w:val="Normal"/>
+        <w:numPr>
+          <w:ilvl w:val="0"/>
+          <w:numId w:val="22"/>
+        </w:numPr>
+        <w:bidi w:val="0"/>
+        <w:jc w:val="start"/>
+        <w:rPr>
+          <w:b w:val="false"/>
+          <w:bCs w:val="false"/>
+          <w:sz w:val="24"/>
+          <w:szCs w:val="24"/>
+          <w:lang w:val="hu-HU"/>
+        </w:rPr>
+      </w:pPr>
+      <w:r>
+        <w:rPr>
+          <w:b w:val="false"/>
+          <w:bCs w:val="false"/>
+          <w:sz w:val="24"/>
+          <w:szCs w:val="24"/>
+          <w:lang w:val="hu-HU"/>
+        </w:rPr>
+        <w:t>A 18. század végén kezdődött (kb. 1770-es évek), és a 19. század elejéig, a reformkorig tartott.</w:t>
+      </w:r>
+    </w:p>
+    <w:p>
+      <w:pPr>
+        <w:pStyle w:val="Normal"/>
+        <w:numPr>
+          <w:ilvl w:val="0"/>
+          <w:numId w:val="21"/>
+        </w:numPr>
+        <w:bidi w:val="0"/>
+        <w:jc w:val="start"/>
+        <w:rPr>
+          <w:b w:val="false"/>
+          <w:bCs w:val="false"/>
+          <w:sz w:val="24"/>
+          <w:szCs w:val="24"/>
+          <w:lang w:val="hu-HU"/>
+        </w:rPr>
+      </w:pPr>
+      <w:r>
+        <w:rPr>
+          <w:b w:val="false"/>
+          <w:bCs w:val="false"/>
+          <w:sz w:val="24"/>
+          <w:szCs w:val="24"/>
+          <w:lang w:val="hu-HU"/>
+        </w:rPr>
+        <w:t>Lezárásának tekinthető Kazinczy Ferenc 1819-es tanulmánya.</w:t>
+      </w:r>
+    </w:p>
+    <w:p>
+      <w:pPr>
+        <w:pStyle w:val="Normal"/>
+        <w:bidi w:val="0"/>
+        <w:jc w:val="start"/>
+        <w:rPr>
+          <w:b w:val="false"/>
+          <w:bCs w:val="false"/>
+          <w:sz w:val="24"/>
+          <w:szCs w:val="24"/>
+          <w:lang w:val="hu-HU"/>
+        </w:rPr>
+      </w:pPr>
+      <w:r>
+        <w:rPr>
+          <w:b w:val="false"/>
+          <w:bCs w:val="false"/>
+          <w:sz w:val="24"/>
+          <w:szCs w:val="24"/>
+          <w:lang w:val="hu-HU"/>
+        </w:rPr>
+        <w:t>2. Hogyan nevezzük a nyelvújjítási harcban szembenálló feleket?</w:t>
+      </w:r>
+    </w:p>
+    <w:p>
+      <w:pPr>
+        <w:pStyle w:val="Normal"/>
+        <w:numPr>
+          <w:ilvl w:val="0"/>
+          <w:numId w:val="23"/>
+        </w:numPr>
+        <w:bidi w:val="0"/>
+        <w:jc w:val="start"/>
+        <w:rPr>
+          <w:b w:val="false"/>
+          <w:bCs w:val="false"/>
+          <w:sz w:val="24"/>
+          <w:szCs w:val="24"/>
+          <w:lang w:val="hu-HU"/>
+        </w:rPr>
+      </w:pPr>
+      <w:r>
+        <w:rPr>
+          <w:b w:val="false"/>
+          <w:bCs w:val="false"/>
+          <w:sz w:val="24"/>
+          <w:szCs w:val="24"/>
+          <w:lang w:val="hu-HU"/>
+        </w:rPr>
+        <w:t>Ortológusok – hagyományőrzők</w:t>
+      </w:r>
+    </w:p>
+    <w:p>
+      <w:pPr>
+        <w:pStyle w:val="Normal"/>
+        <w:numPr>
+          <w:ilvl w:val="0"/>
+          <w:numId w:val="23"/>
+        </w:numPr>
+        <w:bidi w:val="0"/>
+        <w:jc w:val="start"/>
+        <w:rPr>
+          <w:b w:val="false"/>
+          <w:bCs w:val="false"/>
+          <w:sz w:val="24"/>
+          <w:szCs w:val="24"/>
+          <w:lang w:val="hu-HU"/>
+        </w:rPr>
+      </w:pPr>
+      <w:r>
+        <w:rPr>
+          <w:b w:val="false"/>
+          <w:bCs w:val="false"/>
+          <w:sz w:val="24"/>
+          <w:szCs w:val="24"/>
+          <w:lang w:val="hu-HU"/>
+        </w:rPr>
+        <w:t>Neológusok – nyelvújítók</w:t>
+      </w:r>
+    </w:p>
+    <w:p>
+      <w:pPr>
+        <w:pStyle w:val="Normal"/>
+        <w:bidi w:val="0"/>
+        <w:jc w:val="start"/>
+        <w:rPr>
+          <w:b w:val="false"/>
+          <w:bCs w:val="false"/>
+          <w:sz w:val="24"/>
+          <w:szCs w:val="24"/>
+          <w:lang w:val="hu-HU"/>
+        </w:rPr>
+      </w:pPr>
+      <w:r>
+        <w:rPr>
+          <w:b w:val="false"/>
+          <w:bCs w:val="false"/>
+          <w:sz w:val="24"/>
+          <w:szCs w:val="24"/>
+          <w:lang w:val="hu-HU"/>
+        </w:rPr>
+        <w:t>3. Miylen helyesírási elvek ütköztek egymással, és végül melyik győzött?</w:t>
+      </w:r>
+    </w:p>
+    <w:p>
+      <w:pPr>
+        <w:pStyle w:val="BodyText"/>
+        <w:numPr>
+          <w:ilvl w:val="0"/>
+          <w:numId w:val="24"/>
+        </w:numPr>
+        <w:bidi w:val="0"/>
+        <w:jc w:val="start"/>
+        <w:rPr>
+          <w:b w:val="false"/>
+          <w:bCs w:val="false"/>
+          <w:sz w:val="24"/>
+          <w:szCs w:val="24"/>
+          <w:lang w:val="hu-HU"/>
+        </w:rPr>
+      </w:pPr>
+      <w:r>
+        <w:rPr>
+          <w:rStyle w:val="Strong"/>
+          <w:sz w:val="24"/>
+          <w:szCs w:val="24"/>
+          <w:lang w:val="hu-HU"/>
+        </w:rPr>
+        <w:t>Ütköző elvek:</w:t>
+      </w:r>
+    </w:p>
+    <w:p>
+      <w:pPr>
+        <w:pStyle w:val="BodyText"/>
+        <w:numPr>
+          <w:ilvl w:val="0"/>
+          <w:numId w:val="29"/>
+        </w:numPr>
+        <w:tabs>
+          <w:tab w:val="clear" w:pos="709"/>
+          <w:tab w:val="left" w:pos="0" w:leader="none"/>
+        </w:tabs>
+        <w:ind w:hanging="283" w:start="709"/>
+        <w:rPr>
+          <w:lang w:val="hu-HU"/>
+        </w:rPr>
+      </w:pPr>
+      <w:r>
+        <w:rPr>
+          <w:rStyle w:val="Strong"/>
+          <w:lang w:val="hu-HU"/>
+        </w:rPr>
+        <w:t>Kiejtés elve</w:t>
+      </w:r>
+      <w:r>
+        <w:rPr>
+          <w:lang w:val="hu-HU"/>
+        </w:rPr>
+        <w:t xml:space="preserve"> (ypszilonista): </w:t>
+      </w:r>
+      <w:r>
+        <w:rPr>
+          <w:rStyle w:val="Emphasis"/>
+          <w:lang w:val="hu-HU"/>
+        </w:rPr>
+        <w:t>láttya</w:t>
+      </w:r>
+    </w:p>
+    <w:p>
+      <w:pPr>
+        <w:pStyle w:val="BodyText"/>
+        <w:numPr>
+          <w:ilvl w:val="0"/>
+          <w:numId w:val="30"/>
+        </w:numPr>
+        <w:tabs>
+          <w:tab w:val="clear" w:pos="709"/>
+          <w:tab w:val="left" w:pos="0" w:leader="none"/>
+        </w:tabs>
+        <w:ind w:hanging="283" w:start="709"/>
+        <w:rPr>
+          <w:lang w:val="hu-HU"/>
+        </w:rPr>
+      </w:pPr>
+      <w:r>
+        <w:rPr>
+          <w:rStyle w:val="Strong"/>
+          <w:lang w:val="hu-HU"/>
+        </w:rPr>
+        <w:t>Szóelemzés elve</w:t>
+      </w:r>
+      <w:r>
+        <w:rPr>
+          <w:lang w:val="hu-HU"/>
+        </w:rPr>
+        <w:t xml:space="preserve"> (jottista): </w:t>
+      </w:r>
+      <w:r>
+        <w:rPr>
+          <w:rStyle w:val="Emphasis"/>
+          <w:lang w:val="hu-HU"/>
+        </w:rPr>
+        <w:t>látja</w:t>
+      </w:r>
+    </w:p>
+    <w:p>
+      <w:pPr>
+        <w:pStyle w:val="BodyText"/>
+        <w:numPr>
+          <w:ilvl w:val="0"/>
+          <w:numId w:val="31"/>
+        </w:numPr>
+        <w:tabs>
+          <w:tab w:val="clear" w:pos="709"/>
+          <w:tab w:val="left" w:pos="0" w:leader="none"/>
+        </w:tabs>
+        <w:ind w:hanging="283" w:start="709"/>
+        <w:rPr>
+          <w:lang w:val="hu-HU"/>
+        </w:rPr>
+      </w:pPr>
+      <w:r>
+        <w:rPr>
+          <w:rStyle w:val="Strong"/>
+          <w:lang w:val="hu-HU"/>
+        </w:rPr>
+        <w:t>A szóelemzés elve győzött</w:t>
+      </w:r>
+      <w:r>
+        <w:rPr>
+          <w:lang w:val="hu-HU"/>
+        </w:rPr>
+        <w:t xml:space="preserve">, vagyis a </w:t>
+      </w:r>
+      <w:r>
+        <w:rPr>
+          <w:rStyle w:val="Strong"/>
+          <w:lang w:val="hu-HU"/>
+        </w:rPr>
+        <w:t>jottista írásmód</w:t>
+      </w:r>
+      <w:r>
+        <w:rPr>
+          <w:lang w:val="hu-HU"/>
+        </w:rPr>
+        <w:t>.</w:t>
+      </w:r>
+    </w:p>
+    <w:p>
+      <w:pPr>
+        <w:pStyle w:val="Normal"/>
+        <w:bidi w:val="0"/>
+        <w:jc w:val="start"/>
+        <w:rPr>
+          <w:b w:val="false"/>
+          <w:bCs w:val="false"/>
+          <w:sz w:val="24"/>
+          <w:szCs w:val="24"/>
+          <w:lang w:val="hu-HU"/>
+        </w:rPr>
+      </w:pPr>
+      <w:r>
+        <w:rPr>
+          <w:b w:val="false"/>
+          <w:bCs w:val="false"/>
+          <w:sz w:val="24"/>
+          <w:szCs w:val="24"/>
+          <w:lang w:val="hu-HU"/>
+        </w:rPr>
+        <w:t>4. Jelöld idővonalon a nyelvújjítási harc során keletkezett röpiratokat, pamfieteket!</w:t>
+      </w:r>
+    </w:p>
+    <w:p>
+      <w:pPr>
+        <w:pStyle w:val="Normal"/>
+        <w:numPr>
+          <w:ilvl w:val="0"/>
+          <w:numId w:val="25"/>
+        </w:numPr>
+        <w:bidi w:val="0"/>
+        <w:jc w:val="start"/>
+        <w:rPr>
+          <w:b w:val="false"/>
+          <w:bCs w:val="false"/>
+          <w:sz w:val="24"/>
+          <w:szCs w:val="24"/>
+          <w:lang w:val="hu-HU"/>
+        </w:rPr>
+      </w:pPr>
+      <w:r>
+        <w:rPr>
+          <w:b w:val="false"/>
+          <w:bCs w:val="false"/>
+          <w:sz w:val="24"/>
+          <w:szCs w:val="24"/>
+          <w:lang w:val="hu-HU"/>
+        </w:rPr>
+        <w:t>Idővonal:</w:t>
+      </w:r>
+    </w:p>
+    <w:p>
+      <w:pPr>
+        <w:pStyle w:val="Normal"/>
+        <w:numPr>
+          <w:ilvl w:val="0"/>
+          <w:numId w:val="25"/>
+        </w:numPr>
+        <w:bidi w:val="0"/>
+        <w:jc w:val="start"/>
+        <w:rPr>
+          <w:b w:val="false"/>
+          <w:bCs w:val="false"/>
+          <w:sz w:val="24"/>
+          <w:szCs w:val="24"/>
+          <w:lang w:val="hu-HU"/>
+        </w:rPr>
+      </w:pPr>
+      <w:r>
+        <w:rPr>
+          <w:b w:val="false"/>
+          <w:bCs w:val="false"/>
+          <w:sz w:val="24"/>
+          <w:szCs w:val="24"/>
+          <w:lang w:val="hu-HU"/>
+        </w:rPr>
+        <w:t>1778 – Bessenyei György: Magyarság (röpirat)</w:t>
+      </w:r>
+    </w:p>
+    <w:p>
+      <w:pPr>
+        <w:pStyle w:val="Normal"/>
+        <w:numPr>
+          <w:ilvl w:val="0"/>
+          <w:numId w:val="25"/>
+        </w:numPr>
+        <w:bidi w:val="0"/>
+        <w:jc w:val="start"/>
+        <w:rPr>
+          <w:b w:val="false"/>
+          <w:bCs w:val="false"/>
+          <w:sz w:val="24"/>
+          <w:szCs w:val="24"/>
+          <w:lang w:val="hu-HU"/>
+        </w:rPr>
+      </w:pPr>
+      <w:r>
+        <w:rPr>
+          <w:b w:val="false"/>
+          <w:bCs w:val="false"/>
+          <w:sz w:val="24"/>
+          <w:szCs w:val="24"/>
+          <w:lang w:val="hu-HU"/>
+        </w:rPr>
+        <w:t>1813 – Mondolat (névtelen pamflet, ortológusok)</w:t>
+      </w:r>
+    </w:p>
+    <w:p>
+      <w:pPr>
+        <w:pStyle w:val="Normal"/>
+        <w:numPr>
+          <w:ilvl w:val="0"/>
+          <w:numId w:val="25"/>
+        </w:numPr>
+        <w:bidi w:val="0"/>
+        <w:jc w:val="start"/>
+        <w:rPr>
+          <w:b w:val="false"/>
+          <w:bCs w:val="false"/>
+          <w:sz w:val="24"/>
+          <w:szCs w:val="24"/>
+          <w:lang w:val="hu-HU"/>
+        </w:rPr>
+      </w:pPr>
+      <w:r>
+        <w:rPr>
+          <w:b w:val="false"/>
+          <w:bCs w:val="false"/>
+          <w:sz w:val="24"/>
+          <w:szCs w:val="24"/>
+          <w:lang w:val="hu-HU"/>
+        </w:rPr>
+        <w:t>1815 – Felelet a Mondolatra (Kölcsey Ferenc – Szemere Pál)</w:t>
+      </w:r>
+    </w:p>
+    <w:p>
+      <w:pPr>
+        <w:pStyle w:val="Normal"/>
+        <w:numPr>
+          <w:ilvl w:val="0"/>
+          <w:numId w:val="25"/>
+        </w:numPr>
+        <w:bidi w:val="0"/>
+        <w:jc w:val="start"/>
+        <w:rPr>
+          <w:b w:val="false"/>
+          <w:bCs w:val="false"/>
+          <w:sz w:val="24"/>
+          <w:szCs w:val="24"/>
+          <w:lang w:val="hu-HU"/>
+        </w:rPr>
+      </w:pPr>
+      <w:r>
+        <w:rPr>
+          <w:b w:val="false"/>
+          <w:bCs w:val="false"/>
+          <w:sz w:val="24"/>
+          <w:szCs w:val="24"/>
+          <w:lang w:val="hu-HU"/>
+        </w:rPr>
+        <w:t>1819 – Kazinczy Ferenc: Ortológus és neológus nálunk és más nemzeteknél (vita lezárása)</w:t>
+      </w:r>
+    </w:p>
+    <w:p>
+      <w:pPr>
+        <w:pStyle w:val="Normal"/>
+        <w:bidi w:val="0"/>
+        <w:jc w:val="start"/>
+        <w:rPr>
+          <w:b w:val="false"/>
+          <w:bCs w:val="false"/>
+          <w:sz w:val="24"/>
+          <w:szCs w:val="24"/>
+          <w:lang w:val="hu-HU"/>
+        </w:rPr>
+      </w:pPr>
+      <w:r>
+        <w:rPr>
+          <w:b w:val="false"/>
+          <w:bCs w:val="false"/>
+          <w:sz w:val="24"/>
+          <w:szCs w:val="24"/>
+          <w:lang w:val="hu-HU"/>
+        </w:rPr>
+        <w:t>5. Sorold fel a nyelvújjítók szóalkotási módjait 1-1 példában</w:t>
+      </w:r>
+    </w:p>
+    <w:p>
+      <w:pPr>
+        <w:pStyle w:val="Normal"/>
+        <w:numPr>
+          <w:ilvl w:val="0"/>
+          <w:numId w:val="26"/>
+        </w:numPr>
+        <w:bidi w:val="0"/>
+        <w:jc w:val="start"/>
+        <w:rPr>
+          <w:b w:val="false"/>
+          <w:bCs w:val="false"/>
+          <w:sz w:val="24"/>
+          <w:szCs w:val="24"/>
+          <w:lang w:val="hu-HU"/>
+        </w:rPr>
+      </w:pPr>
+      <w:r>
+        <w:rPr>
+          <w:b w:val="false"/>
+          <w:bCs w:val="false"/>
+          <w:sz w:val="24"/>
+          <w:szCs w:val="24"/>
+          <w:lang w:val="hu-HU"/>
+        </w:rPr>
+        <w:t>Szóképzés: élmény</w:t>
+      </w:r>
+    </w:p>
+    <w:p>
+      <w:pPr>
+        <w:pStyle w:val="Normal"/>
+        <w:numPr>
+          <w:ilvl w:val="0"/>
+          <w:numId w:val="26"/>
+        </w:numPr>
+        <w:bidi w:val="0"/>
+        <w:jc w:val="start"/>
+        <w:rPr>
+          <w:b w:val="false"/>
+          <w:bCs w:val="false"/>
+          <w:sz w:val="24"/>
+          <w:szCs w:val="24"/>
+          <w:lang w:val="hu-HU"/>
+        </w:rPr>
+      </w:pPr>
+      <w:r>
+        <w:rPr>
+          <w:b w:val="false"/>
+          <w:bCs w:val="false"/>
+          <w:sz w:val="24"/>
+          <w:szCs w:val="24"/>
+          <w:lang w:val="hu-HU"/>
+        </w:rPr>
+        <w:t>Új képzőbokor: nyárias</w:t>
+      </w:r>
+    </w:p>
+    <w:p>
+      <w:pPr>
+        <w:pStyle w:val="Normal"/>
+        <w:numPr>
+          <w:ilvl w:val="0"/>
+          <w:numId w:val="26"/>
+        </w:numPr>
+        <w:bidi w:val="0"/>
+        <w:jc w:val="start"/>
+        <w:rPr>
+          <w:b w:val="false"/>
+          <w:bCs w:val="false"/>
+          <w:sz w:val="24"/>
+          <w:szCs w:val="24"/>
+          <w:lang w:val="hu-HU"/>
+        </w:rPr>
+      </w:pPr>
+      <w:r>
+        <w:rPr>
+          <w:b w:val="false"/>
+          <w:bCs w:val="false"/>
+          <w:sz w:val="24"/>
+          <w:szCs w:val="24"/>
+          <w:lang w:val="hu-HU"/>
+        </w:rPr>
+        <w:t>Régi (nem produktív) képző: állam</w:t>
+      </w:r>
+    </w:p>
+    <w:p>
+      <w:pPr>
+        <w:pStyle w:val="Normal"/>
+        <w:numPr>
+          <w:ilvl w:val="0"/>
+          <w:numId w:val="26"/>
+        </w:numPr>
+        <w:bidi w:val="0"/>
+        <w:jc w:val="start"/>
+        <w:rPr>
+          <w:b w:val="false"/>
+          <w:bCs w:val="false"/>
+          <w:sz w:val="24"/>
+          <w:szCs w:val="24"/>
+          <w:lang w:val="hu-HU"/>
+        </w:rPr>
+      </w:pPr>
+      <w:r>
+        <w:rPr>
+          <w:b w:val="false"/>
+          <w:bCs w:val="false"/>
+          <w:sz w:val="24"/>
+          <w:szCs w:val="24"/>
+          <w:lang w:val="hu-HU"/>
+        </w:rPr>
+        <w:t>Új képző: cukrászda</w:t>
+      </w:r>
+    </w:p>
+    <w:p>
+      <w:pPr>
+        <w:pStyle w:val="Normal"/>
+        <w:numPr>
+          <w:ilvl w:val="0"/>
+          <w:numId w:val="26"/>
+        </w:numPr>
+        <w:bidi w:val="0"/>
+        <w:jc w:val="start"/>
+        <w:rPr>
+          <w:b w:val="false"/>
+          <w:bCs w:val="false"/>
+          <w:sz w:val="24"/>
+          <w:szCs w:val="24"/>
+          <w:lang w:val="hu-HU"/>
+        </w:rPr>
+      </w:pPr>
+      <w:r>
+        <w:rPr>
+          <w:b w:val="false"/>
+          <w:bCs w:val="false"/>
+          <w:sz w:val="24"/>
+          <w:szCs w:val="24"/>
+          <w:lang w:val="hu-HU"/>
+        </w:rPr>
+        <w:t>Szóelvonás: emlék (← emlékeztet)</w:t>
+      </w:r>
+    </w:p>
+    <w:p>
+      <w:pPr>
+        <w:pStyle w:val="Normal"/>
+        <w:numPr>
+          <w:ilvl w:val="0"/>
+          <w:numId w:val="26"/>
+        </w:numPr>
+        <w:bidi w:val="0"/>
+        <w:jc w:val="start"/>
+        <w:rPr>
+          <w:b w:val="false"/>
+          <w:bCs w:val="false"/>
+          <w:sz w:val="24"/>
+          <w:szCs w:val="24"/>
+          <w:lang w:val="hu-HU"/>
+        </w:rPr>
+      </w:pPr>
+      <w:r>
+        <w:rPr>
+          <w:b w:val="false"/>
+          <w:bCs w:val="false"/>
+          <w:sz w:val="24"/>
+          <w:szCs w:val="24"/>
+          <w:lang w:val="hu-HU"/>
+        </w:rPr>
+        <w:t>Szóösszetétel: vasút</w:t>
+      </w:r>
+    </w:p>
+    <w:p>
+      <w:pPr>
+        <w:pStyle w:val="Normal"/>
+        <w:numPr>
+          <w:ilvl w:val="0"/>
+          <w:numId w:val="26"/>
+        </w:numPr>
+        <w:bidi w:val="0"/>
+        <w:jc w:val="start"/>
+        <w:rPr>
+          <w:b w:val="false"/>
+          <w:bCs w:val="false"/>
+          <w:sz w:val="24"/>
+          <w:szCs w:val="24"/>
+          <w:lang w:val="hu-HU"/>
+        </w:rPr>
+      </w:pPr>
+      <w:r>
+        <w:rPr>
+          <w:b w:val="false"/>
+          <w:bCs w:val="false"/>
+          <w:sz w:val="24"/>
+          <w:szCs w:val="24"/>
+          <w:lang w:val="hu-HU"/>
+        </w:rPr>
+        <w:t>Elavult szó felújítása: hon</w:t>
+      </w:r>
+    </w:p>
+    <w:p>
+      <w:pPr>
+        <w:pStyle w:val="Normal"/>
+        <w:numPr>
+          <w:ilvl w:val="0"/>
+          <w:numId w:val="26"/>
+        </w:numPr>
+        <w:bidi w:val="0"/>
+        <w:jc w:val="start"/>
+        <w:rPr>
+          <w:b w:val="false"/>
+          <w:bCs w:val="false"/>
+          <w:sz w:val="24"/>
+          <w:szCs w:val="24"/>
+          <w:lang w:val="hu-HU"/>
+        </w:rPr>
+      </w:pPr>
+      <w:r>
+        <w:rPr>
+          <w:b w:val="false"/>
+          <w:bCs w:val="false"/>
+          <w:sz w:val="24"/>
+          <w:szCs w:val="24"/>
+          <w:lang w:val="hu-HU"/>
+        </w:rPr>
+        <w:t>Nyelvjárási szó átvétele: barangol</w:t>
+      </w:r>
+    </w:p>
+    <w:p>
+      <w:pPr>
+        <w:pStyle w:val="Normal"/>
+        <w:numPr>
+          <w:ilvl w:val="0"/>
+          <w:numId w:val="26"/>
+        </w:numPr>
+        <w:bidi w:val="0"/>
+        <w:jc w:val="start"/>
+        <w:rPr>
+          <w:b w:val="false"/>
+          <w:bCs w:val="false"/>
+          <w:sz w:val="24"/>
+          <w:szCs w:val="24"/>
+          <w:lang w:val="hu-HU"/>
+        </w:rPr>
+      </w:pPr>
+      <w:r>
+        <w:rPr>
+          <w:b w:val="false"/>
+          <w:bCs w:val="false"/>
+          <w:sz w:val="24"/>
+          <w:szCs w:val="24"/>
+          <w:lang w:val="hu-HU"/>
+        </w:rPr>
+        <w:t>Idegen szó fordítása: rokonszenv</w:t>
+      </w:r>
+    </w:p>
+    <w:p>
+      <w:pPr>
+        <w:pStyle w:val="Normal"/>
+        <w:numPr>
+          <w:ilvl w:val="0"/>
+          <w:numId w:val="26"/>
+        </w:numPr>
+        <w:bidi w:val="0"/>
+        <w:jc w:val="start"/>
+        <w:rPr>
+          <w:b w:val="false"/>
+          <w:bCs w:val="false"/>
+          <w:sz w:val="24"/>
+          <w:szCs w:val="24"/>
+          <w:lang w:val="hu-HU"/>
+        </w:rPr>
+      </w:pPr>
+      <w:r>
+        <w:rPr>
+          <w:b w:val="false"/>
+          <w:bCs w:val="false"/>
+          <w:sz w:val="24"/>
+          <w:szCs w:val="24"/>
+          <w:lang w:val="hu-HU"/>
+        </w:rPr>
+        <w:t>Idegen szó magyarosítása: bálna</w:t>
+      </w:r>
+    </w:p>
     <w:sectPr>
       <w:type w:val="nextPage"/>
       <w:pgSz w:w="12240" w:h="15840"/>
@@ -9937,6 +10780,965 @@
     </w:lvl>
   </w:abstractNum>
   <w:abstractNum w:abstractNumId="21">
+    <w:lvl w:ilvl="0">
+      <w:start w:val="1"/>
+      <w:numFmt w:val="bullet"/>
+      <w:lvlText w:val=""/>
+      <w:lvlJc w:val="start"/>
+      <w:pPr>
+        <w:tabs>
+          <w:tab w:val="num" w:pos="720"/>
+        </w:tabs>
+        <w:ind w:start="720" w:hanging="360"/>
+      </w:pPr>
+      <w:rPr>
+        <w:rFonts w:ascii="Symbol" w:hAnsi="Symbol" w:cs="Symbol" w:hint="default"/>
+      </w:rPr>
+    </w:lvl>
+    <w:lvl w:ilvl="1">
+      <w:start w:val="1"/>
+      <w:numFmt w:val="bullet"/>
+      <w:lvlText w:val=""/>
+      <w:lvlJc w:val="start"/>
+      <w:pPr>
+        <w:tabs>
+          <w:tab w:val="num" w:pos="1080"/>
+        </w:tabs>
+        <w:ind w:start="1080" w:hanging="360"/>
+      </w:pPr>
+      <w:rPr>
+        <w:rFonts w:ascii="Wingdings" w:hAnsi="Wingdings" w:cs="Wingdings" w:hint="default"/>
+      </w:rPr>
+    </w:lvl>
+    <w:lvl w:ilvl="2">
+      <w:start w:val="1"/>
+      <w:numFmt w:val="bullet"/>
+      <w:lvlText w:val=""/>
+      <w:lvlJc w:val="start"/>
+      <w:pPr>
+        <w:tabs>
+          <w:tab w:val="num" w:pos="1440"/>
+        </w:tabs>
+        <w:ind w:start="1440" w:hanging="360"/>
+      </w:pPr>
+      <w:rPr>
+        <w:rFonts w:ascii="Wingdings 2" w:hAnsi="Wingdings 2" w:cs="Wingdings 2" w:hint="default"/>
+      </w:rPr>
+    </w:lvl>
+    <w:lvl w:ilvl="3">
+      <w:start w:val="1"/>
+      <w:numFmt w:val="bullet"/>
+      <w:lvlText w:val=""/>
+      <w:lvlJc w:val="start"/>
+      <w:pPr>
+        <w:tabs>
+          <w:tab w:val="num" w:pos="1800"/>
+        </w:tabs>
+        <w:ind w:start="1800" w:hanging="360"/>
+      </w:pPr>
+      <w:rPr>
+        <w:rFonts w:ascii="MT Extra" w:hAnsi="MT Extra" w:cs="MT Extra" w:hint="default"/>
+      </w:rPr>
+    </w:lvl>
+    <w:lvl w:ilvl="4">
+      <w:start w:val="1"/>
+      <w:numFmt w:val="bullet"/>
+      <w:lvlText w:val="►"/>
+      <w:lvlJc w:val="start"/>
+      <w:pPr>
+        <w:tabs>
+          <w:tab w:val="num" w:pos="2160"/>
+        </w:tabs>
+        <w:ind w:start="2160" w:hanging="360"/>
+      </w:pPr>
+      <w:rPr>
+        <w:rFonts w:ascii="OpenSymbol" w:hAnsi="OpenSymbol" w:cs="OpenSymbol" w:hint="default"/>
+      </w:rPr>
+    </w:lvl>
+    <w:lvl w:ilvl="5">
+      <w:start w:val="1"/>
+      <w:numFmt w:val="bullet"/>
+      <w:lvlText w:val=""/>
+      <w:lvlJc w:val="start"/>
+      <w:pPr>
+        <w:tabs>
+          <w:tab w:val="num" w:pos="2520"/>
+        </w:tabs>
+        <w:ind w:start="2520" w:hanging="360"/>
+      </w:pPr>
+      <w:rPr>
+        <w:rFonts w:ascii="Symbol" w:hAnsi="Symbol" w:cs="Symbol" w:hint="default"/>
+      </w:rPr>
+    </w:lvl>
+    <w:lvl w:ilvl="6">
+      <w:start w:val="1"/>
+      <w:numFmt w:val="bullet"/>
+      <w:lvlText w:val="-"/>
+      <w:lvlJc w:val="start"/>
+      <w:pPr>
+        <w:tabs>
+          <w:tab w:val="num" w:pos="2880"/>
+        </w:tabs>
+        <w:ind w:start="2880" w:hanging="360"/>
+      </w:pPr>
+      <w:rPr>
+        <w:rFonts w:ascii="OpenSymbol" w:hAnsi="OpenSymbol" w:cs="OpenSymbol" w:hint="default"/>
+      </w:rPr>
+    </w:lvl>
+    <w:lvl w:ilvl="7">
+      <w:start w:val="1"/>
+      <w:numFmt w:val="bullet"/>
+      <w:lvlText w:val=""/>
+      <w:lvlJc w:val="start"/>
+      <w:pPr>
+        <w:tabs>
+          <w:tab w:val="num" w:pos="3240"/>
+        </w:tabs>
+        <w:ind w:start="3240" w:hanging="360"/>
+      </w:pPr>
+      <w:rPr>
+        <w:rFonts w:ascii="Symbol" w:hAnsi="Symbol" w:cs="Symbol" w:hint="default"/>
+      </w:rPr>
+    </w:lvl>
+    <w:lvl w:ilvl="8">
+      <w:start w:val="1"/>
+      <w:numFmt w:val="bullet"/>
+      <w:lvlText w:val=""/>
+      <w:lvlJc w:val="start"/>
+      <w:pPr>
+        <w:tabs>
+          <w:tab w:val="num" w:pos="3600"/>
+        </w:tabs>
+        <w:ind w:start="3600" w:hanging="360"/>
+      </w:pPr>
+      <w:rPr>
+        <w:rFonts w:ascii="Symbol" w:hAnsi="Symbol" w:cs="Symbol" w:hint="default"/>
+      </w:rPr>
+    </w:lvl>
+  </w:abstractNum>
+  <w:abstractNum w:abstractNumId="22">
+    <w:lvl w:ilvl="0">
+      <w:start w:val="1"/>
+      <w:numFmt w:val="bullet"/>
+      <w:lvlText w:val=""/>
+      <w:lvlJc w:val="start"/>
+      <w:pPr>
+        <w:tabs>
+          <w:tab w:val="num" w:pos="720"/>
+        </w:tabs>
+        <w:ind w:start="720" w:hanging="360"/>
+      </w:pPr>
+      <w:rPr>
+        <w:rFonts w:ascii="Symbol" w:hAnsi="Symbol" w:cs="Symbol" w:hint="default"/>
+      </w:rPr>
+    </w:lvl>
+    <w:lvl w:ilvl="1">
+      <w:start w:val="1"/>
+      <w:numFmt w:val="bullet"/>
+      <w:lvlText w:val=""/>
+      <w:lvlJc w:val="start"/>
+      <w:pPr>
+        <w:tabs>
+          <w:tab w:val="num" w:pos="1080"/>
+        </w:tabs>
+        <w:ind w:start="1080" w:hanging="360"/>
+      </w:pPr>
+      <w:rPr>
+        <w:rFonts w:ascii="Wingdings" w:hAnsi="Wingdings" w:cs="Wingdings" w:hint="default"/>
+      </w:rPr>
+    </w:lvl>
+    <w:lvl w:ilvl="2">
+      <w:start w:val="1"/>
+      <w:numFmt w:val="bullet"/>
+      <w:lvlText w:val=""/>
+      <w:lvlJc w:val="start"/>
+      <w:pPr>
+        <w:tabs>
+          <w:tab w:val="num" w:pos="1440"/>
+        </w:tabs>
+        <w:ind w:start="1440" w:hanging="360"/>
+      </w:pPr>
+      <w:rPr>
+        <w:rFonts w:ascii="Wingdings 2" w:hAnsi="Wingdings 2" w:cs="Wingdings 2" w:hint="default"/>
+      </w:rPr>
+    </w:lvl>
+    <w:lvl w:ilvl="3">
+      <w:start w:val="1"/>
+      <w:numFmt w:val="bullet"/>
+      <w:lvlText w:val=""/>
+      <w:lvlJc w:val="start"/>
+      <w:pPr>
+        <w:tabs>
+          <w:tab w:val="num" w:pos="1800"/>
+        </w:tabs>
+        <w:ind w:start="1800" w:hanging="360"/>
+      </w:pPr>
+      <w:rPr>
+        <w:rFonts w:ascii="MT Extra" w:hAnsi="MT Extra" w:cs="MT Extra" w:hint="default"/>
+      </w:rPr>
+    </w:lvl>
+    <w:lvl w:ilvl="4">
+      <w:start w:val="1"/>
+      <w:numFmt w:val="bullet"/>
+      <w:lvlText w:val="►"/>
+      <w:lvlJc w:val="start"/>
+      <w:pPr>
+        <w:tabs>
+          <w:tab w:val="num" w:pos="2160"/>
+        </w:tabs>
+        <w:ind w:start="2160" w:hanging="360"/>
+      </w:pPr>
+      <w:rPr>
+        <w:rFonts w:ascii="OpenSymbol" w:hAnsi="OpenSymbol" w:cs="OpenSymbol" w:hint="default"/>
+      </w:rPr>
+    </w:lvl>
+    <w:lvl w:ilvl="5">
+      <w:start w:val="1"/>
+      <w:numFmt w:val="bullet"/>
+      <w:lvlText w:val=""/>
+      <w:lvlJc w:val="start"/>
+      <w:pPr>
+        <w:tabs>
+          <w:tab w:val="num" w:pos="2520"/>
+        </w:tabs>
+        <w:ind w:start="2520" w:hanging="360"/>
+      </w:pPr>
+      <w:rPr>
+        <w:rFonts w:ascii="Symbol" w:hAnsi="Symbol" w:cs="Symbol" w:hint="default"/>
+      </w:rPr>
+    </w:lvl>
+    <w:lvl w:ilvl="6">
+      <w:start w:val="1"/>
+      <w:numFmt w:val="bullet"/>
+      <w:lvlText w:val="-"/>
+      <w:lvlJc w:val="start"/>
+      <w:pPr>
+        <w:tabs>
+          <w:tab w:val="num" w:pos="2880"/>
+        </w:tabs>
+        <w:ind w:start="2880" w:hanging="360"/>
+      </w:pPr>
+      <w:rPr>
+        <w:rFonts w:ascii="OpenSymbol" w:hAnsi="OpenSymbol" w:cs="OpenSymbol" w:hint="default"/>
+      </w:rPr>
+    </w:lvl>
+    <w:lvl w:ilvl="7">
+      <w:start w:val="1"/>
+      <w:numFmt w:val="bullet"/>
+      <w:lvlText w:val=""/>
+      <w:lvlJc w:val="start"/>
+      <w:pPr>
+        <w:tabs>
+          <w:tab w:val="num" w:pos="3240"/>
+        </w:tabs>
+        <w:ind w:start="3240" w:hanging="360"/>
+      </w:pPr>
+      <w:rPr>
+        <w:rFonts w:ascii="Symbol" w:hAnsi="Symbol" w:cs="Symbol" w:hint="default"/>
+      </w:rPr>
+    </w:lvl>
+    <w:lvl w:ilvl="8">
+      <w:start w:val="1"/>
+      <w:numFmt w:val="bullet"/>
+      <w:lvlText w:val=""/>
+      <w:lvlJc w:val="start"/>
+      <w:pPr>
+        <w:tabs>
+          <w:tab w:val="num" w:pos="3600"/>
+        </w:tabs>
+        <w:ind w:start="3600" w:hanging="360"/>
+      </w:pPr>
+      <w:rPr>
+        <w:rFonts w:ascii="Symbol" w:hAnsi="Symbol" w:cs="Symbol" w:hint="default"/>
+      </w:rPr>
+    </w:lvl>
+  </w:abstractNum>
+  <w:abstractNum w:abstractNumId="23">
+    <w:lvl w:ilvl="0">
+      <w:start w:val="1"/>
+      <w:numFmt w:val="bullet"/>
+      <w:lvlText w:val=""/>
+      <w:lvlJc w:val="start"/>
+      <w:pPr>
+        <w:tabs>
+          <w:tab w:val="num" w:pos="720"/>
+        </w:tabs>
+        <w:ind w:start="720" w:hanging="360"/>
+      </w:pPr>
+      <w:rPr>
+        <w:rFonts w:ascii="Symbol" w:hAnsi="Symbol" w:cs="Symbol" w:hint="default"/>
+      </w:rPr>
+    </w:lvl>
+    <w:lvl w:ilvl="1">
+      <w:start w:val="1"/>
+      <w:numFmt w:val="bullet"/>
+      <w:lvlText w:val=""/>
+      <w:lvlJc w:val="start"/>
+      <w:pPr>
+        <w:tabs>
+          <w:tab w:val="num" w:pos="1080"/>
+        </w:tabs>
+        <w:ind w:start="1080" w:hanging="360"/>
+      </w:pPr>
+      <w:rPr>
+        <w:rFonts w:ascii="Wingdings" w:hAnsi="Wingdings" w:cs="Wingdings" w:hint="default"/>
+      </w:rPr>
+    </w:lvl>
+    <w:lvl w:ilvl="2">
+      <w:start w:val="1"/>
+      <w:numFmt w:val="bullet"/>
+      <w:lvlText w:val=""/>
+      <w:lvlJc w:val="start"/>
+      <w:pPr>
+        <w:tabs>
+          <w:tab w:val="num" w:pos="1440"/>
+        </w:tabs>
+        <w:ind w:start="1440" w:hanging="360"/>
+      </w:pPr>
+      <w:rPr>
+        <w:rFonts w:ascii="Wingdings 2" w:hAnsi="Wingdings 2" w:cs="Wingdings 2" w:hint="default"/>
+      </w:rPr>
+    </w:lvl>
+    <w:lvl w:ilvl="3">
+      <w:start w:val="1"/>
+      <w:numFmt w:val="bullet"/>
+      <w:lvlText w:val=""/>
+      <w:lvlJc w:val="start"/>
+      <w:pPr>
+        <w:tabs>
+          <w:tab w:val="num" w:pos="1800"/>
+        </w:tabs>
+        <w:ind w:start="1800" w:hanging="360"/>
+      </w:pPr>
+      <w:rPr>
+        <w:rFonts w:ascii="MT Extra" w:hAnsi="MT Extra" w:cs="MT Extra" w:hint="default"/>
+      </w:rPr>
+    </w:lvl>
+    <w:lvl w:ilvl="4">
+      <w:start w:val="1"/>
+      <w:numFmt w:val="bullet"/>
+      <w:lvlText w:val="►"/>
+      <w:lvlJc w:val="start"/>
+      <w:pPr>
+        <w:tabs>
+          <w:tab w:val="num" w:pos="2160"/>
+        </w:tabs>
+        <w:ind w:start="2160" w:hanging="360"/>
+      </w:pPr>
+      <w:rPr>
+        <w:rFonts w:ascii="OpenSymbol" w:hAnsi="OpenSymbol" w:cs="OpenSymbol" w:hint="default"/>
+      </w:rPr>
+    </w:lvl>
+    <w:lvl w:ilvl="5">
+      <w:start w:val="1"/>
+      <w:numFmt w:val="bullet"/>
+      <w:lvlText w:val=""/>
+      <w:lvlJc w:val="start"/>
+      <w:pPr>
+        <w:tabs>
+          <w:tab w:val="num" w:pos="2520"/>
+        </w:tabs>
+        <w:ind w:start="2520" w:hanging="360"/>
+      </w:pPr>
+      <w:rPr>
+        <w:rFonts w:ascii="Symbol" w:hAnsi="Symbol" w:cs="Symbol" w:hint="default"/>
+      </w:rPr>
+    </w:lvl>
+    <w:lvl w:ilvl="6">
+      <w:start w:val="1"/>
+      <w:numFmt w:val="bullet"/>
+      <w:lvlText w:val="-"/>
+      <w:lvlJc w:val="start"/>
+      <w:pPr>
+        <w:tabs>
+          <w:tab w:val="num" w:pos="2880"/>
+        </w:tabs>
+        <w:ind w:start="2880" w:hanging="360"/>
+      </w:pPr>
+      <w:rPr>
+        <w:rFonts w:ascii="OpenSymbol" w:hAnsi="OpenSymbol" w:cs="OpenSymbol" w:hint="default"/>
+      </w:rPr>
+    </w:lvl>
+    <w:lvl w:ilvl="7">
+      <w:start w:val="1"/>
+      <w:numFmt w:val="bullet"/>
+      <w:lvlText w:val=""/>
+      <w:lvlJc w:val="start"/>
+      <w:pPr>
+        <w:tabs>
+          <w:tab w:val="num" w:pos="3240"/>
+        </w:tabs>
+        <w:ind w:start="3240" w:hanging="360"/>
+      </w:pPr>
+      <w:rPr>
+        <w:rFonts w:ascii="Symbol" w:hAnsi="Symbol" w:cs="Symbol" w:hint="default"/>
+      </w:rPr>
+    </w:lvl>
+    <w:lvl w:ilvl="8">
+      <w:start w:val="1"/>
+      <w:numFmt w:val="bullet"/>
+      <w:lvlText w:val=""/>
+      <w:lvlJc w:val="start"/>
+      <w:pPr>
+        <w:tabs>
+          <w:tab w:val="num" w:pos="3600"/>
+        </w:tabs>
+        <w:ind w:start="3600" w:hanging="360"/>
+      </w:pPr>
+      <w:rPr>
+        <w:rFonts w:ascii="Symbol" w:hAnsi="Symbol" w:cs="Symbol" w:hint="default"/>
+      </w:rPr>
+    </w:lvl>
+  </w:abstractNum>
+  <w:abstractNum w:abstractNumId="24">
+    <w:lvl w:ilvl="0">
+      <w:start w:val="1"/>
+      <w:numFmt w:val="bullet"/>
+      <w:lvlText w:val=""/>
+      <w:lvlJc w:val="start"/>
+      <w:pPr>
+        <w:tabs>
+          <w:tab w:val="num" w:pos="720"/>
+        </w:tabs>
+        <w:ind w:start="720" w:hanging="360"/>
+      </w:pPr>
+      <w:rPr>
+        <w:rFonts w:ascii="Symbol" w:hAnsi="Symbol" w:cs="Symbol" w:hint="default"/>
+      </w:rPr>
+    </w:lvl>
+    <w:lvl w:ilvl="1">
+      <w:start w:val="1"/>
+      <w:numFmt w:val="bullet"/>
+      <w:lvlText w:val=""/>
+      <w:lvlJc w:val="start"/>
+      <w:pPr>
+        <w:tabs>
+          <w:tab w:val="num" w:pos="1080"/>
+        </w:tabs>
+        <w:ind w:start="1080" w:hanging="360"/>
+      </w:pPr>
+      <w:rPr>
+        <w:rFonts w:ascii="Wingdings" w:hAnsi="Wingdings" w:cs="Wingdings" w:hint="default"/>
+      </w:rPr>
+    </w:lvl>
+    <w:lvl w:ilvl="2">
+      <w:start w:val="1"/>
+      <w:numFmt w:val="bullet"/>
+      <w:lvlText w:val=""/>
+      <w:lvlJc w:val="start"/>
+      <w:pPr>
+        <w:tabs>
+          <w:tab w:val="num" w:pos="1440"/>
+        </w:tabs>
+        <w:ind w:start="1440" w:hanging="360"/>
+      </w:pPr>
+      <w:rPr>
+        <w:rFonts w:ascii="Wingdings 2" w:hAnsi="Wingdings 2" w:cs="Wingdings 2" w:hint="default"/>
+      </w:rPr>
+    </w:lvl>
+    <w:lvl w:ilvl="3">
+      <w:start w:val="1"/>
+      <w:numFmt w:val="bullet"/>
+      <w:lvlText w:val=""/>
+      <w:lvlJc w:val="start"/>
+      <w:pPr>
+        <w:tabs>
+          <w:tab w:val="num" w:pos="1800"/>
+        </w:tabs>
+        <w:ind w:start="1800" w:hanging="360"/>
+      </w:pPr>
+      <w:rPr>
+        <w:rFonts w:ascii="MT Extra" w:hAnsi="MT Extra" w:cs="MT Extra" w:hint="default"/>
+      </w:rPr>
+    </w:lvl>
+    <w:lvl w:ilvl="4">
+      <w:start w:val="1"/>
+      <w:numFmt w:val="bullet"/>
+      <w:lvlText w:val="►"/>
+      <w:lvlJc w:val="start"/>
+      <w:pPr>
+        <w:tabs>
+          <w:tab w:val="num" w:pos="2160"/>
+        </w:tabs>
+        <w:ind w:start="2160" w:hanging="360"/>
+      </w:pPr>
+      <w:rPr>
+        <w:rFonts w:ascii="OpenSymbol" w:hAnsi="OpenSymbol" w:cs="OpenSymbol" w:hint="default"/>
+      </w:rPr>
+    </w:lvl>
+    <w:lvl w:ilvl="5">
+      <w:start w:val="1"/>
+      <w:numFmt w:val="bullet"/>
+      <w:lvlText w:val=""/>
+      <w:lvlJc w:val="start"/>
+      <w:pPr>
+        <w:tabs>
+          <w:tab w:val="num" w:pos="2520"/>
+        </w:tabs>
+        <w:ind w:start="2520" w:hanging="360"/>
+      </w:pPr>
+      <w:rPr>
+        <w:rFonts w:ascii="Symbol" w:hAnsi="Symbol" w:cs="Symbol" w:hint="default"/>
+      </w:rPr>
+    </w:lvl>
+    <w:lvl w:ilvl="6">
+      <w:start w:val="1"/>
+      <w:numFmt w:val="bullet"/>
+      <w:lvlText w:val="-"/>
+      <w:lvlJc w:val="start"/>
+      <w:pPr>
+        <w:tabs>
+          <w:tab w:val="num" w:pos="2880"/>
+        </w:tabs>
+        <w:ind w:start="2880" w:hanging="360"/>
+      </w:pPr>
+      <w:rPr>
+        <w:rFonts w:ascii="OpenSymbol" w:hAnsi="OpenSymbol" w:cs="OpenSymbol" w:hint="default"/>
+      </w:rPr>
+    </w:lvl>
+    <w:lvl w:ilvl="7">
+      <w:start w:val="1"/>
+      <w:numFmt w:val="bullet"/>
+      <w:lvlText w:val=""/>
+      <w:lvlJc w:val="start"/>
+      <w:pPr>
+        <w:tabs>
+          <w:tab w:val="num" w:pos="3240"/>
+        </w:tabs>
+        <w:ind w:start="3240" w:hanging="360"/>
+      </w:pPr>
+      <w:rPr>
+        <w:rFonts w:ascii="Symbol" w:hAnsi="Symbol" w:cs="Symbol" w:hint="default"/>
+      </w:rPr>
+    </w:lvl>
+    <w:lvl w:ilvl="8">
+      <w:start w:val="1"/>
+      <w:numFmt w:val="bullet"/>
+      <w:lvlText w:val=""/>
+      <w:lvlJc w:val="start"/>
+      <w:pPr>
+        <w:tabs>
+          <w:tab w:val="num" w:pos="3600"/>
+        </w:tabs>
+        <w:ind w:start="3600" w:hanging="360"/>
+      </w:pPr>
+      <w:rPr>
+        <w:rFonts w:ascii="Symbol" w:hAnsi="Symbol" w:cs="Symbol" w:hint="default"/>
+      </w:rPr>
+    </w:lvl>
+  </w:abstractNum>
+  <w:abstractNum w:abstractNumId="25">
+    <w:lvl w:ilvl="0">
+      <w:start w:val="1"/>
+      <w:numFmt w:val="bullet"/>
+      <w:lvlText w:val=""/>
+      <w:lvlJc w:val="start"/>
+      <w:pPr>
+        <w:tabs>
+          <w:tab w:val="num" w:pos="720"/>
+        </w:tabs>
+        <w:ind w:start="720" w:hanging="360"/>
+      </w:pPr>
+      <w:rPr>
+        <w:rFonts w:ascii="Symbol" w:hAnsi="Symbol" w:cs="Symbol" w:hint="default"/>
+      </w:rPr>
+    </w:lvl>
+    <w:lvl w:ilvl="1">
+      <w:start w:val="1"/>
+      <w:numFmt w:val="bullet"/>
+      <w:lvlText w:val=""/>
+      <w:lvlJc w:val="start"/>
+      <w:pPr>
+        <w:tabs>
+          <w:tab w:val="num" w:pos="1080"/>
+        </w:tabs>
+        <w:ind w:start="1080" w:hanging="360"/>
+      </w:pPr>
+      <w:rPr>
+        <w:rFonts w:ascii="Wingdings" w:hAnsi="Wingdings" w:cs="Wingdings" w:hint="default"/>
+      </w:rPr>
+    </w:lvl>
+    <w:lvl w:ilvl="2">
+      <w:start w:val="1"/>
+      <w:numFmt w:val="bullet"/>
+      <w:lvlText w:val=""/>
+      <w:lvlJc w:val="start"/>
+      <w:pPr>
+        <w:tabs>
+          <w:tab w:val="num" w:pos="1440"/>
+        </w:tabs>
+        <w:ind w:start="1440" w:hanging="360"/>
+      </w:pPr>
+      <w:rPr>
+        <w:rFonts w:ascii="Wingdings 2" w:hAnsi="Wingdings 2" w:cs="Wingdings 2" w:hint="default"/>
+      </w:rPr>
+    </w:lvl>
+    <w:lvl w:ilvl="3">
+      <w:start w:val="1"/>
+      <w:numFmt w:val="bullet"/>
+      <w:lvlText w:val=""/>
+      <w:lvlJc w:val="start"/>
+      <w:pPr>
+        <w:tabs>
+          <w:tab w:val="num" w:pos="1800"/>
+        </w:tabs>
+        <w:ind w:start="1800" w:hanging="360"/>
+      </w:pPr>
+      <w:rPr>
+        <w:rFonts w:ascii="MT Extra" w:hAnsi="MT Extra" w:cs="MT Extra" w:hint="default"/>
+      </w:rPr>
+    </w:lvl>
+    <w:lvl w:ilvl="4">
+      <w:start w:val="1"/>
+      <w:numFmt w:val="bullet"/>
+      <w:lvlText w:val="►"/>
+      <w:lvlJc w:val="start"/>
+      <w:pPr>
+        <w:tabs>
+          <w:tab w:val="num" w:pos="2160"/>
+        </w:tabs>
+        <w:ind w:start="2160" w:hanging="360"/>
+      </w:pPr>
+      <w:rPr>
+        <w:rFonts w:ascii="OpenSymbol" w:hAnsi="OpenSymbol" w:cs="OpenSymbol" w:hint="default"/>
+      </w:rPr>
+    </w:lvl>
+    <w:lvl w:ilvl="5">
+      <w:start w:val="1"/>
+      <w:numFmt w:val="bullet"/>
+      <w:lvlText w:val=""/>
+      <w:lvlJc w:val="start"/>
+      <w:pPr>
+        <w:tabs>
+          <w:tab w:val="num" w:pos="2520"/>
+        </w:tabs>
+        <w:ind w:start="2520" w:hanging="360"/>
+      </w:pPr>
+      <w:rPr>
+        <w:rFonts w:ascii="Symbol" w:hAnsi="Symbol" w:cs="Symbol" w:hint="default"/>
+      </w:rPr>
+    </w:lvl>
+    <w:lvl w:ilvl="6">
+      <w:start w:val="1"/>
+      <w:numFmt w:val="bullet"/>
+      <w:lvlText w:val="-"/>
+      <w:lvlJc w:val="start"/>
+      <w:pPr>
+        <w:tabs>
+          <w:tab w:val="num" w:pos="2880"/>
+        </w:tabs>
+        <w:ind w:start="2880" w:hanging="360"/>
+      </w:pPr>
+      <w:rPr>
+        <w:rFonts w:ascii="OpenSymbol" w:hAnsi="OpenSymbol" w:cs="OpenSymbol" w:hint="default"/>
+      </w:rPr>
+    </w:lvl>
+    <w:lvl w:ilvl="7">
+      <w:start w:val="1"/>
+      <w:numFmt w:val="bullet"/>
+      <w:lvlText w:val=""/>
+      <w:lvlJc w:val="start"/>
+      <w:pPr>
+        <w:tabs>
+          <w:tab w:val="num" w:pos="3240"/>
+        </w:tabs>
+        <w:ind w:start="3240" w:hanging="360"/>
+      </w:pPr>
+      <w:rPr>
+        <w:rFonts w:ascii="Symbol" w:hAnsi="Symbol" w:cs="Symbol" w:hint="default"/>
+      </w:rPr>
+    </w:lvl>
+    <w:lvl w:ilvl="8">
+      <w:start w:val="1"/>
+      <w:numFmt w:val="bullet"/>
+      <w:lvlText w:val=""/>
+      <w:lvlJc w:val="start"/>
+      <w:pPr>
+        <w:tabs>
+          <w:tab w:val="num" w:pos="3600"/>
+        </w:tabs>
+        <w:ind w:start="3600" w:hanging="360"/>
+      </w:pPr>
+      <w:rPr>
+        <w:rFonts w:ascii="Symbol" w:hAnsi="Symbol" w:cs="Symbol" w:hint="default"/>
+      </w:rPr>
+    </w:lvl>
+  </w:abstractNum>
+  <w:abstractNum w:abstractNumId="26">
+    <w:lvl w:ilvl="0">
+      <w:start w:val="1"/>
+      <w:numFmt w:val="bullet"/>
+      <w:lvlText w:val=""/>
+      <w:lvlJc w:val="start"/>
+      <w:pPr>
+        <w:tabs>
+          <w:tab w:val="num" w:pos="720"/>
+        </w:tabs>
+        <w:ind w:start="720" w:hanging="360"/>
+      </w:pPr>
+      <w:rPr>
+        <w:rFonts w:ascii="Symbol" w:hAnsi="Symbol" w:cs="Symbol" w:hint="default"/>
+      </w:rPr>
+    </w:lvl>
+    <w:lvl w:ilvl="1">
+      <w:start w:val="1"/>
+      <w:numFmt w:val="bullet"/>
+      <w:lvlText w:val=""/>
+      <w:lvlJc w:val="start"/>
+      <w:pPr>
+        <w:tabs>
+          <w:tab w:val="num" w:pos="1080"/>
+        </w:tabs>
+        <w:ind w:start="1080" w:hanging="360"/>
+      </w:pPr>
+      <w:rPr>
+        <w:rFonts w:ascii="Wingdings" w:hAnsi="Wingdings" w:cs="Wingdings" w:hint="default"/>
+      </w:rPr>
+    </w:lvl>
+    <w:lvl w:ilvl="2">
+      <w:start w:val="1"/>
+      <w:numFmt w:val="bullet"/>
+      <w:lvlText w:val=""/>
+      <w:lvlJc w:val="start"/>
+      <w:pPr>
+        <w:tabs>
+          <w:tab w:val="num" w:pos="1440"/>
+        </w:tabs>
+        <w:ind w:start="1440" w:hanging="360"/>
+      </w:pPr>
+      <w:rPr>
+        <w:rFonts w:ascii="Wingdings 2" w:hAnsi="Wingdings 2" w:cs="Wingdings 2" w:hint="default"/>
+      </w:rPr>
+    </w:lvl>
+    <w:lvl w:ilvl="3">
+      <w:start w:val="1"/>
+      <w:numFmt w:val="bullet"/>
+      <w:lvlText w:val=""/>
+      <w:lvlJc w:val="start"/>
+      <w:pPr>
+        <w:tabs>
+          <w:tab w:val="num" w:pos="1800"/>
+        </w:tabs>
+        <w:ind w:start="1800" w:hanging="360"/>
+      </w:pPr>
+      <w:rPr>
+        <w:rFonts w:ascii="MT Extra" w:hAnsi="MT Extra" w:cs="MT Extra" w:hint="default"/>
+      </w:rPr>
+    </w:lvl>
+    <w:lvl w:ilvl="4">
+      <w:start w:val="1"/>
+      <w:numFmt w:val="bullet"/>
+      <w:lvlText w:val="►"/>
+      <w:lvlJc w:val="start"/>
+      <w:pPr>
+        <w:tabs>
+          <w:tab w:val="num" w:pos="2160"/>
+        </w:tabs>
+        <w:ind w:start="2160" w:hanging="360"/>
+      </w:pPr>
+      <w:rPr>
+        <w:rFonts w:ascii="OpenSymbol" w:hAnsi="OpenSymbol" w:cs="OpenSymbol" w:hint="default"/>
+      </w:rPr>
+    </w:lvl>
+    <w:lvl w:ilvl="5">
+      <w:start w:val="1"/>
+      <w:numFmt w:val="bullet"/>
+      <w:lvlText w:val=""/>
+      <w:lvlJc w:val="start"/>
+      <w:pPr>
+        <w:tabs>
+          <w:tab w:val="num" w:pos="2520"/>
+        </w:tabs>
+        <w:ind w:start="2520" w:hanging="360"/>
+      </w:pPr>
+      <w:rPr>
+        <w:rFonts w:ascii="Symbol" w:hAnsi="Symbol" w:cs="Symbol" w:hint="default"/>
+      </w:rPr>
+    </w:lvl>
+    <w:lvl w:ilvl="6">
+      <w:start w:val="1"/>
+      <w:numFmt w:val="bullet"/>
+      <w:lvlText w:val="-"/>
+      <w:lvlJc w:val="start"/>
+      <w:pPr>
+        <w:tabs>
+          <w:tab w:val="num" w:pos="2880"/>
+        </w:tabs>
+        <w:ind w:start="2880" w:hanging="360"/>
+      </w:pPr>
+      <w:rPr>
+        <w:rFonts w:ascii="OpenSymbol" w:hAnsi="OpenSymbol" w:cs="OpenSymbol" w:hint="default"/>
+      </w:rPr>
+    </w:lvl>
+    <w:lvl w:ilvl="7">
+      <w:start w:val="1"/>
+      <w:numFmt w:val="bullet"/>
+      <w:lvlText w:val=""/>
+      <w:lvlJc w:val="start"/>
+      <w:pPr>
+        <w:tabs>
+          <w:tab w:val="num" w:pos="3240"/>
+        </w:tabs>
+        <w:ind w:start="3240" w:hanging="360"/>
+      </w:pPr>
+      <w:rPr>
+        <w:rFonts w:ascii="Symbol" w:hAnsi="Symbol" w:cs="Symbol" w:hint="default"/>
+      </w:rPr>
+    </w:lvl>
+    <w:lvl w:ilvl="8">
+      <w:start w:val="1"/>
+      <w:numFmt w:val="bullet"/>
+      <w:lvlText w:val=""/>
+      <w:lvlJc w:val="start"/>
+      <w:pPr>
+        <w:tabs>
+          <w:tab w:val="num" w:pos="3600"/>
+        </w:tabs>
+        <w:ind w:start="3600" w:hanging="360"/>
+      </w:pPr>
+      <w:rPr>
+        <w:rFonts w:ascii="Symbol" w:hAnsi="Symbol" w:cs="Symbol" w:hint="default"/>
+      </w:rPr>
+    </w:lvl>
+  </w:abstractNum>
+  <w:abstractNum w:abstractNumId="27">
+    <w:lvl w:ilvl="0">
+      <w:start w:val="1"/>
+      <w:numFmt w:val="bullet"/>
+      <w:lvlText w:val=""/>
+      <w:lvlJc w:val="start"/>
+      <w:pPr>
+        <w:tabs>
+          <w:tab w:val="num" w:pos="709"/>
+        </w:tabs>
+        <w:ind w:start="709" w:hanging="283"/>
+      </w:pPr>
+      <w:rPr>
+        <w:rFonts w:ascii="Symbol" w:hAnsi="Symbol" w:cs="Symbol" w:hint="default"/>
+      </w:rPr>
+    </w:lvl>
+    <w:lvl w:ilvl="1">
+      <w:start w:val="1"/>
+      <w:numFmt w:val="bullet"/>
+      <w:lvlText w:val=""/>
+      <w:lvlJc w:val="start"/>
+      <w:pPr>
+        <w:tabs>
+          <w:tab w:val="num" w:pos="1418"/>
+        </w:tabs>
+        <w:ind w:start="1418" w:hanging="283"/>
+      </w:pPr>
+      <w:rPr>
+        <w:rFonts w:ascii="Symbol" w:hAnsi="Symbol" w:cs="Symbol" w:hint="default"/>
+      </w:rPr>
+    </w:lvl>
+    <w:lvl w:ilvl="2">
+      <w:start w:val="1"/>
+      <w:numFmt w:val="bullet"/>
+      <w:lvlText w:val=""/>
+      <w:lvlJc w:val="start"/>
+      <w:pPr>
+        <w:tabs>
+          <w:tab w:val="num" w:pos="2127"/>
+        </w:tabs>
+        <w:ind w:start="2127" w:hanging="283"/>
+      </w:pPr>
+      <w:rPr>
+        <w:rFonts w:ascii="Symbol" w:hAnsi="Symbol" w:cs="Symbol" w:hint="default"/>
+      </w:rPr>
+    </w:lvl>
+    <w:lvl w:ilvl="3">
+      <w:start w:val="1"/>
+      <w:numFmt w:val="bullet"/>
+      <w:lvlText w:val=""/>
+      <w:lvlJc w:val="start"/>
+      <w:pPr>
+        <w:tabs>
+          <w:tab w:val="num" w:pos="2836"/>
+        </w:tabs>
+        <w:ind w:start="2836" w:hanging="283"/>
+      </w:pPr>
+      <w:rPr>
+        <w:rFonts w:ascii="Symbol" w:hAnsi="Symbol" w:cs="Symbol" w:hint="default"/>
+      </w:rPr>
+    </w:lvl>
+    <w:lvl w:ilvl="4">
+      <w:start w:val="1"/>
+      <w:numFmt w:val="bullet"/>
+      <w:lvlText w:val=""/>
+      <w:lvlJc w:val="start"/>
+      <w:pPr>
+        <w:tabs>
+          <w:tab w:val="num" w:pos="3545"/>
+        </w:tabs>
+        <w:ind w:start="3545" w:hanging="283"/>
+      </w:pPr>
+      <w:rPr>
+        <w:rFonts w:ascii="Symbol" w:hAnsi="Symbol" w:cs="Symbol" w:hint="default"/>
+      </w:rPr>
+    </w:lvl>
+    <w:lvl w:ilvl="5">
+      <w:start w:val="1"/>
+      <w:numFmt w:val="bullet"/>
+      <w:lvlText w:val=""/>
+      <w:lvlJc w:val="start"/>
+      <w:pPr>
+        <w:tabs>
+          <w:tab w:val="num" w:pos="4254"/>
+        </w:tabs>
+        <w:ind w:start="4254" w:hanging="283"/>
+      </w:pPr>
+      <w:rPr>
+        <w:rFonts w:ascii="Symbol" w:hAnsi="Symbol" w:cs="Symbol" w:hint="default"/>
+      </w:rPr>
+    </w:lvl>
+    <w:lvl w:ilvl="6">
+      <w:start w:val="1"/>
+      <w:numFmt w:val="bullet"/>
+      <w:lvlText w:val=""/>
+      <w:lvlJc w:val="start"/>
+      <w:pPr>
+        <w:tabs>
+          <w:tab w:val="num" w:pos="4963"/>
+        </w:tabs>
+        <w:ind w:start="4963" w:hanging="283"/>
+      </w:pPr>
+      <w:rPr>
+        <w:rFonts w:ascii="Symbol" w:hAnsi="Symbol" w:cs="Symbol" w:hint="default"/>
+      </w:rPr>
+    </w:lvl>
+    <w:lvl w:ilvl="7">
+      <w:start w:val="1"/>
+      <w:numFmt w:val="bullet"/>
+      <w:lvlText w:val=""/>
+      <w:lvlJc w:val="start"/>
+      <w:pPr>
+        <w:tabs>
+          <w:tab w:val="num" w:pos="5672"/>
+        </w:tabs>
+        <w:ind w:start="5672" w:hanging="283"/>
+      </w:pPr>
+      <w:rPr>
+        <w:rFonts w:ascii="Symbol" w:hAnsi="Symbol" w:cs="Symbol" w:hint="default"/>
+      </w:rPr>
+    </w:lvl>
+    <w:lvl w:ilvl="8">
+      <w:start w:val="1"/>
+      <w:numFmt w:val="bullet"/>
+      <w:lvlText w:val=""/>
+      <w:lvlJc w:val="start"/>
+      <w:pPr>
+        <w:tabs>
+          <w:tab w:val="num" w:pos="6381"/>
+        </w:tabs>
+        <w:ind w:start="6381" w:hanging="283"/>
+      </w:pPr>
+      <w:rPr>
+        <w:rFonts w:ascii="Symbol" w:hAnsi="Symbol" w:cs="Symbol" w:hint="default"/>
+      </w:rPr>
+    </w:lvl>
+  </w:abstractNum>
+  <w:abstractNum w:abstractNumId="28">
     <w:lvl w:ilvl="0">
       <w:start w:val="1"/>
       <w:numFmt w:val="none"/>
@@ -10118,6 +11920,567 @@
   <w:num w:numId="21">
     <w:abstractNumId w:val="21"/>
   </w:num>
+  <w:num w:numId="22">
+    <w:abstractNumId w:val="22"/>
+  </w:num>
+  <w:num w:numId="23">
+    <w:abstractNumId w:val="23"/>
+  </w:num>
+  <w:num w:numId="24">
+    <w:abstractNumId w:val="24"/>
+  </w:num>
+  <w:num w:numId="25">
+    <w:abstractNumId w:val="25"/>
+  </w:num>
+  <w:num w:numId="26">
+    <w:abstractNumId w:val="26"/>
+  </w:num>
+  <w:num w:numId="27">
+    <w:abstractNumId w:val="27"/>
+  </w:num>
+  <w:num w:numId="28">
+    <w:abstractNumId w:val="28"/>
+  </w:num>
+  <w:num w:numId="29">
+    <w:abstractNumId w:val="24"/>
+    <w:lvlOverride w:ilvl="0">
+      <w:lvl w:ilvl="0">
+        <w:start w:val="1"/>
+        <w:numFmt w:val="bullet"/>
+        <w:lvlText w:val=""/>
+        <w:lvlJc w:val="start"/>
+        <w:pPr>
+          <w:tabs>
+            <w:tab w:val="num" w:pos="709"/>
+          </w:tabs>
+          <w:ind w:start="709" w:hanging="283"/>
+        </w:pPr>
+        <w:rPr>
+          <w:rFonts w:ascii="Symbol" w:hAnsi="Symbol" w:cs="Symbol" w:hint="default"/>
+        </w:rPr>
+      </w:lvl>
+    </w:lvlOverride>
+    <w:lvlOverride w:ilvl="0">
+      <w:startOverride w:val="1"/>
+    </w:lvlOverride>
+    <w:lvlOverride w:ilvl="1">
+      <w:lvl w:ilvl="1">
+        <w:start w:val="1"/>
+        <w:numFmt w:val="bullet"/>
+        <w:lvlText w:val=""/>
+        <w:lvlJc w:val="start"/>
+        <w:pPr>
+          <w:tabs>
+            <w:tab w:val="num" w:pos="1418"/>
+          </w:tabs>
+          <w:ind w:start="1418" w:hanging="283"/>
+        </w:pPr>
+        <w:rPr>
+          <w:rFonts w:ascii="Symbol" w:hAnsi="Symbol" w:cs="Symbol" w:hint="default"/>
+        </w:rPr>
+      </w:lvl>
+    </w:lvlOverride>
+    <w:lvlOverride w:ilvl="1">
+      <w:startOverride w:val="1"/>
+    </w:lvlOverride>
+    <w:lvlOverride w:ilvl="2">
+      <w:lvl w:ilvl="2">
+        <w:start w:val="1"/>
+        <w:numFmt w:val="bullet"/>
+        <w:lvlText w:val=""/>
+        <w:lvlJc w:val="start"/>
+        <w:pPr>
+          <w:tabs>
+            <w:tab w:val="num" w:pos="2127"/>
+          </w:tabs>
+          <w:ind w:start="2127" w:hanging="283"/>
+        </w:pPr>
+        <w:rPr>
+          <w:rFonts w:ascii="Symbol" w:hAnsi="Symbol" w:cs="Symbol" w:hint="default"/>
+        </w:rPr>
+      </w:lvl>
+    </w:lvlOverride>
+    <w:lvlOverride w:ilvl="2">
+      <w:startOverride w:val="1"/>
+    </w:lvlOverride>
+    <w:lvlOverride w:ilvl="3">
+      <w:lvl w:ilvl="3">
+        <w:start w:val="1"/>
+        <w:numFmt w:val="bullet"/>
+        <w:lvlText w:val=""/>
+        <w:lvlJc w:val="start"/>
+        <w:pPr>
+          <w:tabs>
+            <w:tab w:val="num" w:pos="2836"/>
+          </w:tabs>
+          <w:ind w:start="2836" w:hanging="283"/>
+        </w:pPr>
+        <w:rPr>
+          <w:rFonts w:ascii="Symbol" w:hAnsi="Symbol" w:cs="Symbol" w:hint="default"/>
+        </w:rPr>
+      </w:lvl>
+    </w:lvlOverride>
+    <w:lvlOverride w:ilvl="3">
+      <w:startOverride w:val="1"/>
+    </w:lvlOverride>
+    <w:lvlOverride w:ilvl="4">
+      <w:lvl w:ilvl="4">
+        <w:start w:val="1"/>
+        <w:numFmt w:val="bullet"/>
+        <w:lvlText w:val=""/>
+        <w:lvlJc w:val="start"/>
+        <w:pPr>
+          <w:tabs>
+            <w:tab w:val="num" w:pos="3545"/>
+          </w:tabs>
+          <w:ind w:start="3545" w:hanging="283"/>
+        </w:pPr>
+        <w:rPr>
+          <w:rFonts w:ascii="Symbol" w:hAnsi="Symbol" w:cs="Symbol" w:hint="default"/>
+        </w:rPr>
+      </w:lvl>
+    </w:lvlOverride>
+    <w:lvlOverride w:ilvl="4">
+      <w:startOverride w:val="1"/>
+    </w:lvlOverride>
+    <w:lvlOverride w:ilvl="5">
+      <w:lvl w:ilvl="5">
+        <w:start w:val="1"/>
+        <w:numFmt w:val="bullet"/>
+        <w:lvlText w:val=""/>
+        <w:lvlJc w:val="start"/>
+        <w:pPr>
+          <w:tabs>
+            <w:tab w:val="num" w:pos="4254"/>
+          </w:tabs>
+          <w:ind w:start="4254" w:hanging="283"/>
+        </w:pPr>
+        <w:rPr>
+          <w:rFonts w:ascii="Symbol" w:hAnsi="Symbol" w:cs="Symbol" w:hint="default"/>
+        </w:rPr>
+      </w:lvl>
+    </w:lvlOverride>
+    <w:lvlOverride w:ilvl="5">
+      <w:startOverride w:val="1"/>
+    </w:lvlOverride>
+    <w:lvlOverride w:ilvl="6">
+      <w:lvl w:ilvl="6">
+        <w:start w:val="1"/>
+        <w:numFmt w:val="bullet"/>
+        <w:lvlText w:val=""/>
+        <w:lvlJc w:val="start"/>
+        <w:pPr>
+          <w:tabs>
+            <w:tab w:val="num" w:pos="4963"/>
+          </w:tabs>
+          <w:ind w:start="4963" w:hanging="283"/>
+        </w:pPr>
+        <w:rPr>
+          <w:rFonts w:ascii="Symbol" w:hAnsi="Symbol" w:cs="Symbol" w:hint="default"/>
+        </w:rPr>
+      </w:lvl>
+    </w:lvlOverride>
+    <w:lvlOverride w:ilvl="6">
+      <w:startOverride w:val="1"/>
+    </w:lvlOverride>
+    <w:lvlOverride w:ilvl="7">
+      <w:lvl w:ilvl="7">
+        <w:start w:val="1"/>
+        <w:numFmt w:val="bullet"/>
+        <w:lvlText w:val=""/>
+        <w:lvlJc w:val="start"/>
+        <w:pPr>
+          <w:tabs>
+            <w:tab w:val="num" w:pos="5672"/>
+          </w:tabs>
+          <w:ind w:start="5672" w:hanging="283"/>
+        </w:pPr>
+        <w:rPr>
+          <w:rFonts w:ascii="Symbol" w:hAnsi="Symbol" w:cs="Symbol" w:hint="default"/>
+        </w:rPr>
+      </w:lvl>
+    </w:lvlOverride>
+    <w:lvlOverride w:ilvl="7">
+      <w:startOverride w:val="1"/>
+    </w:lvlOverride>
+    <w:lvlOverride w:ilvl="8">
+      <w:lvl w:ilvl="8">
+        <w:start w:val="1"/>
+        <w:numFmt w:val="bullet"/>
+        <w:lvlText w:val=""/>
+        <w:lvlJc w:val="start"/>
+        <w:pPr>
+          <w:tabs>
+            <w:tab w:val="num" w:pos="6381"/>
+          </w:tabs>
+          <w:ind w:start="6381" w:hanging="283"/>
+        </w:pPr>
+        <w:rPr>
+          <w:rFonts w:ascii="Symbol" w:hAnsi="Symbol" w:cs="Symbol" w:hint="default"/>
+        </w:rPr>
+      </w:lvl>
+    </w:lvlOverride>
+  </w:num>
+  <w:num w:numId="30">
+    <w:abstractNumId w:val="24"/>
+    <w:lvlOverride w:ilvl="0">
+      <w:lvl w:ilvl="0">
+        <w:start w:val="1"/>
+        <w:numFmt w:val="bullet"/>
+        <w:lvlText w:val=""/>
+        <w:lvlJc w:val="start"/>
+        <w:pPr>
+          <w:tabs>
+            <w:tab w:val="num" w:pos="709"/>
+          </w:tabs>
+          <w:ind w:start="709" w:hanging="283"/>
+        </w:pPr>
+        <w:rPr>
+          <w:rFonts w:ascii="Symbol" w:hAnsi="Symbol" w:cs="Symbol" w:hint="default"/>
+        </w:rPr>
+      </w:lvl>
+    </w:lvlOverride>
+    <w:lvlOverride w:ilvl="0">
+      <w:startOverride w:val="1"/>
+    </w:lvlOverride>
+    <w:lvlOverride w:ilvl="1">
+      <w:lvl w:ilvl="1">
+        <w:start w:val="1"/>
+        <w:numFmt w:val="bullet"/>
+        <w:lvlText w:val=""/>
+        <w:lvlJc w:val="start"/>
+        <w:pPr>
+          <w:tabs>
+            <w:tab w:val="num" w:pos="1418"/>
+          </w:tabs>
+          <w:ind w:start="1418" w:hanging="283"/>
+        </w:pPr>
+        <w:rPr>
+          <w:rFonts w:ascii="Symbol" w:hAnsi="Symbol" w:cs="Symbol" w:hint="default"/>
+        </w:rPr>
+      </w:lvl>
+    </w:lvlOverride>
+    <w:lvlOverride w:ilvl="1">
+      <w:startOverride w:val="1"/>
+    </w:lvlOverride>
+    <w:lvlOverride w:ilvl="2">
+      <w:lvl w:ilvl="2">
+        <w:start w:val="1"/>
+        <w:numFmt w:val="bullet"/>
+        <w:lvlText w:val=""/>
+        <w:lvlJc w:val="start"/>
+        <w:pPr>
+          <w:tabs>
+            <w:tab w:val="num" w:pos="2127"/>
+          </w:tabs>
+          <w:ind w:start="2127" w:hanging="283"/>
+        </w:pPr>
+        <w:rPr>
+          <w:rFonts w:ascii="Symbol" w:hAnsi="Symbol" w:cs="Symbol" w:hint="default"/>
+        </w:rPr>
+      </w:lvl>
+    </w:lvlOverride>
+    <w:lvlOverride w:ilvl="2">
+      <w:startOverride w:val="1"/>
+    </w:lvlOverride>
+    <w:lvlOverride w:ilvl="3">
+      <w:lvl w:ilvl="3">
+        <w:start w:val="1"/>
+        <w:numFmt w:val="bullet"/>
+        <w:lvlText w:val=""/>
+        <w:lvlJc w:val="start"/>
+        <w:pPr>
+          <w:tabs>
+            <w:tab w:val="num" w:pos="2836"/>
+          </w:tabs>
+          <w:ind w:start="2836" w:hanging="283"/>
+        </w:pPr>
+        <w:rPr>
+          <w:rFonts w:ascii="Symbol" w:hAnsi="Symbol" w:cs="Symbol" w:hint="default"/>
+        </w:rPr>
+      </w:lvl>
+    </w:lvlOverride>
+    <w:lvlOverride w:ilvl="3">
+      <w:startOverride w:val="1"/>
+    </w:lvlOverride>
+    <w:lvlOverride w:ilvl="4">
+      <w:lvl w:ilvl="4">
+        <w:start w:val="1"/>
+        <w:numFmt w:val="bullet"/>
+        <w:lvlText w:val=""/>
+        <w:lvlJc w:val="start"/>
+        <w:pPr>
+          <w:tabs>
+            <w:tab w:val="num" w:pos="3545"/>
+          </w:tabs>
+          <w:ind w:start="3545" w:hanging="283"/>
+        </w:pPr>
+        <w:rPr>
+          <w:rFonts w:ascii="Symbol" w:hAnsi="Symbol" w:cs="Symbol" w:hint="default"/>
+        </w:rPr>
+      </w:lvl>
+    </w:lvlOverride>
+    <w:lvlOverride w:ilvl="4">
+      <w:startOverride w:val="1"/>
+    </w:lvlOverride>
+    <w:lvlOverride w:ilvl="5">
+      <w:lvl w:ilvl="5">
+        <w:start w:val="1"/>
+        <w:numFmt w:val="bullet"/>
+        <w:lvlText w:val=""/>
+        <w:lvlJc w:val="start"/>
+        <w:pPr>
+          <w:tabs>
+            <w:tab w:val="num" w:pos="4254"/>
+          </w:tabs>
+          <w:ind w:start="4254" w:hanging="283"/>
+        </w:pPr>
+        <w:rPr>
+          <w:rFonts w:ascii="Symbol" w:hAnsi="Symbol" w:cs="Symbol" w:hint="default"/>
+        </w:rPr>
+      </w:lvl>
+    </w:lvlOverride>
+    <w:lvlOverride w:ilvl="5">
+      <w:startOverride w:val="1"/>
+    </w:lvlOverride>
+    <w:lvlOverride w:ilvl="6">
+      <w:lvl w:ilvl="6">
+        <w:start w:val="1"/>
+        <w:numFmt w:val="bullet"/>
+        <w:lvlText w:val=""/>
+        <w:lvlJc w:val="start"/>
+        <w:pPr>
+          <w:tabs>
+            <w:tab w:val="num" w:pos="4963"/>
+          </w:tabs>
+          <w:ind w:start="4963" w:hanging="283"/>
+        </w:pPr>
+        <w:rPr>
+          <w:rFonts w:ascii="Symbol" w:hAnsi="Symbol" w:cs="Symbol" w:hint="default"/>
+        </w:rPr>
+      </w:lvl>
+    </w:lvlOverride>
+    <w:lvlOverride w:ilvl="6">
+      <w:startOverride w:val="1"/>
+    </w:lvlOverride>
+    <w:lvlOverride w:ilvl="7">
+      <w:lvl w:ilvl="7">
+        <w:start w:val="1"/>
+        <w:numFmt w:val="bullet"/>
+        <w:lvlText w:val=""/>
+        <w:lvlJc w:val="start"/>
+        <w:pPr>
+          <w:tabs>
+            <w:tab w:val="num" w:pos="5672"/>
+          </w:tabs>
+          <w:ind w:start="5672" w:hanging="283"/>
+        </w:pPr>
+        <w:rPr>
+          <w:rFonts w:ascii="Symbol" w:hAnsi="Symbol" w:cs="Symbol" w:hint="default"/>
+        </w:rPr>
+      </w:lvl>
+    </w:lvlOverride>
+    <w:lvlOverride w:ilvl="7">
+      <w:startOverride w:val="1"/>
+    </w:lvlOverride>
+    <w:lvlOverride w:ilvl="8">
+      <w:lvl w:ilvl="8">
+        <w:start w:val="1"/>
+        <w:numFmt w:val="bullet"/>
+        <w:lvlText w:val=""/>
+        <w:lvlJc w:val="start"/>
+        <w:pPr>
+          <w:tabs>
+            <w:tab w:val="num" w:pos="6381"/>
+          </w:tabs>
+          <w:ind w:start="6381" w:hanging="283"/>
+        </w:pPr>
+        <w:rPr>
+          <w:rFonts w:ascii="Symbol" w:hAnsi="Symbol" w:cs="Symbol" w:hint="default"/>
+        </w:rPr>
+      </w:lvl>
+    </w:lvlOverride>
+  </w:num>
+  <w:num w:numId="31">
+    <w:abstractNumId w:val="24"/>
+    <w:lvlOverride w:ilvl="0">
+      <w:lvl w:ilvl="0">
+        <w:start w:val="1"/>
+        <w:numFmt w:val="bullet"/>
+        <w:lvlText w:val=""/>
+        <w:lvlJc w:val="start"/>
+        <w:pPr>
+          <w:tabs>
+            <w:tab w:val="num" w:pos="709"/>
+          </w:tabs>
+          <w:ind w:start="709" w:hanging="283"/>
+        </w:pPr>
+        <w:rPr>
+          <w:rFonts w:ascii="Symbol" w:hAnsi="Symbol" w:cs="Symbol" w:hint="default"/>
+        </w:rPr>
+      </w:lvl>
+    </w:lvlOverride>
+    <w:lvlOverride w:ilvl="0">
+      <w:startOverride w:val="1"/>
+    </w:lvlOverride>
+    <w:lvlOverride w:ilvl="1">
+      <w:lvl w:ilvl="1">
+        <w:start w:val="1"/>
+        <w:numFmt w:val="bullet"/>
+        <w:lvlText w:val=""/>
+        <w:lvlJc w:val="start"/>
+        <w:pPr>
+          <w:tabs>
+            <w:tab w:val="num" w:pos="1418"/>
+          </w:tabs>
+          <w:ind w:start="1418" w:hanging="283"/>
+        </w:pPr>
+        <w:rPr>
+          <w:rFonts w:ascii="Symbol" w:hAnsi="Symbol" w:cs="Symbol" w:hint="default"/>
+        </w:rPr>
+      </w:lvl>
+    </w:lvlOverride>
+    <w:lvlOverride w:ilvl="1">
+      <w:startOverride w:val="1"/>
+    </w:lvlOverride>
+    <w:lvlOverride w:ilvl="2">
+      <w:lvl w:ilvl="2">
+        <w:start w:val="1"/>
+        <w:numFmt w:val="bullet"/>
+        <w:lvlText w:val=""/>
+        <w:lvlJc w:val="start"/>
+        <w:pPr>
+          <w:tabs>
+            <w:tab w:val="num" w:pos="2127"/>
+          </w:tabs>
+          <w:ind w:start="2127" w:hanging="283"/>
+        </w:pPr>
+        <w:rPr>
+          <w:rFonts w:ascii="Symbol" w:hAnsi="Symbol" w:cs="Symbol" w:hint="default"/>
+        </w:rPr>
+      </w:lvl>
+    </w:lvlOverride>
+    <w:lvlOverride w:ilvl="2">
+      <w:startOverride w:val="1"/>
+    </w:lvlOverride>
+    <w:lvlOverride w:ilvl="3">
+      <w:lvl w:ilvl="3">
+        <w:start w:val="1"/>
+        <w:numFmt w:val="bullet"/>
+        <w:lvlText w:val=""/>
+        <w:lvlJc w:val="start"/>
+        <w:pPr>
+          <w:tabs>
+            <w:tab w:val="num" w:pos="2836"/>
+          </w:tabs>
+          <w:ind w:start="2836" w:hanging="283"/>
+        </w:pPr>
+        <w:rPr>
+          <w:rFonts w:ascii="Symbol" w:hAnsi="Symbol" w:cs="Symbol" w:hint="default"/>
+        </w:rPr>
+      </w:lvl>
+    </w:lvlOverride>
+    <w:lvlOverride w:ilvl="3">
+      <w:startOverride w:val="1"/>
+    </w:lvlOverride>
+    <w:lvlOverride w:ilvl="4">
+      <w:lvl w:ilvl="4">
+        <w:start w:val="1"/>
+        <w:numFmt w:val="bullet"/>
+        <w:lvlText w:val=""/>
+        <w:lvlJc w:val="start"/>
+        <w:pPr>
+          <w:tabs>
+            <w:tab w:val="num" w:pos="3545"/>
+          </w:tabs>
+          <w:ind w:start="3545" w:hanging="283"/>
+        </w:pPr>
+        <w:rPr>
+          <w:rFonts w:ascii="Symbol" w:hAnsi="Symbol" w:cs="Symbol" w:hint="default"/>
+        </w:rPr>
+      </w:lvl>
+    </w:lvlOverride>
+    <w:lvlOverride w:ilvl="4">
+      <w:startOverride w:val="1"/>
+    </w:lvlOverride>
+    <w:lvlOverride w:ilvl="5">
+      <w:lvl w:ilvl="5">
+        <w:start w:val="1"/>
+        <w:numFmt w:val="bullet"/>
+        <w:lvlText w:val=""/>
+        <w:lvlJc w:val="start"/>
+        <w:pPr>
+          <w:tabs>
+            <w:tab w:val="num" w:pos="4254"/>
+          </w:tabs>
+          <w:ind w:start="4254" w:hanging="283"/>
+        </w:pPr>
+        <w:rPr>
+          <w:rFonts w:ascii="Symbol" w:hAnsi="Symbol" w:cs="Symbol" w:hint="default"/>
+        </w:rPr>
+      </w:lvl>
+    </w:lvlOverride>
+    <w:lvlOverride w:ilvl="5">
+      <w:startOverride w:val="1"/>
+    </w:lvlOverride>
+    <w:lvlOverride w:ilvl="6">
+      <w:lvl w:ilvl="6">
+        <w:start w:val="1"/>
+        <w:numFmt w:val="bullet"/>
+        <w:lvlText w:val=""/>
+        <w:lvlJc w:val="start"/>
+        <w:pPr>
+          <w:tabs>
+            <w:tab w:val="num" w:pos="4963"/>
+          </w:tabs>
+          <w:ind w:start="4963" w:hanging="283"/>
+        </w:pPr>
+        <w:rPr>
+          <w:rFonts w:ascii="Symbol" w:hAnsi="Symbol" w:cs="Symbol" w:hint="default"/>
+        </w:rPr>
+      </w:lvl>
+    </w:lvlOverride>
+    <w:lvlOverride w:ilvl="6">
+      <w:startOverride w:val="1"/>
+    </w:lvlOverride>
+    <w:lvlOverride w:ilvl="7">
+      <w:lvl w:ilvl="7">
+        <w:start w:val="1"/>
+        <w:numFmt w:val="bullet"/>
+        <w:lvlText w:val=""/>
+        <w:lvlJc w:val="start"/>
+        <w:pPr>
+          <w:tabs>
+            <w:tab w:val="num" w:pos="5672"/>
+          </w:tabs>
+          <w:ind w:start="5672" w:hanging="283"/>
+        </w:pPr>
+        <w:rPr>
+          <w:rFonts w:ascii="Symbol" w:hAnsi="Symbol" w:cs="Symbol" w:hint="default"/>
+        </w:rPr>
+      </w:lvl>
+    </w:lvlOverride>
+    <w:lvlOverride w:ilvl="7">
+      <w:startOverride w:val="1"/>
+    </w:lvlOverride>
+    <w:lvlOverride w:ilvl="8">
+      <w:lvl w:ilvl="8">
+        <w:start w:val="1"/>
+        <w:numFmt w:val="bullet"/>
+        <w:lvlText w:val=""/>
+        <w:lvlJc w:val="start"/>
+        <w:pPr>
+          <w:tabs>
+            <w:tab w:val="num" w:pos="6381"/>
+          </w:tabs>
+          <w:ind w:start="6381" w:hanging="283"/>
+        </w:pPr>
+        <w:rPr>
+          <w:rFonts w:ascii="Symbol" w:hAnsi="Symbol" w:cs="Symbol" w:hint="default"/>
+        </w:rPr>
+      </w:lvl>
+    </w:lvlOverride>
+  </w:num>
 </w:numbering>
 </file>
 
@@ -10178,15 +12541,15 @@
       <w:szCs w:val="36"/>
     </w:rPr>
   </w:style>
-  <w:style w:type="character" w:styleId="Bullets">
-    <w:name w:val="Bullets"/>
+  <w:style w:type="character" w:styleId="Bulletsuser">
+    <w:name w:val="Bullets (user)"/>
     <w:qFormat/>
     <w:rPr>
       <w:rFonts w:ascii="OpenSymbol" w:hAnsi="OpenSymbol" w:eastAsia="OpenSymbol" w:cs="OpenSymbol"/>
     </w:rPr>
   </w:style>
-  <w:style w:type="character" w:styleId="Bulletsuser">
-    <w:name w:val="Bullets (user)"/>
+  <w:style w:type="character" w:styleId="Bullets">
+    <w:name w:val="Bullets"/>
     <w:qFormat/>
     <w:rPr>
       <w:rFonts w:ascii="OpenSymbol" w:hAnsi="OpenSymbol" w:eastAsia="OpenSymbol" w:cs="OpenSymbol"/>
@@ -10196,6 +12559,22 @@
     <w:name w:val="Numbering Symbols"/>
     <w:qFormat/>
     <w:rPr/>
+  </w:style>
+  <w:style w:type="character" w:styleId="Strong">
+    <w:name w:val="Strong"/>
+    <w:qFormat/>
+    <w:rPr>
+      <w:b/>
+      <w:bCs/>
+    </w:rPr>
+  </w:style>
+  <w:style w:type="character" w:styleId="Emphasis">
+    <w:name w:val="Emphasis"/>
+    <w:qFormat/>
+    <w:rPr>
+      <w:i/>
+      <w:iCs/>
+    </w:rPr>
   </w:style>
   <w:style w:type="paragraph" w:styleId="Heading">
     <w:name w:val="Heading"/>

--- a/magyar11.docx
+++ b/magyar11.docx
@@ -7471,7 +7471,7 @@
         <w:pStyle w:val="BodyText"/>
         <w:numPr>
           <w:ilvl w:val="0"/>
-          <w:numId w:val="29"/>
+          <w:numId w:val="31"/>
         </w:numPr>
         <w:tabs>
           <w:tab w:val="clear" w:pos="709"/>
@@ -7508,7 +7508,7 @@
         <w:pStyle w:val="BodyText"/>
         <w:numPr>
           <w:ilvl w:val="0"/>
-          <w:numId w:val="30"/>
+          <w:numId w:val="32"/>
         </w:numPr>
         <w:tabs>
           <w:tab w:val="clear" w:pos="709"/>
@@ -7545,7 +7545,7 @@
         <w:pStyle w:val="BodyText"/>
         <w:numPr>
           <w:ilvl w:val="0"/>
-          <w:numId w:val="31"/>
+          <w:numId w:val="33"/>
         </w:numPr>
         <w:tabs>
           <w:tab w:val="clear" w:pos="709"/>
@@ -8049,6 +8049,69 @@
           <w:lang w:val="hu-HU"/>
         </w:rPr>
         <w:t>Idegen szó magyarosítása: bálna</w:t>
+      </w:r>
+    </w:p>
+    <w:p>
+      <w:pPr>
+        <w:pStyle w:val="Normal"/>
+        <w:bidi w:val="0"/>
+        <w:jc w:val="start"/>
+        <w:rPr>
+          <w:b w:val="false"/>
+          <w:bCs w:val="false"/>
+          <w:sz w:val="24"/>
+          <w:szCs w:val="24"/>
+          <w:lang w:val="hu-HU"/>
+        </w:rPr>
+      </w:pPr>
+      <w:r>
+        <w:rPr>
+          <w:b w:val="false"/>
+          <w:bCs w:val="false"/>
+          <w:sz w:val="24"/>
+          <w:szCs w:val="24"/>
+          <w:lang w:val="hu-HU"/>
+        </w:rPr>
+      </w:r>
+    </w:p>
+    <w:p>
+      <w:pPr>
+        <w:pStyle w:val="Normal"/>
+        <w:bidi w:val="0"/>
+        <w:jc w:val="start"/>
+        <w:rPr>
+          <w:b w:val="false"/>
+          <w:bCs w:val="false"/>
+          <w:sz w:val="24"/>
+          <w:szCs w:val="24"/>
+          <w:lang w:val="hu-HU"/>
+        </w:rPr>
+      </w:pPr>
+      <w:r>
+        <w:rPr>
+          <w:b w:val="false"/>
+          <w:bCs w:val="false"/>
+          <w:sz w:val="24"/>
+          <w:szCs w:val="24"/>
+          <w:lang w:val="hu-HU"/>
+        </w:rPr>
+      </w:r>
+    </w:p>
+    <w:p>
+      <w:pPr>
+        <w:pStyle w:val="Normal"/>
+        <w:bidi w:val="0"/>
+        <w:jc w:val="start"/>
+        <w:rPr>
+          <w:b w:val="false"/>
+          <w:bCs w:val="false"/>
+          <w:sz w:val="24"/>
+          <w:szCs w:val="24"/>
+          <w:lang w:val="hu-HU"/>
+        </w:rPr>
+      </w:pPr>
+      <w:r>
+        <w:rPr/>
       </w:r>
     </w:p>
     <w:sectPr>
@@ -11739,6 +11802,280 @@
     </w:lvl>
   </w:abstractNum>
   <w:abstractNum w:abstractNumId="28">
+    <w:lvl w:ilvl="0">
+      <w:start w:val="1"/>
+      <w:numFmt w:val="bullet"/>
+      <w:lvlText w:val=""/>
+      <w:lvlJc w:val="start"/>
+      <w:pPr>
+        <w:tabs>
+          <w:tab w:val="num" w:pos="709"/>
+        </w:tabs>
+        <w:ind w:start="709" w:hanging="283"/>
+      </w:pPr>
+      <w:rPr>
+        <w:rFonts w:ascii="Symbol" w:hAnsi="Symbol" w:cs="Symbol" w:hint="default"/>
+      </w:rPr>
+    </w:lvl>
+    <w:lvl w:ilvl="1">
+      <w:start w:val="1"/>
+      <w:numFmt w:val="bullet"/>
+      <w:lvlText w:val=""/>
+      <w:lvlJc w:val="start"/>
+      <w:pPr>
+        <w:tabs>
+          <w:tab w:val="num" w:pos="1418"/>
+        </w:tabs>
+        <w:ind w:start="1418" w:hanging="283"/>
+      </w:pPr>
+      <w:rPr>
+        <w:rFonts w:ascii="Symbol" w:hAnsi="Symbol" w:cs="Symbol" w:hint="default"/>
+      </w:rPr>
+    </w:lvl>
+    <w:lvl w:ilvl="2">
+      <w:start w:val="1"/>
+      <w:numFmt w:val="bullet"/>
+      <w:lvlText w:val=""/>
+      <w:lvlJc w:val="start"/>
+      <w:pPr>
+        <w:tabs>
+          <w:tab w:val="num" w:pos="2127"/>
+        </w:tabs>
+        <w:ind w:start="2127" w:hanging="283"/>
+      </w:pPr>
+      <w:rPr>
+        <w:rFonts w:ascii="Symbol" w:hAnsi="Symbol" w:cs="Symbol" w:hint="default"/>
+      </w:rPr>
+    </w:lvl>
+    <w:lvl w:ilvl="3">
+      <w:start w:val="1"/>
+      <w:numFmt w:val="bullet"/>
+      <w:lvlText w:val=""/>
+      <w:lvlJc w:val="start"/>
+      <w:pPr>
+        <w:tabs>
+          <w:tab w:val="num" w:pos="2836"/>
+        </w:tabs>
+        <w:ind w:start="2836" w:hanging="283"/>
+      </w:pPr>
+      <w:rPr>
+        <w:rFonts w:ascii="Symbol" w:hAnsi="Symbol" w:cs="Symbol" w:hint="default"/>
+      </w:rPr>
+    </w:lvl>
+    <w:lvl w:ilvl="4">
+      <w:start w:val="1"/>
+      <w:numFmt w:val="bullet"/>
+      <w:lvlText w:val=""/>
+      <w:lvlJc w:val="start"/>
+      <w:pPr>
+        <w:tabs>
+          <w:tab w:val="num" w:pos="3545"/>
+        </w:tabs>
+        <w:ind w:start="3545" w:hanging="283"/>
+      </w:pPr>
+      <w:rPr>
+        <w:rFonts w:ascii="Symbol" w:hAnsi="Symbol" w:cs="Symbol" w:hint="default"/>
+      </w:rPr>
+    </w:lvl>
+    <w:lvl w:ilvl="5">
+      <w:start w:val="1"/>
+      <w:numFmt w:val="bullet"/>
+      <w:lvlText w:val=""/>
+      <w:lvlJc w:val="start"/>
+      <w:pPr>
+        <w:tabs>
+          <w:tab w:val="num" w:pos="4254"/>
+        </w:tabs>
+        <w:ind w:start="4254" w:hanging="283"/>
+      </w:pPr>
+      <w:rPr>
+        <w:rFonts w:ascii="Symbol" w:hAnsi="Symbol" w:cs="Symbol" w:hint="default"/>
+      </w:rPr>
+    </w:lvl>
+    <w:lvl w:ilvl="6">
+      <w:start w:val="1"/>
+      <w:numFmt w:val="bullet"/>
+      <w:lvlText w:val=""/>
+      <w:lvlJc w:val="start"/>
+      <w:pPr>
+        <w:tabs>
+          <w:tab w:val="num" w:pos="4963"/>
+        </w:tabs>
+        <w:ind w:start="4963" w:hanging="283"/>
+      </w:pPr>
+      <w:rPr>
+        <w:rFonts w:ascii="Symbol" w:hAnsi="Symbol" w:cs="Symbol" w:hint="default"/>
+      </w:rPr>
+    </w:lvl>
+    <w:lvl w:ilvl="7">
+      <w:start w:val="1"/>
+      <w:numFmt w:val="bullet"/>
+      <w:lvlText w:val=""/>
+      <w:lvlJc w:val="start"/>
+      <w:pPr>
+        <w:tabs>
+          <w:tab w:val="num" w:pos="5672"/>
+        </w:tabs>
+        <w:ind w:start="5672" w:hanging="283"/>
+      </w:pPr>
+      <w:rPr>
+        <w:rFonts w:ascii="Symbol" w:hAnsi="Symbol" w:cs="Symbol" w:hint="default"/>
+      </w:rPr>
+    </w:lvl>
+    <w:lvl w:ilvl="8">
+      <w:start w:val="1"/>
+      <w:numFmt w:val="bullet"/>
+      <w:lvlText w:val=""/>
+      <w:lvlJc w:val="start"/>
+      <w:pPr>
+        <w:tabs>
+          <w:tab w:val="num" w:pos="6381"/>
+        </w:tabs>
+        <w:ind w:start="6381" w:hanging="283"/>
+      </w:pPr>
+      <w:rPr>
+        <w:rFonts w:ascii="Symbol" w:hAnsi="Symbol" w:cs="Symbol" w:hint="default"/>
+      </w:rPr>
+    </w:lvl>
+  </w:abstractNum>
+  <w:abstractNum w:abstractNumId="29">
+    <w:lvl w:ilvl="0">
+      <w:start w:val="1"/>
+      <w:numFmt w:val="bullet"/>
+      <w:lvlText w:val=""/>
+      <w:lvlJc w:val="start"/>
+      <w:pPr>
+        <w:tabs>
+          <w:tab w:val="num" w:pos="709"/>
+        </w:tabs>
+        <w:ind w:start="709" w:hanging="283"/>
+      </w:pPr>
+      <w:rPr>
+        <w:rFonts w:ascii="Symbol" w:hAnsi="Symbol" w:cs="Symbol" w:hint="default"/>
+      </w:rPr>
+    </w:lvl>
+    <w:lvl w:ilvl="1">
+      <w:start w:val="1"/>
+      <w:numFmt w:val="bullet"/>
+      <w:lvlText w:val=""/>
+      <w:lvlJc w:val="start"/>
+      <w:pPr>
+        <w:tabs>
+          <w:tab w:val="num" w:pos="1418"/>
+        </w:tabs>
+        <w:ind w:start="1418" w:hanging="283"/>
+      </w:pPr>
+      <w:rPr>
+        <w:rFonts w:ascii="Symbol" w:hAnsi="Symbol" w:cs="Symbol" w:hint="default"/>
+      </w:rPr>
+    </w:lvl>
+    <w:lvl w:ilvl="2">
+      <w:start w:val="1"/>
+      <w:numFmt w:val="bullet"/>
+      <w:lvlText w:val=""/>
+      <w:lvlJc w:val="start"/>
+      <w:pPr>
+        <w:tabs>
+          <w:tab w:val="num" w:pos="2127"/>
+        </w:tabs>
+        <w:ind w:start="2127" w:hanging="283"/>
+      </w:pPr>
+      <w:rPr>
+        <w:rFonts w:ascii="Symbol" w:hAnsi="Symbol" w:cs="Symbol" w:hint="default"/>
+      </w:rPr>
+    </w:lvl>
+    <w:lvl w:ilvl="3">
+      <w:start w:val="1"/>
+      <w:numFmt w:val="bullet"/>
+      <w:lvlText w:val=""/>
+      <w:lvlJc w:val="start"/>
+      <w:pPr>
+        <w:tabs>
+          <w:tab w:val="num" w:pos="2836"/>
+        </w:tabs>
+        <w:ind w:start="2836" w:hanging="283"/>
+      </w:pPr>
+      <w:rPr>
+        <w:rFonts w:ascii="Symbol" w:hAnsi="Symbol" w:cs="Symbol" w:hint="default"/>
+      </w:rPr>
+    </w:lvl>
+    <w:lvl w:ilvl="4">
+      <w:start w:val="1"/>
+      <w:numFmt w:val="bullet"/>
+      <w:lvlText w:val=""/>
+      <w:lvlJc w:val="start"/>
+      <w:pPr>
+        <w:tabs>
+          <w:tab w:val="num" w:pos="3545"/>
+        </w:tabs>
+        <w:ind w:start="3545" w:hanging="283"/>
+      </w:pPr>
+      <w:rPr>
+        <w:rFonts w:ascii="Symbol" w:hAnsi="Symbol" w:cs="Symbol" w:hint="default"/>
+      </w:rPr>
+    </w:lvl>
+    <w:lvl w:ilvl="5">
+      <w:start w:val="1"/>
+      <w:numFmt w:val="bullet"/>
+      <w:lvlText w:val=""/>
+      <w:lvlJc w:val="start"/>
+      <w:pPr>
+        <w:tabs>
+          <w:tab w:val="num" w:pos="4254"/>
+        </w:tabs>
+        <w:ind w:start="4254" w:hanging="283"/>
+      </w:pPr>
+      <w:rPr>
+        <w:rFonts w:ascii="Symbol" w:hAnsi="Symbol" w:cs="Symbol" w:hint="default"/>
+      </w:rPr>
+    </w:lvl>
+    <w:lvl w:ilvl="6">
+      <w:start w:val="1"/>
+      <w:numFmt w:val="bullet"/>
+      <w:lvlText w:val=""/>
+      <w:lvlJc w:val="start"/>
+      <w:pPr>
+        <w:tabs>
+          <w:tab w:val="num" w:pos="4963"/>
+        </w:tabs>
+        <w:ind w:start="4963" w:hanging="283"/>
+      </w:pPr>
+      <w:rPr>
+        <w:rFonts w:ascii="Symbol" w:hAnsi="Symbol" w:cs="Symbol" w:hint="default"/>
+      </w:rPr>
+    </w:lvl>
+    <w:lvl w:ilvl="7">
+      <w:start w:val="1"/>
+      <w:numFmt w:val="bullet"/>
+      <w:lvlText w:val=""/>
+      <w:lvlJc w:val="start"/>
+      <w:pPr>
+        <w:tabs>
+          <w:tab w:val="num" w:pos="5672"/>
+        </w:tabs>
+        <w:ind w:start="5672" w:hanging="283"/>
+      </w:pPr>
+      <w:rPr>
+        <w:rFonts w:ascii="Symbol" w:hAnsi="Symbol" w:cs="Symbol" w:hint="default"/>
+      </w:rPr>
+    </w:lvl>
+    <w:lvl w:ilvl="8">
+      <w:start w:val="1"/>
+      <w:numFmt w:val="bullet"/>
+      <w:lvlText w:val=""/>
+      <w:lvlJc w:val="start"/>
+      <w:pPr>
+        <w:tabs>
+          <w:tab w:val="num" w:pos="6381"/>
+        </w:tabs>
+        <w:ind w:start="6381" w:hanging="283"/>
+      </w:pPr>
+      <w:rPr>
+        <w:rFonts w:ascii="Symbol" w:hAnsi="Symbol" w:cs="Symbol" w:hint="default"/>
+      </w:rPr>
+    </w:lvl>
+  </w:abstractNum>
+  <w:abstractNum w:abstractNumId="30">
     <w:lvl w:ilvl="0">
       <w:start w:val="1"/>
       <w:numFmt w:val="none"/>
@@ -11942,6 +12279,12 @@
     <w:abstractNumId w:val="28"/>
   </w:num>
   <w:num w:numId="29">
+    <w:abstractNumId w:val="29"/>
+  </w:num>
+  <w:num w:numId="30">
+    <w:abstractNumId w:val="30"/>
+  </w:num>
+  <w:num w:numId="31">
     <w:abstractNumId w:val="24"/>
     <w:lvlOverride w:ilvl="0">
       <w:lvl w:ilvl="0">
@@ -11959,6 +12302,7 @@
           <w:rFonts w:ascii="Symbol" w:hAnsi="Symbol" w:cs="Symbol" w:hint="default"/>
         </w:rPr>
       </w:lvl>
+      <w:startOverride w:val="1"/>
     </w:lvlOverride>
     <w:lvlOverride w:ilvl="0">
       <w:startOverride w:val="1"/>
@@ -12121,7 +12465,7 @@
       </w:lvl>
     </w:lvlOverride>
   </w:num>
-  <w:num w:numId="30">
+  <w:num w:numId="32">
     <w:abstractNumId w:val="24"/>
     <w:lvlOverride w:ilvl="0">
       <w:lvl w:ilvl="0">
@@ -12139,6 +12483,7 @@
           <w:rFonts w:ascii="Symbol" w:hAnsi="Symbol" w:cs="Symbol" w:hint="default"/>
         </w:rPr>
       </w:lvl>
+      <w:startOverride w:val="1"/>
     </w:lvlOverride>
     <w:lvlOverride w:ilvl="0">
       <w:startOverride w:val="1"/>
@@ -12301,7 +12646,7 @@
       </w:lvl>
     </w:lvlOverride>
   </w:num>
-  <w:num w:numId="31">
+  <w:num w:numId="33">
     <w:abstractNumId w:val="24"/>
     <w:lvlOverride w:ilvl="0">
       <w:lvl w:ilvl="0">
@@ -12319,6 +12664,7 @@
           <w:rFonts w:ascii="Symbol" w:hAnsi="Symbol" w:cs="Symbol" w:hint="default"/>
         </w:rPr>
       </w:lvl>
+      <w:startOverride w:val="1"/>
     </w:lvlOverride>
     <w:lvlOverride w:ilvl="0">
       <w:startOverride w:val="1"/>
@@ -12541,15 +12887,15 @@
       <w:szCs w:val="36"/>
     </w:rPr>
   </w:style>
-  <w:style w:type="character" w:styleId="Bulletsuser">
-    <w:name w:val="Bullets (user)"/>
+  <w:style w:type="character" w:styleId="Bullets">
+    <w:name w:val="Bullets"/>
     <w:qFormat/>
     <w:rPr>
       <w:rFonts w:ascii="OpenSymbol" w:hAnsi="OpenSymbol" w:eastAsia="OpenSymbol" w:cs="OpenSymbol"/>
     </w:rPr>
   </w:style>
-  <w:style w:type="character" w:styleId="Bullets">
-    <w:name w:val="Bullets"/>
+  <w:style w:type="character" w:styleId="Bulletsuser">
+    <w:name w:val="Bullets (user)"/>
     <w:qFormat/>
     <w:rPr>
       <w:rFonts w:ascii="OpenSymbol" w:hAnsi="OpenSymbol" w:eastAsia="OpenSymbol" w:cs="OpenSymbol"/>
